--- a/projects/informe_coyuntura/output/fichas/Fichas Semaforo Macro.docx
+++ b/projects/informe_coyuntura/output/fichas/Fichas Semaforo Macro.docx
@@ -116,7 +116,7 @@
         <w:t xml:space="preserve">CIGOB · INFORME DE COYUNTURA</w:t>
       </w:r>
     </w:p>
-    <w:bookmarkStart w:id="23" w:name="cinturón-macroeconomía-resumen"/>
+    <w:bookmarkStart w:id="24" w:name="cinturón-macroeconomía-resumen"/>
     <w:p>
       <w:pPr>
         <w:pStyle w:val="Heading1"/>
@@ -134,7 +134,388 @@
         <w:t xml:space="preserve">Este documento tiene una ficha por indicador — son 17 en total, y cada una arranca en página nueva. Antes de las fichas, el cinturón completo de un vistazo.</w:t>
       </w:r>
     </w:p>
-    <w:bookmarkStart w:id="20" w:name="itcm-el-índice-del-cinturón"/>
+    <w:bookmarkStart w:id="20" w:name="cómo-se-define-el-color"/>
+    <w:p>
+      <w:pPr>
+        <w:pStyle w:val="Heading2"/>
+        <w:keepNext/>
+      </w:pPr>
+      <w:r>
+        <w:t xml:space="preserve">Cómo se define el color</w:t>
+      </w:r>
+    </w:p>
+    <w:p>
+      <w:pPr>
+        <w:pStyle w:val="FirstParagraph"/>
+      </w:pPr>
+      <w:r>
+        <w:t xml:space="preserve">Todos los colores de este documento —el del índice, el de cada dimensión y el de cada indicador— salen de una sola escala: la</w:t>
+      </w:r>
+      <w:r>
+        <w:t xml:space="preserve"> </w:t>
+      </w:r>
+      <w:r>
+        <w:rPr>
+          <w:bCs/>
+          <w:b/>
+        </w:rPr>
+        <w:t xml:space="preserve">tensión de 0 a 10</w:t>
+      </w:r>
+      <w:r>
+        <w:t xml:space="preserve"> </w:t>
+      </w:r>
+      <w:r>
+        <w:t xml:space="preserve">que publica el informe. Se parte en cuatro tramos y esos tramos son los mismos para todo.</w:t>
+      </w:r>
+    </w:p>
+    <w:p>
+      <w:pPr>
+        <w:pStyle w:val="BodyText"/>
+      </w:pPr>
+      <w:r>
+        <w:t xml:space="preserve">El puntaje del ITCM y el de cada dimensión van de 0 a 100, donde 100 es la mejor situación. La tensión es su reflejo: (100 − puntaje) ÷ 10.</w:t>
+      </w:r>
+    </w:p>
+    <w:tbl>
+      <w:tblPr>
+        <w:tblStyle w:val="Table"/>
+        <w:tblW w:type="pct" w:w="0.0"/>
+        <w:tblLayout w:type="autofit"/>
+        <w:tblLook w:firstRow="1" w:lastRow="0" w:firstColumn="0" w:lastColumn="0" w:noHBand="0" w:noVBand="0" w:val="0020"/>
+        <w:tblBorders>
+          <w:top w:val="single" w:sz="4" w:color="D9DEDC"/>
+          <w:left w:val="single" w:sz="4" w:color="D9DEDC"/>
+          <w:bottom w:val="single" w:sz="4" w:color="D9DEDC"/>
+          <w:right w:val="single" w:sz="4" w:color="D9DEDC"/>
+          <w:insideH w:val="single" w:sz="4" w:color="D9DEDC"/>
+          <w:insideV w:val="single" w:sz="4" w:color="D9DEDC"/>
+        </w:tblBorders>
+        <w:tblCellMar>
+          <w:top w:w="80" w:type="dxa"/>
+          <w:bottom w:w="80" w:type="dxa"/>
+          <w:left w:w="140" w:type="dxa"/>
+          <w:right w:w="140" w:type="dxa"/>
+        </w:tblCellMar>
+      </w:tblPr>
+      <w:tblGrid/>
+      <w:tr>
+        <w:trPr>
+          <w:cantSplit/>
+          <w:tblHeader/>
+        </w:trPr>
+        <w:tc>
+          <w:tcPr>
+            <w:shd w:val="clear" w:color="auto" w:fill="1F3A34"/>
+          </w:tcPr>
+          <w:p>
+            <w:pPr>
+              <w:pStyle w:val="Compact"/>
+              <w:jc w:val="left"/>
+            </w:pPr>
+            <w:r>
+              <w:rPr>
+                <w:b/>
+                <w:sz w:val="18"/>
+                <w:color w:val="FFFFFF"/>
+              </w:rPr>
+              <w:t xml:space="preserve">Tensión</w:t>
+            </w:r>
+          </w:p>
+        </w:tc>
+        <w:tc>
+          <w:tcPr>
+            <w:shd w:val="clear" w:color="auto" w:fill="1F3A34"/>
+          </w:tcPr>
+          <w:p>
+            <w:pPr>
+              <w:pStyle w:val="Compact"/>
+              <w:jc w:val="left"/>
+            </w:pPr>
+            <w:r>
+              <w:rPr>
+                <w:b/>
+                <w:sz w:val="18"/>
+                <w:color w:val="FFFFFF"/>
+              </w:rPr>
+              <w:t xml:space="preserve">Puntaje del ITCM y de sus dimensiones (0 a 100)</w:t>
+            </w:r>
+          </w:p>
+        </w:tc>
+        <w:tc>
+          <w:tcPr>
+            <w:shd w:val="clear" w:color="auto" w:fill="1F3A34"/>
+          </w:tcPr>
+          <w:p>
+            <w:pPr>
+              <w:pStyle w:val="Compact"/>
+              <w:jc w:val="left"/>
+            </w:pPr>
+            <w:r>
+              <w:rPr>
+                <w:b/>
+                <w:sz w:val="18"/>
+                <w:color w:val="FFFFFF"/>
+              </w:rPr>
+              <w:t xml:space="preserve">Color</w:t>
+            </w:r>
+          </w:p>
+        </w:tc>
+      </w:tr>
+      <w:tr>
+        <w:trPr>
+          <w:cantSplit/>
+        </w:trPr>
+        <w:tc>
+          <w:p>
+            <w:pPr>
+              <w:pStyle w:val="Compact"/>
+              <w:jc w:val="left"/>
+            </w:pPr>
+            <w:r>
+              <w:rPr>
+                <w:sz w:val="18"/>
+              </w:rPr>
+              <w:t xml:space="preserve">hasta 4</w:t>
+            </w:r>
+          </w:p>
+        </w:tc>
+        <w:tc>
+          <w:p>
+            <w:pPr>
+              <w:pStyle w:val="Compact"/>
+              <w:jc w:val="left"/>
+            </w:pPr>
+            <w:r>
+              <w:rPr>
+                <w:sz w:val="18"/>
+              </w:rPr>
+              <w:t xml:space="preserve">60 o más</w:t>
+            </w:r>
+          </w:p>
+        </w:tc>
+        <w:tc>
+          <w:tcPr>
+            <w:shd w:val="clear" w:color="auto" w:fill="DCFCE7"/>
+          </w:tcPr>
+          <w:p>
+            <w:pPr>
+              <w:pStyle w:val="Compact"/>
+              <w:jc w:val="center"/>
+            </w:pPr>
+            <w:r>
+              <w:rPr>
+                <w:b/>
+                <w:sz w:val="18"/>
+                <w:color w:val="14532D"/>
+              </w:rPr>
+              <w:t xml:space="preserve">VERDE</w:t>
+            </w:r>
+          </w:p>
+        </w:tc>
+      </w:tr>
+      <w:tr>
+        <w:trPr>
+          <w:cantSplit/>
+        </w:trPr>
+        <w:tc>
+          <w:tcPr>
+            <w:shd w:val="clear" w:color="auto" w:fill="F6F8F7"/>
+          </w:tcPr>
+          <w:p>
+            <w:pPr>
+              <w:pStyle w:val="Compact"/>
+              <w:jc w:val="left"/>
+            </w:pPr>
+            <w:r>
+              <w:rPr>
+                <w:sz w:val="18"/>
+              </w:rPr>
+              <w:t xml:space="preserve">más de 4 y hasta 6</w:t>
+            </w:r>
+          </w:p>
+        </w:tc>
+        <w:tc>
+          <w:tcPr>
+            <w:shd w:val="clear" w:color="auto" w:fill="F6F8F7"/>
+          </w:tcPr>
+          <w:p>
+            <w:pPr>
+              <w:pStyle w:val="Compact"/>
+              <w:jc w:val="left"/>
+            </w:pPr>
+            <w:r>
+              <w:rPr>
+                <w:sz w:val="18"/>
+              </w:rPr>
+              <w:t xml:space="preserve">de 40 a 60</w:t>
+            </w:r>
+          </w:p>
+        </w:tc>
+        <w:tc>
+          <w:tcPr>
+            <w:shd w:val="clear" w:color="auto" w:fill="FEF3C7"/>
+          </w:tcPr>
+          <w:p>
+            <w:pPr>
+              <w:pStyle w:val="Compact"/>
+              <w:jc w:val="center"/>
+            </w:pPr>
+            <w:r>
+              <w:rPr>
+                <w:b/>
+                <w:sz w:val="18"/>
+                <w:color w:val="713F12"/>
+              </w:rPr>
+              <w:t xml:space="preserve">AMARILLO</w:t>
+            </w:r>
+          </w:p>
+        </w:tc>
+      </w:tr>
+      <w:tr>
+        <w:trPr>
+          <w:cantSplit/>
+        </w:trPr>
+        <w:tc>
+          <w:p>
+            <w:pPr>
+              <w:pStyle w:val="Compact"/>
+              <w:jc w:val="left"/>
+            </w:pPr>
+            <w:r>
+              <w:rPr>
+                <w:sz w:val="18"/>
+              </w:rPr>
+              <w:t xml:space="preserve">más de 6 y hasta 8</w:t>
+            </w:r>
+          </w:p>
+        </w:tc>
+        <w:tc>
+          <w:p>
+            <w:pPr>
+              <w:pStyle w:val="Compact"/>
+              <w:jc w:val="left"/>
+            </w:pPr>
+            <w:r>
+              <w:rPr>
+                <w:sz w:val="18"/>
+              </w:rPr>
+              <w:t xml:space="preserve">de 20 a 40</w:t>
+            </w:r>
+          </w:p>
+        </w:tc>
+        <w:tc>
+          <w:tcPr>
+            <w:shd w:val="clear" w:color="auto" w:fill="FFEDD5"/>
+          </w:tcPr>
+          <w:p>
+            <w:pPr>
+              <w:pStyle w:val="Compact"/>
+              <w:jc w:val="center"/>
+            </w:pPr>
+            <w:r>
+              <w:rPr>
+                <w:b/>
+                <w:sz w:val="18"/>
+                <w:color w:val="7C2D12"/>
+              </w:rPr>
+              <w:t xml:space="preserve">NARANJA</w:t>
+            </w:r>
+          </w:p>
+        </w:tc>
+      </w:tr>
+      <w:tr>
+        <w:trPr>
+          <w:cantSplit/>
+        </w:trPr>
+        <w:tc>
+          <w:tcPr>
+            <w:shd w:val="clear" w:color="auto" w:fill="F6F8F7"/>
+          </w:tcPr>
+          <w:p>
+            <w:pPr>
+              <w:pStyle w:val="Compact"/>
+              <w:jc w:val="left"/>
+            </w:pPr>
+            <w:r>
+              <w:rPr>
+                <w:sz w:val="18"/>
+              </w:rPr>
+              <w:t xml:space="preserve">más de 8</w:t>
+            </w:r>
+          </w:p>
+        </w:tc>
+        <w:tc>
+          <w:tcPr>
+            <w:shd w:val="clear" w:color="auto" w:fill="F6F8F7"/>
+          </w:tcPr>
+          <w:p>
+            <w:pPr>
+              <w:pStyle w:val="Compact"/>
+              <w:jc w:val="left"/>
+            </w:pPr>
+            <w:r>
+              <w:rPr>
+                <w:sz w:val="18"/>
+              </w:rPr>
+              <w:t xml:space="preserve">menos de 20</w:t>
+            </w:r>
+          </w:p>
+        </w:tc>
+        <w:tc>
+          <w:tcPr>
+            <w:shd w:val="clear" w:color="auto" w:fill="FEE2E2"/>
+          </w:tcPr>
+          <w:p>
+            <w:pPr>
+              <w:pStyle w:val="Compact"/>
+              <w:jc w:val="center"/>
+            </w:pPr>
+            <w:r>
+              <w:rPr>
+                <w:b/>
+                <w:sz w:val="18"/>
+                <w:color w:val="7F1D1D"/>
+              </w:rPr>
+              <w:t xml:space="preserve">ROJO</w:t>
+            </w:r>
+          </w:p>
+        </w:tc>
+      </w:tr>
+    </w:tbl>
+    <w:p>
+      <w:pPr>
+        <w:pStyle w:val="BodyText"/>
+      </w:pPr>
+      <w:r>
+        <w:rPr>
+          <w:bCs/>
+          <w:b/>
+        </w:rPr>
+        <w:t xml:space="preserve">Cada indicador tiene además su propia tabla</w:t>
+      </w:r>
+      <w:r>
+        <w:t xml:space="preserve">, en su unidad de medida —pesos, porcentaje, índice, lo que corresponda—, dentro de su ficha, bajo el título «Semáforo — valores que determinan el color». Ahí no hay ninguna escala intermedia: sólo el dato real y el color que le toca.</w:t>
+      </w:r>
+    </w:p>
+    <w:p>
+      <w:r>
+        <w:br w:type="page"/>
+      </w:r>
+    </w:p>
+    <w:p>
+      <w:pPr>
+        <w:pStyle w:val="BodyText"/>
+      </w:pPr>
+      <w:r>
+        <w:rPr>
+          <w:bCs/>
+          <w:b/>
+        </w:rPr>
+        <w:t xml:space="preserve">CIGOB · INFORME DE COYUNTURA</w:t>
+      </w:r>
+    </w:p>
+    <w:bookmarkEnd w:id="20"/>
+    <w:bookmarkStart w:id="21" w:name="itcm-el-índice-del-cinturón"/>
     <w:p>
       <w:pPr>
         <w:pStyle w:val="Heading2"/>
@@ -241,8 +622,8 @@
         </w:tc>
       </w:tr>
     </w:tbl>
-    <w:bookmarkEnd w:id="20"/>
-    <w:bookmarkStart w:id="21" w:name="dimensiones"/>
+    <w:bookmarkEnd w:id="21"/>
+    <w:bookmarkStart w:id="22" w:name="dimensiones"/>
     <w:p>
       <w:pPr>
         <w:pStyle w:val="Heading2"/>
@@ -915,8 +1296,8 @@
         <w:t xml:space="preserve">CIGOB · INFORME DE COYUNTURA</w:t>
       </w:r>
     </w:p>
-    <w:bookmarkEnd w:id="21"/>
-    <w:bookmarkStart w:id="22" w:name="todos-los-indicadores"/>
+    <w:bookmarkEnd w:id="22"/>
+    <w:bookmarkStart w:id="23" w:name="todos-los-indicadores"/>
     <w:p>
       <w:pPr>
         <w:pStyle w:val="Heading2"/>
@@ -2699,9 +3080,9 @@
         <w:t xml:space="preserve">Ficha metodológica · Cinturón Macroeconomía · Capa de semáforo (4 colores)</w:t>
       </w:r>
     </w:p>
-    <w:bookmarkEnd w:id="22"/>
     <w:bookmarkEnd w:id="23"/>
-    <w:bookmarkStart w:id="33" w:name="inflación-mensual-ipc"/>
+    <w:bookmarkEnd w:id="24"/>
+    <w:bookmarkStart w:id="34" w:name="inflación-mensual-ipc"/>
     <w:p>
       <w:pPr>
         <w:pStyle w:val="Heading1"/>
@@ -2828,7 +3209,7 @@
         </w:tc>
       </w:tr>
     </w:tbl>
-    <w:bookmarkStart w:id="24" w:name="identificación"/>
+    <w:bookmarkStart w:id="25" w:name="identificación"/>
     <w:p>
       <w:pPr>
         <w:pStyle w:val="Heading2"/>
@@ -3191,8 +3572,8 @@
         </w:tc>
       </w:tr>
     </w:tbl>
-    <w:bookmarkEnd w:id="24"/>
-    <w:bookmarkStart w:id="25" w:name="definición-qué-mide-y-por-qué-importa"/>
+    <w:bookmarkEnd w:id="25"/>
+    <w:bookmarkStart w:id="26" w:name="definición-qué-mide-y-por-qué-importa"/>
     <w:p>
       <w:pPr>
         <w:pStyle w:val="Heading2"/>
@@ -3236,8 +3617,8 @@
         <w:t xml:space="preserve">La estabilidad de la moneda desde cuatro señales complementarias: la inflación actual (IPC), la esperada por el mercado (REM), el desequilibrio entre oferta y demanda transaccional de pesos (IDM) y la presión por salir del peso, observada según el régimen cambiario vigente.</w:t>
       </w:r>
     </w:p>
-    <w:bookmarkEnd w:id="25"/>
-    <w:bookmarkStart w:id="26" w:name="método-de-cómputo"/>
+    <w:bookmarkEnd w:id="26"/>
+    <w:bookmarkStart w:id="27" w:name="método-de-cómputo"/>
     <w:p>
       <w:pPr>
         <w:pStyle w:val="Heading2"/>
@@ -3271,8 +3652,8 @@
         <w:t xml:space="preserve">No se aplican ajustes propios: ni desestacionalización, ni promedios, ni recortes.</w:t>
       </w:r>
     </w:p>
-    <w:bookmarkEnd w:id="26"/>
-    <w:bookmarkStart w:id="27" w:name="semáforo-valores-que-determinan-el-color"/>
+    <w:bookmarkEnd w:id="27"/>
+    <w:bookmarkStart w:id="28" w:name="semáforo-valores-que-determinan-el-color"/>
     <w:p>
       <w:pPr>
         <w:pStyle w:val="Heading2"/>
@@ -3527,8 +3908,8 @@
         </w:tc>
       </w:tr>
     </w:tbl>
-    <w:bookmarkEnd w:id="27"/>
-    <w:bookmarkStart w:id="28" w:name="datos-concretos-detrás-del-valor"/>
+    <w:bookmarkEnd w:id="28"/>
+    <w:bookmarkStart w:id="29" w:name="datos-concretos-detrás-del-valor"/>
     <w:p>
       <w:pPr>
         <w:pStyle w:val="Heading2"/>
@@ -3558,8 +3939,8 @@
         <w:t xml:space="preserve">El informe publica el valor (1,89 % mensual) pero no los números que lo componen: la fuente entrega la serie ya calculada. Para auditar el dato hay que ir a la operación estadística citada más arriba.</w:t>
       </w:r>
     </w:p>
-    <w:bookmarkEnd w:id="28"/>
-    <w:bookmarkStart w:id="29" w:name="color-vigente-y-por-qué"/>
+    <w:bookmarkEnd w:id="29"/>
+    <w:bookmarkStart w:id="30" w:name="color-vigente-y-por-qué"/>
     <w:p>
       <w:pPr>
         <w:pStyle w:val="Heading2"/>
@@ -3627,8 +4008,8 @@
         <w:t xml:space="preserve">El IPC participa además como deflactor de otros componentes del sistema: la recaudación real, el crédito privado real, el IDM y la tasa real del IdC. Un error de medición de la fuente se propagaría a esos indicadores.</w:t>
       </w:r>
     </w:p>
-    <w:bookmarkEnd w:id="29"/>
-    <w:bookmarkStart w:id="30" w:name="transparencia-limitaciones-declaradas"/>
+    <w:bookmarkEnd w:id="30"/>
+    <w:bookmarkStart w:id="31" w:name="transparencia-limitaciones-declaradas"/>
     <w:p>
       <w:pPr>
         <w:pStyle w:val="Heading2"/>
@@ -3686,8 +4067,8 @@
         <w:t xml:space="preserve">El IPC es además el deflactor de otros tres indicadores del cinturón (recaudación, crédito y tasa real del clima financiero): su peso real en el índice es mayor que su peso nominal, porque un error de medición se propagaría también a ellos. Se documenta como riesgo sistémico en la metodología general del índice.</w:t>
       </w:r>
     </w:p>
-    <w:bookmarkEnd w:id="30"/>
-    <w:bookmarkStart w:id="31" w:name="si-falta-el-dato-política-de-revisiones"/>
+    <w:bookmarkEnd w:id="31"/>
+    <w:bookmarkStart w:id="32" w:name="si-falta-el-dato-política-de-revisiones"/>
     <w:p>
       <w:pPr>
         <w:pStyle w:val="Heading2"/>
@@ -3739,8 +4120,8 @@
         <w:t xml:space="preserve">El INDEC no revisa retroactivamente el IPC publicado: la serie de la fuente es definitiva. Del lado del informe, la serie se reconstruyó hacia atrás hasta julio de 2021 y todo cambio de método propio queda asentado en el historial de cambios (abajo).</w:t>
       </w:r>
     </w:p>
-    <w:bookmarkEnd w:id="31"/>
-    <w:bookmarkStart w:id="32" w:name="Xa4c99cad3d412932a0237e958bf70f8f0cdbe7e"/>
+    <w:bookmarkEnd w:id="32"/>
+    <w:bookmarkStart w:id="33" w:name="Xa4c99cad3d412932a0237e958bf70f8f0cdbe7e"/>
     <w:p>
       <w:pPr>
         <w:pStyle w:val="Heading2"/>
@@ -3815,9 +4196,9 @@
         <w:t xml:space="preserve">Ficha metodológica · Cinturón Macroeconomía · Capa de semáforo (4 colores)</w:t>
       </w:r>
     </w:p>
-    <w:bookmarkEnd w:id="32"/>
     <w:bookmarkEnd w:id="33"/>
-    <w:bookmarkStart w:id="43" w:name="reservas-netas"/>
+    <w:bookmarkEnd w:id="34"/>
+    <w:bookmarkStart w:id="44" w:name="reservas-netas"/>
     <w:p>
       <w:pPr>
         <w:pStyle w:val="Heading1"/>
@@ -3944,7 +4325,7 @@
         </w:tc>
       </w:tr>
     </w:tbl>
-    <w:bookmarkStart w:id="34" w:name="identificación-1"/>
+    <w:bookmarkStart w:id="35" w:name="identificación-1"/>
     <w:p>
       <w:pPr>
         <w:pStyle w:val="Heading2"/>
@@ -4307,8 +4688,8 @@
         </w:tc>
       </w:tr>
     </w:tbl>
-    <w:bookmarkEnd w:id="34"/>
-    <w:bookmarkStart w:id="35" w:name="definición-qué-mide-y-por-qué-importa-1"/>
+    <w:bookmarkEnd w:id="35"/>
+    <w:bookmarkStart w:id="36" w:name="definición-qué-mide-y-por-qué-importa-1"/>
     <w:p>
       <w:pPr>
         <w:pStyle w:val="Heading2"/>
@@ -4352,8 +4733,8 @@
         <w:t xml:space="preserve">Si hay combustible para la economía: reservas netas (el respaldo externo), capacidad prestable del sistema financiero (IdC) y crédito real efectivamente otorgado.</w:t>
       </w:r>
     </w:p>
-    <w:bookmarkEnd w:id="35"/>
-    <w:bookmarkStart w:id="36" w:name="método-de-cómputo-1"/>
+    <w:bookmarkEnd w:id="36"/>
+    <w:bookmarkStart w:id="37" w:name="método-de-cómputo-1"/>
     <w:p>
       <w:pPr>
         <w:pStyle w:val="Heading2"/>
@@ -4399,8 +4780,8 @@
         <w:t xml:space="preserve">Los tres términos salen de fuentes oficiales: no hay constantes cargadas a mano.</w:t>
       </w:r>
     </w:p>
-    <w:bookmarkEnd w:id="36"/>
-    <w:bookmarkStart w:id="37" w:name="Xb12ddc46376972206f8477b880174f9cd0b3196"/>
+    <w:bookmarkEnd w:id="37"/>
+    <w:bookmarkStart w:id="38" w:name="Xb12ddc46376972206f8477b880174f9cd0b3196"/>
     <w:p>
       <w:pPr>
         <w:pStyle w:val="Heading2"/>
@@ -4614,8 +4995,8 @@
         </w:tc>
       </w:tr>
     </w:tbl>
-    <w:bookmarkEnd w:id="37"/>
-    <w:bookmarkStart w:id="38" w:name="datos-concretos-detrás-del-valor-1"/>
+    <w:bookmarkEnd w:id="38"/>
+    <w:bookmarkStart w:id="39" w:name="datos-concretos-detrás-del-valor-1"/>
     <w:p>
       <w:pPr>
         <w:pStyle w:val="Heading2"/>
@@ -4645,8 +5026,8 @@
         <w:t xml:space="preserve">netas 4885 = SDDS estricto -1704 + Tesoro 3920 + Bopreal 2670 (M USD)</w:t>
       </w:r>
     </w:p>
-    <w:bookmarkEnd w:id="38"/>
-    <w:bookmarkStart w:id="39" w:name="color-vigente-y-por-qué-1"/>
+    <w:bookmarkEnd w:id="39"/>
+    <w:bookmarkStart w:id="40" w:name="color-vigente-y-por-qué-1"/>
     <w:p>
       <w:pPr>
         <w:pStyle w:val="Heading2"/>
@@ -4692,8 +5073,8 @@
         <w:t xml:space="preserve">Ponderación vigente en el ITCM: 5,4 % efectivo. El color es una lectura adicional — no reemplaza ni cambia esta ponderación.</w:t>
       </w:r>
     </w:p>
-    <w:bookmarkEnd w:id="39"/>
-    <w:bookmarkStart w:id="40" w:name="transparencia-limitaciones-declaradas-1"/>
+    <w:bookmarkEnd w:id="40"/>
+    <w:bookmarkStart w:id="41" w:name="transparencia-limitaciones-declaradas-1"/>
     <w:p>
       <w:pPr>
         <w:pStyle w:val="Heading2"/>
@@ -4739,8 +5120,8 @@
         <w:t xml:space="preserve">El BCRA retira las planillas viejas de su sitio: la serie histórica propia solo llega hasta mediados de 2024 hacia atrás.</w:t>
       </w:r>
     </w:p>
-    <w:bookmarkEnd w:id="40"/>
-    <w:bookmarkStart w:id="41" w:name="X5bd7fb7e3de0539204b5af8f15d14927966600e"/>
+    <w:bookmarkEnd w:id="41"/>
+    <w:bookmarkStart w:id="42" w:name="X5bd7fb7e3de0539204b5af8f15d14927966600e"/>
     <w:p>
       <w:pPr>
         <w:pStyle w:val="Heading2"/>
@@ -4792,8 +5173,8 @@
         <w:t xml:space="preserve">La planilla publicada no se revisa; el informe reconstruye la serie completa releyendo todas las planillas disponibles en cada actualización.</w:t>
       </w:r>
     </w:p>
-    <w:bookmarkEnd w:id="41"/>
-    <w:bookmarkStart w:id="42" w:name="X96d65d75de98372a532c7c1fba300d7558b9e4c"/>
+    <w:bookmarkEnd w:id="42"/>
+    <w:bookmarkStart w:id="43" w:name="X96d65d75de98372a532c7c1fba300d7558b9e4c"/>
     <w:p>
       <w:pPr>
         <w:pStyle w:val="Heading2"/>
@@ -4868,9 +5249,9 @@
         <w:t xml:space="preserve">Ficha metodológica · Cinturón Macroeconomía · Capa de semáforo (4 colores)</w:t>
       </w:r>
     </w:p>
-    <w:bookmarkEnd w:id="42"/>
     <w:bookmarkEnd w:id="43"/>
-    <w:bookmarkStart w:id="53" w:name="capacidad-prestable-idc"/>
+    <w:bookmarkEnd w:id="44"/>
+    <w:bookmarkStart w:id="54" w:name="capacidad-prestable-idc"/>
     <w:p>
       <w:pPr>
         <w:pStyle w:val="Heading1"/>
@@ -4997,7 +5378,7 @@
         </w:tc>
       </w:tr>
     </w:tbl>
-    <w:bookmarkStart w:id="44" w:name="identificación-2"/>
+    <w:bookmarkStart w:id="45" w:name="identificación-2"/>
     <w:p>
       <w:pPr>
         <w:pStyle w:val="Heading2"/>
@@ -5360,8 +5741,8 @@
         </w:tc>
       </w:tr>
     </w:tbl>
-    <w:bookmarkEnd w:id="44"/>
-    <w:bookmarkStart w:id="45" w:name="definición-qué-mide-y-por-qué-importa-2"/>
+    <w:bookmarkEnd w:id="45"/>
+    <w:bookmarkStart w:id="46" w:name="definición-qué-mide-y-por-qué-importa-2"/>
     <w:p>
       <w:pPr>
         <w:pStyle w:val="Heading2"/>
@@ -5405,8 +5786,8 @@
         <w:t xml:space="preserve">Si hay combustible para la economía: reservas netas (el respaldo externo), capacidad prestable del sistema financiero (IdC) y crédito real efectivamente otorgado.</w:t>
       </w:r>
     </w:p>
-    <w:bookmarkEnd w:id="45"/>
-    <w:bookmarkStart w:id="46" w:name="método-de-cómputo-2"/>
+    <w:bookmarkEnd w:id="46"/>
+    <w:bookmarkStart w:id="47" w:name="método-de-cómputo-2"/>
     <w:p>
       <w:pPr>
         <w:pStyle w:val="Heading2"/>
@@ -5452,8 +5833,8 @@
         <w:t xml:space="preserve">Combinación 30% precio + 40% volumen + 30% asignación; semáforo: por encima de +0,5 desvíos, capacidad mayor a la habitual; por debajo de −0,5, menor.</w:t>
       </w:r>
     </w:p>
-    <w:bookmarkEnd w:id="46"/>
-    <w:bookmarkStart w:id="47" w:name="Xeaceac25dc22f621ad8bee78d29eedd39b8dc62"/>
+    <w:bookmarkEnd w:id="47"/>
+    <w:bookmarkStart w:id="48" w:name="Xeaceac25dc22f621ad8bee78d29eedd39b8dc62"/>
     <w:p>
       <w:pPr>
         <w:pStyle w:val="Heading2"/>
@@ -5708,8 +6089,8 @@
         </w:tc>
       </w:tr>
     </w:tbl>
-    <w:bookmarkEnd w:id="47"/>
-    <w:bookmarkStart w:id="48" w:name="datos-concretos-detrás-del-valor-2"/>
+    <w:bookmarkEnd w:id="48"/>
+    <w:bookmarkStart w:id="49" w:name="datos-concretos-detrás-del-valor-2"/>
     <w:p>
       <w:pPr>
         <w:pStyle w:val="Heading2"/>
@@ -5739,8 +6120,8 @@
         <w:t xml:space="preserve">−0,25 σ = precio 0,43 · volumen −0,13 · asignación −1,1 (banda propia del IdC: amarillo) — niveles: tasa real −0,29 pp · depósitos −1,4% i.a. real · holgura 18,2%</w:t>
       </w:r>
     </w:p>
-    <w:bookmarkEnd w:id="48"/>
-    <w:bookmarkStart w:id="49" w:name="color-vigente-y-por-qué-2"/>
+    <w:bookmarkEnd w:id="49"/>
+    <w:bookmarkStart w:id="50" w:name="color-vigente-y-por-qué-2"/>
     <w:p>
       <w:pPr>
         <w:pStyle w:val="Heading2"/>
@@ -5808,8 +6189,8 @@
         <w:t xml:space="preserve">Comparte insumos con otros indicadores del sistema: los depósitos privados también entran al IDM, y la tasa BADLAR se sigue extrayendo como insumo aunque no se publique como indicador propio.</w:t>
       </w:r>
     </w:p>
-    <w:bookmarkEnd w:id="49"/>
-    <w:bookmarkStart w:id="50" w:name="transparencia-limitaciones-declaradas-2"/>
+    <w:bookmarkEnd w:id="50"/>
+    <w:bookmarkStart w:id="51" w:name="transparencia-limitaciones-declaradas-2"/>
     <w:p>
       <w:pPr>
         <w:pStyle w:val="Heading2"/>
@@ -5855,8 +6236,8 @@
         <w:t xml:space="preserve">Los desvíos se recalculan contra la historia completa en cada actualización: los puntos históricos pueden moverse levemente entre ediciones.</w:t>
       </w:r>
     </w:p>
-    <w:bookmarkEnd w:id="50"/>
-    <w:bookmarkStart w:id="51" w:name="Xef0254494c8cbb948c0e61c654d5e9b1983623c"/>
+    <w:bookmarkEnd w:id="51"/>
+    <w:bookmarkStart w:id="52" w:name="Xef0254494c8cbb948c0e61c654d5e9b1983623c"/>
     <w:p>
       <w:pPr>
         <w:pStyle w:val="Heading2"/>
@@ -5908,8 +6289,8 @@
         <w:t xml:space="preserve">Al redefinirse la métrica, el histórico de la versión anterior se purgó: la serie publicada es homogénea. Se regenera completa en cada actualización.</w:t>
       </w:r>
     </w:p>
-    <w:bookmarkEnd w:id="51"/>
-    <w:bookmarkStart w:id="52" w:name="X26b91c30c62ddbbdbd672bb193ae636df8c7ae1"/>
+    <w:bookmarkEnd w:id="52"/>
+    <w:bookmarkStart w:id="53" w:name="X26b91c30c62ddbbdbd672bb193ae636df8c7ae1"/>
     <w:p>
       <w:pPr>
         <w:pStyle w:val="Heading2"/>
@@ -6002,9 +6383,9 @@
         <w:t xml:space="preserve">Ficha metodológica · Cinturón Macroeconomía · Capa de semáforo (4 colores)</w:t>
       </w:r>
     </w:p>
-    <w:bookmarkEnd w:id="52"/>
     <w:bookmarkEnd w:id="53"/>
-    <w:bookmarkStart w:id="63" w:name="actividad-económica-emae-i.a."/>
+    <w:bookmarkEnd w:id="54"/>
+    <w:bookmarkStart w:id="64" w:name="actividad-económica-emae-i.a."/>
     <w:p>
       <w:pPr>
         <w:pStyle w:val="Heading1"/>
@@ -6131,7 +6512,7 @@
         </w:tc>
       </w:tr>
     </w:tbl>
-    <w:bookmarkStart w:id="54" w:name="identificación-3"/>
+    <w:bookmarkStart w:id="55" w:name="identificación-3"/>
     <w:p>
       <w:pPr>
         <w:pStyle w:val="Heading2"/>
@@ -6494,8 +6875,8 @@
         </w:tc>
       </w:tr>
     </w:tbl>
-    <w:bookmarkEnd w:id="54"/>
-    <w:bookmarkStart w:id="55" w:name="definición-qué-mide-y-por-qué-importa-3"/>
+    <w:bookmarkEnd w:id="55"/>
+    <w:bookmarkStart w:id="56" w:name="definición-qué-mide-y-por-qué-importa-3"/>
     <w:p>
       <w:pPr>
         <w:pStyle w:val="Heading2"/>
@@ -6539,8 +6920,8 @@
         <w:t xml:space="preserve">Si la economía crece o se contrae: el EMAE interanual como pulso general de la actividad.</w:t>
       </w:r>
     </w:p>
-    <w:bookmarkEnd w:id="55"/>
-    <w:bookmarkStart w:id="56" w:name="método-de-cómputo-3"/>
+    <w:bookmarkEnd w:id="56"/>
+    <w:bookmarkStart w:id="57" w:name="método-de-cómputo-3"/>
     <w:p>
       <w:pPr>
         <w:pStyle w:val="Heading2"/>
@@ -6562,8 +6943,8 @@
         <w:t xml:space="preserve">La variación interanual viene calculada por la fuente; la única transformación es de formato (fracción a porcentaje).</w:t>
       </w:r>
     </w:p>
-    <w:bookmarkEnd w:id="56"/>
-    <w:bookmarkStart w:id="57" w:name="X884d325e79d6de86b403bfd00b9257f415af6f1"/>
+    <w:bookmarkEnd w:id="57"/>
+    <w:bookmarkStart w:id="58" w:name="X884d325e79d6de86b403bfd00b9257f415af6f1"/>
     <w:p>
       <w:pPr>
         <w:pStyle w:val="Heading2"/>
@@ -6818,8 +7199,8 @@
         </w:tc>
       </w:tr>
     </w:tbl>
-    <w:bookmarkEnd w:id="57"/>
-    <w:bookmarkStart w:id="58" w:name="datos-concretos-detrás-del-valor-3"/>
+    <w:bookmarkEnd w:id="58"/>
+    <w:bookmarkStart w:id="59" w:name="datos-concretos-detrás-del-valor-3"/>
     <w:p>
       <w:pPr>
         <w:pStyle w:val="Heading2"/>
@@ -6849,8 +7230,8 @@
         <w:t xml:space="preserve">El informe publica el valor (0,24 % i.a.) pero no los números que lo componen: la fuente entrega la serie ya calculada. Para auditar el dato hay que ir a la operación estadística citada más arriba.</w:t>
       </w:r>
     </w:p>
-    <w:bookmarkEnd w:id="58"/>
-    <w:bookmarkStart w:id="59" w:name="color-vigente-y-por-qué-3"/>
+    <w:bookmarkEnd w:id="59"/>
+    <w:bookmarkStart w:id="60" w:name="color-vigente-y-por-qué-3"/>
     <w:p>
       <w:pPr>
         <w:pStyle w:val="Heading2"/>
@@ -6918,8 +7299,8 @@
         <w:t xml:space="preserve">La misma serie se extrae también como insumo de contexto en el cinturón de vida cotidiana.</w:t>
       </w:r>
     </w:p>
-    <w:bookmarkEnd w:id="59"/>
-    <w:bookmarkStart w:id="60" w:name="transparencia-limitaciones-declaradas-3"/>
+    <w:bookmarkEnd w:id="60"/>
+    <w:bookmarkStart w:id="61" w:name="transparencia-limitaciones-declaradas-3"/>
     <w:p>
       <w:pPr>
         <w:pStyle w:val="Heading2"/>
@@ -6953,8 +7334,8 @@
         <w:t xml:space="preserve">Comparte dimensión con el IPI manufacturero, que aporta la segunda lectura de actividad; hasta julio de 2026 era la única variable, y el 11% del índice colgaba de un solo dato.</w:t>
       </w:r>
     </w:p>
-    <w:bookmarkEnd w:id="60"/>
-    <w:bookmarkStart w:id="61" w:name="X70e697facfb18692fa01ac9fd893f095e78dfba"/>
+    <w:bookmarkEnd w:id="61"/>
+    <w:bookmarkStart w:id="62" w:name="X70e697facfb18692fa01ac9fd893f095e78dfba"/>
     <w:p>
       <w:pPr>
         <w:pStyle w:val="Heading2"/>
@@ -7006,8 +7387,8 @@
         <w:t xml:space="preserve">La fuente revisa (serie provisoria); el informe regenera la serie completa en cada actualización y puntúa siempre el último dato publicado, sin proyecciones propias.</w:t>
       </w:r>
     </w:p>
-    <w:bookmarkEnd w:id="61"/>
-    <w:bookmarkStart w:id="62" w:name="X57c472e6153e0a3a54ac23c7ee61d844b37a3be"/>
+    <w:bookmarkEnd w:id="62"/>
+    <w:bookmarkStart w:id="63" w:name="X57c472e6153e0a3a54ac23c7ee61d844b37a3be"/>
     <w:p>
       <w:pPr>
         <w:pStyle w:val="Heading2"/>
@@ -7118,9 +7499,9 @@
         <w:t xml:space="preserve">Ficha metodológica · Cinturón Macroeconomía · Capa de semáforo (4 colores)</w:t>
       </w:r>
     </w:p>
-    <w:bookmarkEnd w:id="62"/>
     <w:bookmarkEnd w:id="63"/>
-    <w:bookmarkStart w:id="73" w:name="X68e449f8330bb030e1715a1a667adc3028fc645"/>
+    <w:bookmarkEnd w:id="64"/>
+    <w:bookmarkStart w:id="74" w:name="X68e449f8330bb030e1715a1a667adc3028fc645"/>
     <w:p>
       <w:pPr>
         <w:pStyle w:val="Heading1"/>
@@ -7247,7 +7628,7 @@
         </w:tc>
       </w:tr>
     </w:tbl>
-    <w:bookmarkStart w:id="64" w:name="identificación-4"/>
+    <w:bookmarkStart w:id="65" w:name="identificación-4"/>
     <w:p>
       <w:pPr>
         <w:pStyle w:val="Heading2"/>
@@ -7610,8 +7991,8 @@
         </w:tc>
       </w:tr>
     </w:tbl>
-    <w:bookmarkEnd w:id="64"/>
-    <w:bookmarkStart w:id="65" w:name="definición-qué-mide-y-por-qué-importa-4"/>
+    <w:bookmarkEnd w:id="65"/>
+    <w:bookmarkStart w:id="66" w:name="definición-qué-mide-y-por-qué-importa-4"/>
     <w:p>
       <w:pPr>
         <w:pStyle w:val="Heading2"/>
@@ -7655,8 +8036,8 @@
         <w:t xml:space="preserve">Si la economía crece o se contrae: el EMAE interanual como pulso general de la actividad.</w:t>
       </w:r>
     </w:p>
-    <w:bookmarkEnd w:id="65"/>
-    <w:bookmarkStart w:id="66" w:name="método-de-cómputo-4"/>
+    <w:bookmarkEnd w:id="66"/>
+    <w:bookmarkStart w:id="67" w:name="método-de-cómputo-4"/>
     <w:p>
       <w:pPr>
         <w:pStyle w:val="Heading2"/>
@@ -7702,8 +8083,8 @@
         <w:t xml:space="preserve">Un mes sólo se publica si los quince sectores tienen dato: una difusión calculada sobre doce sectores no sería comparable con una calculada sobre quince.</w:t>
       </w:r>
     </w:p>
-    <w:bookmarkEnd w:id="66"/>
-    <w:bookmarkStart w:id="67" w:name="X645ca3b02a92b2e30ea8c7e8d98b73de6b8b70c"/>
+    <w:bookmarkEnd w:id="67"/>
+    <w:bookmarkStart w:id="68" w:name="X645ca3b02a92b2e30ea8c7e8d98b73de6b8b70c"/>
     <w:p>
       <w:pPr>
         <w:pStyle w:val="Heading2"/>
@@ -7958,8 +8339,8 @@
         </w:tc>
       </w:tr>
     </w:tbl>
-    <w:bookmarkEnd w:id="67"/>
-    <w:bookmarkStart w:id="68" w:name="datos-concretos-detrás-del-valor-4"/>
+    <w:bookmarkEnd w:id="68"/>
+    <w:bookmarkStart w:id="69" w:name="datos-concretos-detrás-del-valor-4"/>
     <w:p>
       <w:pPr>
         <w:pStyle w:val="Heading2"/>
@@ -7989,8 +8370,8 @@
         <w:t xml:space="preserve">8 de 15 sectores crecen · lidera Explotación de minas y canteras (15,66%) · el que más cae es Pesca (-29,34%)</w:t>
       </w:r>
     </w:p>
-    <w:bookmarkEnd w:id="68"/>
-    <w:bookmarkStart w:id="69" w:name="color-vigente-y-por-qué-4"/>
+    <w:bookmarkEnd w:id="69"/>
+    <w:bookmarkStart w:id="70" w:name="color-vigente-y-por-qué-4"/>
     <w:p>
       <w:pPr>
         <w:pStyle w:val="Heading2"/>
@@ -8036,8 +8417,8 @@
         <w:t xml:space="preserve">Ponderación vigente en el ITCM: 2,2 % efectivo. El color es una lectura adicional — no reemplaza ni cambia esta ponderación.</w:t>
       </w:r>
     </w:p>
-    <w:bookmarkEnd w:id="69"/>
-    <w:bookmarkStart w:id="70" w:name="transparencia-limitaciones-declaradas-4"/>
+    <w:bookmarkEnd w:id="70"/>
+    <w:bookmarkStart w:id="71" w:name="transparencia-limitaciones-declaradas-4"/>
     <w:p>
       <w:pPr>
         <w:pStyle w:val="Heading2"/>
@@ -8095,8 +8476,8 @@
         <w:t xml:space="preserve">Los sectores del EMAE son quince categorías amplias; una de ellas, la industria manufacturera, agrupa por sí sola actividades muy distintas entre sí.</w:t>
       </w:r>
     </w:p>
-    <w:bookmarkEnd w:id="70"/>
-    <w:bookmarkStart w:id="71" w:name="X61b77bf27a7482596b8c47f1ea71e4d36077bf4"/>
+    <w:bookmarkEnd w:id="71"/>
+    <w:bookmarkStart w:id="72" w:name="X61b77bf27a7482596b8c47f1ea71e4d36077bf4"/>
     <w:p>
       <w:pPr>
         <w:pStyle w:val="Heading2"/>
@@ -8148,8 +8529,8 @@
         <w:t xml:space="preserve">El INDEC revisa las series sectoriales hacia atrás junto con el EMAE agregado; el informe regenera la serie completa en cada actualización, de modo que una revisión puede cambiar retroactivamente el conteo de un mes ya publicado.</w:t>
       </w:r>
     </w:p>
-    <w:bookmarkEnd w:id="71"/>
-    <w:bookmarkStart w:id="72" w:name="X2689a8f17fd66d16ab78fd446a4f0208d24d005"/>
+    <w:bookmarkEnd w:id="72"/>
+    <w:bookmarkStart w:id="73" w:name="X2689a8f17fd66d16ab78fd446a4f0208d24d005"/>
     <w:p>
       <w:pPr>
         <w:pStyle w:val="Heading2"/>
@@ -8206,9 +8587,9 @@
         <w:t xml:space="preserve">Ficha metodológica · Cinturón Macroeconomía · Capa de semáforo (4 colores)</w:t>
       </w:r>
     </w:p>
-    <w:bookmarkEnd w:id="72"/>
     <w:bookmarkEnd w:id="73"/>
-    <w:bookmarkStart w:id="83" w:name="producción-industrial-ipi-i.a."/>
+    <w:bookmarkEnd w:id="74"/>
+    <w:bookmarkStart w:id="84" w:name="producción-industrial-ipi-i.a."/>
     <w:p>
       <w:pPr>
         <w:pStyle w:val="Heading1"/>
@@ -8335,7 +8716,7 @@
         </w:tc>
       </w:tr>
     </w:tbl>
-    <w:bookmarkStart w:id="74" w:name="identificación-5"/>
+    <w:bookmarkStart w:id="75" w:name="identificación-5"/>
     <w:p>
       <w:pPr>
         <w:pStyle w:val="Heading2"/>
@@ -8698,8 +9079,8 @@
         </w:tc>
       </w:tr>
     </w:tbl>
-    <w:bookmarkEnd w:id="74"/>
-    <w:bookmarkStart w:id="75" w:name="definición-qué-mide-y-por-qué-importa-5"/>
+    <w:bookmarkEnd w:id="75"/>
+    <w:bookmarkStart w:id="76" w:name="definición-qué-mide-y-por-qué-importa-5"/>
     <w:p>
       <w:pPr>
         <w:pStyle w:val="Heading2"/>
@@ -8743,8 +9124,8 @@
         <w:t xml:space="preserve">Si la economía crece o se contrae: el EMAE interanual como pulso general de la actividad.</w:t>
       </w:r>
     </w:p>
-    <w:bookmarkEnd w:id="75"/>
-    <w:bookmarkStart w:id="76" w:name="método-de-cómputo-5"/>
+    <w:bookmarkEnd w:id="76"/>
+    <w:bookmarkStart w:id="77" w:name="método-de-cómputo-5"/>
     <w:p>
       <w:pPr>
         <w:pStyle w:val="Heading2"/>
@@ -8778,8 +9159,8 @@
         <w:t xml:space="preserve">Se promedian los últimos tres meses de esa variación. El suavizado no es cosmético: la variación interanual del IPI original salta hasta nueve puntos porcentuales de un mes al siguiente por feriados móviles, cantidad de días hábiles y paradas de planta. El promedio de tres meses reduce el desvío de los cambios mensuales de 6,2 a 2,5 puntos sin agregar rezago apreciable.</w:t>
       </w:r>
     </w:p>
-    <w:bookmarkEnd w:id="76"/>
-    <w:bookmarkStart w:id="77" w:name="Xb1931c6abcbcf859f1adda48bf40e4d48635f98"/>
+    <w:bookmarkEnd w:id="77"/>
+    <w:bookmarkStart w:id="78" w:name="Xb1931c6abcbcf859f1adda48bf40e4d48635f98"/>
     <w:p>
       <w:pPr>
         <w:pStyle w:val="Heading2"/>
@@ -9034,8 +9415,8 @@
         </w:tc>
       </w:tr>
     </w:tbl>
-    <w:bookmarkEnd w:id="77"/>
-    <w:bookmarkStart w:id="78" w:name="datos-concretos-detrás-del-valor-5"/>
+    <w:bookmarkEnd w:id="78"/>
+    <w:bookmarkStart w:id="79" w:name="datos-concretos-detrás-del-valor-5"/>
     <w:p>
       <w:pPr>
         <w:pStyle w:val="Heading2"/>
@@ -9065,8 +9446,8 @@
         <w:t xml:space="preserve">El informe publica el valor (−2 % i.a. (promedio 3 meses)) pero no los números que lo componen: la fuente entrega la serie ya calculada. Para auditar el dato hay que ir a la operación estadística citada más arriba.</w:t>
       </w:r>
     </w:p>
-    <w:bookmarkEnd w:id="78"/>
-    <w:bookmarkStart w:id="79" w:name="color-vigente-y-por-qué-5"/>
+    <w:bookmarkEnd w:id="79"/>
+    <w:bookmarkStart w:id="80" w:name="color-vigente-y-por-qué-5"/>
     <w:p>
       <w:pPr>
         <w:pStyle w:val="Heading2"/>
@@ -9134,8 +9515,8 @@
         <w:t xml:space="preserve">Usa las mismas bandas que el EMAE, deliberadamente y con una consecuencia que conviene declarar: sobre la historia disponible, un mes mediano del índice industrial puntúa 39 y uno del estimador de actividad agregada puntúa 71. La brecha no es un defecto de calibración sino desempeño real —la industria argentina creció menos que el conjunto de la economía durante el período—, y ensanchar las bandas para cerrarla borraría esa señal. El arrastre que produce se compensa limitando su peso dentro de la dimensión, no retocando las anclas.</w:t>
       </w:r>
     </w:p>
-    <w:bookmarkEnd w:id="79"/>
-    <w:bookmarkStart w:id="80" w:name="transparencia-limitaciones-declaradas-5"/>
+    <w:bookmarkEnd w:id="80"/>
+    <w:bookmarkStart w:id="81" w:name="transparencia-limitaciones-declaradas-5"/>
     <w:p>
       <w:pPr>
         <w:pStyle w:val="Heading2"/>
@@ -9217,8 +9598,8 @@
         <w:t xml:space="preserve">El INDEC revisa el índice hacia atrás con cada publicación.</w:t>
       </w:r>
     </w:p>
-    <w:bookmarkEnd w:id="80"/>
-    <w:bookmarkStart w:id="81" w:name="Xc57e4cc3a18d396728e74304c5ee81f44a4293b"/>
+    <w:bookmarkEnd w:id="81"/>
+    <w:bookmarkStart w:id="82" w:name="Xc57e4cc3a18d396728e74304c5ee81f44a4293b"/>
     <w:p>
       <w:pPr>
         <w:pStyle w:val="Heading2"/>
@@ -9270,8 +9651,8 @@
         <w:t xml:space="preserve">La fuente revisa la serie; el informe la regenera completa en cada actualización y puntúa siempre el último dato publicado, sin proyecciones propias.</w:t>
       </w:r>
     </w:p>
-    <w:bookmarkEnd w:id="81"/>
-    <w:bookmarkStart w:id="82" w:name="X01eece54c25544211d0d4e1d54c663892ca44aa"/>
+    <w:bookmarkEnd w:id="82"/>
+    <w:bookmarkStart w:id="83" w:name="X01eece54c25544211d0d4e1d54c663892ca44aa"/>
     <w:p>
       <w:pPr>
         <w:pStyle w:val="Heading2"/>
@@ -9346,9 +9727,9 @@
         <w:t xml:space="preserve">Ficha metodológica · Cinturón Macroeconomía · Capa de semáforo (4 colores)</w:t>
       </w:r>
     </w:p>
-    <w:bookmarkEnd w:id="82"/>
     <w:bookmarkEnd w:id="83"/>
-    <w:bookmarkStart w:id="93" w:name="saldo-comercial-12m"/>
+    <w:bookmarkEnd w:id="84"/>
+    <w:bookmarkStart w:id="94" w:name="saldo-comercial-12m"/>
     <w:p>
       <w:pPr>
         <w:pStyle w:val="Heading1"/>
@@ -9475,7 +9856,7 @@
         </w:tc>
       </w:tr>
     </w:tbl>
-    <w:bookmarkStart w:id="84" w:name="identificación-6"/>
+    <w:bookmarkStart w:id="85" w:name="identificación-6"/>
     <w:p>
       <w:pPr>
         <w:pStyle w:val="Heading2"/>
@@ -9838,8 +10219,8 @@
         </w:tc>
       </w:tr>
     </w:tbl>
-    <w:bookmarkEnd w:id="84"/>
-    <w:bookmarkStart w:id="85" w:name="definición-qué-mide-y-por-qué-importa-6"/>
+    <w:bookmarkEnd w:id="85"/>
+    <w:bookmarkStart w:id="86" w:name="definición-qué-mide-y-por-qué-importa-6"/>
     <w:p>
       <w:pPr>
         <w:pStyle w:val="Heading2"/>
@@ -9883,8 +10264,8 @@
         <w:t xml:space="preserve">Si las cuentas cierran: la recaudación real (el sostén del ancla fiscal) y el saldo comercial (los dólares genuinos del intercambio).</w:t>
       </w:r>
     </w:p>
-    <w:bookmarkEnd w:id="85"/>
-    <w:bookmarkStart w:id="86" w:name="método-de-cómputo-6"/>
+    <w:bookmarkEnd w:id="86"/>
+    <w:bookmarkStart w:id="87" w:name="método-de-cómputo-6"/>
     <w:p>
       <w:pPr>
         <w:pStyle w:val="Heading2"/>
@@ -9930,8 +10311,8 @@
         <w:t xml:space="preserve">Regla automática declarada: si hay superávit pero se explica más por una caída de importaciones que por un aumento de exportaciones (contracción de la demanda interna, no éxito exportador), el puntaje se interpola hacia un piso de 60 en proporción a cuánto domina esa caída, sin un corte brusco apenas se cruza el umbral. La justificación se genera a partir de los números de cada actualización.</w:t>
       </w:r>
     </w:p>
-    <w:bookmarkEnd w:id="86"/>
-    <w:bookmarkStart w:id="87" w:name="X6f1889a6c9c1eaefb3e4c5719eab82ff8c71647"/>
+    <w:bookmarkEnd w:id="87"/>
+    <w:bookmarkStart w:id="88" w:name="X6f1889a6c9c1eaefb3e4c5719eab82ff8c71647"/>
     <w:p>
       <w:pPr>
         <w:pStyle w:val="Heading2"/>
@@ -10145,8 +10526,8 @@
         </w:tc>
       </w:tr>
     </w:tbl>
-    <w:bookmarkEnd w:id="87"/>
-    <w:bookmarkStart w:id="88" w:name="datos-concretos-detrás-del-valor-6"/>
+    <w:bookmarkEnd w:id="88"/>
+    <w:bookmarkStart w:id="89" w:name="datos-concretos-detrás-del-valor-6"/>
     <w:p>
       <w:pPr>
         <w:pStyle w:val="Heading2"/>
@@ -10176,8 +10557,8 @@
         <w:t xml:space="preserve">El informe publica el valor (22.481 Millones de USD (acum. 12 meses)) pero no los números que lo componen: la fuente entrega la serie ya calculada. Para auditar el dato hay que ir a la operación estadística citada más arriba.</w:t>
       </w:r>
     </w:p>
-    <w:bookmarkEnd w:id="88"/>
-    <w:bookmarkStart w:id="89" w:name="color-vigente-y-por-qué-6"/>
+    <w:bookmarkEnd w:id="89"/>
+    <w:bookmarkStart w:id="90" w:name="color-vigente-y-por-qué-6"/>
     <w:p>
       <w:pPr>
         <w:pStyle w:val="Heading2"/>
@@ -10245,8 +10626,8 @@
         <w:t xml:space="preserve">Las mismas series del ICA son insumo de la alícuota de apertura comercial (cinturón gestión), y la subserie de bienes de capital importados alimenta el IAI.</w:t>
       </w:r>
     </w:p>
-    <w:bookmarkEnd w:id="89"/>
-    <w:bookmarkStart w:id="90" w:name="transparencia-limitaciones-declaradas-6"/>
+    <w:bookmarkEnd w:id="90"/>
+    <w:bookmarkStart w:id="91" w:name="transparencia-limitaciones-declaradas-6"/>
     <w:p>
       <w:pPr>
         <w:pStyle w:val="Heading2"/>
@@ -10304,8 +10685,8 @@
         <w:t xml:space="preserve">Los datos del ICA son provisorios y se revisan; la serie regenerada por actualización los absorbe.</w:t>
       </w:r>
     </w:p>
-    <w:bookmarkEnd w:id="90"/>
-    <w:bookmarkStart w:id="91" w:name="Xda21666f7a2dd83c88faf8de956a46075edab32"/>
+    <w:bookmarkEnd w:id="91"/>
+    <w:bookmarkStart w:id="92" w:name="Xda21666f7a2dd83c88faf8de956a46075edab32"/>
     <w:p>
       <w:pPr>
         <w:pStyle w:val="Heading2"/>
@@ -10357,8 +10738,8 @@
         <w:t xml:space="preserve">La fuente revisa provisorios; el informe re-descarga la serie completa en cada actualización.</w:t>
       </w:r>
     </w:p>
-    <w:bookmarkEnd w:id="91"/>
-    <w:bookmarkStart w:id="92" w:name="X78b6541d61e709752066d9872c28a219573eb10"/>
+    <w:bookmarkEnd w:id="92"/>
+    <w:bookmarkStart w:id="93" w:name="X78b6541d61e709752066d9872c28a219573eb10"/>
     <w:p>
       <w:pPr>
         <w:pStyle w:val="Heading2"/>
@@ -10487,9 +10868,9 @@
         <w:t xml:space="preserve">Ficha metodológica · Cinturón Macroeconomía · Capa de semáforo (4 colores)</w:t>
       </w:r>
     </w:p>
-    <w:bookmarkEnd w:id="92"/>
     <w:bookmarkEnd w:id="93"/>
-    <w:bookmarkStart w:id="103" w:name="base-imponible-real-nación-provincias"/>
+    <w:bookmarkEnd w:id="94"/>
+    <w:bookmarkStart w:id="104" w:name="base-imponible-real-nación-provincias"/>
     <w:p>
       <w:pPr>
         <w:pStyle w:val="Heading1"/>
@@ -10616,7 +10997,7 @@
         </w:tc>
       </w:tr>
     </w:tbl>
-    <w:bookmarkStart w:id="94" w:name="identificación-7"/>
+    <w:bookmarkStart w:id="95" w:name="identificación-7"/>
     <w:p>
       <w:pPr>
         <w:pStyle w:val="Heading2"/>
@@ -10979,8 +11360,8 @@
         </w:tc>
       </w:tr>
     </w:tbl>
-    <w:bookmarkEnd w:id="94"/>
-    <w:bookmarkStart w:id="95" w:name="definición-qué-mide-y-por-qué-importa-7"/>
+    <w:bookmarkEnd w:id="95"/>
+    <w:bookmarkStart w:id="96" w:name="definición-qué-mide-y-por-qué-importa-7"/>
     <w:p>
       <w:pPr>
         <w:pStyle w:val="Heading2"/>
@@ -11024,8 +11405,8 @@
         <w:t xml:space="preserve">Si las cuentas cierran: la recaudación real (el sostén del ancla fiscal) y el saldo comercial (los dólares genuinos del intercambio).</w:t>
       </w:r>
     </w:p>
-    <w:bookmarkEnd w:id="95"/>
-    <w:bookmarkStart w:id="96" w:name="método-de-cómputo-7"/>
+    <w:bookmarkEnd w:id="96"/>
+    <w:bookmarkStart w:id="97" w:name="método-de-cómputo-7"/>
     <w:p>
       <w:pPr>
         <w:pStyle w:val="Heading2"/>
@@ -11095,8 +11476,8 @@
         <w:t xml:space="preserve">La parte provincial de 2022 no se publica como informe mensual y se reconstruye desde la variación interanual que informa cada gacetilla de 2023. La reconstrucción se controla contra el acumulado anual, deducido por separado: los dos caminos coinciden salvo redondeo.</w:t>
       </w:r>
     </w:p>
-    <w:bookmarkEnd w:id="96"/>
-    <w:bookmarkStart w:id="97" w:name="X580c6ce917b2a709ea8e3c85d9f137a942d26a4"/>
+    <w:bookmarkEnd w:id="97"/>
+    <w:bookmarkStart w:id="98" w:name="X580c6ce917b2a709ea8e3c85d9f137a942d26a4"/>
     <w:p>
       <w:pPr>
         <w:pStyle w:val="Heading2"/>
@@ -11351,8 +11732,8 @@
         </w:tc>
       </w:tr>
     </w:tbl>
-    <w:bookmarkEnd w:id="97"/>
-    <w:bookmarkStart w:id="98" w:name="datos-concretos-detrás-del-valor-7"/>
+    <w:bookmarkEnd w:id="98"/>
+    <w:bookmarkStart w:id="99" w:name="datos-concretos-detrás-del-valor-7"/>
     <w:p>
       <w:pPr>
         <w:pStyle w:val="Heading2"/>
@@ -11382,8 +11763,8 @@
         <w:t xml:space="preserve">La base imponible real está en 88,2 sobre una base de 100 en el cuarto trimestre de 2023, es decir 11,8% por debajo. Meses previos: 2026-03: 92,0 · 2026-04: 95,4 · 2026-05: 97,7. Los impuestos provinciales del Convenio Multilateral aportan 15,5% de la base medida.</w:t>
       </w:r>
     </w:p>
-    <w:bookmarkEnd w:id="98"/>
-    <w:bookmarkStart w:id="99" w:name="color-vigente-y-por-qué-7"/>
+    <w:bookmarkEnd w:id="99"/>
+    <w:bookmarkStart w:id="100" w:name="color-vigente-y-por-qué-7"/>
     <w:p>
       <w:pPr>
         <w:pStyle w:val="Heading2"/>
@@ -11429,8 +11810,8 @@
         <w:t xml:space="preserve">Ponderación vigente en el ITCM: 7,2 % efectivo. El color es una lectura adicional — no reemplaza ni cambia esta ponderación.</w:t>
       </w:r>
     </w:p>
-    <w:bookmarkEnd w:id="99"/>
-    <w:bookmarkStart w:id="100" w:name="transparencia-limitaciones-declaradas-7"/>
+    <w:bookmarkEnd w:id="100"/>
+    <w:bookmarkStart w:id="101" w:name="transparencia-limitaciones-declaradas-7"/>
     <w:p>
       <w:pPr>
         <w:pStyle w:val="Heading2"/>
@@ -11536,8 +11917,8 @@
         <w:t xml:space="preserve">Las bandas se fijaron sobre una grilla conceptual —pasos de diez puntos de la base imponible real de la transición— y no sobre la distribución observada. La serie disponible recorre de 88 a 115, así que la banda más baja describe una situación posible y no una observada.</w:t>
       </w:r>
     </w:p>
-    <w:bookmarkEnd w:id="100"/>
-    <w:bookmarkStart w:id="101" w:name="X5157a7f3dd1b7c5618784c262e1db635d54cbee"/>
+    <w:bookmarkEnd w:id="101"/>
+    <w:bookmarkStart w:id="102" w:name="X5157a7f3dd1b7c5618784c262e1db635d54cbee"/>
     <w:p>
       <w:pPr>
         <w:pStyle w:val="Heading2"/>
@@ -11589,8 +11970,8 @@
         <w:t xml:space="preserve">La recaudación publicada por las dos fuentes no se revisa hacia atrás, pero este indicador sí puede moverse en puntos ya publicados, porque los factores estacionales se recalculan al acumular meses. La reconstrucción de la parte provincial de 2022 está controlada contra el acumulado anual deducido por separado.</w:t>
       </w:r>
     </w:p>
-    <w:bookmarkEnd w:id="101"/>
-    <w:bookmarkStart w:id="102" w:name="X132198e4afb37dac2ae05929110b05dce5f3da0"/>
+    <w:bookmarkEnd w:id="102"/>
+    <w:bookmarkStart w:id="103" w:name="X132198e4afb37dac2ae05929110b05dce5f3da0"/>
     <w:p>
       <w:pPr>
         <w:pStyle w:val="Heading2"/>
@@ -11755,9 +12136,9 @@
         <w:t xml:space="preserve">Ficha metodológica · Cinturón Macroeconomía · Capa de semáforo (4 colores)</w:t>
       </w:r>
     </w:p>
-    <w:bookmarkEnd w:id="102"/>
     <w:bookmarkEnd w:id="103"/>
-    <w:bookmarkStart w:id="113" w:name="tipo-de-cambio-real-tcrm"/>
+    <w:bookmarkEnd w:id="104"/>
+    <w:bookmarkStart w:id="114" w:name="tipo-de-cambio-real-tcrm"/>
     <w:p>
       <w:pPr>
         <w:pStyle w:val="Heading1"/>
@@ -11884,7 +12265,7 @@
         </w:tc>
       </w:tr>
     </w:tbl>
-    <w:bookmarkStart w:id="104" w:name="identificación-8"/>
+    <w:bookmarkStart w:id="105" w:name="identificación-8"/>
     <w:p>
       <w:pPr>
         <w:pStyle w:val="Heading2"/>
@@ -12247,8 +12628,8 @@
         </w:tc>
       </w:tr>
     </w:tbl>
-    <w:bookmarkEnd w:id="104"/>
-    <w:bookmarkStart w:id="105" w:name="definición-qué-mide-y-por-qué-importa-8"/>
+    <w:bookmarkEnd w:id="105"/>
+    <w:bookmarkStart w:id="106" w:name="definición-qué-mide-y-por-qué-importa-8"/>
     <w:p>
       <w:pPr>
         <w:pStyle w:val="Heading2"/>
@@ -12292,8 +12673,8 @@
         <w:t xml:space="preserve">Si el tipo de cambio real alcanza para competir: el ITCRM oficial del BCRA contra su propia historia.</w:t>
       </w:r>
     </w:p>
-    <w:bookmarkEnd w:id="105"/>
-    <w:bookmarkStart w:id="106" w:name="método-de-cómputo-8"/>
+    <w:bookmarkEnd w:id="106"/>
+    <w:bookmarkStart w:id="107" w:name="método-de-cómputo-8"/>
     <w:p>
       <w:pPr>
         <w:pStyle w:val="Heading2"/>
@@ -12327,8 +12708,8 @@
         <w:t xml:space="preserve">La lectura del puntaje es invertida: un índice más bajo (peso más caro en términos reales) significa menos competitividad y más tensión.</w:t>
       </w:r>
     </w:p>
-    <w:bookmarkEnd w:id="106"/>
-    <w:bookmarkStart w:id="107" w:name="X87b3987c06539a9299ed64e1a1888a4d5564dfd"/>
+    <w:bookmarkEnd w:id="107"/>
+    <w:bookmarkStart w:id="108" w:name="X87b3987c06539a9299ed64e1a1888a4d5564dfd"/>
     <w:p>
       <w:pPr>
         <w:pStyle w:val="Heading2"/>
@@ -12583,8 +12964,8 @@
         </w:tc>
       </w:tr>
     </w:tbl>
-    <w:bookmarkEnd w:id="107"/>
-    <w:bookmarkStart w:id="108" w:name="datos-concretos-detrás-del-valor-8"/>
+    <w:bookmarkEnd w:id="108"/>
+    <w:bookmarkStart w:id="109" w:name="datos-concretos-detrás-del-valor-8"/>
     <w:p>
       <w:pPr>
         <w:pStyle w:val="Heading2"/>
@@ -12614,8 +12995,8 @@
         <w:t xml:space="preserve">El informe publica el valor (85,82 Índice (base dic-2015=100)) pero no los números que lo componen: la fuente entrega la serie ya calculada. Para auditar el dato hay que ir a la operación estadística citada más arriba.</w:t>
       </w:r>
     </w:p>
-    <w:bookmarkEnd w:id="108"/>
-    <w:bookmarkStart w:id="109" w:name="color-vigente-y-por-qué-8"/>
+    <w:bookmarkEnd w:id="109"/>
+    <w:bookmarkStart w:id="110" w:name="color-vigente-y-por-qué-8"/>
     <w:p>
       <w:pPr>
         <w:pStyle w:val="Heading2"/>
@@ -12683,8 +13064,8 @@
         <w:t xml:space="preserve">Los tipos de cambio bilaterales con Brasil y Estados Unidos, de la misma planilla, se publican como series de contexto en el gráfico del indicador.</w:t>
       </w:r>
     </w:p>
-    <w:bookmarkEnd w:id="109"/>
-    <w:bookmarkStart w:id="110" w:name="transparencia-limitaciones-declaradas-8"/>
+    <w:bookmarkEnd w:id="110"/>
+    <w:bookmarkStart w:id="111" w:name="transparencia-limitaciones-declaradas-8"/>
     <w:p>
       <w:pPr>
         <w:pStyle w:val="Heading2"/>
@@ -12718,8 +13099,8 @@
         <w:t xml:space="preserve">Las bandas y el peso de la dimensión (11%) son operacionalización propia calibrada con la historia 1997-2026 — el documento institucional no los define.</w:t>
       </w:r>
     </w:p>
-    <w:bookmarkEnd w:id="110"/>
-    <w:bookmarkStart w:id="111" w:name="Xa8ce648c431bea43f551f3baf6efe2b68743848"/>
+    <w:bookmarkEnd w:id="111"/>
+    <w:bookmarkStart w:id="112" w:name="Xa8ce648c431bea43f551f3baf6efe2b68743848"/>
     <w:p>
       <w:pPr>
         <w:pStyle w:val="Heading2"/>
@@ -12771,8 +13152,8 @@
         <w:t xml:space="preserve">El índice oficial no se revisa hacia atrás de forma habitual; la serie del informe se reconstruye completa de la planilla en cada actualización.</w:t>
       </w:r>
     </w:p>
-    <w:bookmarkEnd w:id="111"/>
-    <w:bookmarkStart w:id="112" w:name="X7377c6d2efe561e453f620dd5fcb89b652fe35d"/>
+    <w:bookmarkEnd w:id="112"/>
+    <w:bookmarkStart w:id="113" w:name="X7377c6d2efe561e453f620dd5fcb89b652fe35d"/>
     <w:p>
       <w:pPr>
         <w:pStyle w:val="Heading2"/>
@@ -12883,9 +13264,9 @@
         <w:t xml:space="preserve">Ficha metodológica · Cinturón Macroeconomía · Capa de semáforo (4 colores)</w:t>
       </w:r>
     </w:p>
-    <w:bookmarkEnd w:id="112"/>
     <w:bookmarkEnd w:id="113"/>
-    <w:bookmarkStart w:id="123" w:name="expectativas-inflación-rem-12m"/>
+    <w:bookmarkEnd w:id="114"/>
+    <w:bookmarkStart w:id="124" w:name="expectativas-inflación-rem-12m"/>
     <w:p>
       <w:pPr>
         <w:pStyle w:val="Heading1"/>
@@ -13012,7 +13393,7 @@
         </w:tc>
       </w:tr>
     </w:tbl>
-    <w:bookmarkStart w:id="114" w:name="identificación-9"/>
+    <w:bookmarkStart w:id="115" w:name="identificación-9"/>
     <w:p>
       <w:pPr>
         <w:pStyle w:val="Heading2"/>
@@ -13375,8 +13756,8 @@
         </w:tc>
       </w:tr>
     </w:tbl>
-    <w:bookmarkEnd w:id="114"/>
-    <w:bookmarkStart w:id="115" w:name="definición-qué-mide-y-por-qué-importa-9"/>
+    <w:bookmarkEnd w:id="115"/>
+    <w:bookmarkStart w:id="116" w:name="definición-qué-mide-y-por-qué-importa-9"/>
     <w:p>
       <w:pPr>
         <w:pStyle w:val="Heading2"/>
@@ -13420,8 +13801,8 @@
         <w:t xml:space="preserve">La estabilidad de la moneda desde cuatro señales complementarias: la inflación actual (IPC), la esperada por el mercado (REM), el desequilibrio entre oferta y demanda transaccional de pesos (IDM) y la presión por salir del peso, observada según el régimen cambiario vigente.</w:t>
       </w:r>
     </w:p>
-    <w:bookmarkEnd w:id="115"/>
-    <w:bookmarkStart w:id="116" w:name="método-de-cómputo-9"/>
+    <w:bookmarkEnd w:id="116"/>
+    <w:bookmarkStart w:id="117" w:name="método-de-cómputo-9"/>
     <w:p>
       <w:pPr>
         <w:pStyle w:val="Heading2"/>
@@ -13455,8 +13836,8 @@
         <w:t xml:space="preserve">Para puntuar se convierte a su equivalente mensual (raíz doceava) y se lee con la misma escala mensual que el IPC: expectativas y dato realizado quedan en la misma vara.</w:t>
       </w:r>
     </w:p>
-    <w:bookmarkEnd w:id="116"/>
-    <w:bookmarkStart w:id="117" w:name="X7cebc61645757546f8524c030baae18d065141e"/>
+    <w:bookmarkEnd w:id="117"/>
+    <w:bookmarkStart w:id="118" w:name="X7cebc61645757546f8524c030baae18d065141e"/>
     <w:p>
       <w:pPr>
         <w:pStyle w:val="Heading2"/>
@@ -13711,8 +14092,8 @@
         </w:tc>
       </w:tr>
     </w:tbl>
-    <w:bookmarkEnd w:id="117"/>
-    <w:bookmarkStart w:id="118" w:name="datos-concretos-detrás-del-valor-9"/>
+    <w:bookmarkEnd w:id="118"/>
+    <w:bookmarkStart w:id="119" w:name="datos-concretos-detrás-del-valor-9"/>
     <w:p>
       <w:pPr>
         <w:pStyle w:val="Heading2"/>
@@ -13742,8 +14123,8 @@
         <w:t xml:space="preserve">equiv. mensual 1,66% (raíz-12 del 21,8% anual)</w:t>
       </w:r>
     </w:p>
-    <w:bookmarkEnd w:id="118"/>
-    <w:bookmarkStart w:id="119" w:name="color-vigente-y-por-qué-9"/>
+    <w:bookmarkEnd w:id="119"/>
+    <w:bookmarkStart w:id="120" w:name="color-vigente-y-por-qué-9"/>
     <w:p>
       <w:pPr>
         <w:pStyle w:val="Heading2"/>
@@ -13789,8 +14170,8 @@
         <w:t xml:space="preserve">Ponderación vigente en el ITCM: 6,5 % efectivo. El color es una lectura adicional — no reemplaza ni cambia esta ponderación.</w:t>
       </w:r>
     </w:p>
-    <w:bookmarkEnd w:id="119"/>
-    <w:bookmarkStart w:id="120" w:name="transparencia-limitaciones-declaradas-9"/>
+    <w:bookmarkEnd w:id="120"/>
+    <w:bookmarkStart w:id="121" w:name="transparencia-limitaciones-declaradas-9"/>
     <w:p>
       <w:pPr>
         <w:pStyle w:val="Heading2"/>
@@ -13836,8 +14217,8 @@
         <w:t xml:space="preserve">La escala vigente es una decisión propia: las bandas absolutas del documento original quedaron miscalibradas para un régimen de desinflación y se reemplazaron, con el cambio documentado.</w:t>
       </w:r>
     </w:p>
-    <w:bookmarkEnd w:id="120"/>
-    <w:bookmarkStart w:id="121" w:name="X0ca14a0d10aa77334bfd7717b8d9d79e39debb4"/>
+    <w:bookmarkEnd w:id="121"/>
+    <w:bookmarkStart w:id="122" w:name="X0ca14a0d10aa77334bfd7717b8d9d79e39debb4"/>
     <w:p>
       <w:pPr>
         <w:pStyle w:val="Heading2"/>
@@ -13889,8 +14270,8 @@
         <w:t xml:space="preserve">El REM publicado no se revisa: cada mes es un relevamiento nuevo.</w:t>
       </w:r>
     </w:p>
-    <w:bookmarkEnd w:id="121"/>
-    <w:bookmarkStart w:id="122" w:name="Xc4c5e47252ec9282a3f09a2ac20eb324c30e392"/>
+    <w:bookmarkEnd w:id="122"/>
+    <w:bookmarkStart w:id="123" w:name="Xc4c5e47252ec9282a3f09a2ac20eb324c30e392"/>
     <w:p>
       <w:pPr>
         <w:pStyle w:val="Heading2"/>
@@ -14019,9 +14400,9 @@
         <w:t xml:space="preserve">Ficha metodológica · Cinturón Macroeconomía · Capa de semáforo (4 colores)</w:t>
       </w:r>
     </w:p>
-    <w:bookmarkEnd w:id="122"/>
     <w:bookmarkEnd w:id="123"/>
-    <w:bookmarkStart w:id="133" w:name="desequilibrio-monetario-idm"/>
+    <w:bookmarkEnd w:id="124"/>
+    <w:bookmarkStart w:id="134" w:name="desequilibrio-monetario-idm"/>
     <w:p>
       <w:pPr>
         <w:pStyle w:val="Heading1"/>
@@ -14148,7 +14529,7 @@
         </w:tc>
       </w:tr>
     </w:tbl>
-    <w:bookmarkStart w:id="124" w:name="identificación-10"/>
+    <w:bookmarkStart w:id="125" w:name="identificación-10"/>
     <w:p>
       <w:pPr>
         <w:pStyle w:val="Heading2"/>
@@ -14511,8 +14892,8 @@
         </w:tc>
       </w:tr>
     </w:tbl>
-    <w:bookmarkEnd w:id="124"/>
-    <w:bookmarkStart w:id="125" w:name="definición-qué-mide-y-por-qué-importa-10"/>
+    <w:bookmarkEnd w:id="125"/>
+    <w:bookmarkStart w:id="126" w:name="definición-qué-mide-y-por-qué-importa-10"/>
     <w:p>
       <w:pPr>
         <w:pStyle w:val="Heading2"/>
@@ -14556,8 +14937,8 @@
         <w:t xml:space="preserve">La estabilidad de la moneda desde cuatro señales complementarias: la inflación actual (IPC), la esperada por el mercado (REM), el desequilibrio entre oferta y demanda transaccional de pesos (IDM) y la presión por salir del peso, observada según el régimen cambiario vigente.</w:t>
       </w:r>
     </w:p>
-    <w:bookmarkEnd w:id="125"/>
-    <w:bookmarkStart w:id="126" w:name="método-de-cómputo-10"/>
+    <w:bookmarkEnd w:id="126"/>
+    <w:bookmarkStart w:id="127" w:name="método-de-cómputo-10"/>
     <w:p>
       <w:pPr>
         <w:pStyle w:val="Heading2"/>
@@ -14615,8 +14996,8 @@
         <w:t xml:space="preserve">Positivo = sobran pesos respecto de lo que la economía quiere retener (presión latente sobre precios y brecha); negativo = remonetización genuina.</w:t>
       </w:r>
     </w:p>
-    <w:bookmarkEnd w:id="126"/>
-    <w:bookmarkStart w:id="127" w:name="Xfb29aba7f4cabebf712c4a7a435b3b78f3aa559"/>
+    <w:bookmarkEnd w:id="127"/>
+    <w:bookmarkStart w:id="128" w:name="Xfb29aba7f4cabebf712c4a7a435b3b78f3aa559"/>
     <w:p>
       <w:pPr>
         <w:pStyle w:val="Heading2"/>
@@ -14871,8 +15252,8 @@
         </w:tc>
       </w:tr>
     </w:tbl>
-    <w:bookmarkEnd w:id="127"/>
-    <w:bookmarkStart w:id="128" w:name="datos-concretos-detrás-del-valor-10"/>
+    <w:bookmarkEnd w:id="128"/>
+    <w:bookmarkStart w:id="129" w:name="datos-concretos-detrás-del-valor-10"/>
     <w:p>
       <w:pPr>
         <w:pStyle w:val="Heading2"/>
@@ -14902,8 +15283,8 @@
         <w:t xml:space="preserve">brecha 6,24 pp = M3 priv. real i.a. −2,63% − M2 priv. real i.a. −8,87%</w:t>
       </w:r>
     </w:p>
-    <w:bookmarkEnd w:id="128"/>
-    <w:bookmarkStart w:id="129" w:name="color-vigente-y-por-qué-10"/>
+    <w:bookmarkEnd w:id="129"/>
+    <w:bookmarkStart w:id="130" w:name="color-vigente-y-por-qué-10"/>
     <w:p>
       <w:pPr>
         <w:pStyle w:val="Heading2"/>
@@ -14971,8 +15352,8 @@
         <w:t xml:space="preserve">Comparte insumos con el IdC (depósitos privados y el IPC como deflactor).</w:t>
       </w:r>
     </w:p>
-    <w:bookmarkEnd w:id="129"/>
-    <w:bookmarkStart w:id="130" w:name="transparencia-limitaciones-declaradas-10"/>
+    <w:bookmarkEnd w:id="130"/>
+    <w:bookmarkStart w:id="131" w:name="transparencia-limitaciones-declaradas-10"/>
     <w:p>
       <w:pPr>
         <w:pStyle w:val="Heading2"/>
@@ -15006,8 +15387,8 @@
         <w:t xml:space="preserve">La fórmula es una reinterpretación documentada de la propuesta institucional: la versión literal (nominal contra real, mensual) tenía sesgo inflacionario y estacionalidad de aguinaldo, y se reemplazó por la versión interanual real-real.</w:t>
       </w:r>
     </w:p>
-    <w:bookmarkEnd w:id="130"/>
-    <w:bookmarkStart w:id="131" w:name="Xf65b40f3e12a517bfafe6b61886253a31c0106d"/>
+    <w:bookmarkEnd w:id="131"/>
+    <w:bookmarkStart w:id="132" w:name="Xf65b40f3e12a517bfafe6b61886253a31c0106d"/>
     <w:p>
       <w:pPr>
         <w:pStyle w:val="Heading2"/>
@@ -15059,8 +15440,8 @@
         <w:t xml:space="preserve">Los stocks del BCRA no se revisan de forma habitual; la serie se regenera completa en cada actualización.</w:t>
       </w:r>
     </w:p>
-    <w:bookmarkEnd w:id="131"/>
-    <w:bookmarkStart w:id="132" w:name="Xc507494f83e44c325b7cca217ae571956777eab"/>
+    <w:bookmarkEnd w:id="132"/>
+    <w:bookmarkStart w:id="133" w:name="Xc507494f83e44c325b7cca217ae571956777eab"/>
     <w:p>
       <w:pPr>
         <w:pStyle w:val="Heading2"/>
@@ -15171,9 +15552,9 @@
         <w:t xml:space="preserve">Ficha metodológica · Cinturón Macroeconomía · Capa de semáforo (4 colores)</w:t>
       </w:r>
     </w:p>
-    <w:bookmarkEnd w:id="132"/>
     <w:bookmarkEnd w:id="133"/>
-    <w:bookmarkStart w:id="143" w:name="presión-de-dolarización-de-carteras"/>
+    <w:bookmarkEnd w:id="134"/>
+    <w:bookmarkStart w:id="144" w:name="presión-de-dolarización-de-carteras"/>
     <w:p>
       <w:pPr>
         <w:pStyle w:val="Heading1"/>
@@ -15300,7 +15681,7 @@
         </w:tc>
       </w:tr>
     </w:tbl>
-    <w:bookmarkStart w:id="134" w:name="identificación-11"/>
+    <w:bookmarkStart w:id="135" w:name="identificación-11"/>
     <w:p>
       <w:pPr>
         <w:pStyle w:val="Heading2"/>
@@ -15663,8 +16044,8 @@
         </w:tc>
       </w:tr>
     </w:tbl>
-    <w:bookmarkEnd w:id="134"/>
-    <w:bookmarkStart w:id="135" w:name="definición-qué-mide-y-por-qué-importa-11"/>
+    <w:bookmarkEnd w:id="135"/>
+    <w:bookmarkStart w:id="136" w:name="definición-qué-mide-y-por-qué-importa-11"/>
     <w:p>
       <w:pPr>
         <w:pStyle w:val="Heading2"/>
@@ -15708,8 +16089,8 @@
         <w:t xml:space="preserve">La estabilidad de la moneda desde cuatro señales complementarias: la inflación actual (IPC), la esperada por el mercado (REM), el desequilibrio entre oferta y demanda transaccional de pesos (IDM) y la presión por salir del peso, observada según el régimen cambiario vigente.</w:t>
       </w:r>
     </w:p>
-    <w:bookmarkEnd w:id="135"/>
-    <w:bookmarkStart w:id="136" w:name="método-de-cómputo-11"/>
+    <w:bookmarkEnd w:id="136"/>
+    <w:bookmarkStart w:id="137" w:name="método-de-cómputo-11"/>
     <w:p>
       <w:pPr>
         <w:pStyle w:val="Heading2"/>
@@ -15827,8 +16208,8 @@
         <w:t xml:space="preserve">Pesa 10% dentro de estabilidad monetaria, dimensión que representa 26% del ITCM: su peso nominal efectivo es 2,6% del índice.</w:t>
       </w:r>
     </w:p>
-    <w:bookmarkEnd w:id="136"/>
-    <w:bookmarkStart w:id="137" w:name="X4b7f9d42ad5d49ec575647c9c43b05a66f437ec"/>
+    <w:bookmarkEnd w:id="137"/>
+    <w:bookmarkStart w:id="138" w:name="X4b7f9d42ad5d49ec575647c9c43b05a66f437ec"/>
     <w:p>
       <w:pPr>
         <w:pStyle w:val="Heading2"/>
@@ -16083,8 +16464,8 @@
         </w:tc>
       </w:tr>
     </w:tbl>
-    <w:bookmarkEnd w:id="137"/>
-    <w:bookmarkStart w:id="138" w:name="datos-concretos-detrás-del-valor-11"/>
+    <w:bookmarkEnd w:id="138"/>
+    <w:bookmarkStart w:id="139" w:name="datos-concretos-detrás-del-valor-11"/>
     <w:p>
       <w:pPr>
         <w:pStyle w:val="Heading2"/>
@@ -16114,8 +16495,8 @@
         <w:t xml:space="preserve">presión 45,53 pts = compras netas de USD de personas humanas 5,46% del M2 privado (ventana móvil 3 meses)</w:t>
       </w:r>
     </w:p>
-    <w:bookmarkEnd w:id="138"/>
-    <w:bookmarkStart w:id="139" w:name="color-vigente-y-por-qué-11"/>
+    <w:bookmarkEnd w:id="139"/>
+    <w:bookmarkStart w:id="140" w:name="color-vigente-y-por-qué-11"/>
     <w:p>
       <w:pPr>
         <w:pStyle w:val="Heading2"/>
@@ -16183,8 +16564,8 @@
         <w:t xml:space="preserve">Complementa al IDM, al TCRM y a las reservas sin reemplazarlos: mide presión de cartera, no cantidad de pesos, competitividad externa ni capacidad de intervención.</w:t>
       </w:r>
     </w:p>
-    <w:bookmarkEnd w:id="139"/>
-    <w:bookmarkStart w:id="140" w:name="transparencia-limitaciones-declaradas-11"/>
+    <w:bookmarkEnd w:id="140"/>
+    <w:bookmarkStart w:id="141" w:name="transparencia-limitaciones-declaradas-11"/>
     <w:p>
       <w:pPr>
         <w:pStyle w:val="Heading2"/>
@@ -16266,8 +16647,8 @@
         <w:t xml:space="preserve">La historia bajo régimen abierto todavía es corta; las anclas deberán revisarse cuando exista más evidencia posterior al cambio regulatorio.</w:t>
       </w:r>
     </w:p>
-    <w:bookmarkEnd w:id="140"/>
-    <w:bookmarkStart w:id="141" w:name="X4ff462a9d09394c6f7304e0055101f0f4b71003"/>
+    <w:bookmarkEnd w:id="141"/>
+    <w:bookmarkStart w:id="142" w:name="X4ff462a9d09394c6f7304e0055101f0f4b71003"/>
     <w:p>
       <w:pPr>
         <w:pStyle w:val="Heading2"/>
@@ -16319,8 +16700,8 @@
         <w:t xml:space="preserve">La serie se reconstruye desde diciembre de 2023 con las fuentes vigentes. Las revisiones de la planilla del mercado de cambios se incorporan en la siguiente actualización y se conserva el cambio de régimen de abril de 2025.</w:t>
       </w:r>
     </w:p>
-    <w:bookmarkEnd w:id="141"/>
-    <w:bookmarkStart w:id="142" w:name="X32af8005611dd896c50146a828f6519660aac81"/>
+    <w:bookmarkEnd w:id="142"/>
+    <w:bookmarkStart w:id="143" w:name="X32af8005611dd896c50146a828f6519660aac81"/>
     <w:p>
       <w:pPr>
         <w:pStyle w:val="Heading2"/>
@@ -16431,9 +16812,9 @@
         <w:t xml:space="preserve">Ficha metodológica · Cinturón Macroeconomía · Capa de semáforo (4 colores)</w:t>
       </w:r>
     </w:p>
-    <w:bookmarkEnd w:id="142"/>
     <w:bookmarkEnd w:id="143"/>
-    <w:bookmarkStart w:id="153" w:name="inversión-física-iai"/>
+    <w:bookmarkEnd w:id="144"/>
+    <w:bookmarkStart w:id="154" w:name="inversión-física-iai"/>
     <w:p>
       <w:pPr>
         <w:pStyle w:val="Heading1"/>
@@ -16560,7 +16941,7 @@
         </w:tc>
       </w:tr>
     </w:tbl>
-    <w:bookmarkStart w:id="144" w:name="identificación-12"/>
+    <w:bookmarkStart w:id="145" w:name="identificación-12"/>
     <w:p>
       <w:pPr>
         <w:pStyle w:val="Heading2"/>
@@ -16923,8 +17304,8 @@
         </w:tc>
       </w:tr>
     </w:tbl>
-    <w:bookmarkEnd w:id="144"/>
-    <w:bookmarkStart w:id="145" w:name="definición-qué-mide-y-por-qué-importa-12"/>
+    <w:bookmarkEnd w:id="145"/>
+    <w:bookmarkStart w:id="146" w:name="definición-qué-mide-y-por-qué-importa-12"/>
     <w:p>
       <w:pPr>
         <w:pStyle w:val="Heading2"/>
@@ -16968,8 +17349,8 @@
         <w:t xml:space="preserve">Si alguien está apostando al futuro: inversión física (construcción, bienes de capital) y capitalización digital e intangible.</w:t>
       </w:r>
     </w:p>
-    <w:bookmarkEnd w:id="145"/>
-    <w:bookmarkStart w:id="146" w:name="método-de-cómputo-12"/>
+    <w:bookmarkEnd w:id="146"/>
+    <w:bookmarkStart w:id="147" w:name="método-de-cómputo-12"/>
     <w:p>
       <w:pPr>
         <w:pStyle w:val="Heading2"/>
@@ -17003,8 +17384,8 @@
         <w:t xml:space="preserve">Promedio ponderado de construcción y bienes de capital. La composición está prevista para cambiar sola: cuando los patentamientos de vehículos comerciales acumulen trece meses de historia propia entran como tercer componente y los dos actuales ceden peso. Los porcentajes vigentes se leen en la tabla de composición, que se recalcula con cada actualización.</w:t>
       </w:r>
     </w:p>
-    <w:bookmarkEnd w:id="146"/>
-    <w:bookmarkStart w:id="147" w:name="Xc4b49c3d9969b89bf56c0c7c0dc3d292940a05d"/>
+    <w:bookmarkEnd w:id="147"/>
+    <w:bookmarkStart w:id="148" w:name="Xc4b49c3d9969b89bf56c0c7c0dc3d292940a05d"/>
     <w:p>
       <w:pPr>
         <w:pStyle w:val="Heading2"/>
@@ -17259,8 +17640,8 @@
         </w:tc>
       </w:tr>
     </w:tbl>
-    <w:bookmarkEnd w:id="147"/>
-    <w:bookmarkStart w:id="148" w:name="datos-concretos-detrás-del-valor-12"/>
+    <w:bookmarkEnd w:id="148"/>
+    <w:bookmarkStart w:id="149" w:name="datos-concretos-detrás-del-valor-12"/>
     <w:p>
       <w:pPr>
         <w:pStyle w:val="Heading2"/>
@@ -17290,8 +17671,8 @@
         <w:t xml:space="preserve">-0.2 % i.a. = ISAC +4.0% · BK importados -8.0% (mes común: 2026-06)</w:t>
       </w:r>
     </w:p>
-    <w:bookmarkEnd w:id="148"/>
-    <w:bookmarkStart w:id="149" w:name="color-vigente-y-por-qué-12"/>
+    <w:bookmarkEnd w:id="149"/>
+    <w:bookmarkStart w:id="150" w:name="color-vigente-y-por-qué-12"/>
     <w:p>
       <w:pPr>
         <w:pStyle w:val="Heading2"/>
@@ -17359,8 +17740,8 @@
         <w:t xml:space="preserve">La operación ISAC también alimenta (en su variante desestacionalizada) un componente del ITVC de vida cotidiana; los bienes de capital son una subserie del ICA que alimenta el saldo comercial.</w:t>
       </w:r>
     </w:p>
-    <w:bookmarkEnd w:id="149"/>
-    <w:bookmarkStart w:id="150" w:name="transparencia-limitaciones-declaradas-12"/>
+    <w:bookmarkEnd w:id="150"/>
+    <w:bookmarkStart w:id="151" w:name="transparencia-limitaciones-declaradas-12"/>
     <w:p>
       <w:pPr>
         <w:pStyle w:val="Heading2"/>
@@ -17406,8 +17787,8 @@
         <w:t xml:space="preserve">Las bandas anchas son calibración propia declarada: el umbral fino del documento no sobrevivía a la volatilidad del dato argentino reciente.</w:t>
       </w:r>
     </w:p>
-    <w:bookmarkEnd w:id="150"/>
-    <w:bookmarkStart w:id="151" w:name="Xef80c7ba60ac922c16c234403633099d6fa1a96"/>
+    <w:bookmarkEnd w:id="151"/>
+    <w:bookmarkStart w:id="152" w:name="Xef80c7ba60ac922c16c234403633099d6fa1a96"/>
     <w:p>
       <w:pPr>
         <w:pStyle w:val="Heading2"/>
@@ -17459,8 +17840,8 @@
         <w:t xml:space="preserve">El titular se calcula sobre un panel alineado por mes común y no se revisa; las revisiones de las fuentes se absorben al regenerar las series.</w:t>
       </w:r>
     </w:p>
-    <w:bookmarkEnd w:id="151"/>
-    <w:bookmarkStart w:id="152" w:name="X95a58e26bcd11004daa5592872527917495b2ed"/>
+    <w:bookmarkEnd w:id="152"/>
+    <w:bookmarkStart w:id="153" w:name="X95a58e26bcd11004daa5592872527917495b2ed"/>
     <w:p>
       <w:pPr>
         <w:pStyle w:val="Heading2"/>
@@ -17553,9 +17934,9 @@
         <w:t xml:space="preserve">Ficha metodológica · Cinturón Macroeconomía · Capa de semáforo (4 colores)</w:t>
       </w:r>
     </w:p>
-    <w:bookmarkEnd w:id="152"/>
     <w:bookmarkEnd w:id="153"/>
-    <w:bookmarkStart w:id="163" w:name="capitalización-digital-icip"/>
+    <w:bookmarkEnd w:id="154"/>
+    <w:bookmarkStart w:id="164" w:name="capitalización-digital-icip"/>
     <w:p>
       <w:pPr>
         <w:pStyle w:val="Heading1"/>
@@ -17682,7 +18063,7 @@
         </w:tc>
       </w:tr>
     </w:tbl>
-    <w:bookmarkStart w:id="154" w:name="identificación-13"/>
+    <w:bookmarkStart w:id="155" w:name="identificación-13"/>
     <w:p>
       <w:pPr>
         <w:pStyle w:val="Heading2"/>
@@ -18045,8 +18426,8 @@
         </w:tc>
       </w:tr>
     </w:tbl>
-    <w:bookmarkEnd w:id="154"/>
-    <w:bookmarkStart w:id="155" w:name="definición-qué-mide-y-por-qué-importa-13"/>
+    <w:bookmarkEnd w:id="155"/>
+    <w:bookmarkStart w:id="156" w:name="definición-qué-mide-y-por-qué-importa-13"/>
     <w:p>
       <w:pPr>
         <w:pStyle w:val="Heading2"/>
@@ -18105,8 +18486,8 @@
         <w:t xml:space="preserve">Si alguien está apostando al futuro: inversión física (construcción, bienes de capital) y capitalización digital e intangible.</w:t>
       </w:r>
     </w:p>
-    <w:bookmarkEnd w:id="155"/>
-    <w:bookmarkStart w:id="156" w:name="método-de-cómputo-13"/>
+    <w:bookmarkEnd w:id="156"/>
+    <w:bookmarkStart w:id="157" w:name="método-de-cómputo-13"/>
     <w:p>
       <w:pPr>
         <w:pStyle w:val="Heading2"/>
@@ -18152,8 +18533,8 @@
         <w:t xml:space="preserve">Promedio ponderado 57% servicios + 43% productividad.</w:t>
       </w:r>
     </w:p>
-    <w:bookmarkEnd w:id="156"/>
-    <w:bookmarkStart w:id="157" w:name="Xaab4efafd10175937bfe344609501e53d799b16"/>
+    <w:bookmarkEnd w:id="157"/>
+    <w:bookmarkStart w:id="158" w:name="Xaab4efafd10175937bfe344609501e53d799b16"/>
     <w:p>
       <w:pPr>
         <w:pStyle w:val="Heading2"/>
@@ -18408,8 +18789,8 @@
         </w:tc>
       </w:tr>
     </w:tbl>
-    <w:bookmarkEnd w:id="157"/>
-    <w:bookmarkStart w:id="158" w:name="datos-concretos-detrás-del-valor-13"/>
+    <w:bookmarkEnd w:id="158"/>
+    <w:bookmarkStart w:id="159" w:name="datos-concretos-detrás-del-valor-13"/>
     <w:p>
       <w:pPr>
         <w:pStyle w:val="Heading2"/>
@@ -18439,8 +18820,8 @@
         <w:t xml:space="preserve">+8.4 % i.a. = servicios tech +15.6% · productividad -1.2% (mes común: 2026-04) — servicios tech 2026-06 (provisorio, no puntúa): +2.5%</w:t>
       </w:r>
     </w:p>
-    <w:bookmarkEnd w:id="158"/>
-    <w:bookmarkStart w:id="159" w:name="color-vigente-y-por-qué-13"/>
+    <w:bookmarkEnd w:id="159"/>
+    <w:bookmarkStart w:id="160" w:name="color-vigente-y-por-qué-13"/>
     <w:p>
       <w:pPr>
         <w:pStyle w:val="Heading2"/>
@@ -18508,8 +18889,8 @@
         <w:t xml:space="preserve">La operación IPI también alimenta (en su variante desestacionalizada) un componente del ITVC de vida cotidiana.</w:t>
       </w:r>
     </w:p>
-    <w:bookmarkEnd w:id="159"/>
-    <w:bookmarkStart w:id="160" w:name="transparencia-limitaciones-declaradas-13"/>
+    <w:bookmarkEnd w:id="160"/>
+    <w:bookmarkStart w:id="161" w:name="transparencia-limitaciones-declaradas-13"/>
     <w:p>
       <w:pPr>
         <w:pStyle w:val="Heading2"/>
@@ -18579,8 +18960,8 @@
         <w:t xml:space="preserve">El empleo de la encuesta laboral se usa como aproximación de las horas trabajadas.</w:t>
       </w:r>
     </w:p>
-    <w:bookmarkEnd w:id="160"/>
-    <w:bookmarkStart w:id="161" w:name="X71e32d4ef8852d7b89f89dfb87e3c31d8c54533"/>
+    <w:bookmarkEnd w:id="161"/>
+    <w:bookmarkStart w:id="162" w:name="X71e32d4ef8852d7b89f89dfb87e3c31d8c54533"/>
     <w:p>
       <w:pPr>
         <w:pStyle w:val="Heading2"/>
@@ -18632,8 +19013,8 @@
         <w:t xml:space="preserve">Titular por panel alineado, no se revisa; las revisiones de las fuentes se absorben al regenerar las series.</w:t>
       </w:r>
     </w:p>
-    <w:bookmarkEnd w:id="161"/>
-    <w:bookmarkStart w:id="162" w:name="Xe97eb45c46db1c6f0b7a9d3dad61e7d604d0a09"/>
+    <w:bookmarkEnd w:id="162"/>
+    <w:bookmarkStart w:id="163" w:name="Xe97eb45c46db1c6f0b7a9d3dad61e7d604d0a09"/>
     <w:p>
       <w:pPr>
         <w:pStyle w:val="Heading2"/>
@@ -18744,9 +19125,9 @@
         <w:t xml:space="preserve">Ficha metodológica · Cinturón Macroeconomía · Capa de semáforo (4 colores)</w:t>
       </w:r>
     </w:p>
-    <w:bookmarkEnd w:id="162"/>
     <w:bookmarkEnd w:id="163"/>
-    <w:bookmarkStart w:id="173" w:name="crédito-privado-real"/>
+    <w:bookmarkEnd w:id="164"/>
+    <w:bookmarkStart w:id="174" w:name="crédito-privado-real"/>
     <w:p>
       <w:pPr>
         <w:pStyle w:val="Heading1"/>
@@ -18873,7 +19254,7 @@
         </w:tc>
       </w:tr>
     </w:tbl>
-    <w:bookmarkStart w:id="164" w:name="identificación-14"/>
+    <w:bookmarkStart w:id="165" w:name="identificación-14"/>
     <w:p>
       <w:pPr>
         <w:pStyle w:val="Heading2"/>
@@ -19236,8 +19617,8 @@
         </w:tc>
       </w:tr>
     </w:tbl>
-    <w:bookmarkEnd w:id="164"/>
-    <w:bookmarkStart w:id="165" w:name="definición-qué-mide-y-por-qué-importa-14"/>
+    <w:bookmarkEnd w:id="165"/>
+    <w:bookmarkStart w:id="166" w:name="definición-qué-mide-y-por-qué-importa-14"/>
     <w:p>
       <w:pPr>
         <w:pStyle w:val="Heading2"/>
@@ -19281,8 +19662,8 @@
         <w:t xml:space="preserve">Si hay combustible para la economía: reservas netas (el respaldo externo), capacidad prestable del sistema financiero (IdC) y crédito real efectivamente otorgado.</w:t>
       </w:r>
     </w:p>
-    <w:bookmarkEnd w:id="165"/>
-    <w:bookmarkStart w:id="166" w:name="método-de-cómputo-14"/>
+    <w:bookmarkEnd w:id="166"/>
+    <w:bookmarkStart w:id="167" w:name="método-de-cómputo-14"/>
     <w:p>
       <w:pPr>
         <w:pStyle w:val="Heading2"/>
@@ -19316,8 +19697,8 @@
         <w:t xml:space="preserve">Mide crédito realizado — complementario del IdC, que mide la capacidad de prestar.</w:t>
       </w:r>
     </w:p>
-    <w:bookmarkEnd w:id="166"/>
-    <w:bookmarkStart w:id="167" w:name="X7b7170cc03c186200356a5b68fedf47ae23f2d7"/>
+    <w:bookmarkEnd w:id="167"/>
+    <w:bookmarkStart w:id="168" w:name="X7b7170cc03c186200356a5b68fedf47ae23f2d7"/>
     <w:p>
       <w:pPr>
         <w:pStyle w:val="Heading2"/>
@@ -19572,8 +19953,8 @@
         </w:tc>
       </w:tr>
     </w:tbl>
-    <w:bookmarkEnd w:id="167"/>
-    <w:bookmarkStart w:id="168" w:name="datos-concretos-detrás-del-valor-14"/>
+    <w:bookmarkEnd w:id="168"/>
+    <w:bookmarkStart w:id="169" w:name="datos-concretos-detrás-del-valor-14"/>
     <w:p>
       <w:pPr>
         <w:pStyle w:val="Heading2"/>
@@ -19603,8 +19984,8 @@
         <w:t xml:space="preserve">nominal 44,9% i.a. deflactado por IPC — crédito realizado, no capacidad (IdC) (mes común: 2026-06) — al 2026-08-05 (provisorio, no puntúa): 2,9% real con deflactor de 2026-06</w:t>
       </w:r>
     </w:p>
-    <w:bookmarkEnd w:id="168"/>
-    <w:bookmarkStart w:id="169" w:name="color-vigente-y-por-qué-14"/>
+    <w:bookmarkEnd w:id="169"/>
+    <w:bookmarkStart w:id="170" w:name="color-vigente-y-por-qué-14"/>
     <w:p>
       <w:pPr>
         <w:pStyle w:val="Heading2"/>
@@ -19672,8 +20053,8 @@
         <w:t xml:space="preserve">La misma serie se sigue extrayendo como contexto no publicado, y el cinturón de vida cotidiana usa las líneas a familias (tarjetas y personales) para su componente de endeudamiento.</w:t>
       </w:r>
     </w:p>
-    <w:bookmarkEnd w:id="169"/>
-    <w:bookmarkStart w:id="170" w:name="transparencia-limitaciones-declaradas-14"/>
+    <w:bookmarkEnd w:id="170"/>
+    <w:bookmarkStart w:id="171" w:name="transparencia-limitaciones-declaradas-14"/>
     <w:p>
       <w:pPr>
         <w:pStyle w:val="Heading2"/>
@@ -19707,8 +20088,8 @@
         <w:t xml:space="preserve">Agregado total: no distingue empresas de familias ni líneas de crédito.</w:t>
       </w:r>
     </w:p>
-    <w:bookmarkEnd w:id="170"/>
-    <w:bookmarkStart w:id="171" w:name="X02964bd421b6ce1686f5e02f1f98c7c34b51012"/>
+    <w:bookmarkEnd w:id="171"/>
+    <w:bookmarkStart w:id="172" w:name="X02964bd421b6ce1686f5e02f1f98c7c34b51012"/>
     <w:p>
       <w:pPr>
         <w:pStyle w:val="Heading2"/>
@@ -19760,8 +20141,8 @@
         <w:t xml:space="preserve">Los saldos del BCRA no se revisan de forma habitual; la serie se regenera completa (desde diciembre de 2023) en cada actualización.</w:t>
       </w:r>
     </w:p>
-    <w:bookmarkEnd w:id="171"/>
-    <w:bookmarkStart w:id="172" w:name="Xfec2c1dec879a8614d6605057a6efcb2a0b1de1"/>
+    <w:bookmarkEnd w:id="172"/>
+    <w:bookmarkStart w:id="173" w:name="Xfec2c1dec879a8614d6605057a6efcb2a0b1de1"/>
     <w:p>
       <w:pPr>
         <w:pStyle w:val="Heading2"/>
@@ -19836,9 +20217,9 @@
         <w:t xml:space="preserve">Ficha metodológica · Cinturón Macroeconomía · Capa de semáforo (4 colores)</w:t>
       </w:r>
     </w:p>
-    <w:bookmarkEnd w:id="172"/>
     <w:bookmarkEnd w:id="173"/>
-    <w:bookmarkStart w:id="183" w:name="costo-real-del-financiamiento-del-tesoro"/>
+    <w:bookmarkEnd w:id="174"/>
+    <w:bookmarkStart w:id="184" w:name="costo-real-del-financiamiento-del-tesoro"/>
     <w:p>
       <w:pPr>
         <w:pStyle w:val="Heading1"/>
@@ -19965,7 +20346,7 @@
         </w:tc>
       </w:tr>
     </w:tbl>
-    <w:bookmarkStart w:id="174" w:name="identificación-15"/>
+    <w:bookmarkStart w:id="175" w:name="identificación-15"/>
     <w:p>
       <w:pPr>
         <w:pStyle w:val="Heading2"/>
@@ -20328,8 +20709,8 @@
         </w:tc>
       </w:tr>
     </w:tbl>
-    <w:bookmarkEnd w:id="174"/>
-    <w:bookmarkStart w:id="175" w:name="definición-qué-mide-y-por-qué-importa-15"/>
+    <w:bookmarkEnd w:id="175"/>
+    <w:bookmarkStart w:id="176" w:name="definición-qué-mide-y-por-qué-importa-15"/>
     <w:p>
       <w:pPr>
         <w:pStyle w:val="Heading2"/>
@@ -20373,8 +20754,8 @@
         <w:t xml:space="preserve">Si hay combustible para la economía: reservas netas (el respaldo externo), capacidad prestable del sistema financiero (IdC) y crédito real efectivamente otorgado.</w:t>
       </w:r>
     </w:p>
-    <w:bookmarkEnd w:id="175"/>
-    <w:bookmarkStart w:id="176" w:name="método-de-cómputo-15"/>
+    <w:bookmarkEnd w:id="176"/>
+    <w:bookmarkStart w:id="177" w:name="método-de-cómputo-15"/>
     <w:p>
       <w:pPr>
         <w:pStyle w:val="Heading2"/>
@@ -20432,8 +20813,8 @@
         <w:t xml:space="preserve">Al promedio se le descuenta la inflación esperada a doce meses, para leer la tasa en términos reales.</w:t>
       </w:r>
     </w:p>
-    <w:bookmarkEnd w:id="176"/>
-    <w:bookmarkStart w:id="177" w:name="X8797a617a46fa23875915c569ac62b6d653dda8"/>
+    <w:bookmarkEnd w:id="177"/>
+    <w:bookmarkStart w:id="178" w:name="X8797a617a46fa23875915c569ac62b6d653dda8"/>
     <w:p>
       <w:pPr>
         <w:pStyle w:val="Heading2"/>
@@ -20767,8 +21148,8 @@
         </w:tc>
       </w:tr>
     </w:tbl>
-    <w:bookmarkEnd w:id="177"/>
-    <w:bookmarkStart w:id="178" w:name="datos-concretos-detrás-del-valor-15"/>
+    <w:bookmarkEnd w:id="178"/>
+    <w:bookmarkStart w:id="179" w:name="datos-concretos-detrás-del-valor-15"/>
     <w:p>
       <w:pPr>
         <w:pStyle w:val="Heading2"/>
@@ -20798,8 +21179,8 @@
         <w:t xml:space="preserve">2026-06: TIREA 32.2% en 1 colocación/es a tasa fija en pesos contra inflación esperada 22.3% → +8.1% real</w:t>
       </w:r>
     </w:p>
-    <w:bookmarkEnd w:id="178"/>
-    <w:bookmarkStart w:id="179" w:name="color-vigente-y-por-qué-15"/>
+    <w:bookmarkEnd w:id="179"/>
+    <w:bookmarkStart w:id="180" w:name="color-vigente-y-por-qué-15"/>
     <w:p>
       <w:pPr>
         <w:pStyle w:val="Heading2"/>
@@ -20845,8 +21226,8 @@
         <w:t xml:space="preserve">Ponderación vigente en el ITCM: 4 % efectivo. El color es una lectura adicional — no reemplaza ni cambia esta ponderación.</w:t>
       </w:r>
     </w:p>
-    <w:bookmarkEnd w:id="179"/>
-    <w:bookmarkStart w:id="180" w:name="transparencia-limitaciones-declaradas-15"/>
+    <w:bookmarkEnd w:id="180"/>
+    <w:bookmarkStart w:id="181" w:name="transparencia-limitaciones-declaradas-15"/>
     <w:p>
       <w:pPr>
         <w:pStyle w:val="Heading2"/>
@@ -20916,8 +21297,8 @@
         <w:t xml:space="preserve">El deflactor es una expectativa relevada por encuesta, la misma que usa el indicador de expectativas de inflación.</w:t>
       </w:r>
     </w:p>
-    <w:bookmarkEnd w:id="180"/>
-    <w:bookmarkStart w:id="181" w:name="X0c45de6897a5612009ee621684988b95b96a817"/>
+    <w:bookmarkEnd w:id="181"/>
+    <w:bookmarkStart w:id="182" w:name="X0c45de6897a5612009ee621684988b95b96a817"/>
     <w:p>
       <w:pPr>
         <w:pStyle w:val="Heading2"/>
@@ -20969,8 +21350,8 @@
         <w:t xml:space="preserve">Las planillas del año en curso se actualizan a lo largo del año; la serie se regenera completa desde diciembre de 2023 en cada actualización.</w:t>
       </w:r>
     </w:p>
-    <w:bookmarkEnd w:id="181"/>
-    <w:bookmarkStart w:id="182" w:name="X4ab0c5eb5abca5f38141be4205cfacb1b6608f5"/>
+    <w:bookmarkEnd w:id="182"/>
+    <w:bookmarkStart w:id="183" w:name="X4ab0c5eb5abca5f38141be4205cfacb1b6608f5"/>
     <w:p>
       <w:pPr>
         <w:pStyle w:val="Heading2"/>
@@ -21027,9 +21408,9 @@
         <w:t xml:space="preserve">Ficha metodológica · Cinturón Macroeconomía · Capa de semáforo (4 colores)</w:t>
       </w:r>
     </w:p>
-    <w:bookmarkEnd w:id="182"/>
     <w:bookmarkEnd w:id="183"/>
-    <w:bookmarkStart w:id="193" w:name="resultado-primario-del-estado-nacional"/>
+    <w:bookmarkEnd w:id="184"/>
+    <w:bookmarkStart w:id="194" w:name="resultado-primario-del-estado-nacional"/>
     <w:p>
       <w:pPr>
         <w:pStyle w:val="Heading1"/>
@@ -21156,7 +21537,7 @@
         </w:tc>
       </w:tr>
     </w:tbl>
-    <w:bookmarkStart w:id="184" w:name="identificación-16"/>
+    <w:bookmarkStart w:id="185" w:name="identificación-16"/>
     <w:p>
       <w:pPr>
         <w:pStyle w:val="Heading2"/>
@@ -21519,8 +21900,8 @@
         </w:tc>
       </w:tr>
     </w:tbl>
-    <w:bookmarkEnd w:id="184"/>
-    <w:bookmarkStart w:id="185" w:name="definición-qué-mide-y-por-qué-importa-16"/>
+    <w:bookmarkEnd w:id="185"/>
+    <w:bookmarkStart w:id="186" w:name="definición-qué-mide-y-por-qué-importa-16"/>
     <w:p>
       <w:pPr>
         <w:pStyle w:val="Heading2"/>
@@ -21564,8 +21945,8 @@
         <w:t xml:space="preserve">Si las cuentas cierran: la recaudación real (el sostén del ancla fiscal) y el saldo comercial (los dólares genuinos del intercambio).</w:t>
       </w:r>
     </w:p>
-    <w:bookmarkEnd w:id="185"/>
-    <w:bookmarkStart w:id="186" w:name="método-de-cómputo-16"/>
+    <w:bookmarkEnd w:id="186"/>
+    <w:bookmarkStart w:id="187" w:name="método-de-cómputo-16"/>
     <w:p>
       <w:pPr>
         <w:pStyle w:val="Heading2"/>
@@ -21611,8 +21992,8 @@
         <w:t xml:space="preserve">Se normaliza contra la recaudación y no contra el producto ni contra los precios: no hay producto nominal mensual publicado, y usar el índice de precios sumaría una dependencia más a un deflactor que ya interviene en otros cuatro indicadores del índice.</w:t>
       </w:r>
     </w:p>
-    <w:bookmarkEnd w:id="186"/>
-    <w:bookmarkStart w:id="187" w:name="X73e3f854e4b8e082811c0c543bcdb6fb29273d5"/>
+    <w:bookmarkEnd w:id="187"/>
+    <w:bookmarkStart w:id="188" w:name="X73e3f854e4b8e082811c0c543bcdb6fb29273d5"/>
     <w:p>
       <w:pPr>
         <w:pStyle w:val="Heading2"/>
@@ -21867,8 +22248,8 @@
         </w:tc>
       </w:tr>
     </w:tbl>
-    <w:bookmarkEnd w:id="187"/>
-    <w:bookmarkStart w:id="188" w:name="datos-concretos-detrás-del-valor-16"/>
+    <w:bookmarkEnd w:id="188"/>
+    <w:bookmarkStart w:id="189" w:name="datos-concretos-detrás-del-valor-16"/>
     <w:p>
       <w:pPr>
         <w:pStyle w:val="Heading2"/>
@@ -21898,8 +22279,8 @@
         <w:t xml:space="preserve">2026-06: superávit primario de 5.5% de la recaudación acumulada de doce meses</w:t>
       </w:r>
     </w:p>
-    <w:bookmarkEnd w:id="188"/>
-    <w:bookmarkStart w:id="189" w:name="color-vigente-y-por-qué-16"/>
+    <w:bookmarkEnd w:id="189"/>
+    <w:bookmarkStart w:id="190" w:name="color-vigente-y-por-qué-16"/>
     <w:p>
       <w:pPr>
         <w:pStyle w:val="Heading2"/>
@@ -21945,8 +22326,8 @@
         <w:t xml:space="preserve">Ponderación vigente en el ITCM: 12 % efectivo. El color es una lectura adicional — no reemplaza ni cambia esta ponderación.</w:t>
       </w:r>
     </w:p>
-    <w:bookmarkEnd w:id="189"/>
-    <w:bookmarkStart w:id="190" w:name="transparencia-limitaciones-declaradas-16"/>
+    <w:bookmarkEnd w:id="190"/>
+    <w:bookmarkStart w:id="191" w:name="transparencia-limitaciones-declaradas-16"/>
     <w:p>
       <w:pPr>
         <w:pStyle w:val="Heading2"/>
@@ -22004,8 +22385,8 @@
         <w:t xml:space="preserve">No mide la calidad del ajuste: el mismo resultado puede alcanzarse recortando gasto de capital o licuando jubilaciones, y el indicador no los distingue.</w:t>
       </w:r>
     </w:p>
-    <w:bookmarkEnd w:id="190"/>
-    <w:bookmarkStart w:id="191" w:name="X7a06634bdbc93c4680ba63361d07c52d56fc14d"/>
+    <w:bookmarkEnd w:id="191"/>
+    <w:bookmarkStart w:id="192" w:name="X7a06634bdbc93c4680ba63361d07c52d56fc14d"/>
     <w:p>
       <w:pPr>
         <w:pStyle w:val="Heading2"/>
@@ -22057,8 +22438,8 @@
         <w:t xml:space="preserve">Las cifras fiscales pueden revisarse en publicaciones posteriores; la serie se regenera completa desde diciembre de 2023 en cada actualización.</w:t>
       </w:r>
     </w:p>
-    <w:bookmarkEnd w:id="191"/>
-    <w:bookmarkStart w:id="192" w:name="X04b1f2d7b7764debfd14097dcda10f65a82388c"/>
+    <w:bookmarkEnd w:id="192"/>
+    <w:bookmarkStart w:id="193" w:name="X04b1f2d7b7764debfd14097dcda10f65a82388c"/>
     <w:p>
       <w:pPr>
         <w:pStyle w:val="Heading2"/>
@@ -22086,8 +22467,8 @@
         <w:t xml:space="preserve">— Nace y entra como componente principal de la dimensión fiscal-comercial (50%), que hasta entonces medía la viabilidad fiscal por los ingresos: la recaudación baja al 30% y el saldo comercial al 20%.</w:t>
       </w:r>
     </w:p>
-    <w:bookmarkEnd w:id="192"/>
     <w:bookmarkEnd w:id="193"/>
+    <w:bookmarkEnd w:id="194"/>
     <w:sectPr>
       <w:headerReference r:id="rId9" w:type="default"/>
       <w:footerReference r:id="rId10" w:type="default"/>

--- a/projects/informe_coyuntura/output/fichas/Fichas Semaforo Macro.docx
+++ b/projects/informe_coyuntura/output/fichas/Fichas Semaforo Macro.docx
@@ -171,6 +171,7 @@
     <w:p>
       <w:pPr>
         <w:pStyle w:val="BodyText"/>
+        <w:spacing w:after="160"/>
       </w:pPr>
       <w:r>
         <w:t xml:space="preserve">El puntaje del ITCM y el de cada dimensión van de 0 a 100, donde 100 es la mejor situación. La tensión es su reflejo: (100 − puntaje) ÷ 10.</w:t>
@@ -179,8 +180,6 @@
     <w:tbl>
       <w:tblPr>
         <w:tblStyle w:val="Table"/>
-        <w:tblW w:type="pct" w:w="0.0"/>
-        <w:tblLayout w:type="autofit"/>
         <w:tblLook w:firstRow="1" w:lastRow="0" w:firstColumn="0" w:lastColumn="0" w:noHBand="0" w:noVBand="0" w:val="0020"/>
         <w:tblBorders>
           <w:top w:val="single" w:sz="4" w:color="D9DEDC"/>
@@ -196,8 +195,14 @@
           <w:left w:w="140" w:type="dxa"/>
           <w:right w:w="140" w:type="dxa"/>
         </w:tblCellMar>
+        <w:tblW w:w="9072" w:type="dxa"/>
+        <w:tblLayout w:type="fixed"/>
       </w:tblPr>
-      <w:tblGrid/>
+      <w:tblGrid>
+        <w:gridCol w:w="3178"/>
+        <w:gridCol w:w="3740"/>
+        <w:gridCol w:w="2154"/>
+      </w:tblGrid>
       <w:tr>
         <w:trPr>
           <w:cantSplit/>
@@ -205,6 +210,7 @@
         </w:trPr>
         <w:tc>
           <w:tcPr>
+            <w:tcW w:w="3178" w:type="dxa"/>
             <w:shd w:val="clear" w:color="auto" w:fill="1F3A34"/>
           </w:tcPr>
           <w:p>
@@ -224,6 +230,7 @@
         </w:tc>
         <w:tc>
           <w:tcPr>
+            <w:tcW w:w="3740" w:type="dxa"/>
             <w:shd w:val="clear" w:color="auto" w:fill="1F3A34"/>
           </w:tcPr>
           <w:p>
@@ -243,6 +250,7 @@
         </w:tc>
         <w:tc>
           <w:tcPr>
+            <w:tcW w:w="2154" w:type="dxa"/>
             <w:shd w:val="clear" w:color="auto" w:fill="1F3A34"/>
           </w:tcPr>
           <w:p>
@@ -266,6 +274,9 @@
           <w:cantSplit/>
         </w:trPr>
         <w:tc>
+          <w:tcPr>
+            <w:tcW w:w="3178" w:type="dxa"/>
+          </w:tcPr>
           <w:p>
             <w:pPr>
               <w:pStyle w:val="Compact"/>
@@ -280,6 +291,9 @@
           </w:p>
         </w:tc>
         <w:tc>
+          <w:tcPr>
+            <w:tcW w:w="3740" w:type="dxa"/>
+          </w:tcPr>
           <w:p>
             <w:pPr>
               <w:pStyle w:val="Compact"/>
@@ -295,6 +309,7 @@
         </w:tc>
         <w:tc>
           <w:tcPr>
+            <w:tcW w:w="2154" w:type="dxa"/>
             <w:shd w:val="clear" w:color="auto" w:fill="DCFCE7"/>
           </w:tcPr>
           <w:p>
@@ -319,6 +334,7 @@
         </w:trPr>
         <w:tc>
           <w:tcPr>
+            <w:tcW w:w="3178" w:type="dxa"/>
             <w:shd w:val="clear" w:color="auto" w:fill="F6F8F7"/>
           </w:tcPr>
           <w:p>
@@ -336,6 +352,7 @@
         </w:tc>
         <w:tc>
           <w:tcPr>
+            <w:tcW w:w="3740" w:type="dxa"/>
             <w:shd w:val="clear" w:color="auto" w:fill="F6F8F7"/>
           </w:tcPr>
           <w:p>
@@ -353,6 +370,7 @@
         </w:tc>
         <w:tc>
           <w:tcPr>
+            <w:tcW w:w="2154" w:type="dxa"/>
             <w:shd w:val="clear" w:color="auto" w:fill="FEF3C7"/>
           </w:tcPr>
           <w:p>
@@ -376,6 +394,9 @@
           <w:cantSplit/>
         </w:trPr>
         <w:tc>
+          <w:tcPr>
+            <w:tcW w:w="3178" w:type="dxa"/>
+          </w:tcPr>
           <w:p>
             <w:pPr>
               <w:pStyle w:val="Compact"/>
@@ -390,6 +411,9 @@
           </w:p>
         </w:tc>
         <w:tc>
+          <w:tcPr>
+            <w:tcW w:w="3740" w:type="dxa"/>
+          </w:tcPr>
           <w:p>
             <w:pPr>
               <w:pStyle w:val="Compact"/>
@@ -405,6 +429,7 @@
         </w:tc>
         <w:tc>
           <w:tcPr>
+            <w:tcW w:w="2154" w:type="dxa"/>
             <w:shd w:val="clear" w:color="auto" w:fill="FFEDD5"/>
           </w:tcPr>
           <w:p>
@@ -429,6 +454,7 @@
         </w:trPr>
         <w:tc>
           <w:tcPr>
+            <w:tcW w:w="3178" w:type="dxa"/>
             <w:shd w:val="clear" w:color="auto" w:fill="F6F8F7"/>
           </w:tcPr>
           <w:p>
@@ -446,6 +472,7 @@
         </w:tc>
         <w:tc>
           <w:tcPr>
+            <w:tcW w:w="3740" w:type="dxa"/>
             <w:shd w:val="clear" w:color="auto" w:fill="F6F8F7"/>
           </w:tcPr>
           <w:p>
@@ -463,6 +490,7 @@
         </w:tc>
         <w:tc>
           <w:tcPr>
+            <w:tcW w:w="2154" w:type="dxa"/>
             <w:shd w:val="clear" w:color="auto" w:fill="FEE2E2"/>
           </w:tcPr>
           <w:p>
@@ -485,6 +513,7 @@
     <w:p>
       <w:pPr>
         <w:pStyle w:val="BodyText"/>
+        <w:spacing w:before="200"/>
       </w:pPr>
       <w:r>
         <w:rPr>
@@ -520,6 +549,7 @@
       <w:pPr>
         <w:pStyle w:val="Heading2"/>
         <w:keepNext/>
+        <w:spacing w:after="160"/>
       </w:pPr>
       <w:r>
         <w:t xml:space="preserve">ITCM — el índice del cinturón</w:t>
@@ -528,8 +558,6 @@
     <w:tbl>
       <w:tblPr>
         <w:tblStyle w:val="Table"/>
-        <w:tblW w:type="pct" w:w="5000.0"/>
-        <w:tblLayout w:type="autofit"/>
         <w:tblLook w:firstRow="0" w:lastRow="0" w:firstColumn="0" w:lastColumn="0" w:noHBand="0" w:noVBand="0" w:val="0000"/>
         <w:tblBorders>
           <w:top w:val="single" w:sz="4" w:color="D9DEDC"/>
@@ -545,18 +573,23 @@
           <w:left w:w="140" w:type="dxa"/>
           <w:right w:w="140" w:type="dxa"/>
         </w:tblCellMar>
+        <w:tblW w:w="9072" w:type="dxa"/>
+        <w:tblLayout w:type="fixed"/>
       </w:tblPr>
       <w:tblGrid>
-        <w:gridCol w:w="1980"/>
-        <w:gridCol w:w="1980"/>
-        <w:gridCol w:w="1980"/>
-        <w:gridCol w:w="1980"/>
+        <w:gridCol w:w="1701"/>
+        <w:gridCol w:w="1100"/>
+        <w:gridCol w:w="2482"/>
+        <w:gridCol w:w="3789"/>
       </w:tblGrid>
       <w:tr>
         <w:trPr>
           <w:cantSplit/>
         </w:trPr>
         <w:tc>
+          <w:tcPr>
+            <w:tcW w:w="1701" w:type="dxa"/>
+          </w:tcPr>
           <w:p>
             <w:pPr>
               <w:pStyle w:val="Compact"/>
@@ -574,6 +607,7 @@
         </w:tc>
         <w:tc>
           <w:tcPr>
+            <w:tcW w:w="1100" w:type="dxa"/>
             <w:shd w:val="clear" w:color="auto" w:fill="DCFCE7"/>
           </w:tcPr>
           <w:p>
@@ -593,6 +627,9 @@
           </w:p>
         </w:tc>
         <w:tc>
+          <w:tcPr>
+            <w:tcW w:w="2482" w:type="dxa"/>
+          </w:tcPr>
           <w:p>
             <w:pPr>
               <w:pStyle w:val="Compact"/>
@@ -607,6 +644,9 @@
           </w:p>
         </w:tc>
         <w:tc>
+          <w:tcPr>
+            <w:tcW w:w="3789" w:type="dxa"/>
+          </w:tcPr>
           <w:p>
             <w:pPr>
               <w:pStyle w:val="Compact"/>
@@ -628,6 +668,7 @@
       <w:pPr>
         <w:pStyle w:val="Heading2"/>
         <w:keepNext/>
+        <w:spacing w:after="160"/>
       </w:pPr>
       <w:r>
         <w:t xml:space="preserve">Dimensiones</w:t>
@@ -636,8 +677,6 @@
     <w:tbl>
       <w:tblPr>
         <w:tblStyle w:val="Table"/>
-        <w:tblW w:type="pct" w:w="5000.0"/>
-        <w:tblLayout w:type="autofit"/>
         <w:tblLook w:firstRow="1" w:lastRow="0" w:firstColumn="0" w:lastColumn="0" w:noHBand="0" w:noVBand="0" w:val="0020"/>
         <w:tblBorders>
           <w:top w:val="single" w:sz="4" w:color="D9DEDC"/>
@@ -653,13 +692,15 @@
           <w:left w:w="140" w:type="dxa"/>
           <w:right w:w="140" w:type="dxa"/>
         </w:tblCellMar>
+        <w:tblW w:w="9072" w:type="dxa"/>
+        <w:tblLayout w:type="fixed"/>
       </w:tblPr>
       <w:tblGrid>
-        <w:gridCol w:w="1584"/>
-        <w:gridCol w:w="1584"/>
-        <w:gridCol w:w="1584"/>
-        <w:gridCol w:w="1584"/>
-        <w:gridCol w:w="1584"/>
+        <w:gridCol w:w="2854"/>
+        <w:gridCol w:w="3040"/>
+        <w:gridCol w:w="1045"/>
+        <w:gridCol w:w="1168"/>
+        <w:gridCol w:w="965"/>
       </w:tblGrid>
       <w:tr>
         <w:trPr>
@@ -668,6 +709,7 @@
         </w:trPr>
         <w:tc>
           <w:tcPr>
+            <w:tcW w:w="2854" w:type="dxa"/>
             <w:shd w:val="clear" w:color="auto" w:fill="1F3A34"/>
           </w:tcPr>
           <w:p>
@@ -687,6 +729,7 @@
         </w:tc>
         <w:tc>
           <w:tcPr>
+            <w:tcW w:w="3040" w:type="dxa"/>
             <w:shd w:val="clear" w:color="auto" w:fill="1F3A34"/>
           </w:tcPr>
           <w:p>
@@ -706,6 +749,7 @@
         </w:tc>
         <w:tc>
           <w:tcPr>
+            <w:tcW w:w="1045" w:type="dxa"/>
             <w:shd w:val="clear" w:color="auto" w:fill="1F3A34"/>
           </w:tcPr>
           <w:p>
@@ -725,6 +769,7 @@
         </w:tc>
         <w:tc>
           <w:tcPr>
+            <w:tcW w:w="1168" w:type="dxa"/>
             <w:shd w:val="clear" w:color="auto" w:fill="1F3A34"/>
           </w:tcPr>
           <w:p>
@@ -744,6 +789,7 @@
         </w:tc>
         <w:tc>
           <w:tcPr>
+            <w:tcW w:w="965" w:type="dxa"/>
             <w:shd w:val="clear" w:color="auto" w:fill="1F3A34"/>
           </w:tcPr>
           <w:p>
@@ -767,6 +813,9 @@
           <w:cantSplit/>
         </w:trPr>
         <w:tc>
+          <w:tcPr>
+            <w:tcW w:w="2854" w:type="dxa"/>
+          </w:tcPr>
           <w:p>
             <w:pPr>
               <w:pStyle w:val="Compact"/>
@@ -781,6 +830,9 @@
           </w:p>
         </w:tc>
         <w:tc>
+          <w:tcPr>
+            <w:tcW w:w="3040" w:type="dxa"/>
+          </w:tcPr>
           <w:p>
             <w:pPr>
               <w:pStyle w:val="Compact"/>
@@ -795,6 +847,9 @@
           </w:p>
         </w:tc>
         <w:tc>
+          <w:tcPr>
+            <w:tcW w:w="1045" w:type="dxa"/>
+          </w:tcPr>
           <w:p>
             <w:pPr>
               <w:pStyle w:val="Compact"/>
@@ -810,6 +865,7 @@
         </w:tc>
         <w:tc>
           <w:tcPr>
+            <w:tcW w:w="1168" w:type="dxa"/>
             <w:shd w:val="clear" w:color="auto" w:fill="DCFCE7"/>
           </w:tcPr>
           <w:p>
@@ -828,6 +884,9 @@
           </w:p>
         </w:tc>
         <w:tc>
+          <w:tcPr>
+            <w:tcW w:w="965" w:type="dxa"/>
+          </w:tcPr>
           <w:p>
             <w:pPr>
               <w:pStyle w:val="Compact"/>
@@ -848,6 +907,7 @@
         </w:trPr>
         <w:tc>
           <w:tcPr>
+            <w:tcW w:w="2854" w:type="dxa"/>
             <w:shd w:val="clear" w:color="auto" w:fill="F6F8F7"/>
           </w:tcPr>
           <w:p>
@@ -865,6 +925,7 @@
         </w:tc>
         <w:tc>
           <w:tcPr>
+            <w:tcW w:w="3040" w:type="dxa"/>
             <w:shd w:val="clear" w:color="auto" w:fill="F6F8F7"/>
           </w:tcPr>
           <w:p>
@@ -882,6 +943,7 @@
         </w:tc>
         <w:tc>
           <w:tcPr>
+            <w:tcW w:w="1045" w:type="dxa"/>
             <w:shd w:val="clear" w:color="auto" w:fill="F6F8F7"/>
           </w:tcPr>
           <w:p>
@@ -899,6 +961,7 @@
         </w:tc>
         <w:tc>
           <w:tcPr>
+            <w:tcW w:w="1168" w:type="dxa"/>
             <w:shd w:val="clear" w:color="auto" w:fill="DCFCE7"/>
           </w:tcPr>
           <w:p>
@@ -918,6 +981,7 @@
         </w:tc>
         <w:tc>
           <w:tcPr>
+            <w:tcW w:w="965" w:type="dxa"/>
             <w:shd w:val="clear" w:color="auto" w:fill="F6F8F7"/>
           </w:tcPr>
           <w:p>
@@ -939,6 +1003,9 @@
           <w:cantSplit/>
         </w:trPr>
         <w:tc>
+          <w:tcPr>
+            <w:tcW w:w="2854" w:type="dxa"/>
+          </w:tcPr>
           <w:p>
             <w:pPr>
               <w:pStyle w:val="Compact"/>
@@ -953,6 +1020,9 @@
           </w:p>
         </w:tc>
         <w:tc>
+          <w:tcPr>
+            <w:tcW w:w="3040" w:type="dxa"/>
+          </w:tcPr>
           <w:p>
             <w:pPr>
               <w:pStyle w:val="Compact"/>
@@ -967,6 +1037,9 @@
           </w:p>
         </w:tc>
         <w:tc>
+          <w:tcPr>
+            <w:tcW w:w="1045" w:type="dxa"/>
+          </w:tcPr>
           <w:p>
             <w:pPr>
               <w:pStyle w:val="Compact"/>
@@ -982,6 +1055,7 @@
         </w:tc>
         <w:tc>
           <w:tcPr>
+            <w:tcW w:w="1168" w:type="dxa"/>
             <w:shd w:val="clear" w:color="auto" w:fill="FEF3C7"/>
           </w:tcPr>
           <w:p>
@@ -1000,6 +1074,9 @@
           </w:p>
         </w:tc>
         <w:tc>
+          <w:tcPr>
+            <w:tcW w:w="965" w:type="dxa"/>
+          </w:tcPr>
           <w:p>
             <w:pPr>
               <w:pStyle w:val="Compact"/>
@@ -1020,6 +1097,7 @@
         </w:trPr>
         <w:tc>
           <w:tcPr>
+            <w:tcW w:w="2854" w:type="dxa"/>
             <w:shd w:val="clear" w:color="auto" w:fill="F6F8F7"/>
           </w:tcPr>
           <w:p>
@@ -1037,6 +1115,7 @@
         </w:tc>
         <w:tc>
           <w:tcPr>
+            <w:tcW w:w="3040" w:type="dxa"/>
             <w:shd w:val="clear" w:color="auto" w:fill="F6F8F7"/>
           </w:tcPr>
           <w:p>
@@ -1054,6 +1133,7 @@
         </w:tc>
         <w:tc>
           <w:tcPr>
+            <w:tcW w:w="1045" w:type="dxa"/>
             <w:shd w:val="clear" w:color="auto" w:fill="F6F8F7"/>
           </w:tcPr>
           <w:p>
@@ -1071,6 +1151,7 @@
         </w:tc>
         <w:tc>
           <w:tcPr>
+            <w:tcW w:w="1168" w:type="dxa"/>
             <w:shd w:val="clear" w:color="auto" w:fill="DCFCE7"/>
           </w:tcPr>
           <w:p>
@@ -1090,6 +1171,7 @@
         </w:tc>
         <w:tc>
           <w:tcPr>
+            <w:tcW w:w="965" w:type="dxa"/>
             <w:shd w:val="clear" w:color="auto" w:fill="F6F8F7"/>
           </w:tcPr>
           <w:p>
@@ -1111,6 +1193,9 @@
           <w:cantSplit/>
         </w:trPr>
         <w:tc>
+          <w:tcPr>
+            <w:tcW w:w="2854" w:type="dxa"/>
+          </w:tcPr>
           <w:p>
             <w:pPr>
               <w:pStyle w:val="Compact"/>
@@ -1125,6 +1210,9 @@
           </w:p>
         </w:tc>
         <w:tc>
+          <w:tcPr>
+            <w:tcW w:w="3040" w:type="dxa"/>
+          </w:tcPr>
           <w:p>
             <w:pPr>
               <w:pStyle w:val="Compact"/>
@@ -1139,6 +1227,9 @@
           </w:p>
         </w:tc>
         <w:tc>
+          <w:tcPr>
+            <w:tcW w:w="1045" w:type="dxa"/>
+          </w:tcPr>
           <w:p>
             <w:pPr>
               <w:pStyle w:val="Compact"/>
@@ -1154,6 +1245,7 @@
         </w:tc>
         <w:tc>
           <w:tcPr>
+            <w:tcW w:w="1168" w:type="dxa"/>
             <w:shd w:val="clear" w:color="auto" w:fill="FEF3C7"/>
           </w:tcPr>
           <w:p>
@@ -1172,6 +1264,9 @@
           </w:p>
         </w:tc>
         <w:tc>
+          <w:tcPr>
+            <w:tcW w:w="965" w:type="dxa"/>
+          </w:tcPr>
           <w:p>
             <w:pPr>
               <w:pStyle w:val="Compact"/>
@@ -1192,6 +1287,7 @@
         </w:trPr>
         <w:tc>
           <w:tcPr>
+            <w:tcW w:w="2854" w:type="dxa"/>
             <w:shd w:val="clear" w:color="auto" w:fill="F6F8F7"/>
           </w:tcPr>
           <w:p>
@@ -1209,6 +1305,7 @@
         </w:tc>
         <w:tc>
           <w:tcPr>
+            <w:tcW w:w="3040" w:type="dxa"/>
             <w:shd w:val="clear" w:color="auto" w:fill="F6F8F7"/>
           </w:tcPr>
           <w:p>
@@ -1226,6 +1323,7 @@
         </w:tc>
         <w:tc>
           <w:tcPr>
+            <w:tcW w:w="1045" w:type="dxa"/>
             <w:shd w:val="clear" w:color="auto" w:fill="F6F8F7"/>
           </w:tcPr>
           <w:p>
@@ -1243,6 +1341,7 @@
         </w:tc>
         <w:tc>
           <w:tcPr>
+            <w:tcW w:w="1168" w:type="dxa"/>
             <w:shd w:val="clear" w:color="auto" w:fill="FEF3C7"/>
           </w:tcPr>
           <w:p>
@@ -1262,6 +1361,7 @@
         </w:tc>
         <w:tc>
           <w:tcPr>
+            <w:tcW w:w="965" w:type="dxa"/>
             <w:shd w:val="clear" w:color="auto" w:fill="F6F8F7"/>
           </w:tcPr>
           <w:p>
@@ -1280,6 +1380,9 @@
       </w:tr>
     </w:tbl>
     <w:p>
+      <w:pPr>
+        <w:spacing w:before="200"/>
+      </w:pPr>
       <w:r>
         <w:br w:type="page"/>
       </w:r>
@@ -1310,6 +1413,7 @@
     <w:p>
       <w:pPr>
         <w:pStyle w:val="FirstParagraph"/>
+        <w:spacing w:after="160"/>
       </w:pPr>
       <w:r>
         <w:t xml:space="preserve">Agrupados por dimensión. La columna de peso dice cuánto mueve cada indicador el índice del cinturón; el color es el del semáforo de este mes.</w:t>
@@ -1318,8 +1422,6 @@
     <w:tbl>
       <w:tblPr>
         <w:tblStyle w:val="Table"/>
-        <w:tblW w:type="pct" w:w="5000.0"/>
-        <w:tblLayout w:type="autofit"/>
         <w:tblLook w:firstRow="1" w:lastRow="0" w:firstColumn="0" w:lastColumn="0" w:noHBand="0" w:noVBand="0" w:val="0020"/>
         <w:tblBorders>
           <w:top w:val="single" w:sz="4" w:color="D9DEDC"/>
@@ -1335,13 +1437,15 @@
           <w:left w:w="140" w:type="dxa"/>
           <w:right w:w="140" w:type="dxa"/>
         </w:tblCellMar>
+        <w:tblW w:w="9072" w:type="dxa"/>
+        <w:tblLayout w:type="fixed"/>
       </w:tblPr>
       <w:tblGrid>
-        <w:gridCol w:w="1584"/>
-        <w:gridCol w:w="1584"/>
-        <w:gridCol w:w="1584"/>
-        <w:gridCol w:w="1584"/>
-        <w:gridCol w:w="1584"/>
+        <w:gridCol w:w="2887"/>
+        <w:gridCol w:w="2321"/>
+        <w:gridCol w:w="1780"/>
+        <w:gridCol w:w="1145"/>
+        <w:gridCol w:w="939"/>
       </w:tblGrid>
       <w:tr>
         <w:trPr>
@@ -1350,6 +1454,7 @@
         </w:trPr>
         <w:tc>
           <w:tcPr>
+            <w:tcW w:w="2887" w:type="dxa"/>
             <w:shd w:val="clear" w:color="auto" w:fill="1F3A34"/>
           </w:tcPr>
           <w:p>
@@ -1369,6 +1474,7 @@
         </w:tc>
         <w:tc>
           <w:tcPr>
+            <w:tcW w:w="2321" w:type="dxa"/>
             <w:shd w:val="clear" w:color="auto" w:fill="1F3A34"/>
           </w:tcPr>
           <w:p>
@@ -1388,6 +1494,7 @@
         </w:tc>
         <w:tc>
           <w:tcPr>
+            <w:tcW w:w="1780" w:type="dxa"/>
             <w:shd w:val="clear" w:color="auto" w:fill="1F3A34"/>
           </w:tcPr>
           <w:p>
@@ -1407,6 +1514,7 @@
         </w:tc>
         <w:tc>
           <w:tcPr>
+            <w:tcW w:w="1145" w:type="dxa"/>
             <w:shd w:val="clear" w:color="auto" w:fill="1F3A34"/>
           </w:tcPr>
           <w:p>
@@ -1426,6 +1534,7 @@
         </w:tc>
         <w:tc>
           <w:tcPr>
+            <w:tcW w:w="939" w:type="dxa"/>
             <w:shd w:val="clear" w:color="auto" w:fill="1F3A34"/>
           </w:tcPr>
           <w:p>
@@ -1450,6 +1559,7 @@
         </w:trPr>
         <w:tc>
           <w:tcPr>
+            <w:tcW w:w="9072" w:type="dxa"/>
             <w:gridSpan w:val="5"/>
             <w:shd w:val="clear" w:color="auto" w:fill="E8EDEB"/>
           </w:tcPr>
@@ -1475,6 +1585,7 @@
         </w:trPr>
         <w:tc>
           <w:tcPr>
+            <w:tcW w:w="2887" w:type="dxa"/>
             <w:shd w:val="clear" w:color="auto" w:fill="F6F8F7"/>
           </w:tcPr>
           <w:p>
@@ -1492,6 +1603,7 @@
         </w:tc>
         <w:tc>
           <w:tcPr>
+            <w:tcW w:w="2321" w:type="dxa"/>
             <w:shd w:val="clear" w:color="auto" w:fill="F6F8F7"/>
           </w:tcPr>
           <w:p>
@@ -1509,6 +1621,7 @@
         </w:tc>
         <w:tc>
           <w:tcPr>
+            <w:tcW w:w="1780" w:type="dxa"/>
             <w:shd w:val="clear" w:color="auto" w:fill="F6F8F7"/>
           </w:tcPr>
           <w:p>
@@ -1526,6 +1639,7 @@
         </w:tc>
         <w:tc>
           <w:tcPr>
+            <w:tcW w:w="1145" w:type="dxa"/>
             <w:shd w:val="clear" w:color="auto" w:fill="DCFCE7"/>
           </w:tcPr>
           <w:p>
@@ -1545,6 +1659,7 @@
         </w:tc>
         <w:tc>
           <w:tcPr>
+            <w:tcW w:w="939" w:type="dxa"/>
             <w:shd w:val="clear" w:color="auto" w:fill="F6F8F7"/>
           </w:tcPr>
           <w:p>
@@ -1566,6 +1681,9 @@
           <w:cantSplit/>
         </w:trPr>
         <w:tc>
+          <w:tcPr>
+            <w:tcW w:w="2887" w:type="dxa"/>
+          </w:tcPr>
           <w:p>
             <w:pPr>
               <w:pStyle w:val="Compact"/>
@@ -1580,6 +1698,9 @@
           </w:p>
         </w:tc>
         <w:tc>
+          <w:tcPr>
+            <w:tcW w:w="2321" w:type="dxa"/>
+          </w:tcPr>
           <w:p>
             <w:pPr>
               <w:pStyle w:val="Compact"/>
@@ -1594,6 +1715,9 @@
           </w:p>
         </w:tc>
         <w:tc>
+          <w:tcPr>
+            <w:tcW w:w="1780" w:type="dxa"/>
+          </w:tcPr>
           <w:p>
             <w:pPr>
               <w:pStyle w:val="Compact"/>
@@ -1609,6 +1733,7 @@
         </w:tc>
         <w:tc>
           <w:tcPr>
+            <w:tcW w:w="1145" w:type="dxa"/>
             <w:shd w:val="clear" w:color="auto" w:fill="DCFCE7"/>
           </w:tcPr>
           <w:p>
@@ -1627,6 +1752,9 @@
           </w:p>
         </w:tc>
         <w:tc>
+          <w:tcPr>
+            <w:tcW w:w="939" w:type="dxa"/>
+          </w:tcPr>
           <w:p>
             <w:pPr>
               <w:pStyle w:val="Compact"/>
@@ -1647,6 +1775,7 @@
         </w:trPr>
         <w:tc>
           <w:tcPr>
+            <w:tcW w:w="2887" w:type="dxa"/>
             <w:shd w:val="clear" w:color="auto" w:fill="F6F8F7"/>
           </w:tcPr>
           <w:p>
@@ -1664,6 +1793,7 @@
         </w:tc>
         <w:tc>
           <w:tcPr>
+            <w:tcW w:w="2321" w:type="dxa"/>
             <w:shd w:val="clear" w:color="auto" w:fill="F6F8F7"/>
           </w:tcPr>
           <w:p>
@@ -1681,6 +1811,7 @@
         </w:tc>
         <w:tc>
           <w:tcPr>
+            <w:tcW w:w="1780" w:type="dxa"/>
             <w:shd w:val="clear" w:color="auto" w:fill="F6F8F7"/>
           </w:tcPr>
           <w:p>
@@ -1698,6 +1829,7 @@
         </w:tc>
         <w:tc>
           <w:tcPr>
+            <w:tcW w:w="1145" w:type="dxa"/>
             <w:shd w:val="clear" w:color="auto" w:fill="FFEDD5"/>
           </w:tcPr>
           <w:p>
@@ -1717,6 +1849,7 @@
         </w:tc>
         <w:tc>
           <w:tcPr>
+            <w:tcW w:w="939" w:type="dxa"/>
             <w:shd w:val="clear" w:color="auto" w:fill="F6F8F7"/>
           </w:tcPr>
           <w:p>
@@ -1738,6 +1871,9 @@
           <w:cantSplit/>
         </w:trPr>
         <w:tc>
+          <w:tcPr>
+            <w:tcW w:w="2887" w:type="dxa"/>
+          </w:tcPr>
           <w:p>
             <w:pPr>
               <w:pStyle w:val="Compact"/>
@@ -1752,6 +1888,9 @@
           </w:p>
         </w:tc>
         <w:tc>
+          <w:tcPr>
+            <w:tcW w:w="2321" w:type="dxa"/>
+          </w:tcPr>
           <w:p>
             <w:pPr>
               <w:pStyle w:val="Compact"/>
@@ -1766,6 +1905,9 @@
           </w:p>
         </w:tc>
         <w:tc>
+          <w:tcPr>
+            <w:tcW w:w="1780" w:type="dxa"/>
+          </w:tcPr>
           <w:p>
             <w:pPr>
               <w:pStyle w:val="Compact"/>
@@ -1781,6 +1923,7 @@
         </w:tc>
         <w:tc>
           <w:tcPr>
+            <w:tcW w:w="1145" w:type="dxa"/>
             <w:shd w:val="clear" w:color="auto" w:fill="DCFCE7"/>
           </w:tcPr>
           <w:p>
@@ -1799,6 +1942,9 @@
           </w:p>
         </w:tc>
         <w:tc>
+          <w:tcPr>
+            <w:tcW w:w="939" w:type="dxa"/>
+          </w:tcPr>
           <w:p>
             <w:pPr>
               <w:pStyle w:val="Compact"/>
@@ -1819,6 +1965,7 @@
         </w:trPr>
         <w:tc>
           <w:tcPr>
+            <w:tcW w:w="9072" w:type="dxa"/>
             <w:gridSpan w:val="5"/>
             <w:shd w:val="clear" w:color="auto" w:fill="E8EDEB"/>
           </w:tcPr>
@@ -1843,6 +1990,9 @@
           <w:cantSplit/>
         </w:trPr>
         <w:tc>
+          <w:tcPr>
+            <w:tcW w:w="2887" w:type="dxa"/>
+          </w:tcPr>
           <w:p>
             <w:pPr>
               <w:pStyle w:val="Compact"/>
@@ -1857,6 +2007,9 @@
           </w:p>
         </w:tc>
         <w:tc>
+          <w:tcPr>
+            <w:tcW w:w="2321" w:type="dxa"/>
+          </w:tcPr>
           <w:p>
             <w:pPr>
               <w:pStyle w:val="Compact"/>
@@ -1871,6 +2024,9 @@
           </w:p>
         </w:tc>
         <w:tc>
+          <w:tcPr>
+            <w:tcW w:w="1780" w:type="dxa"/>
+          </w:tcPr>
           <w:p>
             <w:pPr>
               <w:pStyle w:val="Compact"/>
@@ -1886,6 +2042,7 @@
         </w:tc>
         <w:tc>
           <w:tcPr>
+            <w:tcW w:w="1145" w:type="dxa"/>
             <w:shd w:val="clear" w:color="auto" w:fill="DCFCE7"/>
           </w:tcPr>
           <w:p>
@@ -1904,6 +2061,9 @@
           </w:p>
         </w:tc>
         <w:tc>
+          <w:tcPr>
+            <w:tcW w:w="939" w:type="dxa"/>
+          </w:tcPr>
           <w:p>
             <w:pPr>
               <w:pStyle w:val="Compact"/>
@@ -1924,6 +2084,7 @@
         </w:trPr>
         <w:tc>
           <w:tcPr>
+            <w:tcW w:w="2887" w:type="dxa"/>
             <w:shd w:val="clear" w:color="auto" w:fill="F6F8F7"/>
           </w:tcPr>
           <w:p>
@@ -1941,6 +2102,7 @@
         </w:tc>
         <w:tc>
           <w:tcPr>
+            <w:tcW w:w="2321" w:type="dxa"/>
             <w:shd w:val="clear" w:color="auto" w:fill="F6F8F7"/>
           </w:tcPr>
           <w:p>
@@ -1958,6 +2120,7 @@
         </w:tc>
         <w:tc>
           <w:tcPr>
+            <w:tcW w:w="1780" w:type="dxa"/>
             <w:shd w:val="clear" w:color="auto" w:fill="F6F8F7"/>
           </w:tcPr>
           <w:p>
@@ -1975,6 +2138,7 @@
         </w:tc>
         <w:tc>
           <w:tcPr>
+            <w:tcW w:w="1145" w:type="dxa"/>
             <w:shd w:val="clear" w:color="auto" w:fill="FEF3C7"/>
           </w:tcPr>
           <w:p>
@@ -1994,6 +2158,7 @@
         </w:tc>
         <w:tc>
           <w:tcPr>
+            <w:tcW w:w="939" w:type="dxa"/>
             <w:shd w:val="clear" w:color="auto" w:fill="F6F8F7"/>
           </w:tcPr>
           <w:p>
@@ -2015,6 +2180,9 @@
           <w:cantSplit/>
         </w:trPr>
         <w:tc>
+          <w:tcPr>
+            <w:tcW w:w="2887" w:type="dxa"/>
+          </w:tcPr>
           <w:p>
             <w:pPr>
               <w:pStyle w:val="Compact"/>
@@ -2029,6 +2197,9 @@
           </w:p>
         </w:tc>
         <w:tc>
+          <w:tcPr>
+            <w:tcW w:w="2321" w:type="dxa"/>
+          </w:tcPr>
           <w:p>
             <w:pPr>
               <w:pStyle w:val="Compact"/>
@@ -2043,6 +2214,9 @@
           </w:p>
         </w:tc>
         <w:tc>
+          <w:tcPr>
+            <w:tcW w:w="1780" w:type="dxa"/>
+          </w:tcPr>
           <w:p>
             <w:pPr>
               <w:pStyle w:val="Compact"/>
@@ -2058,6 +2232,7 @@
         </w:tc>
         <w:tc>
           <w:tcPr>
+            <w:tcW w:w="1145" w:type="dxa"/>
             <w:shd w:val="clear" w:color="auto" w:fill="DCFCE7"/>
           </w:tcPr>
           <w:p>
@@ -2076,6 +2251,9 @@
           </w:p>
         </w:tc>
         <w:tc>
+          <w:tcPr>
+            <w:tcW w:w="939" w:type="dxa"/>
+          </w:tcPr>
           <w:p>
             <w:pPr>
               <w:pStyle w:val="Compact"/>
@@ -2096,6 +2274,7 @@
         </w:trPr>
         <w:tc>
           <w:tcPr>
+            <w:tcW w:w="9072" w:type="dxa"/>
             <w:gridSpan w:val="5"/>
             <w:shd w:val="clear" w:color="auto" w:fill="E8EDEB"/>
           </w:tcPr>
@@ -2120,6 +2299,9 @@
           <w:cantSplit/>
         </w:trPr>
         <w:tc>
+          <w:tcPr>
+            <w:tcW w:w="2887" w:type="dxa"/>
+          </w:tcPr>
           <w:p>
             <w:pPr>
               <w:pStyle w:val="Compact"/>
@@ -2134,6 +2316,9 @@
           </w:p>
         </w:tc>
         <w:tc>
+          <w:tcPr>
+            <w:tcW w:w="2321" w:type="dxa"/>
+          </w:tcPr>
           <w:p>
             <w:pPr>
               <w:pStyle w:val="Compact"/>
@@ -2148,6 +2333,9 @@
           </w:p>
         </w:tc>
         <w:tc>
+          <w:tcPr>
+            <w:tcW w:w="1780" w:type="dxa"/>
+          </w:tcPr>
           <w:p>
             <w:pPr>
               <w:pStyle w:val="Compact"/>
@@ -2163,6 +2351,7 @@
         </w:tc>
         <w:tc>
           <w:tcPr>
+            <w:tcW w:w="1145" w:type="dxa"/>
             <w:shd w:val="clear" w:color="auto" w:fill="FFEDD5"/>
           </w:tcPr>
           <w:p>
@@ -2181,6 +2370,9 @@
           </w:p>
         </w:tc>
         <w:tc>
+          <w:tcPr>
+            <w:tcW w:w="939" w:type="dxa"/>
+          </w:tcPr>
           <w:p>
             <w:pPr>
               <w:pStyle w:val="Compact"/>
@@ -2201,6 +2393,7 @@
         </w:trPr>
         <w:tc>
           <w:tcPr>
+            <w:tcW w:w="2887" w:type="dxa"/>
             <w:shd w:val="clear" w:color="auto" w:fill="F6F8F7"/>
           </w:tcPr>
           <w:p>
@@ -2218,6 +2411,7 @@
         </w:tc>
         <w:tc>
           <w:tcPr>
+            <w:tcW w:w="2321" w:type="dxa"/>
             <w:shd w:val="clear" w:color="auto" w:fill="F6F8F7"/>
           </w:tcPr>
           <w:p>
@@ -2235,6 +2429,7 @@
         </w:tc>
         <w:tc>
           <w:tcPr>
+            <w:tcW w:w="1780" w:type="dxa"/>
             <w:shd w:val="clear" w:color="auto" w:fill="F6F8F7"/>
           </w:tcPr>
           <w:p>
@@ -2252,6 +2447,7 @@
         </w:tc>
         <w:tc>
           <w:tcPr>
+            <w:tcW w:w="1145" w:type="dxa"/>
             <w:shd w:val="clear" w:color="auto" w:fill="FEF3C7"/>
           </w:tcPr>
           <w:p>
@@ -2271,6 +2467,7 @@
         </w:tc>
         <w:tc>
           <w:tcPr>
+            <w:tcW w:w="939" w:type="dxa"/>
             <w:shd w:val="clear" w:color="auto" w:fill="F6F8F7"/>
           </w:tcPr>
           <w:p>
@@ -2292,6 +2489,9 @@
           <w:cantSplit/>
         </w:trPr>
         <w:tc>
+          <w:tcPr>
+            <w:tcW w:w="2887" w:type="dxa"/>
+          </w:tcPr>
           <w:p>
             <w:pPr>
               <w:pStyle w:val="Compact"/>
@@ -2306,6 +2506,9 @@
           </w:p>
         </w:tc>
         <w:tc>
+          <w:tcPr>
+            <w:tcW w:w="2321" w:type="dxa"/>
+          </w:tcPr>
           <w:p>
             <w:pPr>
               <w:pStyle w:val="Compact"/>
@@ -2320,6 +2523,9 @@
           </w:p>
         </w:tc>
         <w:tc>
+          <w:tcPr>
+            <w:tcW w:w="1780" w:type="dxa"/>
+          </w:tcPr>
           <w:p>
             <w:pPr>
               <w:pStyle w:val="Compact"/>
@@ -2335,6 +2541,7 @@
         </w:tc>
         <w:tc>
           <w:tcPr>
+            <w:tcW w:w="1145" w:type="dxa"/>
             <w:shd w:val="clear" w:color="auto" w:fill="FEF3C7"/>
           </w:tcPr>
           <w:p>
@@ -2353,6 +2560,9 @@
           </w:p>
         </w:tc>
         <w:tc>
+          <w:tcPr>
+            <w:tcW w:w="939" w:type="dxa"/>
+          </w:tcPr>
           <w:p>
             <w:pPr>
               <w:pStyle w:val="Compact"/>
@@ -2373,6 +2583,7 @@
         </w:trPr>
         <w:tc>
           <w:tcPr>
+            <w:tcW w:w="2887" w:type="dxa"/>
             <w:shd w:val="clear" w:color="auto" w:fill="F6F8F7"/>
           </w:tcPr>
           <w:p>
@@ -2390,6 +2601,7 @@
         </w:tc>
         <w:tc>
           <w:tcPr>
+            <w:tcW w:w="2321" w:type="dxa"/>
             <w:shd w:val="clear" w:color="auto" w:fill="F6F8F7"/>
           </w:tcPr>
           <w:p>
@@ -2407,6 +2619,7 @@
         </w:tc>
         <w:tc>
           <w:tcPr>
+            <w:tcW w:w="1780" w:type="dxa"/>
             <w:shd w:val="clear" w:color="auto" w:fill="F6F8F7"/>
           </w:tcPr>
           <w:p>
@@ -2424,6 +2637,7 @@
         </w:tc>
         <w:tc>
           <w:tcPr>
+            <w:tcW w:w="1145" w:type="dxa"/>
             <w:shd w:val="clear" w:color="auto" w:fill="DCFCE7"/>
           </w:tcPr>
           <w:p>
@@ -2443,6 +2657,7 @@
         </w:tc>
         <w:tc>
           <w:tcPr>
+            <w:tcW w:w="939" w:type="dxa"/>
             <w:shd w:val="clear" w:color="auto" w:fill="F6F8F7"/>
           </w:tcPr>
           <w:p>
@@ -2465,6 +2680,7 @@
         </w:trPr>
         <w:tc>
           <w:tcPr>
+            <w:tcW w:w="9072" w:type="dxa"/>
             <w:gridSpan w:val="5"/>
             <w:shd w:val="clear" w:color="auto" w:fill="E8EDEB"/>
           </w:tcPr>
@@ -2490,6 +2706,7 @@
         </w:trPr>
         <w:tc>
           <w:tcPr>
+            <w:tcW w:w="2887" w:type="dxa"/>
             <w:shd w:val="clear" w:color="auto" w:fill="F6F8F7"/>
           </w:tcPr>
           <w:p>
@@ -2507,6 +2724,7 @@
         </w:tc>
         <w:tc>
           <w:tcPr>
+            <w:tcW w:w="2321" w:type="dxa"/>
             <w:shd w:val="clear" w:color="auto" w:fill="F6F8F7"/>
           </w:tcPr>
           <w:p>
@@ -2524,6 +2742,7 @@
         </w:tc>
         <w:tc>
           <w:tcPr>
+            <w:tcW w:w="1780" w:type="dxa"/>
             <w:shd w:val="clear" w:color="auto" w:fill="F6F8F7"/>
           </w:tcPr>
           <w:p>
@@ -2541,6 +2760,7 @@
         </w:tc>
         <w:tc>
           <w:tcPr>
+            <w:tcW w:w="1145" w:type="dxa"/>
             <w:shd w:val="clear" w:color="auto" w:fill="FEF3C7"/>
           </w:tcPr>
           <w:p>
@@ -2560,6 +2780,7 @@
         </w:tc>
         <w:tc>
           <w:tcPr>
+            <w:tcW w:w="939" w:type="dxa"/>
             <w:shd w:val="clear" w:color="auto" w:fill="F6F8F7"/>
           </w:tcPr>
           <w:p>
@@ -2581,6 +2802,9 @@
           <w:cantSplit/>
         </w:trPr>
         <w:tc>
+          <w:tcPr>
+            <w:tcW w:w="2887" w:type="dxa"/>
+          </w:tcPr>
           <w:p>
             <w:pPr>
               <w:pStyle w:val="Compact"/>
@@ -2595,6 +2819,9 @@
           </w:p>
         </w:tc>
         <w:tc>
+          <w:tcPr>
+            <w:tcW w:w="2321" w:type="dxa"/>
+          </w:tcPr>
           <w:p>
             <w:pPr>
               <w:pStyle w:val="Compact"/>
@@ -2609,6 +2836,9 @@
           </w:p>
         </w:tc>
         <w:tc>
+          <w:tcPr>
+            <w:tcW w:w="1780" w:type="dxa"/>
+          </w:tcPr>
           <w:p>
             <w:pPr>
               <w:pStyle w:val="Compact"/>
@@ -2624,6 +2854,7 @@
         </w:tc>
         <w:tc>
           <w:tcPr>
+            <w:tcW w:w="1145" w:type="dxa"/>
             <w:shd w:val="clear" w:color="auto" w:fill="DCFCE7"/>
           </w:tcPr>
           <w:p>
@@ -2642,6 +2873,9 @@
           </w:p>
         </w:tc>
         <w:tc>
+          <w:tcPr>
+            <w:tcW w:w="939" w:type="dxa"/>
+          </w:tcPr>
           <w:p>
             <w:pPr>
               <w:pStyle w:val="Compact"/>
@@ -2662,6 +2896,7 @@
         </w:trPr>
         <w:tc>
           <w:tcPr>
+            <w:tcW w:w="9072" w:type="dxa"/>
             <w:gridSpan w:val="5"/>
             <w:shd w:val="clear" w:color="auto" w:fill="E8EDEB"/>
           </w:tcPr>
@@ -2686,6 +2921,9 @@
           <w:cantSplit/>
         </w:trPr>
         <w:tc>
+          <w:tcPr>
+            <w:tcW w:w="2887" w:type="dxa"/>
+          </w:tcPr>
           <w:p>
             <w:pPr>
               <w:pStyle w:val="Compact"/>
@@ -2700,6 +2938,9 @@
           </w:p>
         </w:tc>
         <w:tc>
+          <w:tcPr>
+            <w:tcW w:w="2321" w:type="dxa"/>
+          </w:tcPr>
           <w:p>
             <w:pPr>
               <w:pStyle w:val="Compact"/>
@@ -2714,6 +2955,9 @@
           </w:p>
         </w:tc>
         <w:tc>
+          <w:tcPr>
+            <w:tcW w:w="1780" w:type="dxa"/>
+          </w:tcPr>
           <w:p>
             <w:pPr>
               <w:pStyle w:val="Compact"/>
@@ -2729,6 +2973,7 @@
         </w:tc>
         <w:tc>
           <w:tcPr>
+            <w:tcW w:w="1145" w:type="dxa"/>
             <w:shd w:val="clear" w:color="auto" w:fill="FEF3C7"/>
           </w:tcPr>
           <w:p>
@@ -2747,6 +2992,9 @@
           </w:p>
         </w:tc>
         <w:tc>
+          <w:tcPr>
+            <w:tcW w:w="939" w:type="dxa"/>
+          </w:tcPr>
           <w:p>
             <w:pPr>
               <w:pStyle w:val="Compact"/>
@@ -2767,6 +3015,7 @@
         </w:trPr>
         <w:tc>
           <w:tcPr>
+            <w:tcW w:w="2887" w:type="dxa"/>
             <w:shd w:val="clear" w:color="auto" w:fill="F6F8F7"/>
           </w:tcPr>
           <w:p>
@@ -2784,6 +3033,7 @@
         </w:tc>
         <w:tc>
           <w:tcPr>
+            <w:tcW w:w="2321" w:type="dxa"/>
             <w:shd w:val="clear" w:color="auto" w:fill="F6F8F7"/>
           </w:tcPr>
           <w:p>
@@ -2801,6 +3051,7 @@
         </w:tc>
         <w:tc>
           <w:tcPr>
+            <w:tcW w:w="1780" w:type="dxa"/>
             <w:shd w:val="clear" w:color="auto" w:fill="F6F8F7"/>
           </w:tcPr>
           <w:p>
@@ -2818,6 +3069,7 @@
         </w:tc>
         <w:tc>
           <w:tcPr>
+            <w:tcW w:w="1145" w:type="dxa"/>
             <w:shd w:val="clear" w:color="auto" w:fill="FEF3C7"/>
           </w:tcPr>
           <w:p>
@@ -2837,6 +3089,7 @@
         </w:tc>
         <w:tc>
           <w:tcPr>
+            <w:tcW w:w="939" w:type="dxa"/>
             <w:shd w:val="clear" w:color="auto" w:fill="F6F8F7"/>
           </w:tcPr>
           <w:p>
@@ -2858,6 +3111,9 @@
           <w:cantSplit/>
         </w:trPr>
         <w:tc>
+          <w:tcPr>
+            <w:tcW w:w="2887" w:type="dxa"/>
+          </w:tcPr>
           <w:p>
             <w:pPr>
               <w:pStyle w:val="Compact"/>
@@ -2872,6 +3128,9 @@
           </w:p>
         </w:tc>
         <w:tc>
+          <w:tcPr>
+            <w:tcW w:w="2321" w:type="dxa"/>
+          </w:tcPr>
           <w:p>
             <w:pPr>
               <w:pStyle w:val="Compact"/>
@@ -2886,6 +3145,9 @@
           </w:p>
         </w:tc>
         <w:tc>
+          <w:tcPr>
+            <w:tcW w:w="1780" w:type="dxa"/>
+          </w:tcPr>
           <w:p>
             <w:pPr>
               <w:pStyle w:val="Compact"/>
@@ -2901,6 +3163,7 @@
         </w:tc>
         <w:tc>
           <w:tcPr>
+            <w:tcW w:w="1145" w:type="dxa"/>
             <w:shd w:val="clear" w:color="auto" w:fill="FFEDD5"/>
           </w:tcPr>
           <w:p>
@@ -2919,6 +3182,9 @@
           </w:p>
         </w:tc>
         <w:tc>
+          <w:tcPr>
+            <w:tcW w:w="939" w:type="dxa"/>
+          </w:tcPr>
           <w:p>
             <w:pPr>
               <w:pStyle w:val="Compact"/>
@@ -2939,6 +3205,7 @@
         </w:trPr>
         <w:tc>
           <w:tcPr>
+            <w:tcW w:w="9072" w:type="dxa"/>
             <w:gridSpan w:val="5"/>
             <w:shd w:val="clear" w:color="auto" w:fill="E8EDEB"/>
           </w:tcPr>
@@ -2963,6 +3230,9 @@
           <w:cantSplit/>
         </w:trPr>
         <w:tc>
+          <w:tcPr>
+            <w:tcW w:w="2887" w:type="dxa"/>
+          </w:tcPr>
           <w:p>
             <w:pPr>
               <w:pStyle w:val="Compact"/>
@@ -2977,6 +3247,9 @@
           </w:p>
         </w:tc>
         <w:tc>
+          <w:tcPr>
+            <w:tcW w:w="2321" w:type="dxa"/>
+          </w:tcPr>
           <w:p>
             <w:pPr>
               <w:pStyle w:val="Compact"/>
@@ -2991,6 +3264,9 @@
           </w:p>
         </w:tc>
         <w:tc>
+          <w:tcPr>
+            <w:tcW w:w="1780" w:type="dxa"/>
+          </w:tcPr>
           <w:p>
             <w:pPr>
               <w:pStyle w:val="Compact"/>
@@ -3006,6 +3282,7 @@
         </w:tc>
         <w:tc>
           <w:tcPr>
+            <w:tcW w:w="1145" w:type="dxa"/>
             <w:shd w:val="clear" w:color="auto" w:fill="FEF3C7"/>
           </w:tcPr>
           <w:p>
@@ -3024,6 +3301,9 @@
           </w:p>
         </w:tc>
         <w:tc>
+          <w:tcPr>
+            <w:tcW w:w="939" w:type="dxa"/>
+          </w:tcPr>
           <w:p>
             <w:pPr>
               <w:pStyle w:val="Compact"/>
@@ -3042,6 +3322,7 @@
     <w:p>
       <w:pPr>
         <w:pStyle w:val="BodyText"/>
+        <w:spacing w:before="200"/>
       </w:pPr>
       <w:r>
         <w:rPr>
@@ -3095,6 +3376,7 @@
     <w:p>
       <w:pPr>
         <w:pStyle w:val="FirstParagraph"/>
+        <w:spacing w:after="160"/>
       </w:pPr>
       <w:r>
         <w:t xml:space="preserve">Cuánto suben en el mes los precios al consumidor en general.</w:t>
@@ -3103,8 +3385,6 @@
     <w:tbl>
       <w:tblPr>
         <w:tblStyle w:val="Table"/>
-        <w:tblW w:type="pct" w:w="5000.0"/>
-        <w:tblLayout w:type="autofit"/>
         <w:tblLook w:firstRow="0" w:lastRow="0" w:firstColumn="0" w:lastColumn="0" w:noHBand="0" w:noVBand="0" w:val="0000"/>
         <w:tblBorders>
           <w:top w:val="single" w:sz="4" w:color="D9DEDC"/>
@@ -3120,18 +3400,23 @@
           <w:left w:w="140" w:type="dxa"/>
           <w:right w:w="140" w:type="dxa"/>
         </w:tblCellMar>
+        <w:tblW w:w="9072" w:type="dxa"/>
+        <w:tblLayout w:type="fixed"/>
       </w:tblPr>
       <w:tblGrid>
-        <w:gridCol w:w="1980"/>
-        <w:gridCol w:w="1980"/>
-        <w:gridCol w:w="1980"/>
-        <w:gridCol w:w="1980"/>
+        <w:gridCol w:w="2649"/>
+        <w:gridCol w:w="1174"/>
+        <w:gridCol w:w="2549"/>
+        <w:gridCol w:w="2700"/>
       </w:tblGrid>
       <w:tr>
         <w:trPr>
           <w:cantSplit/>
         </w:trPr>
         <w:tc>
+          <w:tcPr>
+            <w:tcW w:w="2649" w:type="dxa"/>
+          </w:tcPr>
           <w:p>
             <w:pPr>
               <w:pStyle w:val="Compact"/>
@@ -3161,6 +3446,7 @@
         </w:tc>
         <w:tc>
           <w:tcPr>
+            <w:tcW w:w="1174" w:type="dxa"/>
             <w:shd w:val="clear" w:color="auto" w:fill="DCFCE7"/>
           </w:tcPr>
           <w:p>
@@ -3180,6 +3466,9 @@
           </w:p>
         </w:tc>
         <w:tc>
+          <w:tcPr>
+            <w:tcW w:w="2549" w:type="dxa"/>
+          </w:tcPr>
           <w:p>
             <w:pPr>
               <w:pStyle w:val="Compact"/>
@@ -3194,6 +3483,9 @@
           </w:p>
         </w:tc>
         <w:tc>
+          <w:tcPr>
+            <w:tcW w:w="2700" w:type="dxa"/>
+          </w:tcPr>
           <w:p>
             <w:pPr>
               <w:pStyle w:val="Compact"/>
@@ -3214,6 +3506,7 @@
       <w:pPr>
         <w:pStyle w:val="Heading2"/>
         <w:keepNext/>
+        <w:spacing w:after="160"/>
       </w:pPr>
       <w:r>
         <w:t xml:space="preserve">Identificación</w:t>
@@ -3222,8 +3515,6 @@
     <w:tbl>
       <w:tblPr>
         <w:tblStyle w:val="Table"/>
-        <w:tblW w:type="pct" w:w="5000.0"/>
-        <w:tblLayout w:type="autofit"/>
         <w:tblLook w:firstRow="0" w:lastRow="0" w:firstColumn="0" w:lastColumn="0" w:noHBand="0" w:noVBand="0" w:val="0000"/>
         <w:tblBorders>
           <w:top w:val="single" w:sz="4" w:color="D9DEDC"/>
@@ -3239,18 +3530,23 @@
           <w:left w:w="140" w:type="dxa"/>
           <w:right w:w="140" w:type="dxa"/>
         </w:tblCellMar>
+        <w:tblW w:w="9072" w:type="dxa"/>
+        <w:tblLayout w:type="fixed"/>
       </w:tblPr>
       <w:tblGrid>
-        <w:gridCol w:w="1980"/>
-        <w:gridCol w:w="1980"/>
-        <w:gridCol w:w="1980"/>
-        <w:gridCol w:w="1980"/>
+        <w:gridCol w:w="1800"/>
+        <w:gridCol w:w="3012"/>
+        <w:gridCol w:w="1812"/>
+        <w:gridCol w:w="2448"/>
       </w:tblGrid>
       <w:tr>
         <w:trPr>
           <w:cantSplit/>
         </w:trPr>
         <w:tc>
+          <w:tcPr>
+            <w:tcW w:w="1800" w:type="dxa"/>
+          </w:tcPr>
           <w:p>
             <w:pPr>
               <w:pStyle w:val="Compact"/>
@@ -3267,6 +3563,9 @@
           </w:p>
         </w:tc>
         <w:tc>
+          <w:tcPr>
+            <w:tcW w:w="3012" w:type="dxa"/>
+          </w:tcPr>
           <w:p>
             <w:pPr>
               <w:pStyle w:val="Compact"/>
@@ -3281,6 +3580,9 @@
           </w:p>
         </w:tc>
         <w:tc>
+          <w:tcPr>
+            <w:tcW w:w="1812" w:type="dxa"/>
+          </w:tcPr>
           <w:p>
             <w:pPr>
               <w:pStyle w:val="Compact"/>
@@ -3297,6 +3599,9 @@
           </w:p>
         </w:tc>
         <w:tc>
+          <w:tcPr>
+            <w:tcW w:w="2448" w:type="dxa"/>
+          </w:tcPr>
           <w:p>
             <w:pPr>
               <w:pStyle w:val="Compact"/>
@@ -3316,6 +3621,9 @@
           <w:cantSplit/>
         </w:trPr>
         <w:tc>
+          <w:tcPr>
+            <w:tcW w:w="1800" w:type="dxa"/>
+          </w:tcPr>
           <w:p>
             <w:pPr>
               <w:pStyle w:val="Compact"/>
@@ -3332,6 +3640,9 @@
           </w:p>
         </w:tc>
         <w:tc>
+          <w:tcPr>
+            <w:tcW w:w="3012" w:type="dxa"/>
+          </w:tcPr>
           <w:p>
             <w:pPr>
               <w:pStyle w:val="Compact"/>
@@ -3346,6 +3657,9 @@
           </w:p>
         </w:tc>
         <w:tc>
+          <w:tcPr>
+            <w:tcW w:w="1812" w:type="dxa"/>
+          </w:tcPr>
           <w:p>
             <w:pPr>
               <w:pStyle w:val="Compact"/>
@@ -3362,6 +3676,9 @@
           </w:p>
         </w:tc>
         <w:tc>
+          <w:tcPr>
+            <w:tcW w:w="2448" w:type="dxa"/>
+          </w:tcPr>
           <w:p>
             <w:pPr>
               <w:pStyle w:val="Compact"/>
@@ -3381,6 +3698,9 @@
           <w:cantSplit/>
         </w:trPr>
         <w:tc>
+          <w:tcPr>
+            <w:tcW w:w="1800" w:type="dxa"/>
+          </w:tcPr>
           <w:p>
             <w:pPr>
               <w:pStyle w:val="Compact"/>
@@ -3397,6 +3717,9 @@
           </w:p>
         </w:tc>
         <w:tc>
+          <w:tcPr>
+            <w:tcW w:w="3012" w:type="dxa"/>
+          </w:tcPr>
           <w:p>
             <w:pPr>
               <w:pStyle w:val="Compact"/>
@@ -3411,6 +3734,9 @@
           </w:p>
         </w:tc>
         <w:tc>
+          <w:tcPr>
+            <w:tcW w:w="1812" w:type="dxa"/>
+          </w:tcPr>
           <w:p>
             <w:pPr>
               <w:pStyle w:val="Compact"/>
@@ -3427,6 +3753,9 @@
           </w:p>
         </w:tc>
         <w:tc>
+          <w:tcPr>
+            <w:tcW w:w="2448" w:type="dxa"/>
+          </w:tcPr>
           <w:p>
             <w:pPr>
               <w:pStyle w:val="Compact"/>
@@ -3446,6 +3775,9 @@
           <w:cantSplit/>
         </w:trPr>
         <w:tc>
+          <w:tcPr>
+            <w:tcW w:w="1800" w:type="dxa"/>
+          </w:tcPr>
           <w:p>
             <w:pPr>
               <w:pStyle w:val="Compact"/>
@@ -3462,6 +3794,9 @@
           </w:p>
         </w:tc>
         <w:tc>
+          <w:tcPr>
+            <w:tcW w:w="3012" w:type="dxa"/>
+          </w:tcPr>
           <w:p>
             <w:pPr>
               <w:pStyle w:val="Compact"/>
@@ -3476,6 +3811,9 @@
           </w:p>
         </w:tc>
         <w:tc>
+          <w:tcPr>
+            <w:tcW w:w="1812" w:type="dxa"/>
+          </w:tcPr>
           <w:p>
             <w:pPr>
               <w:pStyle w:val="Compact"/>
@@ -3492,6 +3830,9 @@
           </w:p>
         </w:tc>
         <w:tc>
+          <w:tcPr>
+            <w:tcW w:w="2448" w:type="dxa"/>
+          </w:tcPr>
           <w:p>
             <w:pPr>
               <w:pStyle w:val="Compact"/>
@@ -3511,6 +3852,9 @@
           <w:cantSplit/>
         </w:trPr>
         <w:tc>
+          <w:tcPr>
+            <w:tcW w:w="1800" w:type="dxa"/>
+          </w:tcPr>
           <w:p>
             <w:pPr>
               <w:pStyle w:val="Compact"/>
@@ -3527,6 +3871,9 @@
           </w:p>
         </w:tc>
         <w:tc>
+          <w:tcPr>
+            <w:tcW w:w="3012" w:type="dxa"/>
+          </w:tcPr>
           <w:p>
             <w:pPr>
               <w:pStyle w:val="Compact"/>
@@ -3541,6 +3888,9 @@
           </w:p>
         </w:tc>
         <w:tc>
+          <w:tcPr>
+            <w:tcW w:w="1812" w:type="dxa"/>
+          </w:tcPr>
           <w:p>
             <w:pPr>
               <w:pStyle w:val="Compact"/>
@@ -3557,6 +3907,9 @@
           </w:p>
         </w:tc>
         <w:tc>
+          <w:tcPr>
+            <w:tcW w:w="2448" w:type="dxa"/>
+          </w:tcPr>
           <w:p>
             <w:pPr>
               <w:pStyle w:val="Compact"/>
@@ -3674,6 +4027,7 @@
     <w:p>
       <w:pPr>
         <w:pStyle w:val="BodyText"/>
+        <w:spacing w:after="160"/>
       </w:pPr>
       <w:r>
         <w:rPr>
@@ -3686,8 +4040,6 @@
     <w:tbl>
       <w:tblPr>
         <w:tblStyle w:val="Table"/>
-        <w:tblW w:type="pct" w:w="0.0"/>
-        <w:tblLayout w:type="autofit"/>
         <w:tblLook w:firstRow="1" w:lastRow="0" w:firstColumn="0" w:lastColumn="0" w:noHBand="0" w:noVBand="0" w:val="0020"/>
         <w:tblBorders>
           <w:top w:val="single" w:sz="4" w:color="D9DEDC"/>
@@ -3703,8 +4055,13 @@
           <w:left w:w="140" w:type="dxa"/>
           <w:right w:w="140" w:type="dxa"/>
         </w:tblCellMar>
+        <w:tblW w:w="9072" w:type="dxa"/>
+        <w:tblLayout w:type="fixed"/>
       </w:tblPr>
-      <w:tblGrid/>
+      <w:tblGrid>
+        <w:gridCol w:w="4933"/>
+        <w:gridCol w:w="4139"/>
+      </w:tblGrid>
       <w:tr>
         <w:trPr>
           <w:cantSplit/>
@@ -3712,6 +4069,7 @@
         </w:trPr>
         <w:tc>
           <w:tcPr>
+            <w:tcW w:w="4933" w:type="dxa"/>
             <w:shd w:val="clear" w:color="auto" w:fill="1F3A34"/>
           </w:tcPr>
           <w:p>
@@ -3731,6 +4089,7 @@
         </w:tc>
         <w:tc>
           <w:tcPr>
+            <w:tcW w:w="4139" w:type="dxa"/>
             <w:shd w:val="clear" w:color="auto" w:fill="1F3A34"/>
           </w:tcPr>
           <w:p>
@@ -3754,6 +4113,9 @@
           <w:cantSplit/>
         </w:trPr>
         <w:tc>
+          <w:tcPr>
+            <w:tcW w:w="4933" w:type="dxa"/>
+          </w:tcPr>
           <w:p>
             <w:pPr>
               <w:pStyle w:val="Compact"/>
@@ -3769,6 +4131,7 @@
         </w:tc>
         <w:tc>
           <w:tcPr>
+            <w:tcW w:w="4139" w:type="dxa"/>
             <w:shd w:val="clear" w:color="auto" w:fill="DCFCE7"/>
           </w:tcPr>
           <w:p>
@@ -3793,6 +4156,7 @@
         </w:trPr>
         <w:tc>
           <w:tcPr>
+            <w:tcW w:w="4933" w:type="dxa"/>
             <w:shd w:val="clear" w:color="auto" w:fill="F6F8F7"/>
           </w:tcPr>
           <w:p>
@@ -3810,6 +4174,7 @@
         </w:tc>
         <w:tc>
           <w:tcPr>
+            <w:tcW w:w="4139" w:type="dxa"/>
             <w:shd w:val="clear" w:color="auto" w:fill="FEF3C7"/>
           </w:tcPr>
           <w:p>
@@ -3833,6 +4198,9 @@
           <w:cantSplit/>
         </w:trPr>
         <w:tc>
+          <w:tcPr>
+            <w:tcW w:w="4933" w:type="dxa"/>
+          </w:tcPr>
           <w:p>
             <w:pPr>
               <w:pStyle w:val="Compact"/>
@@ -3848,6 +4216,7 @@
         </w:tc>
         <w:tc>
           <w:tcPr>
+            <w:tcW w:w="4139" w:type="dxa"/>
             <w:shd w:val="clear" w:color="auto" w:fill="FFEDD5"/>
           </w:tcPr>
           <w:p>
@@ -3872,6 +4241,7 @@
         </w:trPr>
         <w:tc>
           <w:tcPr>
+            <w:tcW w:w="4933" w:type="dxa"/>
             <w:shd w:val="clear" w:color="auto" w:fill="F6F8F7"/>
           </w:tcPr>
           <w:p>
@@ -3889,6 +4259,7 @@
         </w:tc>
         <w:tc>
           <w:tcPr>
+            <w:tcW w:w="4139" w:type="dxa"/>
             <w:shd w:val="clear" w:color="auto" w:fill="FEE2E2"/>
           </w:tcPr>
           <w:p>
@@ -4211,6 +4582,7 @@
     <w:p>
       <w:pPr>
         <w:pStyle w:val="FirstParagraph"/>
+        <w:spacing w:after="160"/>
       </w:pPr>
       <w:r>
         <w:t xml:space="preserve">Los dólares de libre disponibilidad del Banco Central: lo que realmente posee, descontada la deuda en moneda extranjera de corto plazo. Más exigente que las brutas.</w:t>
@@ -4219,8 +4591,6 @@
     <w:tbl>
       <w:tblPr>
         <w:tblStyle w:val="Table"/>
-        <w:tblW w:type="pct" w:w="5000.0"/>
-        <w:tblLayout w:type="autofit"/>
         <w:tblLook w:firstRow="0" w:lastRow="0" w:firstColumn="0" w:lastColumn="0" w:noHBand="0" w:noVBand="0" w:val="0000"/>
         <w:tblBorders>
           <w:top w:val="single" w:sz="4" w:color="D9DEDC"/>
@@ -4236,18 +4606,23 @@
           <w:left w:w="140" w:type="dxa"/>
           <w:right w:w="140" w:type="dxa"/>
         </w:tblCellMar>
+        <w:tblW w:w="9072" w:type="dxa"/>
+        <w:tblLayout w:type="fixed"/>
       </w:tblPr>
       <w:tblGrid>
-        <w:gridCol w:w="1980"/>
-        <w:gridCol w:w="1980"/>
-        <w:gridCol w:w="1980"/>
-        <w:gridCol w:w="1980"/>
+        <w:gridCol w:w="2806"/>
+        <w:gridCol w:w="1334"/>
+        <w:gridCol w:w="2349"/>
+        <w:gridCol w:w="2583"/>
       </w:tblGrid>
       <w:tr>
         <w:trPr>
           <w:cantSplit/>
         </w:trPr>
         <w:tc>
+          <w:tcPr>
+            <w:tcW w:w="2806" w:type="dxa"/>
+          </w:tcPr>
           <w:p>
             <w:pPr>
               <w:pStyle w:val="Compact"/>
@@ -4277,6 +4652,7 @@
         </w:tc>
         <w:tc>
           <w:tcPr>
+            <w:tcW w:w="1334" w:type="dxa"/>
             <w:shd w:val="clear" w:color="auto" w:fill="FFEDD5"/>
           </w:tcPr>
           <w:p>
@@ -4296,6 +4672,9 @@
           </w:p>
         </w:tc>
         <w:tc>
+          <w:tcPr>
+            <w:tcW w:w="2349" w:type="dxa"/>
+          </w:tcPr>
           <w:p>
             <w:pPr>
               <w:pStyle w:val="Compact"/>
@@ -4310,6 +4689,9 @@
           </w:p>
         </w:tc>
         <w:tc>
+          <w:tcPr>
+            <w:tcW w:w="2583" w:type="dxa"/>
+          </w:tcPr>
           <w:p>
             <w:pPr>
               <w:pStyle w:val="Compact"/>
@@ -4330,6 +4712,7 @@
       <w:pPr>
         <w:pStyle w:val="Heading2"/>
         <w:keepNext/>
+        <w:spacing w:after="160"/>
       </w:pPr>
       <w:r>
         <w:t xml:space="preserve">Identificación</w:t>
@@ -4338,8 +4721,6 @@
     <w:tbl>
       <w:tblPr>
         <w:tblStyle w:val="Table"/>
-        <w:tblW w:type="pct" w:w="5000.0"/>
-        <w:tblLayout w:type="autofit"/>
         <w:tblLook w:firstRow="0" w:lastRow="0" w:firstColumn="0" w:lastColumn="0" w:noHBand="0" w:noVBand="0" w:val="0000"/>
         <w:tblBorders>
           <w:top w:val="single" w:sz="4" w:color="D9DEDC"/>
@@ -4355,18 +4736,23 @@
           <w:left w:w="140" w:type="dxa"/>
           <w:right w:w="140" w:type="dxa"/>
         </w:tblCellMar>
+        <w:tblW w:w="9072" w:type="dxa"/>
+        <w:tblLayout w:type="fixed"/>
       </w:tblPr>
       <w:tblGrid>
-        <w:gridCol w:w="1980"/>
-        <w:gridCol w:w="1980"/>
-        <w:gridCol w:w="1980"/>
-        <w:gridCol w:w="1980"/>
+        <w:gridCol w:w="1837"/>
+        <w:gridCol w:w="2396"/>
+        <w:gridCol w:w="1852"/>
+        <w:gridCol w:w="2987"/>
       </w:tblGrid>
       <w:tr>
         <w:trPr>
           <w:cantSplit/>
         </w:trPr>
         <w:tc>
+          <w:tcPr>
+            <w:tcW w:w="1837" w:type="dxa"/>
+          </w:tcPr>
           <w:p>
             <w:pPr>
               <w:pStyle w:val="Compact"/>
@@ -4383,6 +4769,9 @@
           </w:p>
         </w:tc>
         <w:tc>
+          <w:tcPr>
+            <w:tcW w:w="2396" w:type="dxa"/>
+          </w:tcPr>
           <w:p>
             <w:pPr>
               <w:pStyle w:val="Compact"/>
@@ -4397,6 +4786,9 @@
           </w:p>
         </w:tc>
         <w:tc>
+          <w:tcPr>
+            <w:tcW w:w="1852" w:type="dxa"/>
+          </w:tcPr>
           <w:p>
             <w:pPr>
               <w:pStyle w:val="Compact"/>
@@ -4413,6 +4805,9 @@
           </w:p>
         </w:tc>
         <w:tc>
+          <w:tcPr>
+            <w:tcW w:w="2987" w:type="dxa"/>
+          </w:tcPr>
           <w:p>
             <w:pPr>
               <w:pStyle w:val="Compact"/>
@@ -4432,6 +4827,9 @@
           <w:cantSplit/>
         </w:trPr>
         <w:tc>
+          <w:tcPr>
+            <w:tcW w:w="1837" w:type="dxa"/>
+          </w:tcPr>
           <w:p>
             <w:pPr>
               <w:pStyle w:val="Compact"/>
@@ -4448,6 +4846,9 @@
           </w:p>
         </w:tc>
         <w:tc>
+          <w:tcPr>
+            <w:tcW w:w="2396" w:type="dxa"/>
+          </w:tcPr>
           <w:p>
             <w:pPr>
               <w:pStyle w:val="Compact"/>
@@ -4462,6 +4863,9 @@
           </w:p>
         </w:tc>
         <w:tc>
+          <w:tcPr>
+            <w:tcW w:w="1852" w:type="dxa"/>
+          </w:tcPr>
           <w:p>
             <w:pPr>
               <w:pStyle w:val="Compact"/>
@@ -4478,6 +4882,9 @@
           </w:p>
         </w:tc>
         <w:tc>
+          <w:tcPr>
+            <w:tcW w:w="2987" w:type="dxa"/>
+          </w:tcPr>
           <w:p>
             <w:pPr>
               <w:pStyle w:val="Compact"/>
@@ -4497,6 +4904,9 @@
           <w:cantSplit/>
         </w:trPr>
         <w:tc>
+          <w:tcPr>
+            <w:tcW w:w="1837" w:type="dxa"/>
+          </w:tcPr>
           <w:p>
             <w:pPr>
               <w:pStyle w:val="Compact"/>
@@ -4513,6 +4923,9 @@
           </w:p>
         </w:tc>
         <w:tc>
+          <w:tcPr>
+            <w:tcW w:w="2396" w:type="dxa"/>
+          </w:tcPr>
           <w:p>
             <w:pPr>
               <w:pStyle w:val="Compact"/>
@@ -4527,6 +4940,9 @@
           </w:p>
         </w:tc>
         <w:tc>
+          <w:tcPr>
+            <w:tcW w:w="1852" w:type="dxa"/>
+          </w:tcPr>
           <w:p>
             <w:pPr>
               <w:pStyle w:val="Compact"/>
@@ -4543,6 +4959,9 @@
           </w:p>
         </w:tc>
         <w:tc>
+          <w:tcPr>
+            <w:tcW w:w="2987" w:type="dxa"/>
+          </w:tcPr>
           <w:p>
             <w:pPr>
               <w:pStyle w:val="Compact"/>
@@ -4562,6 +4981,9 @@
           <w:cantSplit/>
         </w:trPr>
         <w:tc>
+          <w:tcPr>
+            <w:tcW w:w="1837" w:type="dxa"/>
+          </w:tcPr>
           <w:p>
             <w:pPr>
               <w:pStyle w:val="Compact"/>
@@ -4578,6 +5000,9 @@
           </w:p>
         </w:tc>
         <w:tc>
+          <w:tcPr>
+            <w:tcW w:w="2396" w:type="dxa"/>
+          </w:tcPr>
           <w:p>
             <w:pPr>
               <w:pStyle w:val="Compact"/>
@@ -4592,6 +5017,9 @@
           </w:p>
         </w:tc>
         <w:tc>
+          <w:tcPr>
+            <w:tcW w:w="1852" w:type="dxa"/>
+          </w:tcPr>
           <w:p>
             <w:pPr>
               <w:pStyle w:val="Compact"/>
@@ -4608,6 +5036,9 @@
           </w:p>
         </w:tc>
         <w:tc>
+          <w:tcPr>
+            <w:tcW w:w="2987" w:type="dxa"/>
+          </w:tcPr>
           <w:p>
             <w:pPr>
               <w:pStyle w:val="Compact"/>
@@ -4627,6 +5058,9 @@
           <w:cantSplit/>
         </w:trPr>
         <w:tc>
+          <w:tcPr>
+            <w:tcW w:w="1837" w:type="dxa"/>
+          </w:tcPr>
           <w:p>
             <w:pPr>
               <w:pStyle w:val="Compact"/>
@@ -4643,6 +5077,9 @@
           </w:p>
         </w:tc>
         <w:tc>
+          <w:tcPr>
+            <w:tcW w:w="2396" w:type="dxa"/>
+          </w:tcPr>
           <w:p>
             <w:pPr>
               <w:pStyle w:val="Compact"/>
@@ -4657,6 +5094,9 @@
           </w:p>
         </w:tc>
         <w:tc>
+          <w:tcPr>
+            <w:tcW w:w="1852" w:type="dxa"/>
+          </w:tcPr>
           <w:p>
             <w:pPr>
               <w:pStyle w:val="Compact"/>
@@ -4673,6 +5113,9 @@
           </w:p>
         </w:tc>
         <w:tc>
+          <w:tcPr>
+            <w:tcW w:w="2987" w:type="dxa"/>
+          </w:tcPr>
           <w:p>
             <w:pPr>
               <w:pStyle w:val="Compact"/>
@@ -4802,6 +5245,7 @@
     <w:p>
       <w:pPr>
         <w:pStyle w:val="BodyText"/>
+        <w:spacing w:after="160"/>
       </w:pPr>
       <w:r>
         <w:rPr>
@@ -4814,8 +5258,6 @@
     <w:tbl>
       <w:tblPr>
         <w:tblStyle w:val="Table"/>
-        <w:tblW w:type="pct" w:w="0.0"/>
-        <w:tblLayout w:type="autofit"/>
         <w:tblLook w:firstRow="1" w:lastRow="0" w:firstColumn="0" w:lastColumn="0" w:noHBand="0" w:noVBand="0" w:val="0020"/>
         <w:tblBorders>
           <w:top w:val="single" w:sz="4" w:color="D9DEDC"/>
@@ -4831,8 +5273,13 @@
           <w:left w:w="140" w:type="dxa"/>
           <w:right w:w="140" w:type="dxa"/>
         </w:tblCellMar>
+        <w:tblW w:w="9072" w:type="dxa"/>
+        <w:tblLayout w:type="fixed"/>
       </w:tblPr>
-      <w:tblGrid/>
+      <w:tblGrid>
+        <w:gridCol w:w="5497"/>
+        <w:gridCol w:w="3575"/>
+      </w:tblGrid>
       <w:tr>
         <w:trPr>
           <w:cantSplit/>
@@ -4840,6 +5287,7 @@
         </w:trPr>
         <w:tc>
           <w:tcPr>
+            <w:tcW w:w="5497" w:type="dxa"/>
             <w:shd w:val="clear" w:color="auto" w:fill="1F3A34"/>
           </w:tcPr>
           <w:p>
@@ -4859,6 +5307,7 @@
         </w:tc>
         <w:tc>
           <w:tcPr>
+            <w:tcW w:w="3575" w:type="dxa"/>
             <w:shd w:val="clear" w:color="auto" w:fill="1F3A34"/>
           </w:tcPr>
           <w:p>
@@ -4882,6 +5331,9 @@
           <w:cantSplit/>
         </w:trPr>
         <w:tc>
+          <w:tcPr>
+            <w:tcW w:w="5497" w:type="dxa"/>
+          </w:tcPr>
           <w:p>
             <w:pPr>
               <w:pStyle w:val="Compact"/>
@@ -4897,6 +5349,7 @@
         </w:tc>
         <w:tc>
           <w:tcPr>
+            <w:tcW w:w="3575" w:type="dxa"/>
             <w:shd w:val="clear" w:color="auto" w:fill="DCFCE7"/>
           </w:tcPr>
           <w:p>
@@ -4921,6 +5374,7 @@
         </w:trPr>
         <w:tc>
           <w:tcPr>
+            <w:tcW w:w="5497" w:type="dxa"/>
             <w:shd w:val="clear" w:color="auto" w:fill="F6F8F7"/>
           </w:tcPr>
           <w:p>
@@ -4938,6 +5392,7 @@
         </w:tc>
         <w:tc>
           <w:tcPr>
+            <w:tcW w:w="3575" w:type="dxa"/>
             <w:shd w:val="clear" w:color="auto" w:fill="FEF3C7"/>
           </w:tcPr>
           <w:p>
@@ -4961,6 +5416,9 @@
           <w:cantSplit/>
         </w:trPr>
         <w:tc>
+          <w:tcPr>
+            <w:tcW w:w="5497" w:type="dxa"/>
+          </w:tcPr>
           <w:p>
             <w:pPr>
               <w:pStyle w:val="Compact"/>
@@ -4976,6 +5434,7 @@
         </w:tc>
         <w:tc>
           <w:tcPr>
+            <w:tcW w:w="3575" w:type="dxa"/>
             <w:shd w:val="clear" w:color="auto" w:fill="FFEDD5"/>
           </w:tcPr>
           <w:p>
@@ -5264,6 +5723,7 @@
     <w:p>
       <w:pPr>
         <w:pStyle w:val="FirstParagraph"/>
+        <w:spacing w:after="160"/>
       </w:pPr>
       <w:r>
         <w:t xml:space="preserve">Índice de Capacidad Prestable: mide si el sistema financiero tiene fondos y margen para prestar, comparando tres niveles contra su propia historia — la tasa real que reciben los depositantes (precio), el crecimiento interanual real de los depósitos privados (volumen) y la holgura entre depósitos y préstamos (asignación).</w:t>
@@ -5272,8 +5732,6 @@
     <w:tbl>
       <w:tblPr>
         <w:tblStyle w:val="Table"/>
-        <w:tblW w:type="pct" w:w="5000.0"/>
-        <w:tblLayout w:type="autofit"/>
         <w:tblLook w:firstRow="0" w:lastRow="0" w:firstColumn="0" w:lastColumn="0" w:noHBand="0" w:noVBand="0" w:val="0000"/>
         <w:tblBorders>
           <w:top w:val="single" w:sz="4" w:color="D9DEDC"/>
@@ -5289,18 +5747,23 @@
           <w:left w:w="140" w:type="dxa"/>
           <w:right w:w="140" w:type="dxa"/>
         </w:tblCellMar>
+        <w:tblW w:w="9072" w:type="dxa"/>
+        <w:tblLayout w:type="fixed"/>
       </w:tblPr>
       <w:tblGrid>
-        <w:gridCol w:w="1980"/>
-        <w:gridCol w:w="1980"/>
-        <w:gridCol w:w="1980"/>
-        <w:gridCol w:w="1980"/>
+        <w:gridCol w:w="2811"/>
+        <w:gridCol w:w="1439"/>
+        <w:gridCol w:w="2287"/>
+        <w:gridCol w:w="2535"/>
       </w:tblGrid>
       <w:tr>
         <w:trPr>
           <w:cantSplit/>
         </w:trPr>
         <w:tc>
+          <w:tcPr>
+            <w:tcW w:w="2811" w:type="dxa"/>
+          </w:tcPr>
           <w:p>
             <w:pPr>
               <w:pStyle w:val="Compact"/>
@@ -5330,6 +5793,7 @@
         </w:tc>
         <w:tc>
           <w:tcPr>
+            <w:tcW w:w="1439" w:type="dxa"/>
             <w:shd w:val="clear" w:color="auto" w:fill="FEF3C7"/>
           </w:tcPr>
           <w:p>
@@ -5349,6 +5813,9 @@
           </w:p>
         </w:tc>
         <w:tc>
+          <w:tcPr>
+            <w:tcW w:w="2287" w:type="dxa"/>
+          </w:tcPr>
           <w:p>
             <w:pPr>
               <w:pStyle w:val="Compact"/>
@@ -5363,6 +5830,9 @@
           </w:p>
         </w:tc>
         <w:tc>
+          <w:tcPr>
+            <w:tcW w:w="2535" w:type="dxa"/>
+          </w:tcPr>
           <w:p>
             <w:pPr>
               <w:pStyle w:val="Compact"/>
@@ -5383,6 +5853,7 @@
       <w:pPr>
         <w:pStyle w:val="Heading2"/>
         <w:keepNext/>
+        <w:spacing w:after="160"/>
       </w:pPr>
       <w:r>
         <w:t xml:space="preserve">Identificación</w:t>
@@ -5391,8 +5862,6 @@
     <w:tbl>
       <w:tblPr>
         <w:tblStyle w:val="Table"/>
-        <w:tblW w:type="pct" w:w="5000.0"/>
-        <w:tblLayout w:type="autofit"/>
         <w:tblLook w:firstRow="0" w:lastRow="0" w:firstColumn="0" w:lastColumn="0" w:noHBand="0" w:noVBand="0" w:val="0000"/>
         <w:tblBorders>
           <w:top w:val="single" w:sz="4" w:color="D9DEDC"/>
@@ -5408,18 +5877,23 @@
           <w:left w:w="140" w:type="dxa"/>
           <w:right w:w="140" w:type="dxa"/>
         </w:tblCellMar>
+        <w:tblW w:w="9072" w:type="dxa"/>
+        <w:tblLayout w:type="fixed"/>
       </w:tblPr>
       <w:tblGrid>
-        <w:gridCol w:w="1980"/>
-        <w:gridCol w:w="1980"/>
-        <w:gridCol w:w="1980"/>
-        <w:gridCol w:w="1980"/>
+        <w:gridCol w:w="1863"/>
+        <w:gridCol w:w="2574"/>
+        <w:gridCol w:w="1880"/>
+        <w:gridCol w:w="2755"/>
       </w:tblGrid>
       <w:tr>
         <w:trPr>
           <w:cantSplit/>
         </w:trPr>
         <w:tc>
+          <w:tcPr>
+            <w:tcW w:w="1863" w:type="dxa"/>
+          </w:tcPr>
           <w:p>
             <w:pPr>
               <w:pStyle w:val="Compact"/>
@@ -5436,6 +5910,9 @@
           </w:p>
         </w:tc>
         <w:tc>
+          <w:tcPr>
+            <w:tcW w:w="2574" w:type="dxa"/>
+          </w:tcPr>
           <w:p>
             <w:pPr>
               <w:pStyle w:val="Compact"/>
@@ -5450,6 +5927,9 @@
           </w:p>
         </w:tc>
         <w:tc>
+          <w:tcPr>
+            <w:tcW w:w="1880" w:type="dxa"/>
+          </w:tcPr>
           <w:p>
             <w:pPr>
               <w:pStyle w:val="Compact"/>
@@ -5466,6 +5946,9 @@
           </w:p>
         </w:tc>
         <w:tc>
+          <w:tcPr>
+            <w:tcW w:w="2755" w:type="dxa"/>
+          </w:tcPr>
           <w:p>
             <w:pPr>
               <w:pStyle w:val="Compact"/>
@@ -5485,6 +5968,9 @@
           <w:cantSplit/>
         </w:trPr>
         <w:tc>
+          <w:tcPr>
+            <w:tcW w:w="1863" w:type="dxa"/>
+          </w:tcPr>
           <w:p>
             <w:pPr>
               <w:pStyle w:val="Compact"/>
@@ -5501,6 +5987,9 @@
           </w:p>
         </w:tc>
         <w:tc>
+          <w:tcPr>
+            <w:tcW w:w="2574" w:type="dxa"/>
+          </w:tcPr>
           <w:p>
             <w:pPr>
               <w:pStyle w:val="Compact"/>
@@ -5515,6 +6004,9 @@
           </w:p>
         </w:tc>
         <w:tc>
+          <w:tcPr>
+            <w:tcW w:w="1880" w:type="dxa"/>
+          </w:tcPr>
           <w:p>
             <w:pPr>
               <w:pStyle w:val="Compact"/>
@@ -5531,6 +6023,9 @@
           </w:p>
         </w:tc>
         <w:tc>
+          <w:tcPr>
+            <w:tcW w:w="2755" w:type="dxa"/>
+          </w:tcPr>
           <w:p>
             <w:pPr>
               <w:pStyle w:val="Compact"/>
@@ -5550,6 +6045,9 @@
           <w:cantSplit/>
         </w:trPr>
         <w:tc>
+          <w:tcPr>
+            <w:tcW w:w="1863" w:type="dxa"/>
+          </w:tcPr>
           <w:p>
             <w:pPr>
               <w:pStyle w:val="Compact"/>
@@ -5566,6 +6064,9 @@
           </w:p>
         </w:tc>
         <w:tc>
+          <w:tcPr>
+            <w:tcW w:w="2574" w:type="dxa"/>
+          </w:tcPr>
           <w:p>
             <w:pPr>
               <w:pStyle w:val="Compact"/>
@@ -5580,6 +6081,9 @@
           </w:p>
         </w:tc>
         <w:tc>
+          <w:tcPr>
+            <w:tcW w:w="1880" w:type="dxa"/>
+          </w:tcPr>
           <w:p>
             <w:pPr>
               <w:pStyle w:val="Compact"/>
@@ -5596,6 +6100,9 @@
           </w:p>
         </w:tc>
         <w:tc>
+          <w:tcPr>
+            <w:tcW w:w="2755" w:type="dxa"/>
+          </w:tcPr>
           <w:p>
             <w:pPr>
               <w:pStyle w:val="Compact"/>
@@ -5615,6 +6122,9 @@
           <w:cantSplit/>
         </w:trPr>
         <w:tc>
+          <w:tcPr>
+            <w:tcW w:w="1863" w:type="dxa"/>
+          </w:tcPr>
           <w:p>
             <w:pPr>
               <w:pStyle w:val="Compact"/>
@@ -5631,6 +6141,9 @@
           </w:p>
         </w:tc>
         <w:tc>
+          <w:tcPr>
+            <w:tcW w:w="2574" w:type="dxa"/>
+          </w:tcPr>
           <w:p>
             <w:pPr>
               <w:pStyle w:val="Compact"/>
@@ -5645,6 +6158,9 @@
           </w:p>
         </w:tc>
         <w:tc>
+          <w:tcPr>
+            <w:tcW w:w="1880" w:type="dxa"/>
+          </w:tcPr>
           <w:p>
             <w:pPr>
               <w:pStyle w:val="Compact"/>
@@ -5661,6 +6177,9 @@
           </w:p>
         </w:tc>
         <w:tc>
+          <w:tcPr>
+            <w:tcW w:w="2755" w:type="dxa"/>
+          </w:tcPr>
           <w:p>
             <w:pPr>
               <w:pStyle w:val="Compact"/>
@@ -5680,6 +6199,9 @@
           <w:cantSplit/>
         </w:trPr>
         <w:tc>
+          <w:tcPr>
+            <w:tcW w:w="1863" w:type="dxa"/>
+          </w:tcPr>
           <w:p>
             <w:pPr>
               <w:pStyle w:val="Compact"/>
@@ -5696,6 +6218,9 @@
           </w:p>
         </w:tc>
         <w:tc>
+          <w:tcPr>
+            <w:tcW w:w="2574" w:type="dxa"/>
+          </w:tcPr>
           <w:p>
             <w:pPr>
               <w:pStyle w:val="Compact"/>
@@ -5710,6 +6235,9 @@
           </w:p>
         </w:tc>
         <w:tc>
+          <w:tcPr>
+            <w:tcW w:w="1880" w:type="dxa"/>
+          </w:tcPr>
           <w:p>
             <w:pPr>
               <w:pStyle w:val="Compact"/>
@@ -5726,6 +6254,9 @@
           </w:p>
         </w:tc>
         <w:tc>
+          <w:tcPr>
+            <w:tcW w:w="2755" w:type="dxa"/>
+          </w:tcPr>
           <w:p>
             <w:pPr>
               <w:pStyle w:val="Compact"/>
@@ -5855,6 +6386,7 @@
     <w:p>
       <w:pPr>
         <w:pStyle w:val="BodyText"/>
+        <w:spacing w:after="160"/>
       </w:pPr>
       <w:r>
         <w:rPr>
@@ -5867,8 +6399,6 @@
     <w:tbl>
       <w:tblPr>
         <w:tblStyle w:val="Table"/>
-        <w:tblW w:type="pct" w:w="0.0"/>
-        <w:tblLayout w:type="autofit"/>
         <w:tblLook w:firstRow="1" w:lastRow="0" w:firstColumn="0" w:lastColumn="0" w:noHBand="0" w:noVBand="0" w:val="0020"/>
         <w:tblBorders>
           <w:top w:val="single" w:sz="4" w:color="D9DEDC"/>
@@ -5884,8 +6414,13 @@
           <w:left w:w="140" w:type="dxa"/>
           <w:right w:w="140" w:type="dxa"/>
         </w:tblCellMar>
+        <w:tblW w:w="9072" w:type="dxa"/>
+        <w:tblLayout w:type="fixed"/>
       </w:tblPr>
-      <w:tblGrid/>
+      <w:tblGrid>
+        <w:gridCol w:w="5220"/>
+        <w:gridCol w:w="3852"/>
+      </w:tblGrid>
       <w:tr>
         <w:trPr>
           <w:cantSplit/>
@@ -5893,6 +6428,7 @@
         </w:trPr>
         <w:tc>
           <w:tcPr>
+            <w:tcW w:w="5220" w:type="dxa"/>
             <w:shd w:val="clear" w:color="auto" w:fill="1F3A34"/>
           </w:tcPr>
           <w:p>
@@ -5912,6 +6448,7 @@
         </w:tc>
         <w:tc>
           <w:tcPr>
+            <w:tcW w:w="3852" w:type="dxa"/>
             <w:shd w:val="clear" w:color="auto" w:fill="1F3A34"/>
           </w:tcPr>
           <w:p>
@@ -5935,6 +6472,9 @@
           <w:cantSplit/>
         </w:trPr>
         <w:tc>
+          <w:tcPr>
+            <w:tcW w:w="5220" w:type="dxa"/>
+          </w:tcPr>
           <w:p>
             <w:pPr>
               <w:pStyle w:val="Compact"/>
@@ -5950,6 +6490,7 @@
         </w:tc>
         <w:tc>
           <w:tcPr>
+            <w:tcW w:w="3852" w:type="dxa"/>
             <w:shd w:val="clear" w:color="auto" w:fill="DCFCE7"/>
           </w:tcPr>
           <w:p>
@@ -5974,6 +6515,7 @@
         </w:trPr>
         <w:tc>
           <w:tcPr>
+            <w:tcW w:w="5220" w:type="dxa"/>
             <w:shd w:val="clear" w:color="auto" w:fill="F6F8F7"/>
           </w:tcPr>
           <w:p>
@@ -5991,6 +6533,7 @@
         </w:tc>
         <w:tc>
           <w:tcPr>
+            <w:tcW w:w="3852" w:type="dxa"/>
             <w:shd w:val="clear" w:color="auto" w:fill="FEF3C7"/>
           </w:tcPr>
           <w:p>
@@ -6014,6 +6557,9 @@
           <w:cantSplit/>
         </w:trPr>
         <w:tc>
+          <w:tcPr>
+            <w:tcW w:w="5220" w:type="dxa"/>
+          </w:tcPr>
           <w:p>
             <w:pPr>
               <w:pStyle w:val="Compact"/>
@@ -6029,6 +6575,7 @@
         </w:tc>
         <w:tc>
           <w:tcPr>
+            <w:tcW w:w="3852" w:type="dxa"/>
             <w:shd w:val="clear" w:color="auto" w:fill="FFEDD5"/>
           </w:tcPr>
           <w:p>
@@ -6053,6 +6600,7 @@
         </w:trPr>
         <w:tc>
           <w:tcPr>
+            <w:tcW w:w="5220" w:type="dxa"/>
             <w:shd w:val="clear" w:color="auto" w:fill="F6F8F7"/>
           </w:tcPr>
           <w:p>
@@ -6070,6 +6618,7 @@
         </w:tc>
         <w:tc>
           <w:tcPr>
+            <w:tcW w:w="3852" w:type="dxa"/>
             <w:shd w:val="clear" w:color="auto" w:fill="FEE2E2"/>
           </w:tcPr>
           <w:p>
@@ -6398,6 +6947,7 @@
     <w:p>
       <w:pPr>
         <w:pStyle w:val="FirstParagraph"/>
+        <w:spacing w:after="160"/>
       </w:pPr>
       <w:r>
         <w:t xml:space="preserve">El pulso mensual de la actividad económica: cuánto creció o cayó respecto de un año atrás.</w:t>
@@ -6406,8 +6956,6 @@
     <w:tbl>
       <w:tblPr>
         <w:tblStyle w:val="Table"/>
-        <w:tblW w:type="pct" w:w="5000.0"/>
-        <w:tblLayout w:type="autofit"/>
         <w:tblLook w:firstRow="0" w:lastRow="0" w:firstColumn="0" w:lastColumn="0" w:noHBand="0" w:noVBand="0" w:val="0000"/>
         <w:tblBorders>
           <w:top w:val="single" w:sz="4" w:color="D9DEDC"/>
@@ -6423,18 +6971,23 @@
           <w:left w:w="140" w:type="dxa"/>
           <w:right w:w="140" w:type="dxa"/>
         </w:tblCellMar>
+        <w:tblW w:w="9072" w:type="dxa"/>
+        <w:tblLayout w:type="fixed"/>
       </w:tblPr>
       <w:tblGrid>
-        <w:gridCol w:w="1980"/>
-        <w:gridCol w:w="1980"/>
-        <w:gridCol w:w="1980"/>
-        <w:gridCol w:w="1980"/>
+        <w:gridCol w:w="2460"/>
+        <w:gridCol w:w="1487"/>
+        <w:gridCol w:w="2457"/>
+        <w:gridCol w:w="2668"/>
       </w:tblGrid>
       <w:tr>
         <w:trPr>
           <w:cantSplit/>
         </w:trPr>
         <w:tc>
+          <w:tcPr>
+            <w:tcW w:w="2460" w:type="dxa"/>
+          </w:tcPr>
           <w:p>
             <w:pPr>
               <w:pStyle w:val="Compact"/>
@@ -6464,6 +7017,7 @@
         </w:tc>
         <w:tc>
           <w:tcPr>
+            <w:tcW w:w="1487" w:type="dxa"/>
             <w:shd w:val="clear" w:color="auto" w:fill="FEF3C7"/>
           </w:tcPr>
           <w:p>
@@ -6483,6 +7037,9 @@
           </w:p>
         </w:tc>
         <w:tc>
+          <w:tcPr>
+            <w:tcW w:w="2457" w:type="dxa"/>
+          </w:tcPr>
           <w:p>
             <w:pPr>
               <w:pStyle w:val="Compact"/>
@@ -6497,6 +7054,9 @@
           </w:p>
         </w:tc>
         <w:tc>
+          <w:tcPr>
+            <w:tcW w:w="2668" w:type="dxa"/>
+          </w:tcPr>
           <w:p>
             <w:pPr>
               <w:pStyle w:val="Compact"/>
@@ -6517,6 +7077,7 @@
       <w:pPr>
         <w:pStyle w:val="Heading2"/>
         <w:keepNext/>
+        <w:spacing w:after="160"/>
       </w:pPr>
       <w:r>
         <w:t xml:space="preserve">Identificación</w:t>
@@ -6525,8 +7086,6 @@
     <w:tbl>
       <w:tblPr>
         <w:tblStyle w:val="Table"/>
-        <w:tblW w:type="pct" w:w="5000.0"/>
-        <w:tblLayout w:type="autofit"/>
         <w:tblLook w:firstRow="0" w:lastRow="0" w:firstColumn="0" w:lastColumn="0" w:noHBand="0" w:noVBand="0" w:val="0000"/>
         <w:tblBorders>
           <w:top w:val="single" w:sz="4" w:color="D9DEDC"/>
@@ -6542,18 +7101,23 @@
           <w:left w:w="140" w:type="dxa"/>
           <w:right w:w="140" w:type="dxa"/>
         </w:tblCellMar>
+        <w:tblW w:w="9072" w:type="dxa"/>
+        <w:tblLayout w:type="fixed"/>
       </w:tblPr>
       <w:tblGrid>
-        <w:gridCol w:w="1980"/>
-        <w:gridCol w:w="1980"/>
-        <w:gridCol w:w="1980"/>
-        <w:gridCol w:w="1980"/>
+        <w:gridCol w:w="1959"/>
+        <w:gridCol w:w="2145"/>
+        <w:gridCol w:w="1982"/>
+        <w:gridCol w:w="2986"/>
       </w:tblGrid>
       <w:tr>
         <w:trPr>
           <w:cantSplit/>
         </w:trPr>
         <w:tc>
+          <w:tcPr>
+            <w:tcW w:w="1959" w:type="dxa"/>
+          </w:tcPr>
           <w:p>
             <w:pPr>
               <w:pStyle w:val="Compact"/>
@@ -6570,6 +7134,9 @@
           </w:p>
         </w:tc>
         <w:tc>
+          <w:tcPr>
+            <w:tcW w:w="2145" w:type="dxa"/>
+          </w:tcPr>
           <w:p>
             <w:pPr>
               <w:pStyle w:val="Compact"/>
@@ -6584,6 +7151,9 @@
           </w:p>
         </w:tc>
         <w:tc>
+          <w:tcPr>
+            <w:tcW w:w="1982" w:type="dxa"/>
+          </w:tcPr>
           <w:p>
             <w:pPr>
               <w:pStyle w:val="Compact"/>
@@ -6600,6 +7170,9 @@
           </w:p>
         </w:tc>
         <w:tc>
+          <w:tcPr>
+            <w:tcW w:w="2986" w:type="dxa"/>
+          </w:tcPr>
           <w:p>
             <w:pPr>
               <w:pStyle w:val="Compact"/>
@@ -6619,6 +7192,9 @@
           <w:cantSplit/>
         </w:trPr>
         <w:tc>
+          <w:tcPr>
+            <w:tcW w:w="1959" w:type="dxa"/>
+          </w:tcPr>
           <w:p>
             <w:pPr>
               <w:pStyle w:val="Compact"/>
@@ -6635,6 +7211,9 @@
           </w:p>
         </w:tc>
         <w:tc>
+          <w:tcPr>
+            <w:tcW w:w="2145" w:type="dxa"/>
+          </w:tcPr>
           <w:p>
             <w:pPr>
               <w:pStyle w:val="Compact"/>
@@ -6649,6 +7228,9 @@
           </w:p>
         </w:tc>
         <w:tc>
+          <w:tcPr>
+            <w:tcW w:w="1982" w:type="dxa"/>
+          </w:tcPr>
           <w:p>
             <w:pPr>
               <w:pStyle w:val="Compact"/>
@@ -6665,6 +7247,9 @@
           </w:p>
         </w:tc>
         <w:tc>
+          <w:tcPr>
+            <w:tcW w:w="2986" w:type="dxa"/>
+          </w:tcPr>
           <w:p>
             <w:pPr>
               <w:pStyle w:val="Compact"/>
@@ -6684,6 +7269,9 @@
           <w:cantSplit/>
         </w:trPr>
         <w:tc>
+          <w:tcPr>
+            <w:tcW w:w="1959" w:type="dxa"/>
+          </w:tcPr>
           <w:p>
             <w:pPr>
               <w:pStyle w:val="Compact"/>
@@ -6700,6 +7288,9 @@
           </w:p>
         </w:tc>
         <w:tc>
+          <w:tcPr>
+            <w:tcW w:w="2145" w:type="dxa"/>
+          </w:tcPr>
           <w:p>
             <w:pPr>
               <w:pStyle w:val="Compact"/>
@@ -6714,6 +7305,9 @@
           </w:p>
         </w:tc>
         <w:tc>
+          <w:tcPr>
+            <w:tcW w:w="1982" w:type="dxa"/>
+          </w:tcPr>
           <w:p>
             <w:pPr>
               <w:pStyle w:val="Compact"/>
@@ -6730,6 +7324,9 @@
           </w:p>
         </w:tc>
         <w:tc>
+          <w:tcPr>
+            <w:tcW w:w="2986" w:type="dxa"/>
+          </w:tcPr>
           <w:p>
             <w:pPr>
               <w:pStyle w:val="Compact"/>
@@ -6749,6 +7346,9 @@
           <w:cantSplit/>
         </w:trPr>
         <w:tc>
+          <w:tcPr>
+            <w:tcW w:w="1959" w:type="dxa"/>
+          </w:tcPr>
           <w:p>
             <w:pPr>
               <w:pStyle w:val="Compact"/>
@@ -6765,6 +7365,9 @@
           </w:p>
         </w:tc>
         <w:tc>
+          <w:tcPr>
+            <w:tcW w:w="2145" w:type="dxa"/>
+          </w:tcPr>
           <w:p>
             <w:pPr>
               <w:pStyle w:val="Compact"/>
@@ -6779,6 +7382,9 @@
           </w:p>
         </w:tc>
         <w:tc>
+          <w:tcPr>
+            <w:tcW w:w="1982" w:type="dxa"/>
+          </w:tcPr>
           <w:p>
             <w:pPr>
               <w:pStyle w:val="Compact"/>
@@ -6795,6 +7401,9 @@
           </w:p>
         </w:tc>
         <w:tc>
+          <w:tcPr>
+            <w:tcW w:w="2986" w:type="dxa"/>
+          </w:tcPr>
           <w:p>
             <w:pPr>
               <w:pStyle w:val="Compact"/>
@@ -6814,6 +7423,9 @@
           <w:cantSplit/>
         </w:trPr>
         <w:tc>
+          <w:tcPr>
+            <w:tcW w:w="1959" w:type="dxa"/>
+          </w:tcPr>
           <w:p>
             <w:pPr>
               <w:pStyle w:val="Compact"/>
@@ -6830,6 +7442,9 @@
           </w:p>
         </w:tc>
         <w:tc>
+          <w:tcPr>
+            <w:tcW w:w="2145" w:type="dxa"/>
+          </w:tcPr>
           <w:p>
             <w:pPr>
               <w:pStyle w:val="Compact"/>
@@ -6844,6 +7459,9 @@
           </w:p>
         </w:tc>
         <w:tc>
+          <w:tcPr>
+            <w:tcW w:w="1982" w:type="dxa"/>
+          </w:tcPr>
           <w:p>
             <w:pPr>
               <w:pStyle w:val="Compact"/>
@@ -6860,6 +7478,9 @@
           </w:p>
         </w:tc>
         <w:tc>
+          <w:tcPr>
+            <w:tcW w:w="2986" w:type="dxa"/>
+          </w:tcPr>
           <w:p>
             <w:pPr>
               <w:pStyle w:val="Compact"/>
@@ -6965,6 +7586,7 @@
     <w:p>
       <w:pPr>
         <w:pStyle w:val="BodyText"/>
+        <w:spacing w:after="160"/>
       </w:pPr>
       <w:r>
         <w:rPr>
@@ -6977,8 +7599,6 @@
     <w:tbl>
       <w:tblPr>
         <w:tblStyle w:val="Table"/>
-        <w:tblW w:type="pct" w:w="0.0"/>
-        <w:tblLayout w:type="autofit"/>
         <w:tblLook w:firstRow="1" w:lastRow="0" w:firstColumn="0" w:lastColumn="0" w:noHBand="0" w:noVBand="0" w:val="0020"/>
         <w:tblBorders>
           <w:top w:val="single" w:sz="4" w:color="D9DEDC"/>
@@ -6994,8 +7614,13 @@
           <w:left w:w="140" w:type="dxa"/>
           <w:right w:w="140" w:type="dxa"/>
         </w:tblCellMar>
+        <w:tblW w:w="9072" w:type="dxa"/>
+        <w:tblLayout w:type="fixed"/>
       </w:tblPr>
-      <w:tblGrid/>
+      <w:tblGrid>
+        <w:gridCol w:w="4843"/>
+        <w:gridCol w:w="4229"/>
+      </w:tblGrid>
       <w:tr>
         <w:trPr>
           <w:cantSplit/>
@@ -7003,6 +7628,7 @@
         </w:trPr>
         <w:tc>
           <w:tcPr>
+            <w:tcW w:w="4843" w:type="dxa"/>
             <w:shd w:val="clear" w:color="auto" w:fill="1F3A34"/>
           </w:tcPr>
           <w:p>
@@ -7022,6 +7648,7 @@
         </w:tc>
         <w:tc>
           <w:tcPr>
+            <w:tcW w:w="4229" w:type="dxa"/>
             <w:shd w:val="clear" w:color="auto" w:fill="1F3A34"/>
           </w:tcPr>
           <w:p>
@@ -7045,6 +7672,9 @@
           <w:cantSplit/>
         </w:trPr>
         <w:tc>
+          <w:tcPr>
+            <w:tcW w:w="4843" w:type="dxa"/>
+          </w:tcPr>
           <w:p>
             <w:pPr>
               <w:pStyle w:val="Compact"/>
@@ -7060,6 +7690,7 @@
         </w:tc>
         <w:tc>
           <w:tcPr>
+            <w:tcW w:w="4229" w:type="dxa"/>
             <w:shd w:val="clear" w:color="auto" w:fill="DCFCE7"/>
           </w:tcPr>
           <w:p>
@@ -7084,6 +7715,7 @@
         </w:trPr>
         <w:tc>
           <w:tcPr>
+            <w:tcW w:w="4843" w:type="dxa"/>
             <w:shd w:val="clear" w:color="auto" w:fill="F6F8F7"/>
           </w:tcPr>
           <w:p>
@@ -7101,6 +7733,7 @@
         </w:tc>
         <w:tc>
           <w:tcPr>
+            <w:tcW w:w="4229" w:type="dxa"/>
             <w:shd w:val="clear" w:color="auto" w:fill="FEF3C7"/>
           </w:tcPr>
           <w:p>
@@ -7124,6 +7757,9 @@
           <w:cantSplit/>
         </w:trPr>
         <w:tc>
+          <w:tcPr>
+            <w:tcW w:w="4843" w:type="dxa"/>
+          </w:tcPr>
           <w:p>
             <w:pPr>
               <w:pStyle w:val="Compact"/>
@@ -7139,6 +7775,7 @@
         </w:tc>
         <w:tc>
           <w:tcPr>
+            <w:tcW w:w="4229" w:type="dxa"/>
             <w:shd w:val="clear" w:color="auto" w:fill="FFEDD5"/>
           </w:tcPr>
           <w:p>
@@ -7163,6 +7800,7 @@
         </w:trPr>
         <w:tc>
           <w:tcPr>
+            <w:tcW w:w="4843" w:type="dxa"/>
             <w:shd w:val="clear" w:color="auto" w:fill="F6F8F7"/>
           </w:tcPr>
           <w:p>
@@ -7180,6 +7818,7 @@
         </w:tc>
         <w:tc>
           <w:tcPr>
+            <w:tcW w:w="4229" w:type="dxa"/>
             <w:shd w:val="clear" w:color="auto" w:fill="FEE2E2"/>
           </w:tcPr>
           <w:p>
@@ -7514,6 +8153,7 @@
     <w:p>
       <w:pPr>
         <w:pStyle w:val="FirstParagraph"/>
+        <w:spacing w:after="160"/>
       </w:pPr>
       <w:r>
         <w:t xml:space="preserve">De los quince sectores en que el INDEC divide la actividad económica, cuántos crecen respecto de un año atrás.</w:t>
@@ -7522,8 +8162,6 @@
     <w:tbl>
       <w:tblPr>
         <w:tblStyle w:val="Table"/>
-        <w:tblW w:type="pct" w:w="5000.0"/>
-        <w:tblLayout w:type="autofit"/>
         <w:tblLook w:firstRow="0" w:lastRow="0" w:firstColumn="0" w:lastColumn="0" w:noHBand="0" w:noVBand="0" w:val="0000"/>
         <w:tblBorders>
           <w:top w:val="single" w:sz="4" w:color="D9DEDC"/>
@@ -7539,18 +8177,23 @@
           <w:left w:w="140" w:type="dxa"/>
           <w:right w:w="140" w:type="dxa"/>
         </w:tblCellMar>
+        <w:tblW w:w="9072" w:type="dxa"/>
+        <w:tblLayout w:type="fixed"/>
       </w:tblPr>
       <w:tblGrid>
-        <w:gridCol w:w="1980"/>
-        <w:gridCol w:w="1980"/>
-        <w:gridCol w:w="1980"/>
-        <w:gridCol w:w="1980"/>
+        <w:gridCol w:w="3266"/>
+        <w:gridCol w:w="1376"/>
+        <w:gridCol w:w="2067"/>
+        <w:gridCol w:w="2363"/>
       </w:tblGrid>
       <w:tr>
         <w:trPr>
           <w:cantSplit/>
         </w:trPr>
         <w:tc>
+          <w:tcPr>
+            <w:tcW w:w="3266" w:type="dxa"/>
+          </w:tcPr>
           <w:p>
             <w:pPr>
               <w:pStyle w:val="Compact"/>
@@ -7580,6 +8223,7 @@
         </w:tc>
         <w:tc>
           <w:tcPr>
+            <w:tcW w:w="1376" w:type="dxa"/>
             <w:shd w:val="clear" w:color="auto" w:fill="FEF3C7"/>
           </w:tcPr>
           <w:p>
@@ -7599,6 +8243,9 @@
           </w:p>
         </w:tc>
         <w:tc>
+          <w:tcPr>
+            <w:tcW w:w="2067" w:type="dxa"/>
+          </w:tcPr>
           <w:p>
             <w:pPr>
               <w:pStyle w:val="Compact"/>
@@ -7613,6 +8260,9 @@
           </w:p>
         </w:tc>
         <w:tc>
+          <w:tcPr>
+            <w:tcW w:w="2363" w:type="dxa"/>
+          </w:tcPr>
           <w:p>
             <w:pPr>
               <w:pStyle w:val="Compact"/>
@@ -7633,6 +8283,7 @@
       <w:pPr>
         <w:pStyle w:val="Heading2"/>
         <w:keepNext/>
+        <w:spacing w:after="160"/>
       </w:pPr>
       <w:r>
         <w:t xml:space="preserve">Identificación</w:t>
@@ -7641,8 +8292,6 @@
     <w:tbl>
       <w:tblPr>
         <w:tblStyle w:val="Table"/>
-        <w:tblW w:type="pct" w:w="5000.0"/>
-        <w:tblLayout w:type="autofit"/>
         <w:tblLook w:firstRow="0" w:lastRow="0" w:firstColumn="0" w:lastColumn="0" w:noHBand="0" w:noVBand="0" w:val="0000"/>
         <w:tblBorders>
           <w:top w:val="single" w:sz="4" w:color="D9DEDC"/>
@@ -7658,18 +8307,23 @@
           <w:left w:w="140" w:type="dxa"/>
           <w:right w:w="140" w:type="dxa"/>
         </w:tblCellMar>
+        <w:tblW w:w="9072" w:type="dxa"/>
+        <w:tblLayout w:type="fixed"/>
       </w:tblPr>
       <w:tblGrid>
-        <w:gridCol w:w="1980"/>
-        <w:gridCol w:w="1980"/>
-        <w:gridCol w:w="1980"/>
-        <w:gridCol w:w="1980"/>
+        <w:gridCol w:w="1871"/>
+        <w:gridCol w:w="2179"/>
+        <w:gridCol w:w="1888"/>
+        <w:gridCol w:w="3134"/>
       </w:tblGrid>
       <w:tr>
         <w:trPr>
           <w:cantSplit/>
         </w:trPr>
         <w:tc>
+          <w:tcPr>
+            <w:tcW w:w="1871" w:type="dxa"/>
+          </w:tcPr>
           <w:p>
             <w:pPr>
               <w:pStyle w:val="Compact"/>
@@ -7686,6 +8340,9 @@
           </w:p>
         </w:tc>
         <w:tc>
+          <w:tcPr>
+            <w:tcW w:w="2179" w:type="dxa"/>
+          </w:tcPr>
           <w:p>
             <w:pPr>
               <w:pStyle w:val="Compact"/>
@@ -7700,6 +8357,9 @@
           </w:p>
         </w:tc>
         <w:tc>
+          <w:tcPr>
+            <w:tcW w:w="1888" w:type="dxa"/>
+          </w:tcPr>
           <w:p>
             <w:pPr>
               <w:pStyle w:val="Compact"/>
@@ -7716,6 +8376,9 @@
           </w:p>
         </w:tc>
         <w:tc>
+          <w:tcPr>
+            <w:tcW w:w="3134" w:type="dxa"/>
+          </w:tcPr>
           <w:p>
             <w:pPr>
               <w:pStyle w:val="Compact"/>
@@ -7735,6 +8398,9 @@
           <w:cantSplit/>
         </w:trPr>
         <w:tc>
+          <w:tcPr>
+            <w:tcW w:w="1871" w:type="dxa"/>
+          </w:tcPr>
           <w:p>
             <w:pPr>
               <w:pStyle w:val="Compact"/>
@@ -7751,6 +8417,9 @@
           </w:p>
         </w:tc>
         <w:tc>
+          <w:tcPr>
+            <w:tcW w:w="2179" w:type="dxa"/>
+          </w:tcPr>
           <w:p>
             <w:pPr>
               <w:pStyle w:val="Compact"/>
@@ -7765,6 +8434,9 @@
           </w:p>
         </w:tc>
         <w:tc>
+          <w:tcPr>
+            <w:tcW w:w="1888" w:type="dxa"/>
+          </w:tcPr>
           <w:p>
             <w:pPr>
               <w:pStyle w:val="Compact"/>
@@ -7781,6 +8453,9 @@
           </w:p>
         </w:tc>
         <w:tc>
+          <w:tcPr>
+            <w:tcW w:w="3134" w:type="dxa"/>
+          </w:tcPr>
           <w:p>
             <w:pPr>
               <w:pStyle w:val="Compact"/>
@@ -7800,6 +8475,9 @@
           <w:cantSplit/>
         </w:trPr>
         <w:tc>
+          <w:tcPr>
+            <w:tcW w:w="1871" w:type="dxa"/>
+          </w:tcPr>
           <w:p>
             <w:pPr>
               <w:pStyle w:val="Compact"/>
@@ -7816,6 +8494,9 @@
           </w:p>
         </w:tc>
         <w:tc>
+          <w:tcPr>
+            <w:tcW w:w="2179" w:type="dxa"/>
+          </w:tcPr>
           <w:p>
             <w:pPr>
               <w:pStyle w:val="Compact"/>
@@ -7830,6 +8511,9 @@
           </w:p>
         </w:tc>
         <w:tc>
+          <w:tcPr>
+            <w:tcW w:w="1888" w:type="dxa"/>
+          </w:tcPr>
           <w:p>
             <w:pPr>
               <w:pStyle w:val="Compact"/>
@@ -7846,6 +8530,9 @@
           </w:p>
         </w:tc>
         <w:tc>
+          <w:tcPr>
+            <w:tcW w:w="3134" w:type="dxa"/>
+          </w:tcPr>
           <w:p>
             <w:pPr>
               <w:pStyle w:val="Compact"/>
@@ -7865,6 +8552,9 @@
           <w:cantSplit/>
         </w:trPr>
         <w:tc>
+          <w:tcPr>
+            <w:tcW w:w="1871" w:type="dxa"/>
+          </w:tcPr>
           <w:p>
             <w:pPr>
               <w:pStyle w:val="Compact"/>
@@ -7881,6 +8571,9 @@
           </w:p>
         </w:tc>
         <w:tc>
+          <w:tcPr>
+            <w:tcW w:w="2179" w:type="dxa"/>
+          </w:tcPr>
           <w:p>
             <w:pPr>
               <w:pStyle w:val="Compact"/>
@@ -7895,6 +8588,9 @@
           </w:p>
         </w:tc>
         <w:tc>
+          <w:tcPr>
+            <w:tcW w:w="1888" w:type="dxa"/>
+          </w:tcPr>
           <w:p>
             <w:pPr>
               <w:pStyle w:val="Compact"/>
@@ -7911,6 +8607,9 @@
           </w:p>
         </w:tc>
         <w:tc>
+          <w:tcPr>
+            <w:tcW w:w="3134" w:type="dxa"/>
+          </w:tcPr>
           <w:p>
             <w:pPr>
               <w:pStyle w:val="Compact"/>
@@ -7930,6 +8629,9 @@
           <w:cantSplit/>
         </w:trPr>
         <w:tc>
+          <w:tcPr>
+            <w:tcW w:w="1871" w:type="dxa"/>
+          </w:tcPr>
           <w:p>
             <w:pPr>
               <w:pStyle w:val="Compact"/>
@@ -7946,6 +8648,9 @@
           </w:p>
         </w:tc>
         <w:tc>
+          <w:tcPr>
+            <w:tcW w:w="2179" w:type="dxa"/>
+          </w:tcPr>
           <w:p>
             <w:pPr>
               <w:pStyle w:val="Compact"/>
@@ -7960,6 +8665,9 @@
           </w:p>
         </w:tc>
         <w:tc>
+          <w:tcPr>
+            <w:tcW w:w="1888" w:type="dxa"/>
+          </w:tcPr>
           <w:p>
             <w:pPr>
               <w:pStyle w:val="Compact"/>
@@ -7976,6 +8684,9 @@
           </w:p>
         </w:tc>
         <w:tc>
+          <w:tcPr>
+            <w:tcW w:w="3134" w:type="dxa"/>
+          </w:tcPr>
           <w:p>
             <w:pPr>
               <w:pStyle w:val="Compact"/>
@@ -8105,6 +8816,7 @@
     <w:p>
       <w:pPr>
         <w:pStyle w:val="BodyText"/>
+        <w:spacing w:after="160"/>
       </w:pPr>
       <w:r>
         <w:rPr>
@@ -8117,8 +8829,6 @@
     <w:tbl>
       <w:tblPr>
         <w:tblStyle w:val="Table"/>
-        <w:tblW w:type="pct" w:w="0.0"/>
-        <w:tblLayout w:type="autofit"/>
         <w:tblLook w:firstRow="1" w:lastRow="0" w:firstColumn="0" w:lastColumn="0" w:noHBand="0" w:noVBand="0" w:val="0020"/>
         <w:tblBorders>
           <w:top w:val="single" w:sz="4" w:color="D9DEDC"/>
@@ -8134,8 +8844,13 @@
           <w:left w:w="140" w:type="dxa"/>
           <w:right w:w="140" w:type="dxa"/>
         </w:tblCellMar>
+        <w:tblW w:w="9072" w:type="dxa"/>
+        <w:tblLayout w:type="fixed"/>
       </w:tblPr>
-      <w:tblGrid/>
+      <w:tblGrid>
+        <w:gridCol w:w="5318"/>
+        <w:gridCol w:w="3754"/>
+      </w:tblGrid>
       <w:tr>
         <w:trPr>
           <w:cantSplit/>
@@ -8143,6 +8858,7 @@
         </w:trPr>
         <w:tc>
           <w:tcPr>
+            <w:tcW w:w="5318" w:type="dxa"/>
             <w:shd w:val="clear" w:color="auto" w:fill="1F3A34"/>
           </w:tcPr>
           <w:p>
@@ -8162,6 +8878,7 @@
         </w:tc>
         <w:tc>
           <w:tcPr>
+            <w:tcW w:w="3754" w:type="dxa"/>
             <w:shd w:val="clear" w:color="auto" w:fill="1F3A34"/>
           </w:tcPr>
           <w:p>
@@ -8185,6 +8902,9 @@
           <w:cantSplit/>
         </w:trPr>
         <w:tc>
+          <w:tcPr>
+            <w:tcW w:w="5318" w:type="dxa"/>
+          </w:tcPr>
           <w:p>
             <w:pPr>
               <w:pStyle w:val="Compact"/>
@@ -8200,6 +8920,7 @@
         </w:tc>
         <w:tc>
           <w:tcPr>
+            <w:tcW w:w="3754" w:type="dxa"/>
             <w:shd w:val="clear" w:color="auto" w:fill="DCFCE7"/>
           </w:tcPr>
           <w:p>
@@ -8224,6 +8945,7 @@
         </w:trPr>
         <w:tc>
           <w:tcPr>
+            <w:tcW w:w="5318" w:type="dxa"/>
             <w:shd w:val="clear" w:color="auto" w:fill="F6F8F7"/>
           </w:tcPr>
           <w:p>
@@ -8241,6 +8963,7 @@
         </w:tc>
         <w:tc>
           <w:tcPr>
+            <w:tcW w:w="3754" w:type="dxa"/>
             <w:shd w:val="clear" w:color="auto" w:fill="FEF3C7"/>
           </w:tcPr>
           <w:p>
@@ -8264,6 +8987,9 @@
           <w:cantSplit/>
         </w:trPr>
         <w:tc>
+          <w:tcPr>
+            <w:tcW w:w="5318" w:type="dxa"/>
+          </w:tcPr>
           <w:p>
             <w:pPr>
               <w:pStyle w:val="Compact"/>
@@ -8279,6 +9005,7 @@
         </w:tc>
         <w:tc>
           <w:tcPr>
+            <w:tcW w:w="3754" w:type="dxa"/>
             <w:shd w:val="clear" w:color="auto" w:fill="FFEDD5"/>
           </w:tcPr>
           <w:p>
@@ -8303,6 +9030,7 @@
         </w:trPr>
         <w:tc>
           <w:tcPr>
+            <w:tcW w:w="5318" w:type="dxa"/>
             <w:shd w:val="clear" w:color="auto" w:fill="F6F8F7"/>
           </w:tcPr>
           <w:p>
@@ -8320,6 +9048,7 @@
         </w:tc>
         <w:tc>
           <w:tcPr>
+            <w:tcW w:w="3754" w:type="dxa"/>
             <w:shd w:val="clear" w:color="auto" w:fill="FEE2E2"/>
           </w:tcPr>
           <w:p>
@@ -8602,6 +9331,7 @@
     <w:p>
       <w:pPr>
         <w:pStyle w:val="FirstParagraph"/>
+        <w:spacing w:after="160"/>
       </w:pPr>
       <w:r>
         <w:t xml:space="preserve">Cuánto produce la industria manufacturera respecto de un año atrás, promediado en tres meses.</w:t>
@@ -8610,8 +9340,6 @@
     <w:tbl>
       <w:tblPr>
         <w:tblStyle w:val="Table"/>
-        <w:tblW w:type="pct" w:w="5000.0"/>
-        <w:tblLayout w:type="autofit"/>
         <w:tblLook w:firstRow="0" w:lastRow="0" w:firstColumn="0" w:lastColumn="0" w:noHBand="0" w:noVBand="0" w:val="0000"/>
         <w:tblBorders>
           <w:top w:val="single" w:sz="4" w:color="D9DEDC"/>
@@ -8627,18 +9355,23 @@
           <w:left w:w="140" w:type="dxa"/>
           <w:right w:w="140" w:type="dxa"/>
         </w:tblCellMar>
+        <w:tblW w:w="9072" w:type="dxa"/>
+        <w:tblLayout w:type="fixed"/>
       </w:tblPr>
       <w:tblGrid>
-        <w:gridCol w:w="1980"/>
-        <w:gridCol w:w="1980"/>
-        <w:gridCol w:w="1980"/>
-        <w:gridCol w:w="1980"/>
+        <w:gridCol w:w="2985"/>
+        <w:gridCol w:w="1311"/>
+        <w:gridCol w:w="2262"/>
+        <w:gridCol w:w="2514"/>
       </w:tblGrid>
       <w:tr>
         <w:trPr>
           <w:cantSplit/>
         </w:trPr>
         <w:tc>
+          <w:tcPr>
+            <w:tcW w:w="2985" w:type="dxa"/>
+          </w:tcPr>
           <w:p>
             <w:pPr>
               <w:pStyle w:val="Compact"/>
@@ -8668,6 +9401,7 @@
         </w:tc>
         <w:tc>
           <w:tcPr>
+            <w:tcW w:w="1311" w:type="dxa"/>
             <w:shd w:val="clear" w:color="auto" w:fill="FFEDD5"/>
           </w:tcPr>
           <w:p>
@@ -8687,6 +9421,9 @@
           </w:p>
         </w:tc>
         <w:tc>
+          <w:tcPr>
+            <w:tcW w:w="2262" w:type="dxa"/>
+          </w:tcPr>
           <w:p>
             <w:pPr>
               <w:pStyle w:val="Compact"/>
@@ -8701,6 +9438,9 @@
           </w:p>
         </w:tc>
         <w:tc>
+          <w:tcPr>
+            <w:tcW w:w="2514" w:type="dxa"/>
+          </w:tcPr>
           <w:p>
             <w:pPr>
               <w:pStyle w:val="Compact"/>
@@ -8721,6 +9461,7 @@
       <w:pPr>
         <w:pStyle w:val="Heading2"/>
         <w:keepNext/>
+        <w:spacing w:after="160"/>
       </w:pPr>
       <w:r>
         <w:t xml:space="preserve">Identificación</w:t>
@@ -8729,8 +9470,6 @@
     <w:tbl>
       <w:tblPr>
         <w:tblStyle w:val="Table"/>
-        <w:tblW w:type="pct" w:w="5000.0"/>
-        <w:tblLayout w:type="autofit"/>
         <w:tblLook w:firstRow="0" w:lastRow="0" w:firstColumn="0" w:lastColumn="0" w:noHBand="0" w:noVBand="0" w:val="0000"/>
         <w:tblBorders>
           <w:top w:val="single" w:sz="4" w:color="D9DEDC"/>
@@ -8746,18 +9485,23 @@
           <w:left w:w="140" w:type="dxa"/>
           <w:right w:w="140" w:type="dxa"/>
         </w:tblCellMar>
+        <w:tblW w:w="9072" w:type="dxa"/>
+        <w:tblLayout w:type="fixed"/>
       </w:tblPr>
       <w:tblGrid>
-        <w:gridCol w:w="1980"/>
-        <w:gridCol w:w="1980"/>
-        <w:gridCol w:w="1980"/>
-        <w:gridCol w:w="1980"/>
+        <w:gridCol w:w="1795"/>
+        <w:gridCol w:w="2305"/>
+        <w:gridCol w:w="1807"/>
+        <w:gridCol w:w="3165"/>
       </w:tblGrid>
       <w:tr>
         <w:trPr>
           <w:cantSplit/>
         </w:trPr>
         <w:tc>
+          <w:tcPr>
+            <w:tcW w:w="1795" w:type="dxa"/>
+          </w:tcPr>
           <w:p>
             <w:pPr>
               <w:pStyle w:val="Compact"/>
@@ -8774,6 +9518,9 @@
           </w:p>
         </w:tc>
         <w:tc>
+          <w:tcPr>
+            <w:tcW w:w="2305" w:type="dxa"/>
+          </w:tcPr>
           <w:p>
             <w:pPr>
               <w:pStyle w:val="Compact"/>
@@ -8788,6 +9535,9 @@
           </w:p>
         </w:tc>
         <w:tc>
+          <w:tcPr>
+            <w:tcW w:w="1807" w:type="dxa"/>
+          </w:tcPr>
           <w:p>
             <w:pPr>
               <w:pStyle w:val="Compact"/>
@@ -8804,6 +9554,9 @@
           </w:p>
         </w:tc>
         <w:tc>
+          <w:tcPr>
+            <w:tcW w:w="3165" w:type="dxa"/>
+          </w:tcPr>
           <w:p>
             <w:pPr>
               <w:pStyle w:val="Compact"/>
@@ -8823,6 +9576,9 @@
           <w:cantSplit/>
         </w:trPr>
         <w:tc>
+          <w:tcPr>
+            <w:tcW w:w="1795" w:type="dxa"/>
+          </w:tcPr>
           <w:p>
             <w:pPr>
               <w:pStyle w:val="Compact"/>
@@ -8839,6 +9595,9 @@
           </w:p>
         </w:tc>
         <w:tc>
+          <w:tcPr>
+            <w:tcW w:w="2305" w:type="dxa"/>
+          </w:tcPr>
           <w:p>
             <w:pPr>
               <w:pStyle w:val="Compact"/>
@@ -8853,6 +9612,9 @@
           </w:p>
         </w:tc>
         <w:tc>
+          <w:tcPr>
+            <w:tcW w:w="1807" w:type="dxa"/>
+          </w:tcPr>
           <w:p>
             <w:pPr>
               <w:pStyle w:val="Compact"/>
@@ -8869,6 +9631,9 @@
           </w:p>
         </w:tc>
         <w:tc>
+          <w:tcPr>
+            <w:tcW w:w="3165" w:type="dxa"/>
+          </w:tcPr>
           <w:p>
             <w:pPr>
               <w:pStyle w:val="Compact"/>
@@ -8888,6 +9653,9 @@
           <w:cantSplit/>
         </w:trPr>
         <w:tc>
+          <w:tcPr>
+            <w:tcW w:w="1795" w:type="dxa"/>
+          </w:tcPr>
           <w:p>
             <w:pPr>
               <w:pStyle w:val="Compact"/>
@@ -8904,6 +9672,9 @@
           </w:p>
         </w:tc>
         <w:tc>
+          <w:tcPr>
+            <w:tcW w:w="2305" w:type="dxa"/>
+          </w:tcPr>
           <w:p>
             <w:pPr>
               <w:pStyle w:val="Compact"/>
@@ -8918,6 +9689,9 @@
           </w:p>
         </w:tc>
         <w:tc>
+          <w:tcPr>
+            <w:tcW w:w="1807" w:type="dxa"/>
+          </w:tcPr>
           <w:p>
             <w:pPr>
               <w:pStyle w:val="Compact"/>
@@ -8934,6 +9708,9 @@
           </w:p>
         </w:tc>
         <w:tc>
+          <w:tcPr>
+            <w:tcW w:w="3165" w:type="dxa"/>
+          </w:tcPr>
           <w:p>
             <w:pPr>
               <w:pStyle w:val="Compact"/>
@@ -8953,6 +9730,9 @@
           <w:cantSplit/>
         </w:trPr>
         <w:tc>
+          <w:tcPr>
+            <w:tcW w:w="1795" w:type="dxa"/>
+          </w:tcPr>
           <w:p>
             <w:pPr>
               <w:pStyle w:val="Compact"/>
@@ -8969,6 +9749,9 @@
           </w:p>
         </w:tc>
         <w:tc>
+          <w:tcPr>
+            <w:tcW w:w="2305" w:type="dxa"/>
+          </w:tcPr>
           <w:p>
             <w:pPr>
               <w:pStyle w:val="Compact"/>
@@ -8983,6 +9766,9 @@
           </w:p>
         </w:tc>
         <w:tc>
+          <w:tcPr>
+            <w:tcW w:w="1807" w:type="dxa"/>
+          </w:tcPr>
           <w:p>
             <w:pPr>
               <w:pStyle w:val="Compact"/>
@@ -8999,6 +9785,9 @@
           </w:p>
         </w:tc>
         <w:tc>
+          <w:tcPr>
+            <w:tcW w:w="3165" w:type="dxa"/>
+          </w:tcPr>
           <w:p>
             <w:pPr>
               <w:pStyle w:val="Compact"/>
@@ -9018,6 +9807,9 @@
           <w:cantSplit/>
         </w:trPr>
         <w:tc>
+          <w:tcPr>
+            <w:tcW w:w="1795" w:type="dxa"/>
+          </w:tcPr>
           <w:p>
             <w:pPr>
               <w:pStyle w:val="Compact"/>
@@ -9034,6 +9826,9 @@
           </w:p>
         </w:tc>
         <w:tc>
+          <w:tcPr>
+            <w:tcW w:w="2305" w:type="dxa"/>
+          </w:tcPr>
           <w:p>
             <w:pPr>
               <w:pStyle w:val="Compact"/>
@@ -9048,6 +9843,9 @@
           </w:p>
         </w:tc>
         <w:tc>
+          <w:tcPr>
+            <w:tcW w:w="1807" w:type="dxa"/>
+          </w:tcPr>
           <w:p>
             <w:pPr>
               <w:pStyle w:val="Compact"/>
@@ -9064,6 +9862,9 @@
           </w:p>
         </w:tc>
         <w:tc>
+          <w:tcPr>
+            <w:tcW w:w="3165" w:type="dxa"/>
+          </w:tcPr>
           <w:p>
             <w:pPr>
               <w:pStyle w:val="Compact"/>
@@ -9181,6 +9982,7 @@
     <w:p>
       <w:pPr>
         <w:pStyle w:val="BodyText"/>
+        <w:spacing w:after="160"/>
       </w:pPr>
       <w:r>
         <w:rPr>
@@ -9193,8 +9995,6 @@
     <w:tbl>
       <w:tblPr>
         <w:tblStyle w:val="Table"/>
-        <w:tblW w:type="pct" w:w="0.0"/>
-        <w:tblLayout w:type="autofit"/>
         <w:tblLook w:firstRow="1" w:lastRow="0" w:firstColumn="0" w:lastColumn="0" w:noHBand="0" w:noVBand="0" w:val="0020"/>
         <w:tblBorders>
           <w:top w:val="single" w:sz="4" w:color="D9DEDC"/>
@@ -9210,8 +10010,13 @@
           <w:left w:w="140" w:type="dxa"/>
           <w:right w:w="140" w:type="dxa"/>
         </w:tblCellMar>
+        <w:tblW w:w="9072" w:type="dxa"/>
+        <w:tblLayout w:type="fixed"/>
       </w:tblPr>
-      <w:tblGrid/>
+      <w:tblGrid>
+        <w:gridCol w:w="5351"/>
+        <w:gridCol w:w="3721"/>
+      </w:tblGrid>
       <w:tr>
         <w:trPr>
           <w:cantSplit/>
@@ -9219,6 +10024,7 @@
         </w:trPr>
         <w:tc>
           <w:tcPr>
+            <w:tcW w:w="5351" w:type="dxa"/>
             <w:shd w:val="clear" w:color="auto" w:fill="1F3A34"/>
           </w:tcPr>
           <w:p>
@@ -9238,6 +10044,7 @@
         </w:tc>
         <w:tc>
           <w:tcPr>
+            <w:tcW w:w="3721" w:type="dxa"/>
             <w:shd w:val="clear" w:color="auto" w:fill="1F3A34"/>
           </w:tcPr>
           <w:p>
@@ -9261,6 +10068,9 @@
           <w:cantSplit/>
         </w:trPr>
         <w:tc>
+          <w:tcPr>
+            <w:tcW w:w="5351" w:type="dxa"/>
+          </w:tcPr>
           <w:p>
             <w:pPr>
               <w:pStyle w:val="Compact"/>
@@ -9276,6 +10086,7 @@
         </w:tc>
         <w:tc>
           <w:tcPr>
+            <w:tcW w:w="3721" w:type="dxa"/>
             <w:shd w:val="clear" w:color="auto" w:fill="DCFCE7"/>
           </w:tcPr>
           <w:p>
@@ -9300,6 +10111,7 @@
         </w:trPr>
         <w:tc>
           <w:tcPr>
+            <w:tcW w:w="5351" w:type="dxa"/>
             <w:shd w:val="clear" w:color="auto" w:fill="F6F8F7"/>
           </w:tcPr>
           <w:p>
@@ -9317,6 +10129,7 @@
         </w:tc>
         <w:tc>
           <w:tcPr>
+            <w:tcW w:w="3721" w:type="dxa"/>
             <w:shd w:val="clear" w:color="auto" w:fill="FEF3C7"/>
           </w:tcPr>
           <w:p>
@@ -9340,6 +10153,9 @@
           <w:cantSplit/>
         </w:trPr>
         <w:tc>
+          <w:tcPr>
+            <w:tcW w:w="5351" w:type="dxa"/>
+          </w:tcPr>
           <w:p>
             <w:pPr>
               <w:pStyle w:val="Compact"/>
@@ -9355,6 +10171,7 @@
         </w:tc>
         <w:tc>
           <w:tcPr>
+            <w:tcW w:w="3721" w:type="dxa"/>
             <w:shd w:val="clear" w:color="auto" w:fill="FFEDD5"/>
           </w:tcPr>
           <w:p>
@@ -9379,6 +10196,7 @@
         </w:trPr>
         <w:tc>
           <w:tcPr>
+            <w:tcW w:w="5351" w:type="dxa"/>
             <w:shd w:val="clear" w:color="auto" w:fill="F6F8F7"/>
           </w:tcPr>
           <w:p>
@@ -9396,6 +10214,7 @@
         </w:tc>
         <w:tc>
           <w:tcPr>
+            <w:tcW w:w="3721" w:type="dxa"/>
             <w:shd w:val="clear" w:color="auto" w:fill="FEE2E2"/>
           </w:tcPr>
           <w:p>
@@ -9742,6 +10561,7 @@
     <w:p>
       <w:pPr>
         <w:pStyle w:val="FirstParagraph"/>
+        <w:spacing w:after="160"/>
       </w:pPr>
       <w:r>
         <w:t xml:space="preserve">El balance entre lo que el país exporta y lo que importa, acumulado en los últimos 12 meses.</w:t>
@@ -9750,8 +10570,6 @@
     <w:tbl>
       <w:tblPr>
         <w:tblStyle w:val="Table"/>
-        <w:tblW w:type="pct" w:w="5000.0"/>
-        <w:tblLayout w:type="autofit"/>
         <w:tblLook w:firstRow="0" w:lastRow="0" w:firstColumn="0" w:lastColumn="0" w:noHBand="0" w:noVBand="0" w:val="0000"/>
         <w:tblBorders>
           <w:top w:val="single" w:sz="4" w:color="D9DEDC"/>
@@ -9767,18 +10585,23 @@
           <w:left w:w="140" w:type="dxa"/>
           <w:right w:w="140" w:type="dxa"/>
         </w:tblCellMar>
+        <w:tblW w:w="9072" w:type="dxa"/>
+        <w:tblLayout w:type="fixed"/>
       </w:tblPr>
       <w:tblGrid>
-        <w:gridCol w:w="1980"/>
-        <w:gridCol w:w="1980"/>
-        <w:gridCol w:w="1980"/>
-        <w:gridCol w:w="1980"/>
+        <w:gridCol w:w="3317"/>
+        <w:gridCol w:w="1094"/>
+        <w:gridCol w:w="2197"/>
+        <w:gridCol w:w="2464"/>
       </w:tblGrid>
       <w:tr>
         <w:trPr>
           <w:cantSplit/>
         </w:trPr>
         <w:tc>
+          <w:tcPr>
+            <w:tcW w:w="3317" w:type="dxa"/>
+          </w:tcPr>
           <w:p>
             <w:pPr>
               <w:pStyle w:val="Compact"/>
@@ -9808,6 +10631,7 @@
         </w:tc>
         <w:tc>
           <w:tcPr>
+            <w:tcW w:w="1094" w:type="dxa"/>
             <w:shd w:val="clear" w:color="auto" w:fill="DCFCE7"/>
           </w:tcPr>
           <w:p>
@@ -9827,6 +10651,9 @@
           </w:p>
         </w:tc>
         <w:tc>
+          <w:tcPr>
+            <w:tcW w:w="2197" w:type="dxa"/>
+          </w:tcPr>
           <w:p>
             <w:pPr>
               <w:pStyle w:val="Compact"/>
@@ -9841,6 +10668,9 @@
           </w:p>
         </w:tc>
         <w:tc>
+          <w:tcPr>
+            <w:tcW w:w="2464" w:type="dxa"/>
+          </w:tcPr>
           <w:p>
             <w:pPr>
               <w:pStyle w:val="Compact"/>
@@ -9861,6 +10691,7 @@
       <w:pPr>
         <w:pStyle w:val="Heading2"/>
         <w:keepNext/>
+        <w:spacing w:after="160"/>
       </w:pPr>
       <w:r>
         <w:t xml:space="preserve">Identificación</w:t>
@@ -9869,8 +10700,6 @@
     <w:tbl>
       <w:tblPr>
         <w:tblStyle w:val="Table"/>
-        <w:tblW w:type="pct" w:w="5000.0"/>
-        <w:tblLayout w:type="autofit"/>
         <w:tblLook w:firstRow="0" w:lastRow="0" w:firstColumn="0" w:lastColumn="0" w:noHBand="0" w:noVBand="0" w:val="0000"/>
         <w:tblBorders>
           <w:top w:val="single" w:sz="4" w:color="D9DEDC"/>
@@ -9886,18 +10715,23 @@
           <w:left w:w="140" w:type="dxa"/>
           <w:right w:w="140" w:type="dxa"/>
         </w:tblCellMar>
+        <w:tblW w:w="9072" w:type="dxa"/>
+        <w:tblLayout w:type="fixed"/>
       </w:tblPr>
       <w:tblGrid>
-        <w:gridCol w:w="1980"/>
-        <w:gridCol w:w="1980"/>
-        <w:gridCol w:w="1980"/>
-        <w:gridCol w:w="1980"/>
+        <w:gridCol w:w="1862"/>
+        <w:gridCol w:w="2731"/>
+        <w:gridCol w:w="1879"/>
+        <w:gridCol w:w="2600"/>
       </w:tblGrid>
       <w:tr>
         <w:trPr>
           <w:cantSplit/>
         </w:trPr>
         <w:tc>
+          <w:tcPr>
+            <w:tcW w:w="1862" w:type="dxa"/>
+          </w:tcPr>
           <w:p>
             <w:pPr>
               <w:pStyle w:val="Compact"/>
@@ -9914,6 +10748,9 @@
           </w:p>
         </w:tc>
         <w:tc>
+          <w:tcPr>
+            <w:tcW w:w="2731" w:type="dxa"/>
+          </w:tcPr>
           <w:p>
             <w:pPr>
               <w:pStyle w:val="Compact"/>
@@ -9928,6 +10765,9 @@
           </w:p>
         </w:tc>
         <w:tc>
+          <w:tcPr>
+            <w:tcW w:w="1879" w:type="dxa"/>
+          </w:tcPr>
           <w:p>
             <w:pPr>
               <w:pStyle w:val="Compact"/>
@@ -9944,6 +10784,9 @@
           </w:p>
         </w:tc>
         <w:tc>
+          <w:tcPr>
+            <w:tcW w:w="2600" w:type="dxa"/>
+          </w:tcPr>
           <w:p>
             <w:pPr>
               <w:pStyle w:val="Compact"/>
@@ -9963,6 +10806,9 @@
           <w:cantSplit/>
         </w:trPr>
         <w:tc>
+          <w:tcPr>
+            <w:tcW w:w="1862" w:type="dxa"/>
+          </w:tcPr>
           <w:p>
             <w:pPr>
               <w:pStyle w:val="Compact"/>
@@ -9979,6 +10825,9 @@
           </w:p>
         </w:tc>
         <w:tc>
+          <w:tcPr>
+            <w:tcW w:w="2731" w:type="dxa"/>
+          </w:tcPr>
           <w:p>
             <w:pPr>
               <w:pStyle w:val="Compact"/>
@@ -9993,6 +10842,9 @@
           </w:p>
         </w:tc>
         <w:tc>
+          <w:tcPr>
+            <w:tcW w:w="1879" w:type="dxa"/>
+          </w:tcPr>
           <w:p>
             <w:pPr>
               <w:pStyle w:val="Compact"/>
@@ -10009,6 +10861,9 @@
           </w:p>
         </w:tc>
         <w:tc>
+          <w:tcPr>
+            <w:tcW w:w="2600" w:type="dxa"/>
+          </w:tcPr>
           <w:p>
             <w:pPr>
               <w:pStyle w:val="Compact"/>
@@ -10028,6 +10883,9 @@
           <w:cantSplit/>
         </w:trPr>
         <w:tc>
+          <w:tcPr>
+            <w:tcW w:w="1862" w:type="dxa"/>
+          </w:tcPr>
           <w:p>
             <w:pPr>
               <w:pStyle w:val="Compact"/>
@@ -10044,6 +10902,9 @@
           </w:p>
         </w:tc>
         <w:tc>
+          <w:tcPr>
+            <w:tcW w:w="2731" w:type="dxa"/>
+          </w:tcPr>
           <w:p>
             <w:pPr>
               <w:pStyle w:val="Compact"/>
@@ -10058,6 +10919,9 @@
           </w:p>
         </w:tc>
         <w:tc>
+          <w:tcPr>
+            <w:tcW w:w="1879" w:type="dxa"/>
+          </w:tcPr>
           <w:p>
             <w:pPr>
               <w:pStyle w:val="Compact"/>
@@ -10074,6 +10938,9 @@
           </w:p>
         </w:tc>
         <w:tc>
+          <w:tcPr>
+            <w:tcW w:w="2600" w:type="dxa"/>
+          </w:tcPr>
           <w:p>
             <w:pPr>
               <w:pStyle w:val="Compact"/>
@@ -10093,6 +10960,9 @@
           <w:cantSplit/>
         </w:trPr>
         <w:tc>
+          <w:tcPr>
+            <w:tcW w:w="1862" w:type="dxa"/>
+          </w:tcPr>
           <w:p>
             <w:pPr>
               <w:pStyle w:val="Compact"/>
@@ -10109,6 +10979,9 @@
           </w:p>
         </w:tc>
         <w:tc>
+          <w:tcPr>
+            <w:tcW w:w="2731" w:type="dxa"/>
+          </w:tcPr>
           <w:p>
             <w:pPr>
               <w:pStyle w:val="Compact"/>
@@ -10123,6 +10996,9 @@
           </w:p>
         </w:tc>
         <w:tc>
+          <w:tcPr>
+            <w:tcW w:w="1879" w:type="dxa"/>
+          </w:tcPr>
           <w:p>
             <w:pPr>
               <w:pStyle w:val="Compact"/>
@@ -10139,6 +11015,9 @@
           </w:p>
         </w:tc>
         <w:tc>
+          <w:tcPr>
+            <w:tcW w:w="2600" w:type="dxa"/>
+          </w:tcPr>
           <w:p>
             <w:pPr>
               <w:pStyle w:val="Compact"/>
@@ -10158,6 +11037,9 @@
           <w:cantSplit/>
         </w:trPr>
         <w:tc>
+          <w:tcPr>
+            <w:tcW w:w="1862" w:type="dxa"/>
+          </w:tcPr>
           <w:p>
             <w:pPr>
               <w:pStyle w:val="Compact"/>
@@ -10174,6 +11056,9 @@
           </w:p>
         </w:tc>
         <w:tc>
+          <w:tcPr>
+            <w:tcW w:w="2731" w:type="dxa"/>
+          </w:tcPr>
           <w:p>
             <w:pPr>
               <w:pStyle w:val="Compact"/>
@@ -10188,6 +11073,9 @@
           </w:p>
         </w:tc>
         <w:tc>
+          <w:tcPr>
+            <w:tcW w:w="1879" w:type="dxa"/>
+          </w:tcPr>
           <w:p>
             <w:pPr>
               <w:pStyle w:val="Compact"/>
@@ -10204,6 +11092,9 @@
           </w:p>
         </w:tc>
         <w:tc>
+          <w:tcPr>
+            <w:tcW w:w="2600" w:type="dxa"/>
+          </w:tcPr>
           <w:p>
             <w:pPr>
               <w:pStyle w:val="Compact"/>
@@ -10333,6 +11224,7 @@
     <w:p>
       <w:pPr>
         <w:pStyle w:val="BodyText"/>
+        <w:spacing w:after="160"/>
       </w:pPr>
       <w:r>
         <w:rPr>
@@ -10345,8 +11237,6 @@
     <w:tbl>
       <w:tblPr>
         <w:tblStyle w:val="Table"/>
-        <w:tblW w:type="pct" w:w="0.0"/>
-        <w:tblLayout w:type="autofit"/>
         <w:tblLook w:firstRow="1" w:lastRow="0" w:firstColumn="0" w:lastColumn="0" w:noHBand="0" w:noVBand="0" w:val="0020"/>
         <w:tblBorders>
           <w:top w:val="single" w:sz="4" w:color="D9DEDC"/>
@@ -10362,8 +11252,13 @@
           <w:left w:w="140" w:type="dxa"/>
           <w:right w:w="140" w:type="dxa"/>
         </w:tblCellMar>
+        <w:tblW w:w="9072" w:type="dxa"/>
+        <w:tblLayout w:type="fixed"/>
       </w:tblPr>
-      <w:tblGrid/>
+      <w:tblGrid>
+        <w:gridCol w:w="5748"/>
+        <w:gridCol w:w="3324"/>
+      </w:tblGrid>
       <w:tr>
         <w:trPr>
           <w:cantSplit/>
@@ -10371,6 +11266,7 @@
         </w:trPr>
         <w:tc>
           <w:tcPr>
+            <w:tcW w:w="5748" w:type="dxa"/>
             <w:shd w:val="clear" w:color="auto" w:fill="1F3A34"/>
           </w:tcPr>
           <w:p>
@@ -10390,6 +11286,7 @@
         </w:tc>
         <w:tc>
           <w:tcPr>
+            <w:tcW w:w="3324" w:type="dxa"/>
             <w:shd w:val="clear" w:color="auto" w:fill="1F3A34"/>
           </w:tcPr>
           <w:p>
@@ -10413,6 +11310,9 @@
           <w:cantSplit/>
         </w:trPr>
         <w:tc>
+          <w:tcPr>
+            <w:tcW w:w="5748" w:type="dxa"/>
+          </w:tcPr>
           <w:p>
             <w:pPr>
               <w:pStyle w:val="Compact"/>
@@ -10428,6 +11328,7 @@
         </w:tc>
         <w:tc>
           <w:tcPr>
+            <w:tcW w:w="3324" w:type="dxa"/>
             <w:shd w:val="clear" w:color="auto" w:fill="DCFCE7"/>
           </w:tcPr>
           <w:p>
@@ -10452,6 +11353,7 @@
         </w:trPr>
         <w:tc>
           <w:tcPr>
+            <w:tcW w:w="5748" w:type="dxa"/>
             <w:shd w:val="clear" w:color="auto" w:fill="F6F8F7"/>
           </w:tcPr>
           <w:p>
@@ -10469,6 +11371,7 @@
         </w:tc>
         <w:tc>
           <w:tcPr>
+            <w:tcW w:w="3324" w:type="dxa"/>
             <w:shd w:val="clear" w:color="auto" w:fill="FEF3C7"/>
           </w:tcPr>
           <w:p>
@@ -10492,6 +11395,9 @@
           <w:cantSplit/>
         </w:trPr>
         <w:tc>
+          <w:tcPr>
+            <w:tcW w:w="5748" w:type="dxa"/>
+          </w:tcPr>
           <w:p>
             <w:pPr>
               <w:pStyle w:val="Compact"/>
@@ -10507,6 +11413,7 @@
         </w:tc>
         <w:tc>
           <w:tcPr>
+            <w:tcW w:w="3324" w:type="dxa"/>
             <w:shd w:val="clear" w:color="auto" w:fill="FFEDD5"/>
           </w:tcPr>
           <w:p>
@@ -10883,6 +11790,7 @@
     <w:p>
       <w:pPr>
         <w:pStyle w:val="FirstParagraph"/>
+        <w:spacing w:after="160"/>
       </w:pPr>
       <w:r>
         <w:t xml:space="preserve">Cuánta economía formal hay para gravar, medida en pesos constantes y comparada contra el cuarto trimestre de 2023, que vale 100. Suma los impuestos internos de la Nación —IVA doméstico, Ganancias, créditos y débitos— y el Impuesto sobre los Ingresos Brutos de las empresas que operan en varias provincias, con sus regímenes de retención. Se corrige la estacionalidad del calendario tributario, que concentra la recaudación en mayo y junio.</w:t>
@@ -10891,8 +11799,6 @@
     <w:tbl>
       <w:tblPr>
         <w:tblStyle w:val="Table"/>
-        <w:tblW w:type="pct" w:w="5000.0"/>
-        <w:tblLayout w:type="autofit"/>
         <w:tblLook w:firstRow="0" w:lastRow="0" w:firstColumn="0" w:lastColumn="0" w:noHBand="0" w:noVBand="0" w:val="0000"/>
         <w:tblBorders>
           <w:top w:val="single" w:sz="4" w:color="D9DEDC"/>
@@ -10908,18 +11814,23 @@
           <w:left w:w="140" w:type="dxa"/>
           <w:right w:w="140" w:type="dxa"/>
         </w:tblCellMar>
+        <w:tblW w:w="9072" w:type="dxa"/>
+        <w:tblLayout w:type="fixed"/>
       </w:tblPr>
       <w:tblGrid>
-        <w:gridCol w:w="1980"/>
-        <w:gridCol w:w="1980"/>
-        <w:gridCol w:w="1980"/>
-        <w:gridCol w:w="1980"/>
+        <w:gridCol w:w="2910"/>
+        <w:gridCol w:w="1425"/>
+        <w:gridCol w:w="2240"/>
+        <w:gridCol w:w="2497"/>
       </w:tblGrid>
       <w:tr>
         <w:trPr>
           <w:cantSplit/>
         </w:trPr>
         <w:tc>
+          <w:tcPr>
+            <w:tcW w:w="2910" w:type="dxa"/>
+          </w:tcPr>
           <w:p>
             <w:pPr>
               <w:pStyle w:val="Compact"/>
@@ -10949,6 +11860,7 @@
         </w:tc>
         <w:tc>
           <w:tcPr>
+            <w:tcW w:w="1425" w:type="dxa"/>
             <w:shd w:val="clear" w:color="auto" w:fill="FEF3C7"/>
           </w:tcPr>
           <w:p>
@@ -10968,6 +11880,9 @@
           </w:p>
         </w:tc>
         <w:tc>
+          <w:tcPr>
+            <w:tcW w:w="2240" w:type="dxa"/>
+          </w:tcPr>
           <w:p>
             <w:pPr>
               <w:pStyle w:val="Compact"/>
@@ -10982,6 +11897,9 @@
           </w:p>
         </w:tc>
         <w:tc>
+          <w:tcPr>
+            <w:tcW w:w="2497" w:type="dxa"/>
+          </w:tcPr>
           <w:p>
             <w:pPr>
               <w:pStyle w:val="Compact"/>
@@ -11002,6 +11920,7 @@
       <w:pPr>
         <w:pStyle w:val="Heading2"/>
         <w:keepNext/>
+        <w:spacing w:after="160"/>
       </w:pPr>
       <w:r>
         <w:t xml:space="preserve">Identificación</w:t>
@@ -11010,8 +11929,6 @@
     <w:tbl>
       <w:tblPr>
         <w:tblStyle w:val="Table"/>
-        <w:tblW w:type="pct" w:w="5000.0"/>
-        <w:tblLayout w:type="autofit"/>
         <w:tblLook w:firstRow="0" w:lastRow="0" w:firstColumn="0" w:lastColumn="0" w:noHBand="0" w:noVBand="0" w:val="0000"/>
         <w:tblBorders>
           <w:top w:val="single" w:sz="4" w:color="D9DEDC"/>
@@ -11027,18 +11944,23 @@
           <w:left w:w="140" w:type="dxa"/>
           <w:right w:w="140" w:type="dxa"/>
         </w:tblCellMar>
+        <w:tblW w:w="9072" w:type="dxa"/>
+        <w:tblLayout w:type="fixed"/>
       </w:tblPr>
       <w:tblGrid>
-        <w:gridCol w:w="1980"/>
-        <w:gridCol w:w="1980"/>
-        <w:gridCol w:w="1980"/>
-        <w:gridCol w:w="1980"/>
+        <w:gridCol w:w="1742"/>
+        <w:gridCol w:w="2803"/>
+        <w:gridCol w:w="1751"/>
+        <w:gridCol w:w="2776"/>
       </w:tblGrid>
       <w:tr>
         <w:trPr>
           <w:cantSplit/>
         </w:trPr>
         <w:tc>
+          <w:tcPr>
+            <w:tcW w:w="1742" w:type="dxa"/>
+          </w:tcPr>
           <w:p>
             <w:pPr>
               <w:pStyle w:val="Compact"/>
@@ -11055,6 +11977,9 @@
           </w:p>
         </w:tc>
         <w:tc>
+          <w:tcPr>
+            <w:tcW w:w="2803" w:type="dxa"/>
+          </w:tcPr>
           <w:p>
             <w:pPr>
               <w:pStyle w:val="Compact"/>
@@ -11069,6 +11994,9 @@
           </w:p>
         </w:tc>
         <w:tc>
+          <w:tcPr>
+            <w:tcW w:w="1751" w:type="dxa"/>
+          </w:tcPr>
           <w:p>
             <w:pPr>
               <w:pStyle w:val="Compact"/>
@@ -11085,6 +12013,9 @@
           </w:p>
         </w:tc>
         <w:tc>
+          <w:tcPr>
+            <w:tcW w:w="2776" w:type="dxa"/>
+          </w:tcPr>
           <w:p>
             <w:pPr>
               <w:pStyle w:val="Compact"/>
@@ -11104,6 +12035,9 @@
           <w:cantSplit/>
         </w:trPr>
         <w:tc>
+          <w:tcPr>
+            <w:tcW w:w="1742" w:type="dxa"/>
+          </w:tcPr>
           <w:p>
             <w:pPr>
               <w:pStyle w:val="Compact"/>
@@ -11120,6 +12054,9 @@
           </w:p>
         </w:tc>
         <w:tc>
+          <w:tcPr>
+            <w:tcW w:w="2803" w:type="dxa"/>
+          </w:tcPr>
           <w:p>
             <w:pPr>
               <w:pStyle w:val="Compact"/>
@@ -11134,6 +12071,9 @@
           </w:p>
         </w:tc>
         <w:tc>
+          <w:tcPr>
+            <w:tcW w:w="1751" w:type="dxa"/>
+          </w:tcPr>
           <w:p>
             <w:pPr>
               <w:pStyle w:val="Compact"/>
@@ -11150,6 +12090,9 @@
           </w:p>
         </w:tc>
         <w:tc>
+          <w:tcPr>
+            <w:tcW w:w="2776" w:type="dxa"/>
+          </w:tcPr>
           <w:p>
             <w:pPr>
               <w:pStyle w:val="Compact"/>
@@ -11169,6 +12112,9 @@
           <w:cantSplit/>
         </w:trPr>
         <w:tc>
+          <w:tcPr>
+            <w:tcW w:w="1742" w:type="dxa"/>
+          </w:tcPr>
           <w:p>
             <w:pPr>
               <w:pStyle w:val="Compact"/>
@@ -11185,6 +12131,9 @@
           </w:p>
         </w:tc>
         <w:tc>
+          <w:tcPr>
+            <w:tcW w:w="2803" w:type="dxa"/>
+          </w:tcPr>
           <w:p>
             <w:pPr>
               <w:pStyle w:val="Compact"/>
@@ -11199,6 +12148,9 @@
           </w:p>
         </w:tc>
         <w:tc>
+          <w:tcPr>
+            <w:tcW w:w="1751" w:type="dxa"/>
+          </w:tcPr>
           <w:p>
             <w:pPr>
               <w:pStyle w:val="Compact"/>
@@ -11215,6 +12167,9 @@
           </w:p>
         </w:tc>
         <w:tc>
+          <w:tcPr>
+            <w:tcW w:w="2776" w:type="dxa"/>
+          </w:tcPr>
           <w:p>
             <w:pPr>
               <w:pStyle w:val="Compact"/>
@@ -11234,6 +12189,9 @@
           <w:cantSplit/>
         </w:trPr>
         <w:tc>
+          <w:tcPr>
+            <w:tcW w:w="1742" w:type="dxa"/>
+          </w:tcPr>
           <w:p>
             <w:pPr>
               <w:pStyle w:val="Compact"/>
@@ -11250,6 +12208,9 @@
           </w:p>
         </w:tc>
         <w:tc>
+          <w:tcPr>
+            <w:tcW w:w="2803" w:type="dxa"/>
+          </w:tcPr>
           <w:p>
             <w:pPr>
               <w:pStyle w:val="Compact"/>
@@ -11264,6 +12225,9 @@
           </w:p>
         </w:tc>
         <w:tc>
+          <w:tcPr>
+            <w:tcW w:w="1751" w:type="dxa"/>
+          </w:tcPr>
           <w:p>
             <w:pPr>
               <w:pStyle w:val="Compact"/>
@@ -11280,6 +12244,9 @@
           </w:p>
         </w:tc>
         <w:tc>
+          <w:tcPr>
+            <w:tcW w:w="2776" w:type="dxa"/>
+          </w:tcPr>
           <w:p>
             <w:pPr>
               <w:pStyle w:val="Compact"/>
@@ -11299,6 +12266,9 @@
           <w:cantSplit/>
         </w:trPr>
         <w:tc>
+          <w:tcPr>
+            <w:tcW w:w="1742" w:type="dxa"/>
+          </w:tcPr>
           <w:p>
             <w:pPr>
               <w:pStyle w:val="Compact"/>
@@ -11315,6 +12285,9 @@
           </w:p>
         </w:tc>
         <w:tc>
+          <w:tcPr>
+            <w:tcW w:w="2803" w:type="dxa"/>
+          </w:tcPr>
           <w:p>
             <w:pPr>
               <w:pStyle w:val="Compact"/>
@@ -11329,6 +12302,9 @@
           </w:p>
         </w:tc>
         <w:tc>
+          <w:tcPr>
+            <w:tcW w:w="1751" w:type="dxa"/>
+          </w:tcPr>
           <w:p>
             <w:pPr>
               <w:pStyle w:val="Compact"/>
@@ -11345,6 +12321,9 @@
           </w:p>
         </w:tc>
         <w:tc>
+          <w:tcPr>
+            <w:tcW w:w="2776" w:type="dxa"/>
+          </w:tcPr>
           <w:p>
             <w:pPr>
               <w:pStyle w:val="Compact"/>
@@ -11498,6 +12477,7 @@
     <w:p>
       <w:pPr>
         <w:pStyle w:val="BodyText"/>
+        <w:spacing w:after="160"/>
       </w:pPr>
       <w:r>
         <w:rPr>
@@ -11510,8 +12490,6 @@
     <w:tbl>
       <w:tblPr>
         <w:tblStyle w:val="Table"/>
-        <w:tblW w:type="pct" w:w="0.0"/>
-        <w:tblLayout w:type="autofit"/>
         <w:tblLook w:firstRow="1" w:lastRow="0" w:firstColumn="0" w:lastColumn="0" w:noHBand="0" w:noVBand="0" w:val="0020"/>
         <w:tblBorders>
           <w:top w:val="single" w:sz="4" w:color="D9DEDC"/>
@@ -11527,8 +12505,13 @@
           <w:left w:w="140" w:type="dxa"/>
           <w:right w:w="140" w:type="dxa"/>
         </w:tblCellMar>
+        <w:tblW w:w="9072" w:type="dxa"/>
+        <w:tblLayout w:type="fixed"/>
       </w:tblPr>
-      <w:tblGrid/>
+      <w:tblGrid>
+        <w:gridCol w:w="5037"/>
+        <w:gridCol w:w="4035"/>
+      </w:tblGrid>
       <w:tr>
         <w:trPr>
           <w:cantSplit/>
@@ -11536,6 +12519,7 @@
         </w:trPr>
         <w:tc>
           <w:tcPr>
+            <w:tcW w:w="5037" w:type="dxa"/>
             <w:shd w:val="clear" w:color="auto" w:fill="1F3A34"/>
           </w:tcPr>
           <w:p>
@@ -11555,6 +12539,7 @@
         </w:tc>
         <w:tc>
           <w:tcPr>
+            <w:tcW w:w="4035" w:type="dxa"/>
             <w:shd w:val="clear" w:color="auto" w:fill="1F3A34"/>
           </w:tcPr>
           <w:p>
@@ -11578,6 +12563,9 @@
           <w:cantSplit/>
         </w:trPr>
         <w:tc>
+          <w:tcPr>
+            <w:tcW w:w="5037" w:type="dxa"/>
+          </w:tcPr>
           <w:p>
             <w:pPr>
               <w:pStyle w:val="Compact"/>
@@ -11593,6 +12581,7 @@
         </w:tc>
         <w:tc>
           <w:tcPr>
+            <w:tcW w:w="4035" w:type="dxa"/>
             <w:shd w:val="clear" w:color="auto" w:fill="DCFCE7"/>
           </w:tcPr>
           <w:p>
@@ -11617,6 +12606,7 @@
         </w:trPr>
         <w:tc>
           <w:tcPr>
+            <w:tcW w:w="5037" w:type="dxa"/>
             <w:shd w:val="clear" w:color="auto" w:fill="F6F8F7"/>
           </w:tcPr>
           <w:p>
@@ -11634,6 +12624,7 @@
         </w:tc>
         <w:tc>
           <w:tcPr>
+            <w:tcW w:w="4035" w:type="dxa"/>
             <w:shd w:val="clear" w:color="auto" w:fill="FEF3C7"/>
           </w:tcPr>
           <w:p>
@@ -11657,6 +12648,9 @@
           <w:cantSplit/>
         </w:trPr>
         <w:tc>
+          <w:tcPr>
+            <w:tcW w:w="5037" w:type="dxa"/>
+          </w:tcPr>
           <w:p>
             <w:pPr>
               <w:pStyle w:val="Compact"/>
@@ -11672,6 +12666,7 @@
         </w:tc>
         <w:tc>
           <w:tcPr>
+            <w:tcW w:w="4035" w:type="dxa"/>
             <w:shd w:val="clear" w:color="auto" w:fill="FFEDD5"/>
           </w:tcPr>
           <w:p>
@@ -11696,6 +12691,7 @@
         </w:trPr>
         <w:tc>
           <w:tcPr>
+            <w:tcW w:w="5037" w:type="dxa"/>
             <w:shd w:val="clear" w:color="auto" w:fill="F6F8F7"/>
           </w:tcPr>
           <w:p>
@@ -11713,6 +12709,7 @@
         </w:tc>
         <w:tc>
           <w:tcPr>
+            <w:tcW w:w="4035" w:type="dxa"/>
             <w:shd w:val="clear" w:color="auto" w:fill="FEE2E2"/>
           </w:tcPr>
           <w:p>
@@ -12151,6 +13148,7 @@
     <w:p>
       <w:pPr>
         <w:pStyle w:val="FirstParagraph"/>
+        <w:spacing w:after="160"/>
       </w:pPr>
       <w:r>
         <w:t xml:space="preserve">Si el peso está caro o barato frente a los socios comerciales, en términos reales (competitividad cambiaria). Mide la dimensión de competitividad externa del índice.</w:t>
@@ -12159,8 +13157,6 @@
     <w:tbl>
       <w:tblPr>
         <w:tblStyle w:val="Table"/>
-        <w:tblW w:type="pct" w:w="5000.0"/>
-        <w:tblLayout w:type="autofit"/>
         <w:tblLook w:firstRow="0" w:lastRow="0" w:firstColumn="0" w:lastColumn="0" w:noHBand="0" w:noVBand="0" w:val="0000"/>
         <w:tblBorders>
           <w:top w:val="single" w:sz="4" w:color="D9DEDC"/>
@@ -12176,18 +13172,23 @@
           <w:left w:w="140" w:type="dxa"/>
           <w:right w:w="140" w:type="dxa"/>
         </w:tblCellMar>
+        <w:tblW w:w="9072" w:type="dxa"/>
+        <w:tblLayout w:type="fixed"/>
       </w:tblPr>
       <w:tblGrid>
-        <w:gridCol w:w="1980"/>
-        <w:gridCol w:w="1980"/>
-        <w:gridCol w:w="1980"/>
-        <w:gridCol w:w="1980"/>
+        <w:gridCol w:w="3259"/>
+        <w:gridCol w:w="1382"/>
+        <w:gridCol w:w="2053"/>
+        <w:gridCol w:w="2378"/>
       </w:tblGrid>
       <w:tr>
         <w:trPr>
           <w:cantSplit/>
         </w:trPr>
         <w:tc>
+          <w:tcPr>
+            <w:tcW w:w="3259" w:type="dxa"/>
+          </w:tcPr>
           <w:p>
             <w:pPr>
               <w:pStyle w:val="Compact"/>
@@ -12217,6 +13218,7 @@
         </w:tc>
         <w:tc>
           <w:tcPr>
+            <w:tcW w:w="1382" w:type="dxa"/>
             <w:shd w:val="clear" w:color="auto" w:fill="FEF3C7"/>
           </w:tcPr>
           <w:p>
@@ -12236,6 +13238,9 @@
           </w:p>
         </w:tc>
         <w:tc>
+          <w:tcPr>
+            <w:tcW w:w="2053" w:type="dxa"/>
+          </w:tcPr>
           <w:p>
             <w:pPr>
               <w:pStyle w:val="Compact"/>
@@ -12250,6 +13255,9 @@
           </w:p>
         </w:tc>
         <w:tc>
+          <w:tcPr>
+            <w:tcW w:w="2378" w:type="dxa"/>
+          </w:tcPr>
           <w:p>
             <w:pPr>
               <w:pStyle w:val="Compact"/>
@@ -12270,6 +13278,7 @@
       <w:pPr>
         <w:pStyle w:val="Heading2"/>
         <w:keepNext/>
+        <w:spacing w:after="160"/>
       </w:pPr>
       <w:r>
         <w:t xml:space="preserve">Identificación</w:t>
@@ -12278,8 +13287,6 @@
     <w:tbl>
       <w:tblPr>
         <w:tblStyle w:val="Table"/>
-        <w:tblW w:type="pct" w:w="5000.0"/>
-        <w:tblLayout w:type="autofit"/>
         <w:tblLook w:firstRow="0" w:lastRow="0" w:firstColumn="0" w:lastColumn="0" w:noHBand="0" w:noVBand="0" w:val="0000"/>
         <w:tblBorders>
           <w:top w:val="single" w:sz="4" w:color="D9DEDC"/>
@@ -12295,18 +13302,23 @@
           <w:left w:w="140" w:type="dxa"/>
           <w:right w:w="140" w:type="dxa"/>
         </w:tblCellMar>
+        <w:tblW w:w="9072" w:type="dxa"/>
+        <w:tblLayout w:type="fixed"/>
       </w:tblPr>
       <w:tblGrid>
-        <w:gridCol w:w="1980"/>
-        <w:gridCol w:w="1980"/>
-        <w:gridCol w:w="1980"/>
-        <w:gridCol w:w="1980"/>
+        <w:gridCol w:w="1897"/>
+        <w:gridCol w:w="2460"/>
+        <w:gridCol w:w="1915"/>
+        <w:gridCol w:w="2800"/>
       </w:tblGrid>
       <w:tr>
         <w:trPr>
           <w:cantSplit/>
         </w:trPr>
         <w:tc>
+          <w:tcPr>
+            <w:tcW w:w="1897" w:type="dxa"/>
+          </w:tcPr>
           <w:p>
             <w:pPr>
               <w:pStyle w:val="Compact"/>
@@ -12323,6 +13335,9 @@
           </w:p>
         </w:tc>
         <w:tc>
+          <w:tcPr>
+            <w:tcW w:w="2460" w:type="dxa"/>
+          </w:tcPr>
           <w:p>
             <w:pPr>
               <w:pStyle w:val="Compact"/>
@@ -12337,6 +13352,9 @@
           </w:p>
         </w:tc>
         <w:tc>
+          <w:tcPr>
+            <w:tcW w:w="1915" w:type="dxa"/>
+          </w:tcPr>
           <w:p>
             <w:pPr>
               <w:pStyle w:val="Compact"/>
@@ -12353,6 +13371,9 @@
           </w:p>
         </w:tc>
         <w:tc>
+          <w:tcPr>
+            <w:tcW w:w="2800" w:type="dxa"/>
+          </w:tcPr>
           <w:p>
             <w:pPr>
               <w:pStyle w:val="Compact"/>
@@ -12372,6 +13393,9 @@
           <w:cantSplit/>
         </w:trPr>
         <w:tc>
+          <w:tcPr>
+            <w:tcW w:w="1897" w:type="dxa"/>
+          </w:tcPr>
           <w:p>
             <w:pPr>
               <w:pStyle w:val="Compact"/>
@@ -12388,6 +13412,9 @@
           </w:p>
         </w:tc>
         <w:tc>
+          <w:tcPr>
+            <w:tcW w:w="2460" w:type="dxa"/>
+          </w:tcPr>
           <w:p>
             <w:pPr>
               <w:pStyle w:val="Compact"/>
@@ -12402,6 +13429,9 @@
           </w:p>
         </w:tc>
         <w:tc>
+          <w:tcPr>
+            <w:tcW w:w="1915" w:type="dxa"/>
+          </w:tcPr>
           <w:p>
             <w:pPr>
               <w:pStyle w:val="Compact"/>
@@ -12418,6 +13448,9 @@
           </w:p>
         </w:tc>
         <w:tc>
+          <w:tcPr>
+            <w:tcW w:w="2800" w:type="dxa"/>
+          </w:tcPr>
           <w:p>
             <w:pPr>
               <w:pStyle w:val="Compact"/>
@@ -12437,6 +13470,9 @@
           <w:cantSplit/>
         </w:trPr>
         <w:tc>
+          <w:tcPr>
+            <w:tcW w:w="1897" w:type="dxa"/>
+          </w:tcPr>
           <w:p>
             <w:pPr>
               <w:pStyle w:val="Compact"/>
@@ -12453,6 +13489,9 @@
           </w:p>
         </w:tc>
         <w:tc>
+          <w:tcPr>
+            <w:tcW w:w="2460" w:type="dxa"/>
+          </w:tcPr>
           <w:p>
             <w:pPr>
               <w:pStyle w:val="Compact"/>
@@ -12467,6 +13506,9 @@
           </w:p>
         </w:tc>
         <w:tc>
+          <w:tcPr>
+            <w:tcW w:w="1915" w:type="dxa"/>
+          </w:tcPr>
           <w:p>
             <w:pPr>
               <w:pStyle w:val="Compact"/>
@@ -12483,6 +13525,9 @@
           </w:p>
         </w:tc>
         <w:tc>
+          <w:tcPr>
+            <w:tcW w:w="2800" w:type="dxa"/>
+          </w:tcPr>
           <w:p>
             <w:pPr>
               <w:pStyle w:val="Compact"/>
@@ -12502,6 +13547,9 @@
           <w:cantSplit/>
         </w:trPr>
         <w:tc>
+          <w:tcPr>
+            <w:tcW w:w="1897" w:type="dxa"/>
+          </w:tcPr>
           <w:p>
             <w:pPr>
               <w:pStyle w:val="Compact"/>
@@ -12518,6 +13566,9 @@
           </w:p>
         </w:tc>
         <w:tc>
+          <w:tcPr>
+            <w:tcW w:w="2460" w:type="dxa"/>
+          </w:tcPr>
           <w:p>
             <w:pPr>
               <w:pStyle w:val="Compact"/>
@@ -12532,6 +13583,9 @@
           </w:p>
         </w:tc>
         <w:tc>
+          <w:tcPr>
+            <w:tcW w:w="1915" w:type="dxa"/>
+          </w:tcPr>
           <w:p>
             <w:pPr>
               <w:pStyle w:val="Compact"/>
@@ -12548,6 +13602,9 @@
           </w:p>
         </w:tc>
         <w:tc>
+          <w:tcPr>
+            <w:tcW w:w="2800" w:type="dxa"/>
+          </w:tcPr>
           <w:p>
             <w:pPr>
               <w:pStyle w:val="Compact"/>
@@ -12567,6 +13624,9 @@
           <w:cantSplit/>
         </w:trPr>
         <w:tc>
+          <w:tcPr>
+            <w:tcW w:w="1897" w:type="dxa"/>
+          </w:tcPr>
           <w:p>
             <w:pPr>
               <w:pStyle w:val="Compact"/>
@@ -12583,6 +13643,9 @@
           </w:p>
         </w:tc>
         <w:tc>
+          <w:tcPr>
+            <w:tcW w:w="2460" w:type="dxa"/>
+          </w:tcPr>
           <w:p>
             <w:pPr>
               <w:pStyle w:val="Compact"/>
@@ -12597,6 +13660,9 @@
           </w:p>
         </w:tc>
         <w:tc>
+          <w:tcPr>
+            <w:tcW w:w="1915" w:type="dxa"/>
+          </w:tcPr>
           <w:p>
             <w:pPr>
               <w:pStyle w:val="Compact"/>
@@ -12613,6 +13679,9 @@
           </w:p>
         </w:tc>
         <w:tc>
+          <w:tcPr>
+            <w:tcW w:w="2800" w:type="dxa"/>
+          </w:tcPr>
           <w:p>
             <w:pPr>
               <w:pStyle w:val="Compact"/>
@@ -12730,6 +13799,7 @@
     <w:p>
       <w:pPr>
         <w:pStyle w:val="BodyText"/>
+        <w:spacing w:after="160"/>
       </w:pPr>
       <w:r>
         <w:rPr>
@@ -12742,8 +13812,6 @@
     <w:tbl>
       <w:tblPr>
         <w:tblStyle w:val="Table"/>
-        <w:tblW w:type="pct" w:w="0.0"/>
-        <w:tblLayout w:type="autofit"/>
         <w:tblLook w:firstRow="1" w:lastRow="0" w:firstColumn="0" w:lastColumn="0" w:noHBand="0" w:noVBand="0" w:val="0020"/>
         <w:tblBorders>
           <w:top w:val="single" w:sz="4" w:color="D9DEDC"/>
@@ -12759,8 +13827,13 @@
           <w:left w:w="140" w:type="dxa"/>
           <w:right w:w="140" w:type="dxa"/>
         </w:tblCellMar>
+        <w:tblW w:w="9072" w:type="dxa"/>
+        <w:tblLayout w:type="fixed"/>
       </w:tblPr>
-      <w:tblGrid/>
+      <w:tblGrid>
+        <w:gridCol w:w="5324"/>
+        <w:gridCol w:w="3748"/>
+      </w:tblGrid>
       <w:tr>
         <w:trPr>
           <w:cantSplit/>
@@ -12768,6 +13841,7 @@
         </w:trPr>
         <w:tc>
           <w:tcPr>
+            <w:tcW w:w="5324" w:type="dxa"/>
             <w:shd w:val="clear" w:color="auto" w:fill="1F3A34"/>
           </w:tcPr>
           <w:p>
@@ -12787,6 +13861,7 @@
         </w:tc>
         <w:tc>
           <w:tcPr>
+            <w:tcW w:w="3748" w:type="dxa"/>
             <w:shd w:val="clear" w:color="auto" w:fill="1F3A34"/>
           </w:tcPr>
           <w:p>
@@ -12810,6 +13885,9 @@
           <w:cantSplit/>
         </w:trPr>
         <w:tc>
+          <w:tcPr>
+            <w:tcW w:w="5324" w:type="dxa"/>
+          </w:tcPr>
           <w:p>
             <w:pPr>
               <w:pStyle w:val="Compact"/>
@@ -12825,6 +13903,7 @@
         </w:tc>
         <w:tc>
           <w:tcPr>
+            <w:tcW w:w="3748" w:type="dxa"/>
             <w:shd w:val="clear" w:color="auto" w:fill="DCFCE7"/>
           </w:tcPr>
           <w:p>
@@ -12849,6 +13928,7 @@
         </w:trPr>
         <w:tc>
           <w:tcPr>
+            <w:tcW w:w="5324" w:type="dxa"/>
             <w:shd w:val="clear" w:color="auto" w:fill="F6F8F7"/>
           </w:tcPr>
           <w:p>
@@ -12866,6 +13946,7 @@
         </w:tc>
         <w:tc>
           <w:tcPr>
+            <w:tcW w:w="3748" w:type="dxa"/>
             <w:shd w:val="clear" w:color="auto" w:fill="FEF3C7"/>
           </w:tcPr>
           <w:p>
@@ -12889,6 +13970,9 @@
           <w:cantSplit/>
         </w:trPr>
         <w:tc>
+          <w:tcPr>
+            <w:tcW w:w="5324" w:type="dxa"/>
+          </w:tcPr>
           <w:p>
             <w:pPr>
               <w:pStyle w:val="Compact"/>
@@ -12904,6 +13988,7 @@
         </w:tc>
         <w:tc>
           <w:tcPr>
+            <w:tcW w:w="3748" w:type="dxa"/>
             <w:shd w:val="clear" w:color="auto" w:fill="FFEDD5"/>
           </w:tcPr>
           <w:p>
@@ -12928,6 +14013,7 @@
         </w:trPr>
         <w:tc>
           <w:tcPr>
+            <w:tcW w:w="5324" w:type="dxa"/>
             <w:shd w:val="clear" w:color="auto" w:fill="F6F8F7"/>
           </w:tcPr>
           <w:p>
@@ -12945,6 +14031,7 @@
         </w:tc>
         <w:tc>
           <w:tcPr>
+            <w:tcW w:w="3748" w:type="dxa"/>
             <w:shd w:val="clear" w:color="auto" w:fill="FEE2E2"/>
           </w:tcPr>
           <w:p>
@@ -13279,6 +14366,7 @@
     <w:p>
       <w:pPr>
         <w:pStyle w:val="FirstParagraph"/>
+        <w:spacing w:after="160"/>
       </w:pPr>
       <w:r>
         <w:t xml:space="preserve">La inflación que el mercado espera para los próximos 12 meses.</w:t>
@@ -13287,8 +14375,6 @@
     <w:tbl>
       <w:tblPr>
         <w:tblStyle w:val="Table"/>
-        <w:tblW w:type="pct" w:w="5000.0"/>
-        <w:tblLayout w:type="autofit"/>
         <w:tblLook w:firstRow="0" w:lastRow="0" w:firstColumn="0" w:lastColumn="0" w:noHBand="0" w:noVBand="0" w:val="0000"/>
         <w:tblBorders>
           <w:top w:val="single" w:sz="4" w:color="D9DEDC"/>
@@ -13304,18 +14390,23 @@
           <w:left w:w="140" w:type="dxa"/>
           <w:right w:w="140" w:type="dxa"/>
         </w:tblCellMar>
+        <w:tblW w:w="9072" w:type="dxa"/>
+        <w:tblLayout w:type="fixed"/>
       </w:tblPr>
       <w:tblGrid>
-        <w:gridCol w:w="1980"/>
-        <w:gridCol w:w="1980"/>
-        <w:gridCol w:w="1980"/>
-        <w:gridCol w:w="1980"/>
+        <w:gridCol w:w="2883"/>
+        <w:gridCol w:w="1150"/>
+        <w:gridCol w:w="2409"/>
+        <w:gridCol w:w="2630"/>
       </w:tblGrid>
       <w:tr>
         <w:trPr>
           <w:cantSplit/>
         </w:trPr>
         <w:tc>
+          <w:tcPr>
+            <w:tcW w:w="2883" w:type="dxa"/>
+          </w:tcPr>
           <w:p>
             <w:pPr>
               <w:pStyle w:val="Compact"/>
@@ -13345,6 +14436,7 @@
         </w:tc>
         <w:tc>
           <w:tcPr>
+            <w:tcW w:w="1150" w:type="dxa"/>
             <w:shd w:val="clear" w:color="auto" w:fill="DCFCE7"/>
           </w:tcPr>
           <w:p>
@@ -13364,6 +14456,9 @@
           </w:p>
         </w:tc>
         <w:tc>
+          <w:tcPr>
+            <w:tcW w:w="2409" w:type="dxa"/>
+          </w:tcPr>
           <w:p>
             <w:pPr>
               <w:pStyle w:val="Compact"/>
@@ -13378,6 +14473,9 @@
           </w:p>
         </w:tc>
         <w:tc>
+          <w:tcPr>
+            <w:tcW w:w="2630" w:type="dxa"/>
+          </w:tcPr>
           <w:p>
             <w:pPr>
               <w:pStyle w:val="Compact"/>
@@ -13398,6 +14496,7 @@
       <w:pPr>
         <w:pStyle w:val="Heading2"/>
         <w:keepNext/>
+        <w:spacing w:after="160"/>
       </w:pPr>
       <w:r>
         <w:t xml:space="preserve">Identificación</w:t>
@@ -13406,8 +14505,6 @@
     <w:tbl>
       <w:tblPr>
         <w:tblStyle w:val="Table"/>
-        <w:tblW w:type="pct" w:w="5000.0"/>
-        <w:tblLayout w:type="autofit"/>
         <w:tblLook w:firstRow="0" w:lastRow="0" w:firstColumn="0" w:lastColumn="0" w:noHBand="0" w:noVBand="0" w:val="0000"/>
         <w:tblBorders>
           <w:top w:val="single" w:sz="4" w:color="D9DEDC"/>
@@ -13423,18 +14520,23 @@
           <w:left w:w="140" w:type="dxa"/>
           <w:right w:w="140" w:type="dxa"/>
         </w:tblCellMar>
+        <w:tblW w:w="9072" w:type="dxa"/>
+        <w:tblLayout w:type="fixed"/>
       </w:tblPr>
       <w:tblGrid>
-        <w:gridCol w:w="1980"/>
-        <w:gridCol w:w="1980"/>
-        <w:gridCol w:w="1980"/>
-        <w:gridCol w:w="1980"/>
+        <w:gridCol w:w="1828"/>
+        <w:gridCol w:w="2914"/>
+        <w:gridCol w:w="1842"/>
+        <w:gridCol w:w="2488"/>
       </w:tblGrid>
       <w:tr>
         <w:trPr>
           <w:cantSplit/>
         </w:trPr>
         <w:tc>
+          <w:tcPr>
+            <w:tcW w:w="1828" w:type="dxa"/>
+          </w:tcPr>
           <w:p>
             <w:pPr>
               <w:pStyle w:val="Compact"/>
@@ -13451,6 +14553,9 @@
           </w:p>
         </w:tc>
         <w:tc>
+          <w:tcPr>
+            <w:tcW w:w="2914" w:type="dxa"/>
+          </w:tcPr>
           <w:p>
             <w:pPr>
               <w:pStyle w:val="Compact"/>
@@ -13465,6 +14570,9 @@
           </w:p>
         </w:tc>
         <w:tc>
+          <w:tcPr>
+            <w:tcW w:w="1842" w:type="dxa"/>
+          </w:tcPr>
           <w:p>
             <w:pPr>
               <w:pStyle w:val="Compact"/>
@@ -13481,6 +14589,9 @@
           </w:p>
         </w:tc>
         <w:tc>
+          <w:tcPr>
+            <w:tcW w:w="2488" w:type="dxa"/>
+          </w:tcPr>
           <w:p>
             <w:pPr>
               <w:pStyle w:val="Compact"/>
@@ -13500,6 +14611,9 @@
           <w:cantSplit/>
         </w:trPr>
         <w:tc>
+          <w:tcPr>
+            <w:tcW w:w="1828" w:type="dxa"/>
+          </w:tcPr>
           <w:p>
             <w:pPr>
               <w:pStyle w:val="Compact"/>
@@ -13516,6 +14630,9 @@
           </w:p>
         </w:tc>
         <w:tc>
+          <w:tcPr>
+            <w:tcW w:w="2914" w:type="dxa"/>
+          </w:tcPr>
           <w:p>
             <w:pPr>
               <w:pStyle w:val="Compact"/>
@@ -13530,6 +14647,9 @@
           </w:p>
         </w:tc>
         <w:tc>
+          <w:tcPr>
+            <w:tcW w:w="1842" w:type="dxa"/>
+          </w:tcPr>
           <w:p>
             <w:pPr>
               <w:pStyle w:val="Compact"/>
@@ -13546,6 +14666,9 @@
           </w:p>
         </w:tc>
         <w:tc>
+          <w:tcPr>
+            <w:tcW w:w="2488" w:type="dxa"/>
+          </w:tcPr>
           <w:p>
             <w:pPr>
               <w:pStyle w:val="Compact"/>
@@ -13565,6 +14688,9 @@
           <w:cantSplit/>
         </w:trPr>
         <w:tc>
+          <w:tcPr>
+            <w:tcW w:w="1828" w:type="dxa"/>
+          </w:tcPr>
           <w:p>
             <w:pPr>
               <w:pStyle w:val="Compact"/>
@@ -13581,6 +14707,9 @@
           </w:p>
         </w:tc>
         <w:tc>
+          <w:tcPr>
+            <w:tcW w:w="2914" w:type="dxa"/>
+          </w:tcPr>
           <w:p>
             <w:pPr>
               <w:pStyle w:val="Compact"/>
@@ -13595,6 +14724,9 @@
           </w:p>
         </w:tc>
         <w:tc>
+          <w:tcPr>
+            <w:tcW w:w="1842" w:type="dxa"/>
+          </w:tcPr>
           <w:p>
             <w:pPr>
               <w:pStyle w:val="Compact"/>
@@ -13611,6 +14743,9 @@
           </w:p>
         </w:tc>
         <w:tc>
+          <w:tcPr>
+            <w:tcW w:w="2488" w:type="dxa"/>
+          </w:tcPr>
           <w:p>
             <w:pPr>
               <w:pStyle w:val="Compact"/>
@@ -13630,6 +14765,9 @@
           <w:cantSplit/>
         </w:trPr>
         <w:tc>
+          <w:tcPr>
+            <w:tcW w:w="1828" w:type="dxa"/>
+          </w:tcPr>
           <w:p>
             <w:pPr>
               <w:pStyle w:val="Compact"/>
@@ -13646,6 +14784,9 @@
           </w:p>
         </w:tc>
         <w:tc>
+          <w:tcPr>
+            <w:tcW w:w="2914" w:type="dxa"/>
+          </w:tcPr>
           <w:p>
             <w:pPr>
               <w:pStyle w:val="Compact"/>
@@ -13660,6 +14801,9 @@
           </w:p>
         </w:tc>
         <w:tc>
+          <w:tcPr>
+            <w:tcW w:w="1842" w:type="dxa"/>
+          </w:tcPr>
           <w:p>
             <w:pPr>
               <w:pStyle w:val="Compact"/>
@@ -13676,6 +14820,9 @@
           </w:p>
         </w:tc>
         <w:tc>
+          <w:tcPr>
+            <w:tcW w:w="2488" w:type="dxa"/>
+          </w:tcPr>
           <w:p>
             <w:pPr>
               <w:pStyle w:val="Compact"/>
@@ -13695,6 +14842,9 @@
           <w:cantSplit/>
         </w:trPr>
         <w:tc>
+          <w:tcPr>
+            <w:tcW w:w="1828" w:type="dxa"/>
+          </w:tcPr>
           <w:p>
             <w:pPr>
               <w:pStyle w:val="Compact"/>
@@ -13711,6 +14861,9 @@
           </w:p>
         </w:tc>
         <w:tc>
+          <w:tcPr>
+            <w:tcW w:w="2914" w:type="dxa"/>
+          </w:tcPr>
           <w:p>
             <w:pPr>
               <w:pStyle w:val="Compact"/>
@@ -13725,6 +14878,9 @@
           </w:p>
         </w:tc>
         <w:tc>
+          <w:tcPr>
+            <w:tcW w:w="1842" w:type="dxa"/>
+          </w:tcPr>
           <w:p>
             <w:pPr>
               <w:pStyle w:val="Compact"/>
@@ -13741,6 +14897,9 @@
           </w:p>
         </w:tc>
         <w:tc>
+          <w:tcPr>
+            <w:tcW w:w="2488" w:type="dxa"/>
+          </w:tcPr>
           <w:p>
             <w:pPr>
               <w:pStyle w:val="Compact"/>
@@ -13858,6 +15017,7 @@
     <w:p>
       <w:pPr>
         <w:pStyle w:val="BodyText"/>
+        <w:spacing w:after="160"/>
       </w:pPr>
       <w:r>
         <w:rPr>
@@ -13870,8 +15030,6 @@
     <w:tbl>
       <w:tblPr>
         <w:tblStyle w:val="Table"/>
-        <w:tblW w:type="pct" w:w="0.0"/>
-        <w:tblLayout w:type="autofit"/>
         <w:tblLook w:firstRow="1" w:lastRow="0" w:firstColumn="0" w:lastColumn="0" w:noHBand="0" w:noVBand="0" w:val="0020"/>
         <w:tblBorders>
           <w:top w:val="single" w:sz="4" w:color="D9DEDC"/>
@@ -13887,8 +15045,13 @@
           <w:left w:w="140" w:type="dxa"/>
           <w:right w:w="140" w:type="dxa"/>
         </w:tblCellMar>
+        <w:tblW w:w="9072" w:type="dxa"/>
+        <w:tblLayout w:type="fixed"/>
       </w:tblPr>
-      <w:tblGrid/>
+      <w:tblGrid>
+        <w:gridCol w:w="5579"/>
+        <w:gridCol w:w="3493"/>
+      </w:tblGrid>
       <w:tr>
         <w:trPr>
           <w:cantSplit/>
@@ -13896,6 +15059,7 @@
         </w:trPr>
         <w:tc>
           <w:tcPr>
+            <w:tcW w:w="5579" w:type="dxa"/>
             <w:shd w:val="clear" w:color="auto" w:fill="1F3A34"/>
           </w:tcPr>
           <w:p>
@@ -13915,6 +15079,7 @@
         </w:tc>
         <w:tc>
           <w:tcPr>
+            <w:tcW w:w="3493" w:type="dxa"/>
             <w:shd w:val="clear" w:color="auto" w:fill="1F3A34"/>
           </w:tcPr>
           <w:p>
@@ -13938,6 +15103,9 @@
           <w:cantSplit/>
         </w:trPr>
         <w:tc>
+          <w:tcPr>
+            <w:tcW w:w="5579" w:type="dxa"/>
+          </w:tcPr>
           <w:p>
             <w:pPr>
               <w:pStyle w:val="Compact"/>
@@ -13953,6 +15121,7 @@
         </w:tc>
         <w:tc>
           <w:tcPr>
+            <w:tcW w:w="3493" w:type="dxa"/>
             <w:shd w:val="clear" w:color="auto" w:fill="DCFCE7"/>
           </w:tcPr>
           <w:p>
@@ -13977,6 +15146,7 @@
         </w:trPr>
         <w:tc>
           <w:tcPr>
+            <w:tcW w:w="5579" w:type="dxa"/>
             <w:shd w:val="clear" w:color="auto" w:fill="F6F8F7"/>
           </w:tcPr>
           <w:p>
@@ -13994,6 +15164,7 @@
         </w:tc>
         <w:tc>
           <w:tcPr>
+            <w:tcW w:w="3493" w:type="dxa"/>
             <w:shd w:val="clear" w:color="auto" w:fill="FEF3C7"/>
           </w:tcPr>
           <w:p>
@@ -14017,6 +15188,9 @@
           <w:cantSplit/>
         </w:trPr>
         <w:tc>
+          <w:tcPr>
+            <w:tcW w:w="5579" w:type="dxa"/>
+          </w:tcPr>
           <w:p>
             <w:pPr>
               <w:pStyle w:val="Compact"/>
@@ -14032,6 +15206,7 @@
         </w:tc>
         <w:tc>
           <w:tcPr>
+            <w:tcW w:w="3493" w:type="dxa"/>
             <w:shd w:val="clear" w:color="auto" w:fill="FFEDD5"/>
           </w:tcPr>
           <w:p>
@@ -14056,6 +15231,7 @@
         </w:trPr>
         <w:tc>
           <w:tcPr>
+            <w:tcW w:w="5579" w:type="dxa"/>
             <w:shd w:val="clear" w:color="auto" w:fill="F6F8F7"/>
           </w:tcPr>
           <w:p>
@@ -14073,6 +15249,7 @@
         </w:tc>
         <w:tc>
           <w:tcPr>
+            <w:tcW w:w="3493" w:type="dxa"/>
             <w:shd w:val="clear" w:color="auto" w:fill="FEE2E2"/>
           </w:tcPr>
           <w:p>
@@ -14415,6 +15592,7 @@
     <w:p>
       <w:pPr>
         <w:pStyle w:val="FirstParagraph"/>
+        <w:spacing w:after="160"/>
       </w:pPr>
       <w:r>
         <w:t xml:space="preserve">Índice de Desequilibrio Monetario: compara cuánto crece la oferta amplia de pesos del sector privado (M3 privado) con cuánto crece su demanda transaccional (M2 privado), ambos en términos reales e interanuales. El M2 transaccional incluye el circulante en poder del público, las cuentas corrientes privadas en pesos y las cajas de ahorro privadas en pesos; excluye los depósitos a la vista remunerados de personas jurídicas.</w:t>
@@ -14423,8 +15601,6 @@
     <w:tbl>
       <w:tblPr>
         <w:tblStyle w:val="Table"/>
-        <w:tblW w:type="pct" w:w="5000.0"/>
-        <w:tblLayout w:type="autofit"/>
         <w:tblLook w:firstRow="0" w:lastRow="0" w:firstColumn="0" w:lastColumn="0" w:noHBand="0" w:noVBand="0" w:val="0000"/>
         <w:tblBorders>
           <w:top w:val="single" w:sz="4" w:color="D9DEDC"/>
@@ -14440,18 +15616,23 @@
           <w:left w:w="140" w:type="dxa"/>
           <w:right w:w="140" w:type="dxa"/>
         </w:tblCellMar>
+        <w:tblW w:w="9072" w:type="dxa"/>
+        <w:tblLayout w:type="fixed"/>
       </w:tblPr>
       <w:tblGrid>
-        <w:gridCol w:w="1980"/>
-        <w:gridCol w:w="1980"/>
-        <w:gridCol w:w="1980"/>
-        <w:gridCol w:w="1980"/>
+        <w:gridCol w:w="2936"/>
+        <w:gridCol w:w="1317"/>
+        <w:gridCol w:w="2285"/>
+        <w:gridCol w:w="2534"/>
       </w:tblGrid>
       <w:tr>
         <w:trPr>
           <w:cantSplit/>
         </w:trPr>
         <w:tc>
+          <w:tcPr>
+            <w:tcW w:w="2936" w:type="dxa"/>
+          </w:tcPr>
           <w:p>
             <w:pPr>
               <w:pStyle w:val="Compact"/>
@@ -14481,6 +15662,7 @@
         </w:tc>
         <w:tc>
           <w:tcPr>
+            <w:tcW w:w="1317" w:type="dxa"/>
             <w:shd w:val="clear" w:color="auto" w:fill="FFEDD5"/>
           </w:tcPr>
           <w:p>
@@ -14500,6 +15682,9 @@
           </w:p>
         </w:tc>
         <w:tc>
+          <w:tcPr>
+            <w:tcW w:w="2285" w:type="dxa"/>
+          </w:tcPr>
           <w:p>
             <w:pPr>
               <w:pStyle w:val="Compact"/>
@@ -14514,6 +15699,9 @@
           </w:p>
         </w:tc>
         <w:tc>
+          <w:tcPr>
+            <w:tcW w:w="2534" w:type="dxa"/>
+          </w:tcPr>
           <w:p>
             <w:pPr>
               <w:pStyle w:val="Compact"/>
@@ -14534,6 +15722,7 @@
       <w:pPr>
         <w:pStyle w:val="Heading2"/>
         <w:keepNext/>
+        <w:spacing w:after="160"/>
       </w:pPr>
       <w:r>
         <w:t xml:space="preserve">Identificación</w:t>
@@ -14542,8 +15731,6 @@
     <w:tbl>
       <w:tblPr>
         <w:tblStyle w:val="Table"/>
-        <w:tblW w:type="pct" w:w="5000.0"/>
-        <w:tblLayout w:type="autofit"/>
         <w:tblLook w:firstRow="0" w:lastRow="0" w:firstColumn="0" w:lastColumn="0" w:noHBand="0" w:noVBand="0" w:val="0000"/>
         <w:tblBorders>
           <w:top w:val="single" w:sz="4" w:color="D9DEDC"/>
@@ -14559,18 +15746,23 @@
           <w:left w:w="140" w:type="dxa"/>
           <w:right w:w="140" w:type="dxa"/>
         </w:tblCellMar>
+        <w:tblW w:w="9072" w:type="dxa"/>
+        <w:tblLayout w:type="fixed"/>
       </w:tblPr>
       <w:tblGrid>
-        <w:gridCol w:w="1980"/>
-        <w:gridCol w:w="1980"/>
-        <w:gridCol w:w="1980"/>
-        <w:gridCol w:w="1980"/>
+        <w:gridCol w:w="1756"/>
+        <w:gridCol w:w="3069"/>
+        <w:gridCol w:w="1766"/>
+        <w:gridCol w:w="2481"/>
       </w:tblGrid>
       <w:tr>
         <w:trPr>
           <w:cantSplit/>
         </w:trPr>
         <w:tc>
+          <w:tcPr>
+            <w:tcW w:w="1756" w:type="dxa"/>
+          </w:tcPr>
           <w:p>
             <w:pPr>
               <w:pStyle w:val="Compact"/>
@@ -14587,6 +15779,9 @@
           </w:p>
         </w:tc>
         <w:tc>
+          <w:tcPr>
+            <w:tcW w:w="3069" w:type="dxa"/>
+          </w:tcPr>
           <w:p>
             <w:pPr>
               <w:pStyle w:val="Compact"/>
@@ -14601,6 +15796,9 @@
           </w:p>
         </w:tc>
         <w:tc>
+          <w:tcPr>
+            <w:tcW w:w="1766" w:type="dxa"/>
+          </w:tcPr>
           <w:p>
             <w:pPr>
               <w:pStyle w:val="Compact"/>
@@ -14617,6 +15815,9 @@
           </w:p>
         </w:tc>
         <w:tc>
+          <w:tcPr>
+            <w:tcW w:w="2481" w:type="dxa"/>
+          </w:tcPr>
           <w:p>
             <w:pPr>
               <w:pStyle w:val="Compact"/>
@@ -14636,6 +15837,9 @@
           <w:cantSplit/>
         </w:trPr>
         <w:tc>
+          <w:tcPr>
+            <w:tcW w:w="1756" w:type="dxa"/>
+          </w:tcPr>
           <w:p>
             <w:pPr>
               <w:pStyle w:val="Compact"/>
@@ -14652,6 +15856,9 @@
           </w:p>
         </w:tc>
         <w:tc>
+          <w:tcPr>
+            <w:tcW w:w="3069" w:type="dxa"/>
+          </w:tcPr>
           <w:p>
             <w:pPr>
               <w:pStyle w:val="Compact"/>
@@ -14666,6 +15873,9 @@
           </w:p>
         </w:tc>
         <w:tc>
+          <w:tcPr>
+            <w:tcW w:w="1766" w:type="dxa"/>
+          </w:tcPr>
           <w:p>
             <w:pPr>
               <w:pStyle w:val="Compact"/>
@@ -14682,6 +15892,9 @@
           </w:p>
         </w:tc>
         <w:tc>
+          <w:tcPr>
+            <w:tcW w:w="2481" w:type="dxa"/>
+          </w:tcPr>
           <w:p>
             <w:pPr>
               <w:pStyle w:val="Compact"/>
@@ -14701,6 +15914,9 @@
           <w:cantSplit/>
         </w:trPr>
         <w:tc>
+          <w:tcPr>
+            <w:tcW w:w="1756" w:type="dxa"/>
+          </w:tcPr>
           <w:p>
             <w:pPr>
               <w:pStyle w:val="Compact"/>
@@ -14717,6 +15933,9 @@
           </w:p>
         </w:tc>
         <w:tc>
+          <w:tcPr>
+            <w:tcW w:w="3069" w:type="dxa"/>
+          </w:tcPr>
           <w:p>
             <w:pPr>
               <w:pStyle w:val="Compact"/>
@@ -14731,6 +15950,9 @@
           </w:p>
         </w:tc>
         <w:tc>
+          <w:tcPr>
+            <w:tcW w:w="1766" w:type="dxa"/>
+          </w:tcPr>
           <w:p>
             <w:pPr>
               <w:pStyle w:val="Compact"/>
@@ -14747,6 +15969,9 @@
           </w:p>
         </w:tc>
         <w:tc>
+          <w:tcPr>
+            <w:tcW w:w="2481" w:type="dxa"/>
+          </w:tcPr>
           <w:p>
             <w:pPr>
               <w:pStyle w:val="Compact"/>
@@ -14766,6 +15991,9 @@
           <w:cantSplit/>
         </w:trPr>
         <w:tc>
+          <w:tcPr>
+            <w:tcW w:w="1756" w:type="dxa"/>
+          </w:tcPr>
           <w:p>
             <w:pPr>
               <w:pStyle w:val="Compact"/>
@@ -14782,6 +16010,9 @@
           </w:p>
         </w:tc>
         <w:tc>
+          <w:tcPr>
+            <w:tcW w:w="3069" w:type="dxa"/>
+          </w:tcPr>
           <w:p>
             <w:pPr>
               <w:pStyle w:val="Compact"/>
@@ -14796,6 +16027,9 @@
           </w:p>
         </w:tc>
         <w:tc>
+          <w:tcPr>
+            <w:tcW w:w="1766" w:type="dxa"/>
+          </w:tcPr>
           <w:p>
             <w:pPr>
               <w:pStyle w:val="Compact"/>
@@ -14812,6 +16046,9 @@
           </w:p>
         </w:tc>
         <w:tc>
+          <w:tcPr>
+            <w:tcW w:w="2481" w:type="dxa"/>
+          </w:tcPr>
           <w:p>
             <w:pPr>
               <w:pStyle w:val="Compact"/>
@@ -14831,6 +16068,9 @@
           <w:cantSplit/>
         </w:trPr>
         <w:tc>
+          <w:tcPr>
+            <w:tcW w:w="1756" w:type="dxa"/>
+          </w:tcPr>
           <w:p>
             <w:pPr>
               <w:pStyle w:val="Compact"/>
@@ -14847,6 +16087,9 @@
           </w:p>
         </w:tc>
         <w:tc>
+          <w:tcPr>
+            <w:tcW w:w="3069" w:type="dxa"/>
+          </w:tcPr>
           <w:p>
             <w:pPr>
               <w:pStyle w:val="Compact"/>
@@ -14861,6 +16104,9 @@
           </w:p>
         </w:tc>
         <w:tc>
+          <w:tcPr>
+            <w:tcW w:w="1766" w:type="dxa"/>
+          </w:tcPr>
           <w:p>
             <w:pPr>
               <w:pStyle w:val="Compact"/>
@@ -14877,6 +16123,9 @@
           </w:p>
         </w:tc>
         <w:tc>
+          <w:tcPr>
+            <w:tcW w:w="2481" w:type="dxa"/>
+          </w:tcPr>
           <w:p>
             <w:pPr>
               <w:pStyle w:val="Compact"/>
@@ -15018,6 +16267,7 @@
     <w:p>
       <w:pPr>
         <w:pStyle w:val="BodyText"/>
+        <w:spacing w:after="160"/>
       </w:pPr>
       <w:r>
         <w:rPr>
@@ -15030,8 +16280,6 @@
     <w:tbl>
       <w:tblPr>
         <w:tblStyle w:val="Table"/>
-        <w:tblW w:type="pct" w:w="0.0"/>
-        <w:tblLayout w:type="autofit"/>
         <w:tblLook w:firstRow="1" w:lastRow="0" w:firstColumn="0" w:lastColumn="0" w:noHBand="0" w:noVBand="0" w:val="0020"/>
         <w:tblBorders>
           <w:top w:val="single" w:sz="4" w:color="D9DEDC"/>
@@ -15047,8 +16295,13 @@
           <w:left w:w="140" w:type="dxa"/>
           <w:right w:w="140" w:type="dxa"/>
         </w:tblCellMar>
+        <w:tblW w:w="9072" w:type="dxa"/>
+        <w:tblLayout w:type="fixed"/>
       </w:tblPr>
-      <w:tblGrid/>
+      <w:tblGrid>
+        <w:gridCol w:w="5208"/>
+        <w:gridCol w:w="3864"/>
+      </w:tblGrid>
       <w:tr>
         <w:trPr>
           <w:cantSplit/>
@@ -15056,6 +16309,7 @@
         </w:trPr>
         <w:tc>
           <w:tcPr>
+            <w:tcW w:w="5208" w:type="dxa"/>
             <w:shd w:val="clear" w:color="auto" w:fill="1F3A34"/>
           </w:tcPr>
           <w:p>
@@ -15075,6 +16329,7 @@
         </w:tc>
         <w:tc>
           <w:tcPr>
+            <w:tcW w:w="3864" w:type="dxa"/>
             <w:shd w:val="clear" w:color="auto" w:fill="1F3A34"/>
           </w:tcPr>
           <w:p>
@@ -15098,6 +16353,9 @@
           <w:cantSplit/>
         </w:trPr>
         <w:tc>
+          <w:tcPr>
+            <w:tcW w:w="5208" w:type="dxa"/>
+          </w:tcPr>
           <w:p>
             <w:pPr>
               <w:pStyle w:val="Compact"/>
@@ -15113,6 +16371,7 @@
         </w:tc>
         <w:tc>
           <w:tcPr>
+            <w:tcW w:w="3864" w:type="dxa"/>
             <w:shd w:val="clear" w:color="auto" w:fill="DCFCE7"/>
           </w:tcPr>
           <w:p>
@@ -15137,6 +16396,7 @@
         </w:trPr>
         <w:tc>
           <w:tcPr>
+            <w:tcW w:w="5208" w:type="dxa"/>
             <w:shd w:val="clear" w:color="auto" w:fill="F6F8F7"/>
           </w:tcPr>
           <w:p>
@@ -15154,6 +16414,7 @@
         </w:tc>
         <w:tc>
           <w:tcPr>
+            <w:tcW w:w="3864" w:type="dxa"/>
             <w:shd w:val="clear" w:color="auto" w:fill="FEF3C7"/>
           </w:tcPr>
           <w:p>
@@ -15177,6 +16438,9 @@
           <w:cantSplit/>
         </w:trPr>
         <w:tc>
+          <w:tcPr>
+            <w:tcW w:w="5208" w:type="dxa"/>
+          </w:tcPr>
           <w:p>
             <w:pPr>
               <w:pStyle w:val="Compact"/>
@@ -15192,6 +16456,7 @@
         </w:tc>
         <w:tc>
           <w:tcPr>
+            <w:tcW w:w="3864" w:type="dxa"/>
             <w:shd w:val="clear" w:color="auto" w:fill="FFEDD5"/>
           </w:tcPr>
           <w:p>
@@ -15216,6 +16481,7 @@
         </w:trPr>
         <w:tc>
           <w:tcPr>
+            <w:tcW w:w="5208" w:type="dxa"/>
             <w:shd w:val="clear" w:color="auto" w:fill="F6F8F7"/>
           </w:tcPr>
           <w:p>
@@ -15233,6 +16499,7 @@
         </w:tc>
         <w:tc>
           <w:tcPr>
+            <w:tcW w:w="3864" w:type="dxa"/>
             <w:shd w:val="clear" w:color="auto" w:fill="FEE2E2"/>
           </w:tcPr>
           <w:p>
@@ -15567,6 +16834,7 @@
     <w:p>
       <w:pPr>
         <w:pStyle w:val="FirstParagraph"/>
+        <w:spacing w:after="160"/>
       </w:pPr>
       <w:r>
         <w:t xml:space="preserve">Una medida de 0 a 100 de la presión por salir del peso. Bajo restricciones cambiarias observa la brecha entre el dólar CCL y el mayorista; desde abril de 2025 combina las compras netas de dólares de personas humanas en relación con el M2 privado (canal bancarizado) con la brecha del dólar cripto frente al mayorista (canal no bancarizado).</w:t>
@@ -15575,8 +16843,6 @@
     <w:tbl>
       <w:tblPr>
         <w:tblStyle w:val="Table"/>
-        <w:tblW w:type="pct" w:w="5000.0"/>
-        <w:tblLayout w:type="autofit"/>
         <w:tblLook w:firstRow="0" w:lastRow="0" w:firstColumn="0" w:lastColumn="0" w:noHBand="0" w:noVBand="0" w:val="0000"/>
         <w:tblBorders>
           <w:top w:val="single" w:sz="4" w:color="D9DEDC"/>
@@ -15592,18 +16858,23 @@
           <w:left w:w="140" w:type="dxa"/>
           <w:right w:w="140" w:type="dxa"/>
         </w:tblCellMar>
+        <w:tblW w:w="9072" w:type="dxa"/>
+        <w:tblLayout w:type="fixed"/>
       </w:tblPr>
       <w:tblGrid>
-        <w:gridCol w:w="1980"/>
-        <w:gridCol w:w="1980"/>
-        <w:gridCol w:w="1980"/>
-        <w:gridCol w:w="1980"/>
+        <w:gridCol w:w="2763"/>
+        <w:gridCol w:w="1166"/>
+        <w:gridCol w:w="2467"/>
+        <w:gridCol w:w="2676"/>
       </w:tblGrid>
       <w:tr>
         <w:trPr>
           <w:cantSplit/>
         </w:trPr>
         <w:tc>
+          <w:tcPr>
+            <w:tcW w:w="2763" w:type="dxa"/>
+          </w:tcPr>
           <w:p>
             <w:pPr>
               <w:pStyle w:val="Compact"/>
@@ -15633,6 +16904,7 @@
         </w:tc>
         <w:tc>
           <w:tcPr>
+            <w:tcW w:w="1166" w:type="dxa"/>
             <w:shd w:val="clear" w:color="auto" w:fill="DCFCE7"/>
           </w:tcPr>
           <w:p>
@@ -15652,6 +16924,9 @@
           </w:p>
         </w:tc>
         <w:tc>
+          <w:tcPr>
+            <w:tcW w:w="2467" w:type="dxa"/>
+          </w:tcPr>
           <w:p>
             <w:pPr>
               <w:pStyle w:val="Compact"/>
@@ -15666,6 +16941,9 @@
           </w:p>
         </w:tc>
         <w:tc>
+          <w:tcPr>
+            <w:tcW w:w="2676" w:type="dxa"/>
+          </w:tcPr>
           <w:p>
             <w:pPr>
               <w:pStyle w:val="Compact"/>
@@ -15686,6 +16964,7 @@
       <w:pPr>
         <w:pStyle w:val="Heading2"/>
         <w:keepNext/>
+        <w:spacing w:after="160"/>
       </w:pPr>
       <w:r>
         <w:t xml:space="preserve">Identificación</w:t>
@@ -15694,8 +16973,6 @@
     <w:tbl>
       <w:tblPr>
         <w:tblStyle w:val="Table"/>
-        <w:tblW w:type="pct" w:w="5000.0"/>
-        <w:tblLayout w:type="autofit"/>
         <w:tblLook w:firstRow="0" w:lastRow="0" w:firstColumn="0" w:lastColumn="0" w:noHBand="0" w:noVBand="0" w:val="0000"/>
         <w:tblBorders>
           <w:top w:val="single" w:sz="4" w:color="D9DEDC"/>
@@ -15711,18 +16988,23 @@
           <w:left w:w="140" w:type="dxa"/>
           <w:right w:w="140" w:type="dxa"/>
         </w:tblCellMar>
+        <w:tblW w:w="9072" w:type="dxa"/>
+        <w:tblLayout w:type="fixed"/>
       </w:tblPr>
       <w:tblGrid>
-        <w:gridCol w:w="1980"/>
-        <w:gridCol w:w="1980"/>
-        <w:gridCol w:w="1980"/>
-        <w:gridCol w:w="1980"/>
+        <w:gridCol w:w="1735"/>
+        <w:gridCol w:w="3010"/>
+        <w:gridCol w:w="1744"/>
+        <w:gridCol w:w="2583"/>
       </w:tblGrid>
       <w:tr>
         <w:trPr>
           <w:cantSplit/>
         </w:trPr>
         <w:tc>
+          <w:tcPr>
+            <w:tcW w:w="1735" w:type="dxa"/>
+          </w:tcPr>
           <w:p>
             <w:pPr>
               <w:pStyle w:val="Compact"/>
@@ -15739,6 +17021,9 @@
           </w:p>
         </w:tc>
         <w:tc>
+          <w:tcPr>
+            <w:tcW w:w="3010" w:type="dxa"/>
+          </w:tcPr>
           <w:p>
             <w:pPr>
               <w:pStyle w:val="Compact"/>
@@ -15753,6 +17038,9 @@
           </w:p>
         </w:tc>
         <w:tc>
+          <w:tcPr>
+            <w:tcW w:w="1744" w:type="dxa"/>
+          </w:tcPr>
           <w:p>
             <w:pPr>
               <w:pStyle w:val="Compact"/>
@@ -15769,6 +17057,9 @@
           </w:p>
         </w:tc>
         <w:tc>
+          <w:tcPr>
+            <w:tcW w:w="2583" w:type="dxa"/>
+          </w:tcPr>
           <w:p>
             <w:pPr>
               <w:pStyle w:val="Compact"/>
@@ -15788,6 +17079,9 @@
           <w:cantSplit/>
         </w:trPr>
         <w:tc>
+          <w:tcPr>
+            <w:tcW w:w="1735" w:type="dxa"/>
+          </w:tcPr>
           <w:p>
             <w:pPr>
               <w:pStyle w:val="Compact"/>
@@ -15804,6 +17098,9 @@
           </w:p>
         </w:tc>
         <w:tc>
+          <w:tcPr>
+            <w:tcW w:w="3010" w:type="dxa"/>
+          </w:tcPr>
           <w:p>
             <w:pPr>
               <w:pStyle w:val="Compact"/>
@@ -15818,6 +17115,9 @@
           </w:p>
         </w:tc>
         <w:tc>
+          <w:tcPr>
+            <w:tcW w:w="1744" w:type="dxa"/>
+          </w:tcPr>
           <w:p>
             <w:pPr>
               <w:pStyle w:val="Compact"/>
@@ -15834,6 +17134,9 @@
           </w:p>
         </w:tc>
         <w:tc>
+          <w:tcPr>
+            <w:tcW w:w="2583" w:type="dxa"/>
+          </w:tcPr>
           <w:p>
             <w:pPr>
               <w:pStyle w:val="Compact"/>
@@ -15853,6 +17156,9 @@
           <w:cantSplit/>
         </w:trPr>
         <w:tc>
+          <w:tcPr>
+            <w:tcW w:w="1735" w:type="dxa"/>
+          </w:tcPr>
           <w:p>
             <w:pPr>
               <w:pStyle w:val="Compact"/>
@@ -15869,6 +17175,9 @@
           </w:p>
         </w:tc>
         <w:tc>
+          <w:tcPr>
+            <w:tcW w:w="3010" w:type="dxa"/>
+          </w:tcPr>
           <w:p>
             <w:pPr>
               <w:pStyle w:val="Compact"/>
@@ -15883,6 +17192,9 @@
           </w:p>
         </w:tc>
         <w:tc>
+          <w:tcPr>
+            <w:tcW w:w="1744" w:type="dxa"/>
+          </w:tcPr>
           <w:p>
             <w:pPr>
               <w:pStyle w:val="Compact"/>
@@ -15899,6 +17211,9 @@
           </w:p>
         </w:tc>
         <w:tc>
+          <w:tcPr>
+            <w:tcW w:w="2583" w:type="dxa"/>
+          </w:tcPr>
           <w:p>
             <w:pPr>
               <w:pStyle w:val="Compact"/>
@@ -15918,6 +17233,9 @@
           <w:cantSplit/>
         </w:trPr>
         <w:tc>
+          <w:tcPr>
+            <w:tcW w:w="1735" w:type="dxa"/>
+          </w:tcPr>
           <w:p>
             <w:pPr>
               <w:pStyle w:val="Compact"/>
@@ -15934,6 +17252,9 @@
           </w:p>
         </w:tc>
         <w:tc>
+          <w:tcPr>
+            <w:tcW w:w="3010" w:type="dxa"/>
+          </w:tcPr>
           <w:p>
             <w:pPr>
               <w:pStyle w:val="Compact"/>
@@ -15948,6 +17269,9 @@
           </w:p>
         </w:tc>
         <w:tc>
+          <w:tcPr>
+            <w:tcW w:w="1744" w:type="dxa"/>
+          </w:tcPr>
           <w:p>
             <w:pPr>
               <w:pStyle w:val="Compact"/>
@@ -15964,6 +17288,9 @@
           </w:p>
         </w:tc>
         <w:tc>
+          <w:tcPr>
+            <w:tcW w:w="2583" w:type="dxa"/>
+          </w:tcPr>
           <w:p>
             <w:pPr>
               <w:pStyle w:val="Compact"/>
@@ -15983,6 +17310,9 @@
           <w:cantSplit/>
         </w:trPr>
         <w:tc>
+          <w:tcPr>
+            <w:tcW w:w="1735" w:type="dxa"/>
+          </w:tcPr>
           <w:p>
             <w:pPr>
               <w:pStyle w:val="Compact"/>
@@ -15999,6 +17329,9 @@
           </w:p>
         </w:tc>
         <w:tc>
+          <w:tcPr>
+            <w:tcW w:w="3010" w:type="dxa"/>
+          </w:tcPr>
           <w:p>
             <w:pPr>
               <w:pStyle w:val="Compact"/>
@@ -16013,6 +17346,9 @@
           </w:p>
         </w:tc>
         <w:tc>
+          <w:tcPr>
+            <w:tcW w:w="1744" w:type="dxa"/>
+          </w:tcPr>
           <w:p>
             <w:pPr>
               <w:pStyle w:val="Compact"/>
@@ -16029,6 +17365,9 @@
           </w:p>
         </w:tc>
         <w:tc>
+          <w:tcPr>
+            <w:tcW w:w="2583" w:type="dxa"/>
+          </w:tcPr>
           <w:p>
             <w:pPr>
               <w:pStyle w:val="Compact"/>
@@ -16230,6 +17569,7 @@
     <w:p>
       <w:pPr>
         <w:pStyle w:val="BodyText"/>
+        <w:spacing w:after="160"/>
       </w:pPr>
       <w:r>
         <w:rPr>
@@ -16242,8 +17582,6 @@
     <w:tbl>
       <w:tblPr>
         <w:tblStyle w:val="Table"/>
-        <w:tblW w:type="pct" w:w="0.0"/>
-        <w:tblLayout w:type="autofit"/>
         <w:tblLook w:firstRow="1" w:lastRow="0" w:firstColumn="0" w:lastColumn="0" w:noHBand="0" w:noVBand="0" w:val="0020"/>
         <w:tblBorders>
           <w:top w:val="single" w:sz="4" w:color="D9DEDC"/>
@@ -16259,8 +17597,13 @@
           <w:left w:w="140" w:type="dxa"/>
           <w:right w:w="140" w:type="dxa"/>
         </w:tblCellMar>
+        <w:tblW w:w="9072" w:type="dxa"/>
+        <w:tblLayout w:type="fixed"/>
       </w:tblPr>
-      <w:tblGrid/>
+      <w:tblGrid>
+        <w:gridCol w:w="4758"/>
+        <w:gridCol w:w="4314"/>
+      </w:tblGrid>
       <w:tr>
         <w:trPr>
           <w:cantSplit/>
@@ -16268,6 +17611,7 @@
         </w:trPr>
         <w:tc>
           <w:tcPr>
+            <w:tcW w:w="4758" w:type="dxa"/>
             <w:shd w:val="clear" w:color="auto" w:fill="1F3A34"/>
           </w:tcPr>
           <w:p>
@@ -16287,6 +17631,7 @@
         </w:tc>
         <w:tc>
           <w:tcPr>
+            <w:tcW w:w="4314" w:type="dxa"/>
             <w:shd w:val="clear" w:color="auto" w:fill="1F3A34"/>
           </w:tcPr>
           <w:p>
@@ -16310,6 +17655,9 @@
           <w:cantSplit/>
         </w:trPr>
         <w:tc>
+          <w:tcPr>
+            <w:tcW w:w="4758" w:type="dxa"/>
+          </w:tcPr>
           <w:p>
             <w:pPr>
               <w:pStyle w:val="Compact"/>
@@ -16325,6 +17673,7 @@
         </w:tc>
         <w:tc>
           <w:tcPr>
+            <w:tcW w:w="4314" w:type="dxa"/>
             <w:shd w:val="clear" w:color="auto" w:fill="DCFCE7"/>
           </w:tcPr>
           <w:p>
@@ -16349,6 +17698,7 @@
         </w:trPr>
         <w:tc>
           <w:tcPr>
+            <w:tcW w:w="4758" w:type="dxa"/>
             <w:shd w:val="clear" w:color="auto" w:fill="F6F8F7"/>
           </w:tcPr>
           <w:p>
@@ -16366,6 +17716,7 @@
         </w:tc>
         <w:tc>
           <w:tcPr>
+            <w:tcW w:w="4314" w:type="dxa"/>
             <w:shd w:val="clear" w:color="auto" w:fill="FEF3C7"/>
           </w:tcPr>
           <w:p>
@@ -16389,6 +17740,9 @@
           <w:cantSplit/>
         </w:trPr>
         <w:tc>
+          <w:tcPr>
+            <w:tcW w:w="4758" w:type="dxa"/>
+          </w:tcPr>
           <w:p>
             <w:pPr>
               <w:pStyle w:val="Compact"/>
@@ -16404,6 +17758,7 @@
         </w:tc>
         <w:tc>
           <w:tcPr>
+            <w:tcW w:w="4314" w:type="dxa"/>
             <w:shd w:val="clear" w:color="auto" w:fill="FFEDD5"/>
           </w:tcPr>
           <w:p>
@@ -16428,6 +17783,7 @@
         </w:trPr>
         <w:tc>
           <w:tcPr>
+            <w:tcW w:w="4758" w:type="dxa"/>
             <w:shd w:val="clear" w:color="auto" w:fill="F6F8F7"/>
           </w:tcPr>
           <w:p>
@@ -16445,6 +17801,7 @@
         </w:tc>
         <w:tc>
           <w:tcPr>
+            <w:tcW w:w="4314" w:type="dxa"/>
             <w:shd w:val="clear" w:color="auto" w:fill="FEE2E2"/>
           </w:tcPr>
           <w:p>
@@ -16827,6 +18184,7 @@
     <w:p>
       <w:pPr>
         <w:pStyle w:val="FirstParagraph"/>
+        <w:spacing w:after="160"/>
       </w:pPr>
       <w:r>
         <w:t xml:space="preserve">Índice Anticipador de Inversión: mide la inversión física/tradicional combinando la actividad de la construcción (ISAC) y la importación de bienes de capital, en variación interanual.</w:t>
@@ -16835,8 +18193,6 @@
     <w:tbl>
       <w:tblPr>
         <w:tblStyle w:val="Table"/>
-        <w:tblW w:type="pct" w:w="5000.0"/>
-        <w:tblLayout w:type="autofit"/>
         <w:tblLook w:firstRow="0" w:lastRow="0" w:firstColumn="0" w:lastColumn="0" w:noHBand="0" w:noVBand="0" w:val="0000"/>
         <w:tblBorders>
           <w:top w:val="single" w:sz="4" w:color="D9DEDC"/>
@@ -16852,18 +18208,23 @@
           <w:left w:w="140" w:type="dxa"/>
           <w:right w:w="140" w:type="dxa"/>
         </w:tblCellMar>
+        <w:tblW w:w="9072" w:type="dxa"/>
+        <w:tblLayout w:type="fixed"/>
       </w:tblPr>
       <w:tblGrid>
-        <w:gridCol w:w="1980"/>
-        <w:gridCol w:w="1980"/>
-        <w:gridCol w:w="1980"/>
-        <w:gridCol w:w="1980"/>
+        <w:gridCol w:w="2785"/>
+        <w:gridCol w:w="1442"/>
+        <w:gridCol w:w="2300"/>
+        <w:gridCol w:w="2545"/>
       </w:tblGrid>
       <w:tr>
         <w:trPr>
           <w:cantSplit/>
         </w:trPr>
         <w:tc>
+          <w:tcPr>
+            <w:tcW w:w="2785" w:type="dxa"/>
+          </w:tcPr>
           <w:p>
             <w:pPr>
               <w:pStyle w:val="Compact"/>
@@ -16893,6 +18254,7 @@
         </w:tc>
         <w:tc>
           <w:tcPr>
+            <w:tcW w:w="1442" w:type="dxa"/>
             <w:shd w:val="clear" w:color="auto" w:fill="FEF3C7"/>
           </w:tcPr>
           <w:p>
@@ -16912,6 +18274,9 @@
           </w:p>
         </w:tc>
         <w:tc>
+          <w:tcPr>
+            <w:tcW w:w="2300" w:type="dxa"/>
+          </w:tcPr>
           <w:p>
             <w:pPr>
               <w:pStyle w:val="Compact"/>
@@ -16926,6 +18291,9 @@
           </w:p>
         </w:tc>
         <w:tc>
+          <w:tcPr>
+            <w:tcW w:w="2545" w:type="dxa"/>
+          </w:tcPr>
           <w:p>
             <w:pPr>
               <w:pStyle w:val="Compact"/>
@@ -16946,6 +18314,7 @@
       <w:pPr>
         <w:pStyle w:val="Heading2"/>
         <w:keepNext/>
+        <w:spacing w:after="160"/>
       </w:pPr>
       <w:r>
         <w:t xml:space="preserve">Identificación</w:t>
@@ -16954,8 +18323,6 @@
     <w:tbl>
       <w:tblPr>
         <w:tblStyle w:val="Table"/>
-        <w:tblW w:type="pct" w:w="5000.0"/>
-        <w:tblLayout w:type="autofit"/>
         <w:tblLook w:firstRow="0" w:lastRow="0" w:firstColumn="0" w:lastColumn="0" w:noHBand="0" w:noVBand="0" w:val="0000"/>
         <w:tblBorders>
           <w:top w:val="single" w:sz="4" w:color="D9DEDC"/>
@@ -16971,18 +18338,23 @@
           <w:left w:w="140" w:type="dxa"/>
           <w:right w:w="140" w:type="dxa"/>
         </w:tblCellMar>
+        <w:tblW w:w="9072" w:type="dxa"/>
+        <w:tblLayout w:type="fixed"/>
       </w:tblPr>
       <w:tblGrid>
-        <w:gridCol w:w="1980"/>
-        <w:gridCol w:w="1980"/>
-        <w:gridCol w:w="1980"/>
-        <w:gridCol w:w="1980"/>
+        <w:gridCol w:w="1821"/>
+        <w:gridCol w:w="2692"/>
+        <w:gridCol w:w="1835"/>
+        <w:gridCol w:w="2724"/>
       </w:tblGrid>
       <w:tr>
         <w:trPr>
           <w:cantSplit/>
         </w:trPr>
         <w:tc>
+          <w:tcPr>
+            <w:tcW w:w="1821" w:type="dxa"/>
+          </w:tcPr>
           <w:p>
             <w:pPr>
               <w:pStyle w:val="Compact"/>
@@ -16999,6 +18371,9 @@
           </w:p>
         </w:tc>
         <w:tc>
+          <w:tcPr>
+            <w:tcW w:w="2692" w:type="dxa"/>
+          </w:tcPr>
           <w:p>
             <w:pPr>
               <w:pStyle w:val="Compact"/>
@@ -17013,6 +18388,9 @@
           </w:p>
         </w:tc>
         <w:tc>
+          <w:tcPr>
+            <w:tcW w:w="1835" w:type="dxa"/>
+          </w:tcPr>
           <w:p>
             <w:pPr>
               <w:pStyle w:val="Compact"/>
@@ -17029,6 +18407,9 @@
           </w:p>
         </w:tc>
         <w:tc>
+          <w:tcPr>
+            <w:tcW w:w="2724" w:type="dxa"/>
+          </w:tcPr>
           <w:p>
             <w:pPr>
               <w:pStyle w:val="Compact"/>
@@ -17048,6 +18429,9 @@
           <w:cantSplit/>
         </w:trPr>
         <w:tc>
+          <w:tcPr>
+            <w:tcW w:w="1821" w:type="dxa"/>
+          </w:tcPr>
           <w:p>
             <w:pPr>
               <w:pStyle w:val="Compact"/>
@@ -17064,6 +18448,9 @@
           </w:p>
         </w:tc>
         <w:tc>
+          <w:tcPr>
+            <w:tcW w:w="2692" w:type="dxa"/>
+          </w:tcPr>
           <w:p>
             <w:pPr>
               <w:pStyle w:val="Compact"/>
@@ -17078,6 +18465,9 @@
           </w:p>
         </w:tc>
         <w:tc>
+          <w:tcPr>
+            <w:tcW w:w="1835" w:type="dxa"/>
+          </w:tcPr>
           <w:p>
             <w:pPr>
               <w:pStyle w:val="Compact"/>
@@ -17094,6 +18484,9 @@
           </w:p>
         </w:tc>
         <w:tc>
+          <w:tcPr>
+            <w:tcW w:w="2724" w:type="dxa"/>
+          </w:tcPr>
           <w:p>
             <w:pPr>
               <w:pStyle w:val="Compact"/>
@@ -17113,6 +18506,9 @@
           <w:cantSplit/>
         </w:trPr>
         <w:tc>
+          <w:tcPr>
+            <w:tcW w:w="1821" w:type="dxa"/>
+          </w:tcPr>
           <w:p>
             <w:pPr>
               <w:pStyle w:val="Compact"/>
@@ -17129,6 +18525,9 @@
           </w:p>
         </w:tc>
         <w:tc>
+          <w:tcPr>
+            <w:tcW w:w="2692" w:type="dxa"/>
+          </w:tcPr>
           <w:p>
             <w:pPr>
               <w:pStyle w:val="Compact"/>
@@ -17143,6 +18542,9 @@
           </w:p>
         </w:tc>
         <w:tc>
+          <w:tcPr>
+            <w:tcW w:w="1835" w:type="dxa"/>
+          </w:tcPr>
           <w:p>
             <w:pPr>
               <w:pStyle w:val="Compact"/>
@@ -17159,6 +18561,9 @@
           </w:p>
         </w:tc>
         <w:tc>
+          <w:tcPr>
+            <w:tcW w:w="2724" w:type="dxa"/>
+          </w:tcPr>
           <w:p>
             <w:pPr>
               <w:pStyle w:val="Compact"/>
@@ -17178,6 +18583,9 @@
           <w:cantSplit/>
         </w:trPr>
         <w:tc>
+          <w:tcPr>
+            <w:tcW w:w="1821" w:type="dxa"/>
+          </w:tcPr>
           <w:p>
             <w:pPr>
               <w:pStyle w:val="Compact"/>
@@ -17194,6 +18602,9 @@
           </w:p>
         </w:tc>
         <w:tc>
+          <w:tcPr>
+            <w:tcW w:w="2692" w:type="dxa"/>
+          </w:tcPr>
           <w:p>
             <w:pPr>
               <w:pStyle w:val="Compact"/>
@@ -17208,6 +18619,9 @@
           </w:p>
         </w:tc>
         <w:tc>
+          <w:tcPr>
+            <w:tcW w:w="1835" w:type="dxa"/>
+          </w:tcPr>
           <w:p>
             <w:pPr>
               <w:pStyle w:val="Compact"/>
@@ -17224,6 +18638,9 @@
           </w:p>
         </w:tc>
         <w:tc>
+          <w:tcPr>
+            <w:tcW w:w="2724" w:type="dxa"/>
+          </w:tcPr>
           <w:p>
             <w:pPr>
               <w:pStyle w:val="Compact"/>
@@ -17243,6 +18660,9 @@
           <w:cantSplit/>
         </w:trPr>
         <w:tc>
+          <w:tcPr>
+            <w:tcW w:w="1821" w:type="dxa"/>
+          </w:tcPr>
           <w:p>
             <w:pPr>
               <w:pStyle w:val="Compact"/>
@@ -17259,6 +18679,9 @@
           </w:p>
         </w:tc>
         <w:tc>
+          <w:tcPr>
+            <w:tcW w:w="2692" w:type="dxa"/>
+          </w:tcPr>
           <w:p>
             <w:pPr>
               <w:pStyle w:val="Compact"/>
@@ -17273,6 +18696,9 @@
           </w:p>
         </w:tc>
         <w:tc>
+          <w:tcPr>
+            <w:tcW w:w="1835" w:type="dxa"/>
+          </w:tcPr>
           <w:p>
             <w:pPr>
               <w:pStyle w:val="Compact"/>
@@ -17289,6 +18715,9 @@
           </w:p>
         </w:tc>
         <w:tc>
+          <w:tcPr>
+            <w:tcW w:w="2724" w:type="dxa"/>
+          </w:tcPr>
           <w:p>
             <w:pPr>
               <w:pStyle w:val="Compact"/>
@@ -17406,6 +18835,7 @@
     <w:p>
       <w:pPr>
         <w:pStyle w:val="BodyText"/>
+        <w:spacing w:after="160"/>
       </w:pPr>
       <w:r>
         <w:rPr>
@@ -17418,8 +18848,6 @@
     <w:tbl>
       <w:tblPr>
         <w:tblStyle w:val="Table"/>
-        <w:tblW w:type="pct" w:w="0.0"/>
-        <w:tblLayout w:type="autofit"/>
         <w:tblLook w:firstRow="1" w:lastRow="0" w:firstColumn="0" w:lastColumn="0" w:noHBand="0" w:noVBand="0" w:val="0020"/>
         <w:tblBorders>
           <w:top w:val="single" w:sz="4" w:color="D9DEDC"/>
@@ -17435,8 +18863,13 @@
           <w:left w:w="140" w:type="dxa"/>
           <w:right w:w="140" w:type="dxa"/>
         </w:tblCellMar>
+        <w:tblW w:w="9072" w:type="dxa"/>
+        <w:tblLayout w:type="fixed"/>
       </w:tblPr>
-      <w:tblGrid/>
+      <w:tblGrid>
+        <w:gridCol w:w="5244"/>
+        <w:gridCol w:w="3828"/>
+      </w:tblGrid>
       <w:tr>
         <w:trPr>
           <w:cantSplit/>
@@ -17444,6 +18877,7 @@
         </w:trPr>
         <w:tc>
           <w:tcPr>
+            <w:tcW w:w="5244" w:type="dxa"/>
             <w:shd w:val="clear" w:color="auto" w:fill="1F3A34"/>
           </w:tcPr>
           <w:p>
@@ -17463,6 +18897,7 @@
         </w:tc>
         <w:tc>
           <w:tcPr>
+            <w:tcW w:w="3828" w:type="dxa"/>
             <w:shd w:val="clear" w:color="auto" w:fill="1F3A34"/>
           </w:tcPr>
           <w:p>
@@ -17486,6 +18921,9 @@
           <w:cantSplit/>
         </w:trPr>
         <w:tc>
+          <w:tcPr>
+            <w:tcW w:w="5244" w:type="dxa"/>
+          </w:tcPr>
           <w:p>
             <w:pPr>
               <w:pStyle w:val="Compact"/>
@@ -17501,6 +18939,7 @@
         </w:tc>
         <w:tc>
           <w:tcPr>
+            <w:tcW w:w="3828" w:type="dxa"/>
             <w:shd w:val="clear" w:color="auto" w:fill="DCFCE7"/>
           </w:tcPr>
           <w:p>
@@ -17525,6 +18964,7 @@
         </w:trPr>
         <w:tc>
           <w:tcPr>
+            <w:tcW w:w="5244" w:type="dxa"/>
             <w:shd w:val="clear" w:color="auto" w:fill="F6F8F7"/>
           </w:tcPr>
           <w:p>
@@ -17542,6 +18982,7 @@
         </w:tc>
         <w:tc>
           <w:tcPr>
+            <w:tcW w:w="3828" w:type="dxa"/>
             <w:shd w:val="clear" w:color="auto" w:fill="FEF3C7"/>
           </w:tcPr>
           <w:p>
@@ -17565,6 +19006,9 @@
           <w:cantSplit/>
         </w:trPr>
         <w:tc>
+          <w:tcPr>
+            <w:tcW w:w="5244" w:type="dxa"/>
+          </w:tcPr>
           <w:p>
             <w:pPr>
               <w:pStyle w:val="Compact"/>
@@ -17580,6 +19024,7 @@
         </w:tc>
         <w:tc>
           <w:tcPr>
+            <w:tcW w:w="3828" w:type="dxa"/>
             <w:shd w:val="clear" w:color="auto" w:fill="FFEDD5"/>
           </w:tcPr>
           <w:p>
@@ -17604,6 +19049,7 @@
         </w:trPr>
         <w:tc>
           <w:tcPr>
+            <w:tcW w:w="5244" w:type="dxa"/>
             <w:shd w:val="clear" w:color="auto" w:fill="F6F8F7"/>
           </w:tcPr>
           <w:p>
@@ -17621,6 +19067,7 @@
         </w:tc>
         <w:tc>
           <w:tcPr>
+            <w:tcW w:w="3828" w:type="dxa"/>
             <w:shd w:val="clear" w:color="auto" w:fill="FEE2E2"/>
           </w:tcPr>
           <w:p>
@@ -17949,6 +19396,7 @@
     <w:p>
       <w:pPr>
         <w:pStyle w:val="FirstParagraph"/>
+        <w:spacing w:after="160"/>
       </w:pPr>
       <w:r>
         <w:t xml:space="preserve">Índice de Capitalización Inteligente y Productividad: mide la inversión digital/intangible —pagos al exterior por servicios de informática (software, nube, IA) y productividad laboral (IPI/empleo)— en variación interanual.</w:t>
@@ -17957,8 +19405,6 @@
     <w:tbl>
       <w:tblPr>
         <w:tblStyle w:val="Table"/>
-        <w:tblW w:type="pct" w:w="5000.0"/>
-        <w:tblLayout w:type="autofit"/>
         <w:tblLook w:firstRow="0" w:lastRow="0" w:firstColumn="0" w:lastColumn="0" w:noHBand="0" w:noVBand="0" w:val="0000"/>
         <w:tblBorders>
           <w:top w:val="single" w:sz="4" w:color="D9DEDC"/>
@@ -17974,18 +19420,23 @@
           <w:left w:w="140" w:type="dxa"/>
           <w:right w:w="140" w:type="dxa"/>
         </w:tblCellMar>
+        <w:tblW w:w="9072" w:type="dxa"/>
+        <w:tblLayout w:type="fixed"/>
       </w:tblPr>
       <w:tblGrid>
-        <w:gridCol w:w="1980"/>
-        <w:gridCol w:w="1980"/>
-        <w:gridCol w:w="1980"/>
-        <w:gridCol w:w="1980"/>
+        <w:gridCol w:w="2883"/>
+        <w:gridCol w:w="1150"/>
+        <w:gridCol w:w="2409"/>
+        <w:gridCol w:w="2630"/>
       </w:tblGrid>
       <w:tr>
         <w:trPr>
           <w:cantSplit/>
         </w:trPr>
         <w:tc>
+          <w:tcPr>
+            <w:tcW w:w="2883" w:type="dxa"/>
+          </w:tcPr>
           <w:p>
             <w:pPr>
               <w:pStyle w:val="Compact"/>
@@ -18015,6 +19466,7 @@
         </w:tc>
         <w:tc>
           <w:tcPr>
+            <w:tcW w:w="1150" w:type="dxa"/>
             <w:shd w:val="clear" w:color="auto" w:fill="DCFCE7"/>
           </w:tcPr>
           <w:p>
@@ -18034,6 +19486,9 @@
           </w:p>
         </w:tc>
         <w:tc>
+          <w:tcPr>
+            <w:tcW w:w="2409" w:type="dxa"/>
+          </w:tcPr>
           <w:p>
             <w:pPr>
               <w:pStyle w:val="Compact"/>
@@ -18048,6 +19503,9 @@
           </w:p>
         </w:tc>
         <w:tc>
+          <w:tcPr>
+            <w:tcW w:w="2630" w:type="dxa"/>
+          </w:tcPr>
           <w:p>
             <w:pPr>
               <w:pStyle w:val="Compact"/>
@@ -18068,6 +19526,7 @@
       <w:pPr>
         <w:pStyle w:val="Heading2"/>
         <w:keepNext/>
+        <w:spacing w:after="160"/>
       </w:pPr>
       <w:r>
         <w:t xml:space="preserve">Identificación</w:t>
@@ -18076,8 +19535,6 @@
     <w:tbl>
       <w:tblPr>
         <w:tblStyle w:val="Table"/>
-        <w:tblW w:type="pct" w:w="5000.0"/>
-        <w:tblLayout w:type="autofit"/>
         <w:tblLook w:firstRow="0" w:lastRow="0" w:firstColumn="0" w:lastColumn="0" w:noHBand="0" w:noVBand="0" w:val="0000"/>
         <w:tblBorders>
           <w:top w:val="single" w:sz="4" w:color="D9DEDC"/>
@@ -18093,18 +19550,23 @@
           <w:left w:w="140" w:type="dxa"/>
           <w:right w:w="140" w:type="dxa"/>
         </w:tblCellMar>
+        <w:tblW w:w="9072" w:type="dxa"/>
+        <w:tblLayout w:type="fixed"/>
       </w:tblPr>
       <w:tblGrid>
-        <w:gridCol w:w="1980"/>
-        <w:gridCol w:w="1980"/>
-        <w:gridCol w:w="1980"/>
-        <w:gridCol w:w="1980"/>
+        <w:gridCol w:w="1931"/>
+        <w:gridCol w:w="2074"/>
+        <w:gridCol w:w="1952"/>
+        <w:gridCol w:w="3115"/>
       </w:tblGrid>
       <w:tr>
         <w:trPr>
           <w:cantSplit/>
         </w:trPr>
         <w:tc>
+          <w:tcPr>
+            <w:tcW w:w="1931" w:type="dxa"/>
+          </w:tcPr>
           <w:p>
             <w:pPr>
               <w:pStyle w:val="Compact"/>
@@ -18121,6 +19583,9 @@
           </w:p>
         </w:tc>
         <w:tc>
+          <w:tcPr>
+            <w:tcW w:w="2074" w:type="dxa"/>
+          </w:tcPr>
           <w:p>
             <w:pPr>
               <w:pStyle w:val="Compact"/>
@@ -18135,6 +19600,9 @@
           </w:p>
         </w:tc>
         <w:tc>
+          <w:tcPr>
+            <w:tcW w:w="1952" w:type="dxa"/>
+          </w:tcPr>
           <w:p>
             <w:pPr>
               <w:pStyle w:val="Compact"/>
@@ -18151,6 +19619,9 @@
           </w:p>
         </w:tc>
         <w:tc>
+          <w:tcPr>
+            <w:tcW w:w="3115" w:type="dxa"/>
+          </w:tcPr>
           <w:p>
             <w:pPr>
               <w:pStyle w:val="Compact"/>
@@ -18170,6 +19641,9 @@
           <w:cantSplit/>
         </w:trPr>
         <w:tc>
+          <w:tcPr>
+            <w:tcW w:w="1931" w:type="dxa"/>
+          </w:tcPr>
           <w:p>
             <w:pPr>
               <w:pStyle w:val="Compact"/>
@@ -18186,6 +19660,9 @@
           </w:p>
         </w:tc>
         <w:tc>
+          <w:tcPr>
+            <w:tcW w:w="2074" w:type="dxa"/>
+          </w:tcPr>
           <w:p>
             <w:pPr>
               <w:pStyle w:val="Compact"/>
@@ -18200,6 +19677,9 @@
           </w:p>
         </w:tc>
         <w:tc>
+          <w:tcPr>
+            <w:tcW w:w="1952" w:type="dxa"/>
+          </w:tcPr>
           <w:p>
             <w:pPr>
               <w:pStyle w:val="Compact"/>
@@ -18216,6 +19696,9 @@
           </w:p>
         </w:tc>
         <w:tc>
+          <w:tcPr>
+            <w:tcW w:w="3115" w:type="dxa"/>
+          </w:tcPr>
           <w:p>
             <w:pPr>
               <w:pStyle w:val="Compact"/>
@@ -18235,6 +19718,9 @@
           <w:cantSplit/>
         </w:trPr>
         <w:tc>
+          <w:tcPr>
+            <w:tcW w:w="1931" w:type="dxa"/>
+          </w:tcPr>
           <w:p>
             <w:pPr>
               <w:pStyle w:val="Compact"/>
@@ -18251,6 +19737,9 @@
           </w:p>
         </w:tc>
         <w:tc>
+          <w:tcPr>
+            <w:tcW w:w="2074" w:type="dxa"/>
+          </w:tcPr>
           <w:p>
             <w:pPr>
               <w:pStyle w:val="Compact"/>
@@ -18265,6 +19754,9 @@
           </w:p>
         </w:tc>
         <w:tc>
+          <w:tcPr>
+            <w:tcW w:w="1952" w:type="dxa"/>
+          </w:tcPr>
           <w:p>
             <w:pPr>
               <w:pStyle w:val="Compact"/>
@@ -18281,6 +19773,9 @@
           </w:p>
         </w:tc>
         <w:tc>
+          <w:tcPr>
+            <w:tcW w:w="3115" w:type="dxa"/>
+          </w:tcPr>
           <w:p>
             <w:pPr>
               <w:pStyle w:val="Compact"/>
@@ -18300,6 +19795,9 @@
           <w:cantSplit/>
         </w:trPr>
         <w:tc>
+          <w:tcPr>
+            <w:tcW w:w="1931" w:type="dxa"/>
+          </w:tcPr>
           <w:p>
             <w:pPr>
               <w:pStyle w:val="Compact"/>
@@ -18316,6 +19814,9 @@
           </w:p>
         </w:tc>
         <w:tc>
+          <w:tcPr>
+            <w:tcW w:w="2074" w:type="dxa"/>
+          </w:tcPr>
           <w:p>
             <w:pPr>
               <w:pStyle w:val="Compact"/>
@@ -18330,6 +19831,9 @@
           </w:p>
         </w:tc>
         <w:tc>
+          <w:tcPr>
+            <w:tcW w:w="1952" w:type="dxa"/>
+          </w:tcPr>
           <w:p>
             <w:pPr>
               <w:pStyle w:val="Compact"/>
@@ -18346,6 +19850,9 @@
           </w:p>
         </w:tc>
         <w:tc>
+          <w:tcPr>
+            <w:tcW w:w="3115" w:type="dxa"/>
+          </w:tcPr>
           <w:p>
             <w:pPr>
               <w:pStyle w:val="Compact"/>
@@ -18365,6 +19872,9 @@
           <w:cantSplit/>
         </w:trPr>
         <w:tc>
+          <w:tcPr>
+            <w:tcW w:w="1931" w:type="dxa"/>
+          </w:tcPr>
           <w:p>
             <w:pPr>
               <w:pStyle w:val="Compact"/>
@@ -18381,6 +19891,9 @@
           </w:p>
         </w:tc>
         <w:tc>
+          <w:tcPr>
+            <w:tcW w:w="2074" w:type="dxa"/>
+          </w:tcPr>
           <w:p>
             <w:pPr>
               <w:pStyle w:val="Compact"/>
@@ -18395,6 +19908,9 @@
           </w:p>
         </w:tc>
         <w:tc>
+          <w:tcPr>
+            <w:tcW w:w="1952" w:type="dxa"/>
+          </w:tcPr>
           <w:p>
             <w:pPr>
               <w:pStyle w:val="Compact"/>
@@ -18411,6 +19927,9 @@
           </w:p>
         </w:tc>
         <w:tc>
+          <w:tcPr>
+            <w:tcW w:w="3115" w:type="dxa"/>
+          </w:tcPr>
           <w:p>
             <w:pPr>
               <w:pStyle w:val="Compact"/>
@@ -18555,6 +20074,7 @@
     <w:p>
       <w:pPr>
         <w:pStyle w:val="BodyText"/>
+        <w:spacing w:after="160"/>
       </w:pPr>
       <w:r>
         <w:rPr>
@@ -18567,8 +20087,6 @@
     <w:tbl>
       <w:tblPr>
         <w:tblStyle w:val="Table"/>
-        <w:tblW w:type="pct" w:w="0.0"/>
-        <w:tblLayout w:type="autofit"/>
         <w:tblLook w:firstRow="1" w:lastRow="0" w:firstColumn="0" w:lastColumn="0" w:noHBand="0" w:noVBand="0" w:val="0020"/>
         <w:tblBorders>
           <w:top w:val="single" w:sz="4" w:color="D9DEDC"/>
@@ -18584,8 +20102,13 @@
           <w:left w:w="140" w:type="dxa"/>
           <w:right w:w="140" w:type="dxa"/>
         </w:tblCellMar>
+        <w:tblW w:w="9072" w:type="dxa"/>
+        <w:tblLayout w:type="fixed"/>
       </w:tblPr>
-      <w:tblGrid/>
+      <w:tblGrid>
+        <w:gridCol w:w="5061"/>
+        <w:gridCol w:w="4011"/>
+      </w:tblGrid>
       <w:tr>
         <w:trPr>
           <w:cantSplit/>
@@ -18593,6 +20116,7 @@
         </w:trPr>
         <w:tc>
           <w:tcPr>
+            <w:tcW w:w="5061" w:type="dxa"/>
             <w:shd w:val="clear" w:color="auto" w:fill="1F3A34"/>
           </w:tcPr>
           <w:p>
@@ -18612,6 +20136,7 @@
         </w:tc>
         <w:tc>
           <w:tcPr>
+            <w:tcW w:w="4011" w:type="dxa"/>
             <w:shd w:val="clear" w:color="auto" w:fill="1F3A34"/>
           </w:tcPr>
           <w:p>
@@ -18635,6 +20160,9 @@
           <w:cantSplit/>
         </w:trPr>
         <w:tc>
+          <w:tcPr>
+            <w:tcW w:w="5061" w:type="dxa"/>
+          </w:tcPr>
           <w:p>
             <w:pPr>
               <w:pStyle w:val="Compact"/>
@@ -18650,6 +20178,7 @@
         </w:tc>
         <w:tc>
           <w:tcPr>
+            <w:tcW w:w="4011" w:type="dxa"/>
             <w:shd w:val="clear" w:color="auto" w:fill="DCFCE7"/>
           </w:tcPr>
           <w:p>
@@ -18674,6 +20203,7 @@
         </w:trPr>
         <w:tc>
           <w:tcPr>
+            <w:tcW w:w="5061" w:type="dxa"/>
             <w:shd w:val="clear" w:color="auto" w:fill="F6F8F7"/>
           </w:tcPr>
           <w:p>
@@ -18691,6 +20221,7 @@
         </w:tc>
         <w:tc>
           <w:tcPr>
+            <w:tcW w:w="4011" w:type="dxa"/>
             <w:shd w:val="clear" w:color="auto" w:fill="FEF3C7"/>
           </w:tcPr>
           <w:p>
@@ -18714,6 +20245,9 @@
           <w:cantSplit/>
         </w:trPr>
         <w:tc>
+          <w:tcPr>
+            <w:tcW w:w="5061" w:type="dxa"/>
+          </w:tcPr>
           <w:p>
             <w:pPr>
               <w:pStyle w:val="Compact"/>
@@ -18729,6 +20263,7 @@
         </w:tc>
         <w:tc>
           <w:tcPr>
+            <w:tcW w:w="4011" w:type="dxa"/>
             <w:shd w:val="clear" w:color="auto" w:fill="FFEDD5"/>
           </w:tcPr>
           <w:p>
@@ -18753,6 +20288,7 @@
         </w:trPr>
         <w:tc>
           <w:tcPr>
+            <w:tcW w:w="5061" w:type="dxa"/>
             <w:shd w:val="clear" w:color="auto" w:fill="F6F8F7"/>
           </w:tcPr>
           <w:p>
@@ -18770,6 +20306,7 @@
         </w:tc>
         <w:tc>
           <w:tcPr>
+            <w:tcW w:w="4011" w:type="dxa"/>
             <w:shd w:val="clear" w:color="auto" w:fill="FEE2E2"/>
           </w:tcPr>
           <w:p>
@@ -19140,6 +20677,7 @@
     <w:p>
       <w:pPr>
         <w:pStyle w:val="FirstParagraph"/>
+        <w:spacing w:after="160"/>
       </w:pPr>
       <w:r>
         <w:t xml:space="preserve">Cuánto crece el crédito al sector privado en términos reales (variación interanual de los préstamos, deflactada por el IPC).</w:t>
@@ -19148,8 +20686,6 @@
     <w:tbl>
       <w:tblPr>
         <w:tblStyle w:val="Table"/>
-        <w:tblW w:type="pct" w:w="5000.0"/>
-        <w:tblLayout w:type="autofit"/>
         <w:tblLook w:firstRow="0" w:lastRow="0" w:firstColumn="0" w:lastColumn="0" w:noHBand="0" w:noVBand="0" w:val="0000"/>
         <w:tblBorders>
           <w:top w:val="single" w:sz="4" w:color="D9DEDC"/>
@@ -19165,18 +20701,23 @@
           <w:left w:w="140" w:type="dxa"/>
           <w:right w:w="140" w:type="dxa"/>
         </w:tblCellMar>
+        <w:tblW w:w="9072" w:type="dxa"/>
+        <w:tblLayout w:type="fixed"/>
       </w:tblPr>
       <w:tblGrid>
-        <w:gridCol w:w="1980"/>
-        <w:gridCol w:w="1980"/>
-        <w:gridCol w:w="1980"/>
-        <w:gridCol w:w="1980"/>
+        <w:gridCol w:w="2588"/>
+        <w:gridCol w:w="1470"/>
+        <w:gridCol w:w="2395"/>
+        <w:gridCol w:w="2619"/>
       </w:tblGrid>
       <w:tr>
         <w:trPr>
           <w:cantSplit/>
         </w:trPr>
         <w:tc>
+          <w:tcPr>
+            <w:tcW w:w="2588" w:type="dxa"/>
+          </w:tcPr>
           <w:p>
             <w:pPr>
               <w:pStyle w:val="Compact"/>
@@ -19206,6 +20747,7 @@
         </w:tc>
         <w:tc>
           <w:tcPr>
+            <w:tcW w:w="1470" w:type="dxa"/>
             <w:shd w:val="clear" w:color="auto" w:fill="FEF3C7"/>
           </w:tcPr>
           <w:p>
@@ -19225,6 +20767,9 @@
           </w:p>
         </w:tc>
         <w:tc>
+          <w:tcPr>
+            <w:tcW w:w="2395" w:type="dxa"/>
+          </w:tcPr>
           <w:p>
             <w:pPr>
               <w:pStyle w:val="Compact"/>
@@ -19239,6 +20784,9 @@
           </w:p>
         </w:tc>
         <w:tc>
+          <w:tcPr>
+            <w:tcW w:w="2619" w:type="dxa"/>
+          </w:tcPr>
           <w:p>
             <w:pPr>
               <w:pStyle w:val="Compact"/>
@@ -19259,6 +20807,7 @@
       <w:pPr>
         <w:pStyle w:val="Heading2"/>
         <w:keepNext/>
+        <w:spacing w:after="160"/>
       </w:pPr>
       <w:r>
         <w:t xml:space="preserve">Identificación</w:t>
@@ -19267,8 +20816,6 @@
     <w:tbl>
       <w:tblPr>
         <w:tblStyle w:val="Table"/>
-        <w:tblW w:type="pct" w:w="5000.0"/>
-        <w:tblLayout w:type="autofit"/>
         <w:tblLook w:firstRow="0" w:lastRow="0" w:firstColumn="0" w:lastColumn="0" w:noHBand="0" w:noVBand="0" w:val="0000"/>
         <w:tblBorders>
           <w:top w:val="single" w:sz="4" w:color="D9DEDC"/>
@@ -19284,18 +20831,23 @@
           <w:left w:w="140" w:type="dxa"/>
           <w:right w:w="140" w:type="dxa"/>
         </w:tblCellMar>
+        <w:tblW w:w="9072" w:type="dxa"/>
+        <w:tblLayout w:type="fixed"/>
       </w:tblPr>
       <w:tblGrid>
-        <w:gridCol w:w="1980"/>
-        <w:gridCol w:w="1980"/>
-        <w:gridCol w:w="1980"/>
-        <w:gridCol w:w="1980"/>
+        <w:gridCol w:w="1906"/>
+        <w:gridCol w:w="2561"/>
+        <w:gridCol w:w="1925"/>
+        <w:gridCol w:w="2680"/>
       </w:tblGrid>
       <w:tr>
         <w:trPr>
           <w:cantSplit/>
         </w:trPr>
         <w:tc>
+          <w:tcPr>
+            <w:tcW w:w="1906" w:type="dxa"/>
+          </w:tcPr>
           <w:p>
             <w:pPr>
               <w:pStyle w:val="Compact"/>
@@ -19312,6 +20864,9 @@
           </w:p>
         </w:tc>
         <w:tc>
+          <w:tcPr>
+            <w:tcW w:w="2561" w:type="dxa"/>
+          </w:tcPr>
           <w:p>
             <w:pPr>
               <w:pStyle w:val="Compact"/>
@@ -19326,6 +20881,9 @@
           </w:p>
         </w:tc>
         <w:tc>
+          <w:tcPr>
+            <w:tcW w:w="1925" w:type="dxa"/>
+          </w:tcPr>
           <w:p>
             <w:pPr>
               <w:pStyle w:val="Compact"/>
@@ -19342,6 +20900,9 @@
           </w:p>
         </w:tc>
         <w:tc>
+          <w:tcPr>
+            <w:tcW w:w="2680" w:type="dxa"/>
+          </w:tcPr>
           <w:p>
             <w:pPr>
               <w:pStyle w:val="Compact"/>
@@ -19361,6 +20922,9 @@
           <w:cantSplit/>
         </w:trPr>
         <w:tc>
+          <w:tcPr>
+            <w:tcW w:w="1906" w:type="dxa"/>
+          </w:tcPr>
           <w:p>
             <w:pPr>
               <w:pStyle w:val="Compact"/>
@@ -19377,6 +20941,9 @@
           </w:p>
         </w:tc>
         <w:tc>
+          <w:tcPr>
+            <w:tcW w:w="2561" w:type="dxa"/>
+          </w:tcPr>
           <w:p>
             <w:pPr>
               <w:pStyle w:val="Compact"/>
@@ -19391,6 +20958,9 @@
           </w:p>
         </w:tc>
         <w:tc>
+          <w:tcPr>
+            <w:tcW w:w="1925" w:type="dxa"/>
+          </w:tcPr>
           <w:p>
             <w:pPr>
               <w:pStyle w:val="Compact"/>
@@ -19407,6 +20977,9 @@
           </w:p>
         </w:tc>
         <w:tc>
+          <w:tcPr>
+            <w:tcW w:w="2680" w:type="dxa"/>
+          </w:tcPr>
           <w:p>
             <w:pPr>
               <w:pStyle w:val="Compact"/>
@@ -19426,6 +20999,9 @@
           <w:cantSplit/>
         </w:trPr>
         <w:tc>
+          <w:tcPr>
+            <w:tcW w:w="1906" w:type="dxa"/>
+          </w:tcPr>
           <w:p>
             <w:pPr>
               <w:pStyle w:val="Compact"/>
@@ -19442,6 +21018,9 @@
           </w:p>
         </w:tc>
         <w:tc>
+          <w:tcPr>
+            <w:tcW w:w="2561" w:type="dxa"/>
+          </w:tcPr>
           <w:p>
             <w:pPr>
               <w:pStyle w:val="Compact"/>
@@ -19456,6 +21035,9 @@
           </w:p>
         </w:tc>
         <w:tc>
+          <w:tcPr>
+            <w:tcW w:w="1925" w:type="dxa"/>
+          </w:tcPr>
           <w:p>
             <w:pPr>
               <w:pStyle w:val="Compact"/>
@@ -19472,6 +21054,9 @@
           </w:p>
         </w:tc>
         <w:tc>
+          <w:tcPr>
+            <w:tcW w:w="2680" w:type="dxa"/>
+          </w:tcPr>
           <w:p>
             <w:pPr>
               <w:pStyle w:val="Compact"/>
@@ -19491,6 +21076,9 @@
           <w:cantSplit/>
         </w:trPr>
         <w:tc>
+          <w:tcPr>
+            <w:tcW w:w="1906" w:type="dxa"/>
+          </w:tcPr>
           <w:p>
             <w:pPr>
               <w:pStyle w:val="Compact"/>
@@ -19507,6 +21095,9 @@
           </w:p>
         </w:tc>
         <w:tc>
+          <w:tcPr>
+            <w:tcW w:w="2561" w:type="dxa"/>
+          </w:tcPr>
           <w:p>
             <w:pPr>
               <w:pStyle w:val="Compact"/>
@@ -19521,6 +21112,9 @@
           </w:p>
         </w:tc>
         <w:tc>
+          <w:tcPr>
+            <w:tcW w:w="1925" w:type="dxa"/>
+          </w:tcPr>
           <w:p>
             <w:pPr>
               <w:pStyle w:val="Compact"/>
@@ -19537,6 +21131,9 @@
           </w:p>
         </w:tc>
         <w:tc>
+          <w:tcPr>
+            <w:tcW w:w="2680" w:type="dxa"/>
+          </w:tcPr>
           <w:p>
             <w:pPr>
               <w:pStyle w:val="Compact"/>
@@ -19556,6 +21153,9 @@
           <w:cantSplit/>
         </w:trPr>
         <w:tc>
+          <w:tcPr>
+            <w:tcW w:w="1906" w:type="dxa"/>
+          </w:tcPr>
           <w:p>
             <w:pPr>
               <w:pStyle w:val="Compact"/>
@@ -19572,6 +21172,9 @@
           </w:p>
         </w:tc>
         <w:tc>
+          <w:tcPr>
+            <w:tcW w:w="2561" w:type="dxa"/>
+          </w:tcPr>
           <w:p>
             <w:pPr>
               <w:pStyle w:val="Compact"/>
@@ -19586,6 +21189,9 @@
           </w:p>
         </w:tc>
         <w:tc>
+          <w:tcPr>
+            <w:tcW w:w="1925" w:type="dxa"/>
+          </w:tcPr>
           <w:p>
             <w:pPr>
               <w:pStyle w:val="Compact"/>
@@ -19602,6 +21208,9 @@
           </w:p>
         </w:tc>
         <w:tc>
+          <w:tcPr>
+            <w:tcW w:w="2680" w:type="dxa"/>
+          </w:tcPr>
           <w:p>
             <w:pPr>
               <w:pStyle w:val="Compact"/>
@@ -19719,6 +21328,7 @@
     <w:p>
       <w:pPr>
         <w:pStyle w:val="BodyText"/>
+        <w:spacing w:after="160"/>
       </w:pPr>
       <w:r>
         <w:rPr>
@@ -19731,8 +21341,6 @@
     <w:tbl>
       <w:tblPr>
         <w:tblStyle w:val="Table"/>
-        <w:tblW w:type="pct" w:w="0.0"/>
-        <w:tblLayout w:type="autofit"/>
         <w:tblLook w:firstRow="1" w:lastRow="0" w:firstColumn="0" w:lastColumn="0" w:noHBand="0" w:noVBand="0" w:val="0020"/>
         <w:tblBorders>
           <w:top w:val="single" w:sz="4" w:color="D9DEDC"/>
@@ -19748,8 +21356,13 @@
           <w:left w:w="140" w:type="dxa"/>
           <w:right w:w="140" w:type="dxa"/>
         </w:tblCellMar>
+        <w:tblW w:w="9072" w:type="dxa"/>
+        <w:tblLayout w:type="fixed"/>
       </w:tblPr>
-      <w:tblGrid/>
+      <w:tblGrid>
+        <w:gridCol w:w="5292"/>
+        <w:gridCol w:w="3780"/>
+      </w:tblGrid>
       <w:tr>
         <w:trPr>
           <w:cantSplit/>
@@ -19757,6 +21370,7 @@
         </w:trPr>
         <w:tc>
           <w:tcPr>
+            <w:tcW w:w="5292" w:type="dxa"/>
             <w:shd w:val="clear" w:color="auto" w:fill="1F3A34"/>
           </w:tcPr>
           <w:p>
@@ -19776,6 +21390,7 @@
         </w:tc>
         <w:tc>
           <w:tcPr>
+            <w:tcW w:w="3780" w:type="dxa"/>
             <w:shd w:val="clear" w:color="auto" w:fill="1F3A34"/>
           </w:tcPr>
           <w:p>
@@ -19799,6 +21414,9 @@
           <w:cantSplit/>
         </w:trPr>
         <w:tc>
+          <w:tcPr>
+            <w:tcW w:w="5292" w:type="dxa"/>
+          </w:tcPr>
           <w:p>
             <w:pPr>
               <w:pStyle w:val="Compact"/>
@@ -19814,6 +21432,7 @@
         </w:tc>
         <w:tc>
           <w:tcPr>
+            <w:tcW w:w="3780" w:type="dxa"/>
             <w:shd w:val="clear" w:color="auto" w:fill="DCFCE7"/>
           </w:tcPr>
           <w:p>
@@ -19838,6 +21457,7 @@
         </w:trPr>
         <w:tc>
           <w:tcPr>
+            <w:tcW w:w="5292" w:type="dxa"/>
             <w:shd w:val="clear" w:color="auto" w:fill="F6F8F7"/>
           </w:tcPr>
           <w:p>
@@ -19855,6 +21475,7 @@
         </w:tc>
         <w:tc>
           <w:tcPr>
+            <w:tcW w:w="3780" w:type="dxa"/>
             <w:shd w:val="clear" w:color="auto" w:fill="FEF3C7"/>
           </w:tcPr>
           <w:p>
@@ -19878,6 +21499,9 @@
           <w:cantSplit/>
         </w:trPr>
         <w:tc>
+          <w:tcPr>
+            <w:tcW w:w="5292" w:type="dxa"/>
+          </w:tcPr>
           <w:p>
             <w:pPr>
               <w:pStyle w:val="Compact"/>
@@ -19893,6 +21517,7 @@
         </w:tc>
         <w:tc>
           <w:tcPr>
+            <w:tcW w:w="3780" w:type="dxa"/>
             <w:shd w:val="clear" w:color="auto" w:fill="FFEDD5"/>
           </w:tcPr>
           <w:p>
@@ -19917,6 +21542,7 @@
         </w:trPr>
         <w:tc>
           <w:tcPr>
+            <w:tcW w:w="5292" w:type="dxa"/>
             <w:shd w:val="clear" w:color="auto" w:fill="F6F8F7"/>
           </w:tcPr>
           <w:p>
@@ -19934,6 +21560,7 @@
         </w:tc>
         <w:tc>
           <w:tcPr>
+            <w:tcW w:w="3780" w:type="dxa"/>
             <w:shd w:val="clear" w:color="auto" w:fill="FEE2E2"/>
           </w:tcPr>
           <w:p>
@@ -20232,6 +21859,7 @@
     <w:p>
       <w:pPr>
         <w:pStyle w:val="FirstParagraph"/>
+        <w:spacing w:after="160"/>
       </w:pPr>
       <w:r>
         <w:t xml:space="preserve">Qué tasa de interés real paga el Tesoro para renovar su deuda en pesos: la tasa efectiva anual de las licitaciones del mes, descontada la inflación esperada.</w:t>
@@ -20240,8 +21868,6 @@
     <w:tbl>
       <w:tblPr>
         <w:tblStyle w:val="Table"/>
-        <w:tblW w:type="pct" w:w="5000.0"/>
-        <w:tblLayout w:type="autofit"/>
         <w:tblLook w:firstRow="0" w:lastRow="0" w:firstColumn="0" w:lastColumn="0" w:noHBand="0" w:noVBand="0" w:val="0000"/>
         <w:tblBorders>
           <w:top w:val="single" w:sz="4" w:color="D9DEDC"/>
@@ -20257,18 +21883,23 @@
           <w:left w:w="140" w:type="dxa"/>
           <w:right w:w="140" w:type="dxa"/>
         </w:tblCellMar>
+        <w:tblW w:w="9072" w:type="dxa"/>
+        <w:tblLayout w:type="fixed"/>
       </w:tblPr>
       <w:tblGrid>
-        <w:gridCol w:w="1980"/>
-        <w:gridCol w:w="1980"/>
-        <w:gridCol w:w="1980"/>
-        <w:gridCol w:w="1980"/>
+        <w:gridCol w:w="3772"/>
+        <w:gridCol w:w="1043"/>
+        <w:gridCol w:w="1943"/>
+        <w:gridCol w:w="2314"/>
       </w:tblGrid>
       <w:tr>
         <w:trPr>
           <w:cantSplit/>
         </w:trPr>
         <w:tc>
+          <w:tcPr>
+            <w:tcW w:w="3772" w:type="dxa"/>
+          </w:tcPr>
           <w:p>
             <w:pPr>
               <w:pStyle w:val="Compact"/>
@@ -20298,6 +21929,7 @@
         </w:tc>
         <w:tc>
           <w:tcPr>
+            <w:tcW w:w="1043" w:type="dxa"/>
             <w:shd w:val="clear" w:color="auto" w:fill="DCFCE7"/>
           </w:tcPr>
           <w:p>
@@ -20317,6 +21949,9 @@
           </w:p>
         </w:tc>
         <w:tc>
+          <w:tcPr>
+            <w:tcW w:w="1943" w:type="dxa"/>
+          </w:tcPr>
           <w:p>
             <w:pPr>
               <w:pStyle w:val="Compact"/>
@@ -20331,6 +21966,9 @@
           </w:p>
         </w:tc>
         <w:tc>
+          <w:tcPr>
+            <w:tcW w:w="2314" w:type="dxa"/>
+          </w:tcPr>
           <w:p>
             <w:pPr>
               <w:pStyle w:val="Compact"/>
@@ -20351,6 +21989,7 @@
       <w:pPr>
         <w:pStyle w:val="Heading2"/>
         <w:keepNext/>
+        <w:spacing w:after="160"/>
       </w:pPr>
       <w:r>
         <w:t xml:space="preserve">Identificación</w:t>
@@ -20359,8 +21998,6 @@
     <w:tbl>
       <w:tblPr>
         <w:tblStyle w:val="Table"/>
-        <w:tblW w:type="pct" w:w="5000.0"/>
-        <w:tblLayout w:type="autofit"/>
         <w:tblLook w:firstRow="0" w:lastRow="0" w:firstColumn="0" w:lastColumn="0" w:noHBand="0" w:noVBand="0" w:val="0000"/>
         <w:tblBorders>
           <w:top w:val="single" w:sz="4" w:color="D9DEDC"/>
@@ -20376,18 +22013,23 @@
           <w:left w:w="140" w:type="dxa"/>
           <w:right w:w="140" w:type="dxa"/>
         </w:tblCellMar>
+        <w:tblW w:w="9072" w:type="dxa"/>
+        <w:tblLayout w:type="fixed"/>
       </w:tblPr>
       <w:tblGrid>
-        <w:gridCol w:w="1980"/>
-        <w:gridCol w:w="1980"/>
-        <w:gridCol w:w="1980"/>
-        <w:gridCol w:w="1980"/>
+        <w:gridCol w:w="1734"/>
+        <w:gridCol w:w="3407"/>
+        <w:gridCol w:w="1743"/>
+        <w:gridCol w:w="2188"/>
       </w:tblGrid>
       <w:tr>
         <w:trPr>
           <w:cantSplit/>
         </w:trPr>
         <w:tc>
+          <w:tcPr>
+            <w:tcW w:w="1734" w:type="dxa"/>
+          </w:tcPr>
           <w:p>
             <w:pPr>
               <w:pStyle w:val="Compact"/>
@@ -20404,6 +22046,9 @@
           </w:p>
         </w:tc>
         <w:tc>
+          <w:tcPr>
+            <w:tcW w:w="3407" w:type="dxa"/>
+          </w:tcPr>
           <w:p>
             <w:pPr>
               <w:pStyle w:val="Compact"/>
@@ -20418,6 +22063,9 @@
           </w:p>
         </w:tc>
         <w:tc>
+          <w:tcPr>
+            <w:tcW w:w="1743" w:type="dxa"/>
+          </w:tcPr>
           <w:p>
             <w:pPr>
               <w:pStyle w:val="Compact"/>
@@ -20434,6 +22082,9 @@
           </w:p>
         </w:tc>
         <w:tc>
+          <w:tcPr>
+            <w:tcW w:w="2188" w:type="dxa"/>
+          </w:tcPr>
           <w:p>
             <w:pPr>
               <w:pStyle w:val="Compact"/>
@@ -20453,6 +22104,9 @@
           <w:cantSplit/>
         </w:trPr>
         <w:tc>
+          <w:tcPr>
+            <w:tcW w:w="1734" w:type="dxa"/>
+          </w:tcPr>
           <w:p>
             <w:pPr>
               <w:pStyle w:val="Compact"/>
@@ -20469,6 +22123,9 @@
           </w:p>
         </w:tc>
         <w:tc>
+          <w:tcPr>
+            <w:tcW w:w="3407" w:type="dxa"/>
+          </w:tcPr>
           <w:p>
             <w:pPr>
               <w:pStyle w:val="Compact"/>
@@ -20483,6 +22140,9 @@
           </w:p>
         </w:tc>
         <w:tc>
+          <w:tcPr>
+            <w:tcW w:w="1743" w:type="dxa"/>
+          </w:tcPr>
           <w:p>
             <w:pPr>
               <w:pStyle w:val="Compact"/>
@@ -20499,6 +22159,9 @@
           </w:p>
         </w:tc>
         <w:tc>
+          <w:tcPr>
+            <w:tcW w:w="2188" w:type="dxa"/>
+          </w:tcPr>
           <w:p>
             <w:pPr>
               <w:pStyle w:val="Compact"/>
@@ -20518,6 +22181,9 @@
           <w:cantSplit/>
         </w:trPr>
         <w:tc>
+          <w:tcPr>
+            <w:tcW w:w="1734" w:type="dxa"/>
+          </w:tcPr>
           <w:p>
             <w:pPr>
               <w:pStyle w:val="Compact"/>
@@ -20534,6 +22200,9 @@
           </w:p>
         </w:tc>
         <w:tc>
+          <w:tcPr>
+            <w:tcW w:w="3407" w:type="dxa"/>
+          </w:tcPr>
           <w:p>
             <w:pPr>
               <w:pStyle w:val="Compact"/>
@@ -20548,6 +22217,9 @@
           </w:p>
         </w:tc>
         <w:tc>
+          <w:tcPr>
+            <w:tcW w:w="1743" w:type="dxa"/>
+          </w:tcPr>
           <w:p>
             <w:pPr>
               <w:pStyle w:val="Compact"/>
@@ -20564,6 +22236,9 @@
           </w:p>
         </w:tc>
         <w:tc>
+          <w:tcPr>
+            <w:tcW w:w="2188" w:type="dxa"/>
+          </w:tcPr>
           <w:p>
             <w:pPr>
               <w:pStyle w:val="Compact"/>
@@ -20583,6 +22258,9 @@
           <w:cantSplit/>
         </w:trPr>
         <w:tc>
+          <w:tcPr>
+            <w:tcW w:w="1734" w:type="dxa"/>
+          </w:tcPr>
           <w:p>
             <w:pPr>
               <w:pStyle w:val="Compact"/>
@@ -20599,6 +22277,9 @@
           </w:p>
         </w:tc>
         <w:tc>
+          <w:tcPr>
+            <w:tcW w:w="3407" w:type="dxa"/>
+          </w:tcPr>
           <w:p>
             <w:pPr>
               <w:pStyle w:val="Compact"/>
@@ -20613,6 +22294,9 @@
           </w:p>
         </w:tc>
         <w:tc>
+          <w:tcPr>
+            <w:tcW w:w="1743" w:type="dxa"/>
+          </w:tcPr>
           <w:p>
             <w:pPr>
               <w:pStyle w:val="Compact"/>
@@ -20629,6 +22313,9 @@
           </w:p>
         </w:tc>
         <w:tc>
+          <w:tcPr>
+            <w:tcW w:w="2188" w:type="dxa"/>
+          </w:tcPr>
           <w:p>
             <w:pPr>
               <w:pStyle w:val="Compact"/>
@@ -20648,6 +22335,9 @@
           <w:cantSplit/>
         </w:trPr>
         <w:tc>
+          <w:tcPr>
+            <w:tcW w:w="1734" w:type="dxa"/>
+          </w:tcPr>
           <w:p>
             <w:pPr>
               <w:pStyle w:val="Compact"/>
@@ -20664,6 +22354,9 @@
           </w:p>
         </w:tc>
         <w:tc>
+          <w:tcPr>
+            <w:tcW w:w="3407" w:type="dxa"/>
+          </w:tcPr>
           <w:p>
             <w:pPr>
               <w:pStyle w:val="Compact"/>
@@ -20678,6 +22371,9 @@
           </w:p>
         </w:tc>
         <w:tc>
+          <w:tcPr>
+            <w:tcW w:w="1743" w:type="dxa"/>
+          </w:tcPr>
           <w:p>
             <w:pPr>
               <w:pStyle w:val="Compact"/>
@@ -20694,6 +22390,9 @@
           </w:p>
         </w:tc>
         <w:tc>
+          <w:tcPr>
+            <w:tcW w:w="2188" w:type="dxa"/>
+          </w:tcPr>
           <w:p>
             <w:pPr>
               <w:pStyle w:val="Compact"/>
@@ -20835,6 +22534,7 @@
     <w:p>
       <w:pPr>
         <w:pStyle w:val="BodyText"/>
+        <w:spacing w:after="160"/>
       </w:pPr>
       <w:r>
         <w:rPr>
@@ -20847,8 +22547,6 @@
     <w:tbl>
       <w:tblPr>
         <w:tblStyle w:val="Table"/>
-        <w:tblW w:type="pct" w:w="0.0"/>
-        <w:tblLayout w:type="autofit"/>
         <w:tblLook w:firstRow="1" w:lastRow="0" w:firstColumn="0" w:lastColumn="0" w:noHBand="0" w:noVBand="0" w:val="0020"/>
         <w:tblBorders>
           <w:top w:val="single" w:sz="4" w:color="D9DEDC"/>
@@ -20864,8 +22562,13 @@
           <w:left w:w="140" w:type="dxa"/>
           <w:right w:w="140" w:type="dxa"/>
         </w:tblCellMar>
+        <w:tblW w:w="9072" w:type="dxa"/>
+        <w:tblLayout w:type="fixed"/>
       </w:tblPr>
-      <w:tblGrid/>
+      <w:tblGrid>
+        <w:gridCol w:w="5914"/>
+        <w:gridCol w:w="3158"/>
+      </w:tblGrid>
       <w:tr>
         <w:trPr>
           <w:cantSplit/>
@@ -20873,6 +22576,7 @@
         </w:trPr>
         <w:tc>
           <w:tcPr>
+            <w:tcW w:w="5914" w:type="dxa"/>
             <w:shd w:val="clear" w:color="auto" w:fill="1F3A34"/>
           </w:tcPr>
           <w:p>
@@ -20892,6 +22596,7 @@
         </w:tc>
         <w:tc>
           <w:tcPr>
+            <w:tcW w:w="3158" w:type="dxa"/>
             <w:shd w:val="clear" w:color="auto" w:fill="1F3A34"/>
           </w:tcPr>
           <w:p>
@@ -20915,6 +22620,9 @@
           <w:cantSplit/>
         </w:trPr>
         <w:tc>
+          <w:tcPr>
+            <w:tcW w:w="5914" w:type="dxa"/>
+          </w:tcPr>
           <w:p>
             <w:pPr>
               <w:pStyle w:val="Compact"/>
@@ -20930,6 +22638,7 @@
         </w:tc>
         <w:tc>
           <w:tcPr>
+            <w:tcW w:w="3158" w:type="dxa"/>
             <w:shd w:val="clear" w:color="auto" w:fill="DCFCE7"/>
           </w:tcPr>
           <w:p>
@@ -20954,6 +22663,7 @@
         </w:trPr>
         <w:tc>
           <w:tcPr>
+            <w:tcW w:w="5914" w:type="dxa"/>
             <w:shd w:val="clear" w:color="auto" w:fill="F6F8F7"/>
           </w:tcPr>
           <w:p>
@@ -20971,6 +22681,7 @@
         </w:tc>
         <w:tc>
           <w:tcPr>
+            <w:tcW w:w="3158" w:type="dxa"/>
             <w:shd w:val="clear" w:color="auto" w:fill="FEF3C7"/>
           </w:tcPr>
           <w:p>
@@ -20994,6 +22705,9 @@
           <w:cantSplit/>
         </w:trPr>
         <w:tc>
+          <w:tcPr>
+            <w:tcW w:w="5914" w:type="dxa"/>
+          </w:tcPr>
           <w:p>
             <w:pPr>
               <w:pStyle w:val="Compact"/>
@@ -21009,6 +22723,7 @@
         </w:tc>
         <w:tc>
           <w:tcPr>
+            <w:tcW w:w="3158" w:type="dxa"/>
             <w:shd w:val="clear" w:color="auto" w:fill="FEF3C7"/>
           </w:tcPr>
           <w:p>
@@ -21033,6 +22748,7 @@
         </w:trPr>
         <w:tc>
           <w:tcPr>
+            <w:tcW w:w="5914" w:type="dxa"/>
             <w:shd w:val="clear" w:color="auto" w:fill="F6F8F7"/>
           </w:tcPr>
           <w:p>
@@ -21050,6 +22766,7 @@
         </w:tc>
         <w:tc>
           <w:tcPr>
+            <w:tcW w:w="3158" w:type="dxa"/>
             <w:shd w:val="clear" w:color="auto" w:fill="FFEDD5"/>
           </w:tcPr>
           <w:p>
@@ -21073,6 +22790,9 @@
           <w:cantSplit/>
         </w:trPr>
         <w:tc>
+          <w:tcPr>
+            <w:tcW w:w="5914" w:type="dxa"/>
+          </w:tcPr>
           <w:p>
             <w:pPr>
               <w:pStyle w:val="Compact"/>
@@ -21088,6 +22808,7 @@
         </w:tc>
         <w:tc>
           <w:tcPr>
+            <w:tcW w:w="3158" w:type="dxa"/>
             <w:shd w:val="clear" w:color="auto" w:fill="FFEDD5"/>
           </w:tcPr>
           <w:p>
@@ -21112,6 +22833,7 @@
         </w:trPr>
         <w:tc>
           <w:tcPr>
+            <w:tcW w:w="5914" w:type="dxa"/>
             <w:shd w:val="clear" w:color="auto" w:fill="F6F8F7"/>
           </w:tcPr>
           <w:p>
@@ -21129,6 +22851,7 @@
         </w:tc>
         <w:tc>
           <w:tcPr>
+            <w:tcW w:w="3158" w:type="dxa"/>
             <w:shd w:val="clear" w:color="auto" w:fill="FEE2E2"/>
           </w:tcPr>
           <w:p>
@@ -21423,6 +23146,7 @@
     <w:p>
       <w:pPr>
         <w:pStyle w:val="FirstParagraph"/>
+        <w:spacing w:after="160"/>
       </w:pPr>
       <w:r>
         <w:t xml:space="preserve">Cuánto le sobra (o le falta) al Estado nacional después de pagar todo su gasto, antes de los intereses de la deuda, acumulado en doce meses y medido como porcentaje de lo que recauda.</w:t>
@@ -21431,8 +23155,6 @@
     <w:tbl>
       <w:tblPr>
         <w:tblStyle w:val="Table"/>
-        <w:tblW w:type="pct" w:w="5000.0"/>
-        <w:tblLayout w:type="autofit"/>
         <w:tblLook w:firstRow="0" w:lastRow="0" w:firstColumn="0" w:lastColumn="0" w:noHBand="0" w:noVBand="0" w:val="0000"/>
         <w:tblBorders>
           <w:top w:val="single" w:sz="4" w:color="D9DEDC"/>
@@ -21448,18 +23170,23 @@
           <w:left w:w="140" w:type="dxa"/>
           <w:right w:w="140" w:type="dxa"/>
         </w:tblCellMar>
+        <w:tblW w:w="9072" w:type="dxa"/>
+        <w:tblLayout w:type="fixed"/>
       </w:tblPr>
       <w:tblGrid>
-        <w:gridCol w:w="1980"/>
-        <w:gridCol w:w="1980"/>
-        <w:gridCol w:w="1980"/>
-        <w:gridCol w:w="1980"/>
+        <w:gridCol w:w="3476"/>
+        <w:gridCol w:w="1078"/>
+        <w:gridCol w:w="2101"/>
+        <w:gridCol w:w="2417"/>
       </w:tblGrid>
       <w:tr>
         <w:trPr>
           <w:cantSplit/>
         </w:trPr>
         <w:tc>
+          <w:tcPr>
+            <w:tcW w:w="3476" w:type="dxa"/>
+          </w:tcPr>
           <w:p>
             <w:pPr>
               <w:pStyle w:val="Compact"/>
@@ -21489,6 +23216,7 @@
         </w:tc>
         <w:tc>
           <w:tcPr>
+            <w:tcW w:w="1078" w:type="dxa"/>
             <w:shd w:val="clear" w:color="auto" w:fill="DCFCE7"/>
           </w:tcPr>
           <w:p>
@@ -21508,6 +23236,9 @@
           </w:p>
         </w:tc>
         <w:tc>
+          <w:tcPr>
+            <w:tcW w:w="2101" w:type="dxa"/>
+          </w:tcPr>
           <w:p>
             <w:pPr>
               <w:pStyle w:val="Compact"/>
@@ -21522,6 +23253,9 @@
           </w:p>
         </w:tc>
         <w:tc>
+          <w:tcPr>
+            <w:tcW w:w="2417" w:type="dxa"/>
+          </w:tcPr>
           <w:p>
             <w:pPr>
               <w:pStyle w:val="Compact"/>
@@ -21542,6 +23276,7 @@
       <w:pPr>
         <w:pStyle w:val="Heading2"/>
         <w:keepNext/>
+        <w:spacing w:after="160"/>
       </w:pPr>
       <w:r>
         <w:t xml:space="preserve">Identificación</w:t>
@@ -21550,8 +23285,6 @@
     <w:tbl>
       <w:tblPr>
         <w:tblStyle w:val="Table"/>
-        <w:tblW w:type="pct" w:w="5000.0"/>
-        <w:tblLayout w:type="autofit"/>
         <w:tblLook w:firstRow="0" w:lastRow="0" w:firstColumn="0" w:lastColumn="0" w:noHBand="0" w:noVBand="0" w:val="0000"/>
         <w:tblBorders>
           <w:top w:val="single" w:sz="4" w:color="D9DEDC"/>
@@ -21567,18 +23300,23 @@
           <w:left w:w="140" w:type="dxa"/>
           <w:right w:w="140" w:type="dxa"/>
         </w:tblCellMar>
+        <w:tblW w:w="9072" w:type="dxa"/>
+        <w:tblLayout w:type="fixed"/>
       </w:tblPr>
       <w:tblGrid>
-        <w:gridCol w:w="1980"/>
-        <w:gridCol w:w="1980"/>
-        <w:gridCol w:w="1980"/>
-        <w:gridCol w:w="1980"/>
+        <w:gridCol w:w="1868"/>
+        <w:gridCol w:w="2749"/>
+        <w:gridCol w:w="1884"/>
+        <w:gridCol w:w="2571"/>
       </w:tblGrid>
       <w:tr>
         <w:trPr>
           <w:cantSplit/>
         </w:trPr>
         <w:tc>
+          <w:tcPr>
+            <w:tcW w:w="1868" w:type="dxa"/>
+          </w:tcPr>
           <w:p>
             <w:pPr>
               <w:pStyle w:val="Compact"/>
@@ -21595,6 +23333,9 @@
           </w:p>
         </w:tc>
         <w:tc>
+          <w:tcPr>
+            <w:tcW w:w="2749" w:type="dxa"/>
+          </w:tcPr>
           <w:p>
             <w:pPr>
               <w:pStyle w:val="Compact"/>
@@ -21609,6 +23350,9 @@
           </w:p>
         </w:tc>
         <w:tc>
+          <w:tcPr>
+            <w:tcW w:w="1884" w:type="dxa"/>
+          </w:tcPr>
           <w:p>
             <w:pPr>
               <w:pStyle w:val="Compact"/>
@@ -21625,6 +23369,9 @@
           </w:p>
         </w:tc>
         <w:tc>
+          <w:tcPr>
+            <w:tcW w:w="2571" w:type="dxa"/>
+          </w:tcPr>
           <w:p>
             <w:pPr>
               <w:pStyle w:val="Compact"/>
@@ -21644,6 +23391,9 @@
           <w:cantSplit/>
         </w:trPr>
         <w:tc>
+          <w:tcPr>
+            <w:tcW w:w="1868" w:type="dxa"/>
+          </w:tcPr>
           <w:p>
             <w:pPr>
               <w:pStyle w:val="Compact"/>
@@ -21660,6 +23410,9 @@
           </w:p>
         </w:tc>
         <w:tc>
+          <w:tcPr>
+            <w:tcW w:w="2749" w:type="dxa"/>
+          </w:tcPr>
           <w:p>
             <w:pPr>
               <w:pStyle w:val="Compact"/>
@@ -21674,6 +23427,9 @@
           </w:p>
         </w:tc>
         <w:tc>
+          <w:tcPr>
+            <w:tcW w:w="1884" w:type="dxa"/>
+          </w:tcPr>
           <w:p>
             <w:pPr>
               <w:pStyle w:val="Compact"/>
@@ -21690,6 +23446,9 @@
           </w:p>
         </w:tc>
         <w:tc>
+          <w:tcPr>
+            <w:tcW w:w="2571" w:type="dxa"/>
+          </w:tcPr>
           <w:p>
             <w:pPr>
               <w:pStyle w:val="Compact"/>
@@ -21709,6 +23468,9 @@
           <w:cantSplit/>
         </w:trPr>
         <w:tc>
+          <w:tcPr>
+            <w:tcW w:w="1868" w:type="dxa"/>
+          </w:tcPr>
           <w:p>
             <w:pPr>
               <w:pStyle w:val="Compact"/>
@@ -21725,6 +23487,9 @@
           </w:p>
         </w:tc>
         <w:tc>
+          <w:tcPr>
+            <w:tcW w:w="2749" w:type="dxa"/>
+          </w:tcPr>
           <w:p>
             <w:pPr>
               <w:pStyle w:val="Compact"/>
@@ -21739,6 +23504,9 @@
           </w:p>
         </w:tc>
         <w:tc>
+          <w:tcPr>
+            <w:tcW w:w="1884" w:type="dxa"/>
+          </w:tcPr>
           <w:p>
             <w:pPr>
               <w:pStyle w:val="Compact"/>
@@ -21755,6 +23523,9 @@
           </w:p>
         </w:tc>
         <w:tc>
+          <w:tcPr>
+            <w:tcW w:w="2571" w:type="dxa"/>
+          </w:tcPr>
           <w:p>
             <w:pPr>
               <w:pStyle w:val="Compact"/>
@@ -21774,6 +23545,9 @@
           <w:cantSplit/>
         </w:trPr>
         <w:tc>
+          <w:tcPr>
+            <w:tcW w:w="1868" w:type="dxa"/>
+          </w:tcPr>
           <w:p>
             <w:pPr>
               <w:pStyle w:val="Compact"/>
@@ -21790,6 +23564,9 @@
           </w:p>
         </w:tc>
         <w:tc>
+          <w:tcPr>
+            <w:tcW w:w="2749" w:type="dxa"/>
+          </w:tcPr>
           <w:p>
             <w:pPr>
               <w:pStyle w:val="Compact"/>
@@ -21804,6 +23581,9 @@
           </w:p>
         </w:tc>
         <w:tc>
+          <w:tcPr>
+            <w:tcW w:w="1884" w:type="dxa"/>
+          </w:tcPr>
           <w:p>
             <w:pPr>
               <w:pStyle w:val="Compact"/>
@@ -21820,6 +23600,9 @@
           </w:p>
         </w:tc>
         <w:tc>
+          <w:tcPr>
+            <w:tcW w:w="2571" w:type="dxa"/>
+          </w:tcPr>
           <w:p>
             <w:pPr>
               <w:pStyle w:val="Compact"/>
@@ -21839,6 +23622,9 @@
           <w:cantSplit/>
         </w:trPr>
         <w:tc>
+          <w:tcPr>
+            <w:tcW w:w="1868" w:type="dxa"/>
+          </w:tcPr>
           <w:p>
             <w:pPr>
               <w:pStyle w:val="Compact"/>
@@ -21855,6 +23641,9 @@
           </w:p>
         </w:tc>
         <w:tc>
+          <w:tcPr>
+            <w:tcW w:w="2749" w:type="dxa"/>
+          </w:tcPr>
           <w:p>
             <w:pPr>
               <w:pStyle w:val="Compact"/>
@@ -21869,6 +23658,9 @@
           </w:p>
         </w:tc>
         <w:tc>
+          <w:tcPr>
+            <w:tcW w:w="1884" w:type="dxa"/>
+          </w:tcPr>
           <w:p>
             <w:pPr>
               <w:pStyle w:val="Compact"/>
@@ -21885,6 +23677,9 @@
           </w:p>
         </w:tc>
         <w:tc>
+          <w:tcPr>
+            <w:tcW w:w="2571" w:type="dxa"/>
+          </w:tcPr>
           <w:p>
             <w:pPr>
               <w:pStyle w:val="Compact"/>
@@ -22014,6 +23809,7 @@
     <w:p>
       <w:pPr>
         <w:pStyle w:val="BodyText"/>
+        <w:spacing w:after="160"/>
       </w:pPr>
       <w:r>
         <w:rPr>
@@ -22026,8 +23822,6 @@
     <w:tbl>
       <w:tblPr>
         <w:tblStyle w:val="Table"/>
-        <w:tblW w:type="pct" w:w="0.0"/>
-        <w:tblLayout w:type="autofit"/>
         <w:tblLook w:firstRow="1" w:lastRow="0" w:firstColumn="0" w:lastColumn="0" w:noHBand="0" w:noVBand="0" w:val="0020"/>
         <w:tblBorders>
           <w:top w:val="single" w:sz="4" w:color="D9DEDC"/>
@@ -22043,8 +23837,13 @@
           <w:left w:w="140" w:type="dxa"/>
           <w:right w:w="140" w:type="dxa"/>
         </w:tblCellMar>
+        <w:tblW w:w="9072" w:type="dxa"/>
+        <w:tblLayout w:type="fixed"/>
       </w:tblPr>
-      <w:tblGrid/>
+      <w:tblGrid>
+        <w:gridCol w:w="5516"/>
+        <w:gridCol w:w="3556"/>
+      </w:tblGrid>
       <w:tr>
         <w:trPr>
           <w:cantSplit/>
@@ -22052,6 +23851,7 @@
         </w:trPr>
         <w:tc>
           <w:tcPr>
+            <w:tcW w:w="5516" w:type="dxa"/>
             <w:shd w:val="clear" w:color="auto" w:fill="1F3A34"/>
           </w:tcPr>
           <w:p>
@@ -22071,6 +23871,7 @@
         </w:tc>
         <w:tc>
           <w:tcPr>
+            <w:tcW w:w="3556" w:type="dxa"/>
             <w:shd w:val="clear" w:color="auto" w:fill="1F3A34"/>
           </w:tcPr>
           <w:p>
@@ -22094,6 +23895,9 @@
           <w:cantSplit/>
         </w:trPr>
         <w:tc>
+          <w:tcPr>
+            <w:tcW w:w="5516" w:type="dxa"/>
+          </w:tcPr>
           <w:p>
             <w:pPr>
               <w:pStyle w:val="Compact"/>
@@ -22109,6 +23913,7 @@
         </w:tc>
         <w:tc>
           <w:tcPr>
+            <w:tcW w:w="3556" w:type="dxa"/>
             <w:shd w:val="clear" w:color="auto" w:fill="DCFCE7"/>
           </w:tcPr>
           <w:p>
@@ -22133,6 +23938,7 @@
         </w:trPr>
         <w:tc>
           <w:tcPr>
+            <w:tcW w:w="5516" w:type="dxa"/>
             <w:shd w:val="clear" w:color="auto" w:fill="F6F8F7"/>
           </w:tcPr>
           <w:p>
@@ -22150,6 +23956,7 @@
         </w:tc>
         <w:tc>
           <w:tcPr>
+            <w:tcW w:w="3556" w:type="dxa"/>
             <w:shd w:val="clear" w:color="auto" w:fill="FEF3C7"/>
           </w:tcPr>
           <w:p>
@@ -22173,6 +23980,9 @@
           <w:cantSplit/>
         </w:trPr>
         <w:tc>
+          <w:tcPr>
+            <w:tcW w:w="5516" w:type="dxa"/>
+          </w:tcPr>
           <w:p>
             <w:pPr>
               <w:pStyle w:val="Compact"/>
@@ -22188,6 +23998,7 @@
         </w:tc>
         <w:tc>
           <w:tcPr>
+            <w:tcW w:w="3556" w:type="dxa"/>
             <w:shd w:val="clear" w:color="auto" w:fill="FFEDD5"/>
           </w:tcPr>
           <w:p>
@@ -22212,6 +24023,7 @@
         </w:trPr>
         <w:tc>
           <w:tcPr>
+            <w:tcW w:w="5516" w:type="dxa"/>
             <w:shd w:val="clear" w:color="auto" w:fill="F6F8F7"/>
           </w:tcPr>
           <w:p>
@@ -22229,6 +24041,7 @@
         </w:tc>
         <w:tc>
           <w:tcPr>
+            <w:tcW w:w="3556" w:type="dxa"/>
             <w:shd w:val="clear" w:color="auto" w:fill="FEE2E2"/>
           </w:tcPr>
           <w:p>
